--- a/flower_backend/doctypes/RDM.docx
+++ b/flower_backend/doctypes/RDM.docx
@@ -1,6 +1,6 @@
 
 <file path=word/document.xml><?xml version="1.0" encoding="utf-8"?>
-<w:document xmlns:wpc="http://schemas.microsoft.com/office/word/2010/wordprocessingCanvas" xmlns:cx="http://schemas.microsoft.com/office/drawing/2014/chartex" xmlns:cx1="http://schemas.microsoft.com/office/drawing/2015/9/8/chartex" xmlns:cx2="http://schemas.microsoft.com/office/drawing/2015/10/21/chartex" xmlns:cx3="http://schemas.microsoft.com/office/drawing/2016/5/9/chartex" xmlns:cx4="http://schemas.microsoft.com/office/drawing/2016/5/10/chartex" xmlns:cx5="http://schemas.microsoft.com/office/drawing/2016/5/11/chartex" xmlns:cx6="http://schemas.microsoft.com/office/drawing/2016/5/12/chartex" xmlns:cx7="http://schemas.microsoft.com/office/drawing/2016/5/13/chartex" xmlns:cx8="http://schemas.microsoft.com/office/drawing/2016/5/14/chartex" xmlns:mc="http://schemas.openxmlformats.org/markup-compatibility/2006" xmlns:aink="http://schemas.microsoft.com/office/drawing/2016/ink" xmlns:am3d="http://schemas.microsoft.com/office/drawing/2017/model3d" xmlns:o="urn:schemas-microsoft-com:office:office" xmlns:r="http://schemas.openxmlformats.org/officeDocument/2006/relationships" xmlns:m="http://schemas.openxmlformats.org/officeDocument/2006/math" xmlns:v="urn:schemas-microsoft-com:vml" xmlns:wp14="http://schemas.microsoft.com/office/word/2010/wordprocessingDrawing" xmlns:wp="http://schemas.openxmlformats.org/drawingml/2006/wordprocessingDrawing" xmlns:w10="urn:schemas-microsoft-com:office:word" xmlns:w="http://schemas.openxmlformats.org/wordprocessingml/2006/main" xmlns:w14="http://schemas.microsoft.com/office/word/2010/wordml" xmlns:w15="http://schemas.microsoft.com/office/word/2012/wordml" xmlns:w16cex="http://schemas.microsoft.com/office/word/2018/wordml/cex" xmlns:w16cid="http://schemas.microsoft.com/office/word/2016/wordml/cid" xmlns:w16="http://schemas.microsoft.com/office/word/2018/wordml" xmlns:w16se="http://schemas.microsoft.com/office/word/2015/wordml/symex" xmlns:wpg="http://schemas.microsoft.com/office/word/2010/wordprocessingGroup" xmlns:wpi="http://schemas.microsoft.com/office/word/2010/wordprocessingInk" xmlns:wne="http://schemas.microsoft.com/office/word/2006/wordml" xmlns:wps="http://schemas.microsoft.com/office/word/2010/wordprocessingShape" mc:Ignorable="w14 w15 w16se w16cid w16 w16cex wp14">
+<w:document xmlns:wpc="http://schemas.microsoft.com/office/word/2010/wordprocessingCanvas" xmlns:mc="http://schemas.openxmlformats.org/markup-compatibility/2006" xmlns:o="urn:schemas-microsoft-com:office:office" xmlns:r="http://schemas.openxmlformats.org/officeDocument/2006/relationships" xmlns:m="http://schemas.openxmlformats.org/officeDocument/2006/math" xmlns:v="urn:schemas-microsoft-com:vml" xmlns:wp14="http://schemas.microsoft.com/office/word/2010/wordprocessingDrawing" xmlns:wp="http://schemas.openxmlformats.org/drawingml/2006/wordprocessingDrawing" xmlns:w10="urn:schemas-microsoft-com:office:word" xmlns:w="http://schemas.openxmlformats.org/wordprocessingml/2006/main" xmlns:w14="http://schemas.microsoft.com/office/word/2010/wordml" xmlns:w15="http://schemas.microsoft.com/office/word/2012/wordml" xmlns:wpg="http://schemas.microsoft.com/office/word/2010/wordprocessingGroup" xmlns:wpi="http://schemas.microsoft.com/office/word/2010/wordprocessingInk" xmlns:wne="http://schemas.microsoft.com/office/word/2006/wordml" xmlns:wps="http://schemas.microsoft.com/office/word/2010/wordprocessingShape" mc:Ignorable="w14 w15 wp14">
   <w:body>
     <w:p>
       <w:pPr>
@@ -60,8 +60,9 @@
           <w:sz w:val="32"/>
           <w:szCs w:val="32"/>
         </w:rPr>
-        <w:t>RDM_{{ mission.</w:t>
-      </w:r>
+        <w:t>RDM</w:t>
+      </w:r>
+      <w:proofErr w:type="gramStart"/>
       <w:r>
         <w:rPr>
           <w:rFonts w:ascii="Verdana" w:eastAsia="Verdana" w:hAnsi="Verdana" w:cs="Verdana"/>
@@ -72,8 +73,9 @@
           <w:sz w:val="32"/>
           <w:szCs w:val="32"/>
         </w:rPr>
-        <w:t>project</w:t>
-      </w:r>
+        <w:t>_{</w:t>
+      </w:r>
+      <w:proofErr w:type="gramEnd"/>
       <w:r>
         <w:rPr>
           <w:rFonts w:ascii="Verdana" w:eastAsia="Verdana" w:hAnsi="Verdana" w:cs="Verdana"/>
@@ -84,8 +86,9 @@
           <w:sz w:val="32"/>
           <w:szCs w:val="32"/>
         </w:rPr>
-        <w:t>.num</w:t>
-      </w:r>
+        <w:t xml:space="preserve">{ </w:t>
+      </w:r>
+      <w:proofErr w:type="spellStart"/>
       <w:r>
         <w:rPr>
           <w:rFonts w:ascii="Verdana" w:eastAsia="Verdana" w:hAnsi="Verdana" w:cs="Verdana"/>
@@ -96,8 +99,45 @@
           <w:sz w:val="32"/>
           <w:szCs w:val="32"/>
         </w:rPr>
+        <w:t>mission.</w:t>
+      </w:r>
+      <w:r>
+        <w:rPr>
+          <w:rFonts w:ascii="Verdana" w:eastAsia="Verdana" w:hAnsi="Verdana" w:cs="Verdana"/>
+          <w:b/>
+          <w:i/>
+          <w:smallCaps/>
+          <w:color w:val="365F91"/>
+          <w:sz w:val="32"/>
+          <w:szCs w:val="32"/>
+        </w:rPr>
+        <w:t>project</w:t>
+      </w:r>
+      <w:r>
+        <w:rPr>
+          <w:rFonts w:ascii="Verdana" w:eastAsia="Verdana" w:hAnsi="Verdana" w:cs="Verdana"/>
+          <w:b/>
+          <w:i/>
+          <w:smallCaps/>
+          <w:color w:val="365F91"/>
+          <w:sz w:val="32"/>
+          <w:szCs w:val="32"/>
+        </w:rPr>
+        <w:t>.num</w:t>
+      </w:r>
+      <w:r>
+        <w:rPr>
+          <w:rFonts w:ascii="Verdana" w:eastAsia="Verdana" w:hAnsi="Verdana" w:cs="Verdana"/>
+          <w:b/>
+          <w:i/>
+          <w:smallCaps/>
+          <w:color w:val="365F91"/>
+          <w:sz w:val="32"/>
+          <w:szCs w:val="32"/>
+        </w:rPr>
         <w:t>ber</w:t>
       </w:r>
+      <w:proofErr w:type="spellEnd"/>
       <w:r>
         <w:rPr>
           <w:rFonts w:ascii="Verdana" w:eastAsia="Verdana" w:hAnsi="Verdana" w:cs="Verdana"/>
@@ -185,8 +225,9 @@
           <w:sz w:val="20"/>
           <w:szCs w:val="20"/>
         </w:rPr>
-        <w:t>CE_{{ mission.</w:t>
-      </w:r>
+        <w:t>CE</w:t>
+      </w:r>
+      <w:proofErr w:type="gramStart"/>
       <w:r>
         <w:rPr>
           <w:rFonts w:ascii="Arial" w:eastAsia="Arial" w:hAnsi="Arial" w:cs="Arial"/>
@@ -195,6 +236,38 @@
           <w:sz w:val="20"/>
           <w:szCs w:val="20"/>
         </w:rPr>
+        <w:t>_{</w:t>
+      </w:r>
+      <w:proofErr w:type="gramEnd"/>
+      <w:r>
+        <w:rPr>
+          <w:rFonts w:ascii="Arial" w:eastAsia="Arial" w:hAnsi="Arial" w:cs="Arial"/>
+          <w:b/>
+          <w:color w:val="000000"/>
+          <w:sz w:val="20"/>
+          <w:szCs w:val="20"/>
+        </w:rPr>
+        <w:t xml:space="preserve">{ </w:t>
+      </w:r>
+      <w:proofErr w:type="spellStart"/>
+      <w:r>
+        <w:rPr>
+          <w:rFonts w:ascii="Arial" w:eastAsia="Arial" w:hAnsi="Arial" w:cs="Arial"/>
+          <w:b/>
+          <w:color w:val="000000"/>
+          <w:sz w:val="20"/>
+          <w:szCs w:val="20"/>
+        </w:rPr>
+        <w:t>mission.</w:t>
+      </w:r>
+      <w:r>
+        <w:rPr>
+          <w:rFonts w:ascii="Arial" w:eastAsia="Arial" w:hAnsi="Arial" w:cs="Arial"/>
+          <w:b/>
+          <w:color w:val="000000"/>
+          <w:sz w:val="20"/>
+          <w:szCs w:val="20"/>
+        </w:rPr>
         <w:t>project</w:t>
       </w:r>
       <w:r>
@@ -217,6 +290,7 @@
         </w:rPr>
         <w:t>ber</w:t>
       </w:r>
+      <w:proofErr w:type="spellEnd"/>
       <w:r>
         <w:rPr>
           <w:rFonts w:ascii="Arial" w:eastAsia="Arial" w:hAnsi="Arial" w:cs="Arial"/>
@@ -306,7 +380,58 @@
           <w:sz w:val="20"/>
           <w:szCs w:val="20"/>
         </w:rPr>
-        <w:t>{{ param('nom') }}</w:t>
+        <w:t>{</w:t>
+      </w:r>
+      <w:proofErr w:type="gramStart"/>
+      <w:r>
+        <w:rPr>
+          <w:rFonts w:ascii="Arial" w:eastAsia="Arial" w:hAnsi="Arial" w:cs="Arial"/>
+          <w:b/>
+          <w:sz w:val="20"/>
+          <w:szCs w:val="20"/>
+        </w:rPr>
+        <w:t xml:space="preserve">{ </w:t>
+      </w:r>
+      <w:proofErr w:type="spellStart"/>
+      <w:r>
+        <w:rPr>
+          <w:rFonts w:ascii="Arial" w:eastAsia="Arial" w:hAnsi="Arial" w:cs="Arial"/>
+          <w:b/>
+          <w:sz w:val="20"/>
+          <w:szCs w:val="20"/>
+        </w:rPr>
+        <w:t>param</w:t>
+      </w:r>
+      <w:proofErr w:type="spellEnd"/>
+      <w:proofErr w:type="gramEnd"/>
+      <w:r>
+        <w:rPr>
+          <w:rFonts w:ascii="Arial" w:eastAsia="Arial" w:hAnsi="Arial" w:cs="Arial"/>
+          <w:b/>
+          <w:sz w:val="20"/>
+          <w:szCs w:val="20"/>
+        </w:rPr>
+        <w:t>('</w:t>
+      </w:r>
+      <w:proofErr w:type="spellStart"/>
+      <w:r>
+        <w:rPr>
+          <w:rFonts w:ascii="Arial" w:eastAsia="Arial" w:hAnsi="Arial" w:cs="Arial"/>
+          <w:b/>
+          <w:sz w:val="20"/>
+          <w:szCs w:val="20"/>
+        </w:rPr>
+        <w:t>je_name</w:t>
+      </w:r>
+      <w:proofErr w:type="spellEnd"/>
+      <w:r>
+        <w:rPr>
+          <w:rFonts w:ascii="Arial" w:eastAsia="Arial" w:hAnsi="Arial" w:cs="Arial"/>
+          <w:b/>
+          <w:sz w:val="20"/>
+          <w:szCs w:val="20"/>
+        </w:rPr>
+        <w:t>') }}</w:t>
       </w:r>
     </w:p>
     <w:p>
@@ -327,7 +452,69 @@
           <w:sz w:val="20"/>
           <w:szCs w:val="20"/>
         </w:rPr>
-        <w:t>située {{ param('adresse') }}</w:t>
+        <w:t>située {</w:t>
+      </w:r>
+      <w:proofErr w:type="gramStart"/>
+      <w:r>
+        <w:rPr>
+          <w:rFonts w:ascii="Arial" w:eastAsia="Arial" w:hAnsi="Arial" w:cs="Arial"/>
+          <w:sz w:val="20"/>
+          <w:szCs w:val="20"/>
+        </w:rPr>
+        <w:t xml:space="preserve">{ </w:t>
+      </w:r>
+      <w:proofErr w:type="spellStart"/>
+      <w:r>
+        <w:rPr>
+          <w:rFonts w:ascii="Arial" w:eastAsia="Arial" w:hAnsi="Arial" w:cs="Arial"/>
+          <w:sz w:val="20"/>
+          <w:szCs w:val="20"/>
+        </w:rPr>
+        <w:t>param</w:t>
+      </w:r>
+      <w:proofErr w:type="spellEnd"/>
+      <w:proofErr w:type="gramEnd"/>
+      <w:r>
+        <w:rPr>
+          <w:rFonts w:ascii="Arial" w:eastAsia="Arial" w:hAnsi="Arial" w:cs="Arial"/>
+          <w:sz w:val="20"/>
+          <w:szCs w:val="20"/>
+        </w:rPr>
+        <w:t>('</w:t>
+      </w:r>
+      <w:proofErr w:type="spellStart"/>
+      <w:r>
+        <w:rPr>
+          <w:rFonts w:ascii="Arial" w:eastAsia="Arial" w:hAnsi="Arial" w:cs="Arial"/>
+          <w:sz w:val="20"/>
+          <w:szCs w:val="20"/>
+        </w:rPr>
+        <w:t>je_</w:t>
+      </w:r>
+      <w:r>
+        <w:rPr>
+          <w:rFonts w:ascii="Arial" w:eastAsia="Arial" w:hAnsi="Arial" w:cs="Arial"/>
+          <w:sz w:val="20"/>
+          <w:szCs w:val="20"/>
+        </w:rPr>
+        <w:t>ad</w:t>
+      </w:r>
+      <w:r>
+        <w:rPr>
+          <w:rFonts w:ascii="Arial" w:eastAsia="Arial" w:hAnsi="Arial" w:cs="Arial"/>
+          <w:sz w:val="20"/>
+          <w:szCs w:val="20"/>
+        </w:rPr>
+        <w:t>dress</w:t>
+      </w:r>
+      <w:proofErr w:type="spellEnd"/>
+      <w:r>
+        <w:rPr>
+          <w:rFonts w:ascii="Arial" w:eastAsia="Arial" w:hAnsi="Arial" w:cs="Arial"/>
+          <w:sz w:val="20"/>
+          <w:szCs w:val="20"/>
+        </w:rPr>
+        <w:t>') }}</w:t>
       </w:r>
     </w:p>
     <w:p>
@@ -347,7 +534,97 @@
           <w:sz w:val="20"/>
           <w:szCs w:val="20"/>
         </w:rPr>
-        <w:t>représentée par son président {{ param('presidentPrenom') }} {{ param('presidentNom') }}</w:t>
+        <w:t>représentée par son président {</w:t>
+      </w:r>
+      <w:proofErr w:type="gramStart"/>
+      <w:r>
+        <w:rPr>
+          <w:rFonts w:ascii="Arial" w:eastAsia="Arial" w:hAnsi="Arial" w:cs="Arial"/>
+          <w:sz w:val="20"/>
+          <w:szCs w:val="20"/>
+        </w:rPr>
+        <w:t xml:space="preserve">{ </w:t>
+      </w:r>
+      <w:proofErr w:type="spellStart"/>
+      <w:r>
+        <w:rPr>
+          <w:rFonts w:ascii="Arial" w:eastAsia="Arial" w:hAnsi="Arial" w:cs="Arial"/>
+          <w:sz w:val="20"/>
+          <w:szCs w:val="20"/>
+        </w:rPr>
+        <w:t>param</w:t>
+      </w:r>
+      <w:proofErr w:type="spellEnd"/>
+      <w:proofErr w:type="gramEnd"/>
+      <w:r>
+        <w:rPr>
+          <w:rFonts w:ascii="Arial" w:eastAsia="Arial" w:hAnsi="Arial" w:cs="Arial"/>
+          <w:sz w:val="20"/>
+          <w:szCs w:val="20"/>
+        </w:rPr>
+        <w:t>('</w:t>
+      </w:r>
+      <w:proofErr w:type="spellStart"/>
+      <w:r>
+        <w:rPr>
+          <w:rFonts w:ascii="Arial" w:eastAsia="Arial" w:hAnsi="Arial" w:cs="Arial"/>
+          <w:sz w:val="20"/>
+          <w:szCs w:val="20"/>
+        </w:rPr>
+        <w:t>president</w:t>
+      </w:r>
+      <w:r>
+        <w:rPr>
+          <w:rFonts w:ascii="Arial" w:eastAsia="Arial" w:hAnsi="Arial" w:cs="Arial"/>
+          <w:sz w:val="20"/>
+          <w:szCs w:val="20"/>
+        </w:rPr>
+        <w:t>_firstname</w:t>
+      </w:r>
+      <w:proofErr w:type="spellEnd"/>
+      <w:r>
+        <w:rPr>
+          <w:rFonts w:ascii="Arial" w:eastAsia="Arial" w:hAnsi="Arial" w:cs="Arial"/>
+          <w:sz w:val="20"/>
+          <w:szCs w:val="20"/>
+        </w:rPr>
+        <w:t xml:space="preserve">') }} {{ </w:t>
+      </w:r>
+      <w:proofErr w:type="spellStart"/>
+      <w:r>
+        <w:rPr>
+          <w:rFonts w:ascii="Arial" w:eastAsia="Arial" w:hAnsi="Arial" w:cs="Arial"/>
+          <w:sz w:val="20"/>
+          <w:szCs w:val="20"/>
+        </w:rPr>
+        <w:t>param</w:t>
+      </w:r>
+      <w:proofErr w:type="spellEnd"/>
+      <w:r>
+        <w:rPr>
+          <w:rFonts w:ascii="Arial" w:eastAsia="Arial" w:hAnsi="Arial" w:cs="Arial"/>
+          <w:sz w:val="20"/>
+          <w:szCs w:val="20"/>
+        </w:rPr>
+        <w:t>('</w:t>
+      </w:r>
+      <w:proofErr w:type="spellStart"/>
+      <w:r>
+        <w:rPr>
+          <w:rFonts w:ascii="Arial" w:eastAsia="Arial" w:hAnsi="Arial" w:cs="Arial"/>
+          <w:sz w:val="20"/>
+          <w:szCs w:val="20"/>
+        </w:rPr>
+        <w:t>president_lastname</w:t>
+      </w:r>
+      <w:proofErr w:type="spellEnd"/>
+      <w:r>
+        <w:rPr>
+          <w:rFonts w:ascii="Arial" w:eastAsia="Arial" w:hAnsi="Arial" w:cs="Arial"/>
+          <w:sz w:val="20"/>
+          <w:szCs w:val="20"/>
+        </w:rPr>
+        <w:t>') }}</w:t>
       </w:r>
     </w:p>
     <w:p>
@@ -368,7 +645,69 @@
           <w:sz w:val="20"/>
           <w:szCs w:val="20"/>
         </w:rPr>
-        <w:t>ci-après dénommée {{ param('nom') }}</w:t>
+        <w:t>ci-après dénommée {</w:t>
+      </w:r>
+      <w:proofErr w:type="gramStart"/>
+      <w:r>
+        <w:rPr>
+          <w:rFonts w:ascii="Arial" w:eastAsia="Arial" w:hAnsi="Arial" w:cs="Arial"/>
+          <w:sz w:val="20"/>
+          <w:szCs w:val="20"/>
+        </w:rPr>
+        <w:t xml:space="preserve">{ </w:t>
+      </w:r>
+      <w:proofErr w:type="spellStart"/>
+      <w:r>
+        <w:rPr>
+          <w:rFonts w:ascii="Arial" w:eastAsia="Arial" w:hAnsi="Arial" w:cs="Arial"/>
+          <w:sz w:val="20"/>
+          <w:szCs w:val="20"/>
+        </w:rPr>
+        <w:t>param</w:t>
+      </w:r>
+      <w:proofErr w:type="spellEnd"/>
+      <w:proofErr w:type="gramEnd"/>
+      <w:r>
+        <w:rPr>
+          <w:rFonts w:ascii="Arial" w:eastAsia="Arial" w:hAnsi="Arial" w:cs="Arial"/>
+          <w:sz w:val="20"/>
+          <w:szCs w:val="20"/>
+        </w:rPr>
+        <w:t>('</w:t>
+      </w:r>
+      <w:proofErr w:type="spellStart"/>
+      <w:r>
+        <w:rPr>
+          <w:rFonts w:ascii="Arial" w:eastAsia="Arial" w:hAnsi="Arial" w:cs="Arial"/>
+          <w:sz w:val="20"/>
+          <w:szCs w:val="20"/>
+        </w:rPr>
+        <w:t>je_na</w:t>
+      </w:r>
+      <w:r>
+        <w:rPr>
+          <w:rFonts w:ascii="Arial" w:eastAsia="Arial" w:hAnsi="Arial" w:cs="Arial"/>
+          <w:sz w:val="20"/>
+          <w:szCs w:val="20"/>
+        </w:rPr>
+        <w:t>m</w:t>
+      </w:r>
+      <w:r>
+        <w:rPr>
+          <w:rFonts w:ascii="Arial" w:eastAsia="Arial" w:hAnsi="Arial" w:cs="Arial"/>
+          <w:sz w:val="20"/>
+          <w:szCs w:val="20"/>
+        </w:rPr>
+        <w:t>e</w:t>
+      </w:r>
+      <w:proofErr w:type="spellEnd"/>
+      <w:r>
+        <w:rPr>
+          <w:rFonts w:ascii="Arial" w:eastAsia="Arial" w:hAnsi="Arial" w:cs="Arial"/>
+          <w:sz w:val="20"/>
+          <w:szCs w:val="20"/>
+        </w:rPr>
+        <w:t>') }}</w:t>
       </w:r>
     </w:p>
     <w:p>
@@ -443,8 +782,9 @@
           <w:szCs w:val="20"/>
         </w:rPr>
         <w:tab/>
-        <w:t>{{ mission.</w:t>
-      </w:r>
+        <w:t>{</w:t>
+      </w:r>
+      <w:proofErr w:type="gramStart"/>
       <w:r>
         <w:rPr>
           <w:rFonts w:ascii="Arial" w:eastAsia="Arial" w:hAnsi="Arial" w:cs="Arial"/>
@@ -452,8 +792,29 @@
           <w:sz w:val="20"/>
           <w:szCs w:val="20"/>
         </w:rPr>
+        <w:t xml:space="preserve">{ </w:t>
+      </w:r>
+      <w:proofErr w:type="spellStart"/>
+      <w:r>
+        <w:rPr>
+          <w:rFonts w:ascii="Arial" w:eastAsia="Arial" w:hAnsi="Arial" w:cs="Arial"/>
+          <w:color w:val="021A32"/>
+          <w:sz w:val="20"/>
+          <w:szCs w:val="20"/>
+        </w:rPr>
+        <w:t>mission.</w:t>
+      </w:r>
+      <w:r>
+        <w:rPr>
+          <w:rFonts w:ascii="Arial" w:eastAsia="Arial" w:hAnsi="Arial" w:cs="Arial"/>
+          <w:color w:val="021A32"/>
+          <w:sz w:val="20"/>
+          <w:szCs w:val="20"/>
+        </w:rPr>
         <w:t>consultant</w:t>
       </w:r>
+      <w:proofErr w:type="spellEnd"/>
+      <w:proofErr w:type="gramEnd"/>
       <w:r>
         <w:rPr>
           <w:rFonts w:ascii="Arial" w:eastAsia="Arial" w:hAnsi="Arial" w:cs="Arial"/>
@@ -492,8 +853,9 @@
           <w:sz w:val="20"/>
           <w:szCs w:val="20"/>
         </w:rPr>
-        <w:t xml:space="preserve"> {{ mission.</w:t>
-      </w:r>
+        <w:t xml:space="preserve"> {</w:t>
+      </w:r>
+      <w:proofErr w:type="gramStart"/>
       <w:r>
         <w:rPr>
           <w:rFonts w:ascii="Arial" w:eastAsia="Arial" w:hAnsi="Arial" w:cs="Arial"/>
@@ -501,6 +863,25 @@
           <w:sz w:val="20"/>
           <w:szCs w:val="20"/>
         </w:rPr>
+        <w:t xml:space="preserve">{ </w:t>
+      </w:r>
+      <w:proofErr w:type="spellStart"/>
+      <w:r>
+        <w:rPr>
+          <w:rFonts w:ascii="Arial" w:eastAsia="Arial" w:hAnsi="Arial" w:cs="Arial"/>
+          <w:color w:val="021A32"/>
+          <w:sz w:val="20"/>
+          <w:szCs w:val="20"/>
+        </w:rPr>
+        <w:t>mission.</w:t>
+      </w:r>
+      <w:r>
+        <w:rPr>
+          <w:rFonts w:ascii="Arial" w:eastAsia="Arial" w:hAnsi="Arial" w:cs="Arial"/>
+          <w:color w:val="021A32"/>
+          <w:sz w:val="20"/>
+          <w:szCs w:val="20"/>
+        </w:rPr>
         <w:t>consultant</w:t>
       </w:r>
       <w:r>
@@ -528,7 +909,18 @@
           <w:sz w:val="20"/>
           <w:szCs w:val="20"/>
         </w:rPr>
-        <w:t>ress }}</w:t>
+        <w:t>ress</w:t>
+      </w:r>
+      <w:proofErr w:type="spellEnd"/>
+      <w:proofErr w:type="gramEnd"/>
+      <w:r>
+        <w:rPr>
+          <w:rFonts w:ascii="Arial" w:eastAsia="Arial" w:hAnsi="Arial" w:cs="Arial"/>
+          <w:color w:val="021A32"/>
+          <w:sz w:val="20"/>
+          <w:szCs w:val="20"/>
+        </w:rPr>
+        <w:t xml:space="preserve"> }}</w:t>
       </w:r>
     </w:p>
     <w:p>
@@ -550,8 +942,9 @@
           <w:sz w:val="20"/>
           <w:szCs w:val="20"/>
         </w:rPr>
-        <w:t>{{ mission.</w:t>
-      </w:r>
+        <w:t>{</w:t>
+      </w:r>
+      <w:proofErr w:type="gramStart"/>
       <w:r>
         <w:rPr>
           <w:rFonts w:ascii="Arial" w:eastAsia="Arial" w:hAnsi="Arial" w:cs="Arial"/>
@@ -559,6 +952,25 @@
           <w:sz w:val="20"/>
           <w:szCs w:val="20"/>
         </w:rPr>
+        <w:t xml:space="preserve">{ </w:t>
+      </w:r>
+      <w:proofErr w:type="spellStart"/>
+      <w:r>
+        <w:rPr>
+          <w:rFonts w:ascii="Arial" w:eastAsia="Arial" w:hAnsi="Arial" w:cs="Arial"/>
+          <w:color w:val="021A32"/>
+          <w:sz w:val="20"/>
+          <w:szCs w:val="20"/>
+        </w:rPr>
+        <w:t>mission.</w:t>
+      </w:r>
+      <w:r>
+        <w:rPr>
+          <w:rFonts w:ascii="Arial" w:eastAsia="Arial" w:hAnsi="Arial" w:cs="Arial"/>
+          <w:color w:val="021A32"/>
+          <w:sz w:val="20"/>
+          <w:szCs w:val="20"/>
+        </w:rPr>
         <w:t>consultant</w:t>
       </w:r>
       <w:r>
@@ -579,6 +991,8 @@
         </w:rPr>
         <w:t>postcode</w:t>
       </w:r>
+      <w:proofErr w:type="spellEnd"/>
+      <w:proofErr w:type="gramEnd"/>
       <w:r>
         <w:rPr>
           <w:rFonts w:ascii="Arial" w:eastAsia="Arial" w:hAnsi="Arial" w:cs="Arial"/>
@@ -586,8 +1000,9 @@
           <w:sz w:val="20"/>
           <w:szCs w:val="20"/>
         </w:rPr>
-        <w:t xml:space="preserve"> }} {{ mission</w:t>
-      </w:r>
+        <w:t xml:space="preserve"> }} {{ </w:t>
+      </w:r>
+      <w:proofErr w:type="spellStart"/>
       <w:r>
         <w:rPr>
           <w:rFonts w:ascii="Arial" w:eastAsia="Arial" w:hAnsi="Arial" w:cs="Arial"/>
@@ -595,6 +1010,15 @@
           <w:sz w:val="20"/>
           <w:szCs w:val="20"/>
         </w:rPr>
+        <w:t>mission</w:t>
+      </w:r>
+      <w:r>
+        <w:rPr>
+          <w:rFonts w:ascii="Arial" w:eastAsia="Arial" w:hAnsi="Arial" w:cs="Arial"/>
+          <w:color w:val="021A32"/>
+          <w:sz w:val="20"/>
+          <w:szCs w:val="20"/>
+        </w:rPr>
         <w:t>.consultant</w:t>
       </w:r>
       <w:r>
@@ -615,6 +1039,7 @@
         </w:rPr>
         <w:t>town</w:t>
       </w:r>
+      <w:proofErr w:type="spellEnd"/>
       <w:r>
         <w:rPr>
           <w:rFonts w:ascii="Arial" w:eastAsia="Arial" w:hAnsi="Arial" w:cs="Arial"/>
@@ -752,7 +1177,25 @@
           <w:sz w:val="20"/>
           <w:szCs w:val="20"/>
         </w:rPr>
-        <w:t>de l’étude {{ mission.</w:t>
+        <w:t>de l’étude {</w:t>
+      </w:r>
+      <w:proofErr w:type="gramStart"/>
+      <w:r>
+        <w:rPr>
+          <w:rFonts w:ascii="Arial" w:eastAsia="Arial" w:hAnsi="Arial" w:cs="Arial"/>
+          <w:sz w:val="20"/>
+          <w:szCs w:val="20"/>
+        </w:rPr>
+        <w:t xml:space="preserve">{ </w:t>
+      </w:r>
+      <w:proofErr w:type="spellStart"/>
+      <w:r>
+        <w:rPr>
+          <w:rFonts w:ascii="Arial" w:eastAsia="Arial" w:hAnsi="Arial" w:cs="Arial"/>
+          <w:sz w:val="20"/>
+          <w:szCs w:val="20"/>
+        </w:rPr>
+        <w:t>mission.</w:t>
       </w:r>
       <w:r>
         <w:rPr>
@@ -778,6 +1221,8 @@
         </w:rPr>
         <w:t>ber</w:t>
       </w:r>
+      <w:proofErr w:type="spellEnd"/>
+      <w:proofErr w:type="gramEnd"/>
       <w:r>
         <w:rPr>
           <w:rFonts w:ascii="Arial" w:eastAsia="Arial" w:hAnsi="Arial" w:cs="Arial"/>
@@ -801,7 +1246,16 @@
           <w:sz w:val="20"/>
           <w:szCs w:val="20"/>
         </w:rPr>
-        <w:t>{{ mission.</w:t>
+        <w:t>{</w:t>
+      </w:r>
+      <w:proofErr w:type="gramStart"/>
+      <w:r>
+        <w:rPr>
+          <w:rFonts w:ascii="Arial" w:eastAsia="Arial" w:hAnsi="Arial" w:cs="Arial"/>
+          <w:sz w:val="20"/>
+          <w:szCs w:val="20"/>
+        </w:rPr>
+        <w:t>{ mission.</w:t>
       </w:r>
       <w:r>
         <w:rPr>
@@ -827,13 +1281,50 @@
         </w:rPr>
         <w:t>name</w:t>
       </w:r>
-      <w:r>
-        <w:rPr>
-          <w:rFonts w:ascii="Arial" w:eastAsia="Arial" w:hAnsi="Arial" w:cs="Arial"/>
-          <w:sz w:val="20"/>
-          <w:szCs w:val="20"/>
-        </w:rPr>
-        <w:t xml:space="preserve"> }} à {{ param('nom') }}, consiste en l’étude de référence </w:t>
+      <w:proofErr w:type="gramEnd"/>
+      <w:r>
+        <w:rPr>
+          <w:rFonts w:ascii="Arial" w:eastAsia="Arial" w:hAnsi="Arial" w:cs="Arial"/>
+          <w:sz w:val="20"/>
+          <w:szCs w:val="20"/>
+        </w:rPr>
+        <w:t xml:space="preserve"> }} à {{ </w:t>
+      </w:r>
+      <w:proofErr w:type="spellStart"/>
+      <w:r>
+        <w:rPr>
+          <w:rFonts w:ascii="Arial" w:eastAsia="Arial" w:hAnsi="Arial" w:cs="Arial"/>
+          <w:sz w:val="20"/>
+          <w:szCs w:val="20"/>
+        </w:rPr>
+        <w:t>param</w:t>
+      </w:r>
+      <w:proofErr w:type="spellEnd"/>
+      <w:r>
+        <w:rPr>
+          <w:rFonts w:ascii="Arial" w:eastAsia="Arial" w:hAnsi="Arial" w:cs="Arial"/>
+          <w:sz w:val="20"/>
+          <w:szCs w:val="20"/>
+        </w:rPr>
+        <w:t>('</w:t>
+      </w:r>
+      <w:proofErr w:type="spellStart"/>
+      <w:r>
+        <w:rPr>
+          <w:rFonts w:ascii="Arial" w:eastAsia="Arial" w:hAnsi="Arial" w:cs="Arial"/>
+          <w:sz w:val="20"/>
+          <w:szCs w:val="20"/>
+        </w:rPr>
+        <w:t>je_name</w:t>
+      </w:r>
+      <w:proofErr w:type="spellEnd"/>
+      <w:r>
+        <w:rPr>
+          <w:rFonts w:ascii="Arial" w:eastAsia="Arial" w:hAnsi="Arial" w:cs="Arial"/>
+          <w:sz w:val="20"/>
+          <w:szCs w:val="20"/>
+        </w:rPr>
+        <w:t xml:space="preserve">') }}, consiste en l’étude de référence </w:t>
       </w:r>
       <w:r>
         <w:rPr>
@@ -842,8 +1333,9 @@
           <w:szCs w:val="20"/>
           <w:highlight w:val="yellow"/>
         </w:rPr>
-        <w:t>{{ mission.</w:t>
-      </w:r>
+        <w:t xml:space="preserve">{{ </w:t>
+      </w:r>
+      <w:proofErr w:type="spellStart"/>
       <w:r>
         <w:rPr>
           <w:rFonts w:ascii="Arial" w:eastAsia="Arial" w:hAnsi="Arial" w:cs="Arial"/>
@@ -851,6 +1343,15 @@
           <w:szCs w:val="20"/>
           <w:highlight w:val="yellow"/>
         </w:rPr>
+        <w:t>mission.</w:t>
+      </w:r>
+      <w:r>
+        <w:rPr>
+          <w:rFonts w:ascii="Arial" w:eastAsia="Arial" w:hAnsi="Arial" w:cs="Arial"/>
+          <w:sz w:val="20"/>
+          <w:szCs w:val="20"/>
+          <w:highlight w:val="yellow"/>
+        </w:rPr>
         <w:t>project</w:t>
       </w:r>
       <w:r>
@@ -871,6 +1372,7 @@
         </w:rPr>
         <w:t>ber</w:t>
       </w:r>
+      <w:proofErr w:type="spellEnd"/>
       <w:r>
         <w:rPr>
           <w:rFonts w:ascii="Arial" w:eastAsia="Arial" w:hAnsi="Arial" w:cs="Arial"/>
@@ -954,7 +1456,34 @@
           <w:sz w:val="20"/>
           <w:szCs w:val="20"/>
         </w:rPr>
-        <w:t>Conformément à la Convention Etude CE_{{ mission.</w:t>
+        <w:t>Conformément à la Convention Etude CE</w:t>
+      </w:r>
+      <w:proofErr w:type="gramStart"/>
+      <w:r>
+        <w:rPr>
+          <w:rFonts w:ascii="Arial" w:eastAsia="Arial" w:hAnsi="Arial" w:cs="Arial"/>
+          <w:sz w:val="20"/>
+          <w:szCs w:val="20"/>
+        </w:rPr>
+        <w:t>_{</w:t>
+      </w:r>
+      <w:proofErr w:type="gramEnd"/>
+      <w:r>
+        <w:rPr>
+          <w:rFonts w:ascii="Arial" w:eastAsia="Arial" w:hAnsi="Arial" w:cs="Arial"/>
+          <w:sz w:val="20"/>
+          <w:szCs w:val="20"/>
+        </w:rPr>
+        <w:t xml:space="preserve">{ </w:t>
+      </w:r>
+      <w:proofErr w:type="spellStart"/>
+      <w:r>
+        <w:rPr>
+          <w:rFonts w:ascii="Arial" w:eastAsia="Arial" w:hAnsi="Arial" w:cs="Arial"/>
+          <w:sz w:val="20"/>
+          <w:szCs w:val="20"/>
+        </w:rPr>
+        <w:t>mission.</w:t>
       </w:r>
       <w:r>
         <w:rPr>
@@ -980,6 +1509,7 @@
         </w:rPr>
         <w:t>ber</w:t>
       </w:r>
+      <w:proofErr w:type="spellEnd"/>
       <w:r>
         <w:rPr>
           <w:rFonts w:ascii="Arial" w:eastAsia="Arial" w:hAnsi="Arial" w:cs="Arial"/>
@@ -1014,6 +1544,8 @@
         </w:rPr>
         <w:t>. L’étudiant devra ainsi fournir, à terme, le livrable décrit ainsi :</w:t>
       </w:r>
+      <w:bookmarkStart w:id="1" w:name="_GoBack"/>
+      <w:bookmarkEnd w:id="1"/>
     </w:p>
     <w:p>
       <w:pPr>
@@ -1059,29 +1591,64 @@
           <w:rFonts w:ascii="Arial" w:eastAsia="Arial" w:hAnsi="Arial" w:cs="Arial"/>
           <w:sz w:val="20"/>
           <w:szCs w:val="20"/>
-        </w:rPr>
-      </w:pPr>
-      <w:r>
-        <w:rPr>
-          <w:rFonts w:ascii="Arial" w:eastAsia="Arial" w:hAnsi="Arial" w:cs="Arial"/>
-          <w:sz w:val="20"/>
-          <w:szCs w:val="20"/>
-        </w:rPr>
-        <w:t>{% for phase in mission.phases</w:t>
-      </w:r>
-      <w:r>
-        <w:rPr>
-          <w:rFonts w:ascii="Arial" w:eastAsia="Arial" w:hAnsi="Arial" w:cs="Arial"/>
-          <w:sz w:val="20"/>
-          <w:szCs w:val="20"/>
-        </w:rPr>
-        <w:t>.iterator()</w:t>
-      </w:r>
-      <w:r>
-        <w:rPr>
-          <w:rFonts w:ascii="Arial" w:eastAsia="Arial" w:hAnsi="Arial" w:cs="Arial"/>
-          <w:sz w:val="20"/>
-          <w:szCs w:val="20"/>
+          <w:lang w:val="en-GB"/>
+        </w:rPr>
+      </w:pPr>
+      <w:r>
+        <w:rPr>
+          <w:rFonts w:ascii="Arial" w:eastAsia="Arial" w:hAnsi="Arial" w:cs="Arial"/>
+          <w:sz w:val="20"/>
+          <w:szCs w:val="20"/>
+          <w:lang w:val="en-GB"/>
+        </w:rPr>
+        <w:t xml:space="preserve">{% for phase in </w:t>
+      </w:r>
+      <w:proofErr w:type="spellStart"/>
+      <w:proofErr w:type="gramStart"/>
+      <w:r>
+        <w:rPr>
+          <w:rFonts w:ascii="Arial" w:eastAsia="Arial" w:hAnsi="Arial" w:cs="Arial"/>
+          <w:sz w:val="20"/>
+          <w:szCs w:val="20"/>
+          <w:lang w:val="en-GB"/>
+        </w:rPr>
+        <w:t>mission.phases</w:t>
+      </w:r>
+      <w:r>
+        <w:rPr>
+          <w:rFonts w:ascii="Arial" w:eastAsia="Arial" w:hAnsi="Arial" w:cs="Arial"/>
+          <w:sz w:val="20"/>
+          <w:szCs w:val="20"/>
+          <w:lang w:val="en-GB"/>
+        </w:rPr>
+        <w:t>.iterator</w:t>
+      </w:r>
+      <w:proofErr w:type="spellEnd"/>
+      <w:r>
+        <w:rPr>
+          <w:rFonts w:ascii="Arial" w:eastAsia="Arial" w:hAnsi="Arial" w:cs="Arial"/>
+          <w:sz w:val="20"/>
+          <w:szCs w:val="20"/>
+          <w:lang w:val="en-GB"/>
+        </w:rPr>
+        <w:t>(</w:t>
+      </w:r>
+      <w:proofErr w:type="gramEnd"/>
+      <w:r>
+        <w:rPr>
+          <w:rFonts w:ascii="Arial" w:eastAsia="Arial" w:hAnsi="Arial" w:cs="Arial"/>
+          <w:sz w:val="20"/>
+          <w:szCs w:val="20"/>
+          <w:lang w:val="en-GB"/>
+        </w:rPr>
+        <w:t>)</w:t>
+      </w:r>
+      <w:r>
+        <w:rPr>
+          <w:rFonts w:ascii="Arial" w:eastAsia="Arial" w:hAnsi="Arial" w:cs="Arial"/>
+          <w:sz w:val="20"/>
+          <w:szCs w:val="20"/>
+          <w:lang w:val="en-GB"/>
         </w:rPr>
         <w:t xml:space="preserve"> %}</w:t>
       </w:r>
@@ -1102,7 +1669,27 @@
           <w:sz w:val="20"/>
           <w:szCs w:val="20"/>
         </w:rPr>
-        <w:t>Phase {{ phase.groupe.tit</w:t>
+        <w:t>Phase {</w:t>
+      </w:r>
+      <w:proofErr w:type="gramStart"/>
+      <w:r>
+        <w:rPr>
+          <w:rFonts w:ascii="Arial" w:eastAsia="Arial" w:hAnsi="Arial" w:cs="Arial"/>
+          <w:b/>
+          <w:sz w:val="20"/>
+          <w:szCs w:val="20"/>
+        </w:rPr>
+        <w:t xml:space="preserve">{ </w:t>
+      </w:r>
+      <w:proofErr w:type="spellStart"/>
+      <w:r>
+        <w:rPr>
+          <w:rFonts w:ascii="Arial" w:eastAsia="Arial" w:hAnsi="Arial" w:cs="Arial"/>
+          <w:b/>
+          <w:sz w:val="20"/>
+          <w:szCs w:val="20"/>
+        </w:rPr>
+        <w:t>phase.groupe.tit</w:t>
       </w:r>
       <w:r>
         <w:rPr>
@@ -1120,7 +1707,18 @@
           <w:sz w:val="20"/>
           <w:szCs w:val="20"/>
         </w:rPr>
-        <w:t>e }}</w:t>
+        <w:t>e</w:t>
+      </w:r>
+      <w:proofErr w:type="spellEnd"/>
+      <w:proofErr w:type="gramEnd"/>
+      <w:r>
+        <w:rPr>
+          <w:rFonts w:ascii="Arial" w:eastAsia="Arial" w:hAnsi="Arial" w:cs="Arial"/>
+          <w:b/>
+          <w:sz w:val="20"/>
+          <w:szCs w:val="20"/>
+        </w:rPr>
+        <w:t xml:space="preserve"> }}</w:t>
       </w:r>
     </w:p>
     <w:p>
@@ -1140,7 +1738,25 @@
           <w:sz w:val="20"/>
           <w:szCs w:val="20"/>
         </w:rPr>
-        <w:t>{{ phase.tit</w:t>
+        <w:t>{</w:t>
+      </w:r>
+      <w:proofErr w:type="gramStart"/>
+      <w:r>
+        <w:rPr>
+          <w:rFonts w:ascii="Arial" w:eastAsia="Arial" w:hAnsi="Arial" w:cs="Arial"/>
+          <w:sz w:val="20"/>
+          <w:szCs w:val="20"/>
+        </w:rPr>
+        <w:t xml:space="preserve">{ </w:t>
+      </w:r>
+      <w:proofErr w:type="spellStart"/>
+      <w:r>
+        <w:rPr>
+          <w:rFonts w:ascii="Arial" w:eastAsia="Arial" w:hAnsi="Arial" w:cs="Arial"/>
+          <w:sz w:val="20"/>
+          <w:szCs w:val="20"/>
+        </w:rPr>
+        <w:t>phase.tit</w:t>
       </w:r>
       <w:r>
         <w:rPr>
@@ -1156,7 +1772,26 @@
           <w:sz w:val="20"/>
           <w:szCs w:val="20"/>
         </w:rPr>
-        <w:t>e }} — {{ phase.</w:t>
+        <w:t>e</w:t>
+      </w:r>
+      <w:proofErr w:type="spellEnd"/>
+      <w:proofErr w:type="gramEnd"/>
+      <w:r>
+        <w:rPr>
+          <w:rFonts w:ascii="Arial" w:eastAsia="Arial" w:hAnsi="Arial" w:cs="Arial"/>
+          <w:sz w:val="20"/>
+          <w:szCs w:val="20"/>
+        </w:rPr>
+        <w:t xml:space="preserve"> }} — {{ </w:t>
+      </w:r>
+      <w:proofErr w:type="spellStart"/>
+      <w:r>
+        <w:rPr>
+          <w:rFonts w:ascii="Arial" w:eastAsia="Arial" w:hAnsi="Arial" w:cs="Arial"/>
+          <w:sz w:val="20"/>
+          <w:szCs w:val="20"/>
+        </w:rPr>
+        <w:t>phase.</w:t>
       </w:r>
       <w:r>
         <w:rPr>
@@ -1166,13 +1801,23 @@
         </w:rPr>
         <w:t>nbJEH</w:t>
       </w:r>
-      <w:r>
-        <w:rPr>
-          <w:rFonts w:ascii="Arial" w:eastAsia="Arial" w:hAnsi="Arial" w:cs="Arial"/>
-          <w:sz w:val="20"/>
-          <w:szCs w:val="20"/>
-        </w:rPr>
-        <w:t xml:space="preserve"> }} JEH ({{ phase.</w:t>
+      <w:proofErr w:type="spellEnd"/>
+      <w:r>
+        <w:rPr>
+          <w:rFonts w:ascii="Arial" w:eastAsia="Arial" w:hAnsi="Arial" w:cs="Arial"/>
+          <w:sz w:val="20"/>
+          <w:szCs w:val="20"/>
+        </w:rPr>
+        <w:t xml:space="preserve"> }} JEH ({{ </w:t>
+      </w:r>
+      <w:proofErr w:type="spellStart"/>
+      <w:r>
+        <w:rPr>
+          <w:rFonts w:ascii="Arial" w:eastAsia="Arial" w:hAnsi="Arial" w:cs="Arial"/>
+          <w:sz w:val="20"/>
+          <w:szCs w:val="20"/>
+        </w:rPr>
+        <w:t>phase.</w:t>
       </w:r>
       <w:r>
         <w:rPr>
@@ -1182,6 +1827,7 @@
         </w:rPr>
         <w:t>priceJEH</w:t>
       </w:r>
+      <w:proofErr w:type="spellEnd"/>
       <w:r>
         <w:rPr>
           <w:rFonts w:ascii="Arial" w:eastAsia="Arial" w:hAnsi="Arial" w:cs="Arial"/>
@@ -1213,7 +1859,25 @@
           <w:sz w:val="20"/>
           <w:szCs w:val="20"/>
         </w:rPr>
-        <w:t>{% endfor %}</w:t>
+        <w:t xml:space="preserve">{% </w:t>
+      </w:r>
+      <w:proofErr w:type="spellStart"/>
+      <w:r>
+        <w:rPr>
+          <w:rFonts w:ascii="Arial" w:eastAsia="Arial" w:hAnsi="Arial" w:cs="Arial"/>
+          <w:sz w:val="20"/>
+          <w:szCs w:val="20"/>
+        </w:rPr>
+        <w:t>endfor</w:t>
+      </w:r>
+      <w:proofErr w:type="spellEnd"/>
+      <w:r>
+        <w:rPr>
+          <w:rFonts w:ascii="Arial" w:eastAsia="Arial" w:hAnsi="Arial" w:cs="Arial"/>
+          <w:sz w:val="20"/>
+          <w:szCs w:val="20"/>
+        </w:rPr>
+        <w:t xml:space="preserve"> %}</w:t>
       </w:r>
     </w:p>
     <w:p/>
@@ -1231,7 +1895,35 @@
           <w:sz w:val="20"/>
           <w:szCs w:val="20"/>
         </w:rPr>
-        <w:t>L'étudiant s'engage à respecter les termes de la Convention Etude CE_{{ mission.</w:t>
+        <w:lastRenderedPageBreak/>
+        <w:t>L'étudiant s'engage à respecter les termes de la Convention Etude CE</w:t>
+      </w:r>
+      <w:proofErr w:type="gramStart"/>
+      <w:r>
+        <w:rPr>
+          <w:rFonts w:ascii="Arial" w:eastAsia="Arial" w:hAnsi="Arial" w:cs="Arial"/>
+          <w:sz w:val="20"/>
+          <w:szCs w:val="20"/>
+        </w:rPr>
+        <w:t>_{</w:t>
+      </w:r>
+      <w:proofErr w:type="gramEnd"/>
+      <w:r>
+        <w:rPr>
+          <w:rFonts w:ascii="Arial" w:eastAsia="Arial" w:hAnsi="Arial" w:cs="Arial"/>
+          <w:sz w:val="20"/>
+          <w:szCs w:val="20"/>
+        </w:rPr>
+        <w:t xml:space="preserve">{ </w:t>
+      </w:r>
+      <w:proofErr w:type="spellStart"/>
+      <w:r>
+        <w:rPr>
+          <w:rFonts w:ascii="Arial" w:eastAsia="Arial" w:hAnsi="Arial" w:cs="Arial"/>
+          <w:sz w:val="20"/>
+          <w:szCs w:val="20"/>
+        </w:rPr>
+        <w:t>mission.</w:t>
       </w:r>
       <w:r>
         <w:rPr>
@@ -1257,23 +1949,61 @@
         </w:rPr>
         <w:t>ber</w:t>
       </w:r>
-      <w:r>
-        <w:rPr>
-          <w:rFonts w:ascii="Arial" w:eastAsia="Arial" w:hAnsi="Arial" w:cs="Arial"/>
-          <w:sz w:val="20"/>
-          <w:szCs w:val="20"/>
-        </w:rPr>
-        <w:t xml:space="preserve"> }} et du cahier des charges associé (reproduit ci-dessous), liant {{ param('nom') }} et le client, dont il déclare avoir pris connaissance.</w:t>
-      </w:r>
-    </w:p>
-    <w:p>
-      <w:pPr>
-        <w:rPr>
-          <w:rFonts w:ascii="Arial" w:eastAsia="Arial" w:hAnsi="Arial" w:cs="Arial"/>
-          <w:sz w:val="20"/>
-          <w:szCs w:val="20"/>
-        </w:rPr>
-      </w:pPr>
+      <w:proofErr w:type="spellEnd"/>
+      <w:r>
+        <w:rPr>
+          <w:rFonts w:ascii="Arial" w:eastAsia="Arial" w:hAnsi="Arial" w:cs="Arial"/>
+          <w:sz w:val="20"/>
+          <w:szCs w:val="20"/>
+        </w:rPr>
+        <w:t xml:space="preserve"> }} et du cahier des charges associé (reproduit ci-dessous), liant {{ </w:t>
+      </w:r>
+      <w:proofErr w:type="spellStart"/>
+      <w:r>
+        <w:rPr>
+          <w:rFonts w:ascii="Arial" w:eastAsia="Arial" w:hAnsi="Arial" w:cs="Arial"/>
+          <w:sz w:val="20"/>
+          <w:szCs w:val="20"/>
+        </w:rPr>
+        <w:t>param</w:t>
+      </w:r>
+      <w:proofErr w:type="spellEnd"/>
+      <w:r>
+        <w:rPr>
+          <w:rFonts w:ascii="Arial" w:eastAsia="Arial" w:hAnsi="Arial" w:cs="Arial"/>
+          <w:sz w:val="20"/>
+          <w:szCs w:val="20"/>
+        </w:rPr>
+        <w:t>('</w:t>
+      </w:r>
+      <w:proofErr w:type="spellStart"/>
+      <w:r>
+        <w:rPr>
+          <w:rFonts w:ascii="Arial" w:eastAsia="Arial" w:hAnsi="Arial" w:cs="Arial"/>
+          <w:sz w:val="20"/>
+          <w:szCs w:val="20"/>
+        </w:rPr>
+        <w:t>je_name</w:t>
+      </w:r>
+      <w:proofErr w:type="spellEnd"/>
+      <w:r>
+        <w:rPr>
+          <w:rFonts w:ascii="Arial" w:eastAsia="Arial" w:hAnsi="Arial" w:cs="Arial"/>
+          <w:sz w:val="20"/>
+          <w:szCs w:val="20"/>
+        </w:rPr>
+        <w:t>') }} et le client, dont il déclare avoir pris connaissance.</w:t>
+      </w:r>
+    </w:p>
+    <w:p>
+      <w:pPr>
+        <w:rPr>
+          <w:rFonts w:ascii="Arial" w:eastAsia="Arial" w:hAnsi="Arial" w:cs="Arial"/>
+          <w:sz w:val="20"/>
+          <w:szCs w:val="20"/>
+        </w:rPr>
+      </w:pPr>
+      <w:proofErr w:type="gramStart"/>
       <w:r>
         <w:rPr>
           <w:rFonts w:ascii="Arial" w:eastAsia="Arial" w:hAnsi="Arial" w:cs="Arial"/>
@@ -1281,8 +2011,17 @@
           <w:szCs w:val="20"/>
           <w:highlight w:val="yellow"/>
         </w:rPr>
-        <w:lastRenderedPageBreak/>
-        <w:t>copier ici le cahier des charges pris dans la CE, qui décrit exhaustivement et sans ambiguïté les besoins du client</w:t>
+        <w:t>copier</w:t>
+      </w:r>
+      <w:proofErr w:type="gramEnd"/>
+      <w:r>
+        <w:rPr>
+          <w:rFonts w:ascii="Arial" w:eastAsia="Arial" w:hAnsi="Arial" w:cs="Arial"/>
+          <w:sz w:val="20"/>
+          <w:szCs w:val="20"/>
+          <w:highlight w:val="yellow"/>
+        </w:rPr>
+        <w:t xml:space="preserve"> ici le cahier des charges pris dans la CE, qui décrit exhaustivement et sans ambiguïté les besoins du client</w:t>
       </w:r>
     </w:p>
     <w:p>
@@ -1343,8 +2082,9 @@
           <w:sz w:val="20"/>
           <w:szCs w:val="20"/>
         </w:rPr>
-        <w:t xml:space="preserve"> {{ mission.</w:t>
-      </w:r>
+        <w:t xml:space="preserve"> {</w:t>
+      </w:r>
+      <w:proofErr w:type="gramStart"/>
       <w:r>
         <w:rPr>
           <w:rFonts w:ascii="Arial" w:eastAsia="Arial" w:hAnsi="Arial" w:cs="Arial"/>
@@ -1352,8 +2092,29 @@
           <w:sz w:val="20"/>
           <w:szCs w:val="20"/>
         </w:rPr>
+        <w:t xml:space="preserve">{ </w:t>
+      </w:r>
+      <w:proofErr w:type="spellStart"/>
+      <w:r>
+        <w:rPr>
+          <w:rFonts w:ascii="Arial" w:eastAsia="Arial" w:hAnsi="Arial" w:cs="Arial"/>
+          <w:color w:val="021A32"/>
+          <w:sz w:val="20"/>
+          <w:szCs w:val="20"/>
+        </w:rPr>
+        <w:t>mission.</w:t>
+      </w:r>
+      <w:r>
+        <w:rPr>
+          <w:rFonts w:ascii="Arial" w:eastAsia="Arial" w:hAnsi="Arial" w:cs="Arial"/>
+          <w:color w:val="021A32"/>
+          <w:sz w:val="20"/>
+          <w:szCs w:val="20"/>
+        </w:rPr>
         <w:t>missionEnd</w:t>
       </w:r>
+      <w:proofErr w:type="spellEnd"/>
+      <w:proofErr w:type="gramEnd"/>
       <w:r>
         <w:rPr>
           <w:rFonts w:ascii="Arial" w:eastAsia="Arial" w:hAnsi="Arial" w:cs="Arial"/>
@@ -1370,8 +2131,9 @@
           <w:sz w:val="20"/>
           <w:szCs w:val="20"/>
         </w:rPr>
-        <w:t xml:space="preserve"> shortDate()</w:t>
-      </w:r>
+        <w:t xml:space="preserve"> </w:t>
+      </w:r>
+      <w:proofErr w:type="spellStart"/>
       <w:r>
         <w:rPr>
           <w:rFonts w:ascii="Arial" w:eastAsia="Arial" w:hAnsi="Arial" w:cs="Arial"/>
@@ -1379,6 +2141,25 @@
           <w:sz w:val="20"/>
           <w:szCs w:val="20"/>
         </w:rPr>
+        <w:t>shortDate</w:t>
+      </w:r>
+      <w:proofErr w:type="spellEnd"/>
+      <w:r>
+        <w:rPr>
+          <w:rFonts w:ascii="Arial" w:eastAsia="Arial" w:hAnsi="Arial" w:cs="Arial"/>
+          <w:color w:val="021A32"/>
+          <w:sz w:val="20"/>
+          <w:szCs w:val="20"/>
+        </w:rPr>
+        <w:t>()</w:t>
+      </w:r>
+      <w:r>
+        <w:rPr>
+          <w:rFonts w:ascii="Arial" w:eastAsia="Arial" w:hAnsi="Arial" w:cs="Arial"/>
+          <w:color w:val="021A32"/>
+          <w:sz w:val="20"/>
+          <w:szCs w:val="20"/>
+        </w:rPr>
         <w:t xml:space="preserve"> }}</w:t>
       </w:r>
       <w:r>
@@ -1415,7 +2196,27 @@
           <w:szCs w:val="20"/>
           <w:highlight w:val="yellow"/>
         </w:rPr>
-        <w:t>Copier ici l’image de l’échéancier de la CE (pris sur l’erp)</w:t>
+        <w:t>Copier ici l’image de l’échéancier de la CE (pris sur l’</w:t>
+      </w:r>
+      <w:proofErr w:type="spellStart"/>
+      <w:r>
+        <w:rPr>
+          <w:rFonts w:ascii="Arial" w:eastAsia="Arial" w:hAnsi="Arial" w:cs="Arial"/>
+          <w:sz w:val="20"/>
+          <w:szCs w:val="20"/>
+          <w:highlight w:val="yellow"/>
+        </w:rPr>
+        <w:t>erp</w:t>
+      </w:r>
+      <w:proofErr w:type="spellEnd"/>
+      <w:r>
+        <w:rPr>
+          <w:rFonts w:ascii="Arial" w:eastAsia="Arial" w:hAnsi="Arial" w:cs="Arial"/>
+          <w:sz w:val="20"/>
+          <w:szCs w:val="20"/>
+          <w:highlight w:val="yellow"/>
+        </w:rPr>
+        <w:t>)</w:t>
       </w:r>
     </w:p>
     <w:p>
@@ -1467,7 +2268,51 @@
           <w:sz w:val="20"/>
           <w:szCs w:val="20"/>
         </w:rPr>
-        <w:t>Les parties s’accordent que l’indemnisation versée à l’étudiant par {{ param('nom') }} sera de</w:t>
+        <w:t>Les parties s’accordent que l’indemnisation ver</w:t>
+      </w:r>
+      <w:r>
+        <w:rPr>
+          <w:rFonts w:ascii="Arial" w:eastAsia="Arial" w:hAnsi="Arial" w:cs="Arial"/>
+          <w:sz w:val="20"/>
+          <w:szCs w:val="20"/>
+        </w:rPr>
+        <w:t xml:space="preserve">sée à l’étudiant par {{ </w:t>
+      </w:r>
+      <w:proofErr w:type="spellStart"/>
+      <w:r>
+        <w:rPr>
+          <w:rFonts w:ascii="Arial" w:eastAsia="Arial" w:hAnsi="Arial" w:cs="Arial"/>
+          <w:sz w:val="20"/>
+          <w:szCs w:val="20"/>
+        </w:rPr>
+        <w:t>param</w:t>
+      </w:r>
+      <w:proofErr w:type="spellEnd"/>
+      <w:r>
+        <w:rPr>
+          <w:rFonts w:ascii="Arial" w:eastAsia="Arial" w:hAnsi="Arial" w:cs="Arial"/>
+          <w:sz w:val="20"/>
+          <w:szCs w:val="20"/>
+        </w:rPr>
+        <w:t>('</w:t>
+      </w:r>
+      <w:proofErr w:type="spellStart"/>
+      <w:r>
+        <w:rPr>
+          <w:rFonts w:ascii="Arial" w:eastAsia="Arial" w:hAnsi="Arial" w:cs="Arial"/>
+          <w:sz w:val="20"/>
+          <w:szCs w:val="20"/>
+        </w:rPr>
+        <w:t>je_name</w:t>
+      </w:r>
+      <w:proofErr w:type="spellEnd"/>
+      <w:r>
+        <w:rPr>
+          <w:rFonts w:ascii="Arial" w:eastAsia="Arial" w:hAnsi="Arial" w:cs="Arial"/>
+          <w:sz w:val="20"/>
+          <w:szCs w:val="20"/>
+        </w:rPr>
+        <w:t>') }} sera de</w:t>
       </w:r>
       <w:r>
         <w:rPr>
@@ -1476,8 +2321,9 @@
           <w:sz w:val="20"/>
           <w:szCs w:val="20"/>
         </w:rPr>
-        <w:t xml:space="preserve"> {{ mission.</w:t>
-      </w:r>
+        <w:t xml:space="preserve"> {{ </w:t>
+      </w:r>
+      <w:proofErr w:type="spellStart"/>
       <w:r>
         <w:rPr>
           <w:rFonts w:ascii="Arial" w:eastAsia="Arial" w:hAnsi="Arial" w:cs="Arial"/>
@@ -1485,6 +2331,15 @@
           <w:sz w:val="20"/>
           <w:szCs w:val="20"/>
         </w:rPr>
+        <w:t>mission.</w:t>
+      </w:r>
+      <w:r>
+        <w:rPr>
+          <w:rFonts w:ascii="Arial" w:eastAsia="Arial" w:hAnsi="Arial" w:cs="Arial"/>
+          <w:color w:val="021A32"/>
+          <w:sz w:val="20"/>
+          <w:szCs w:val="20"/>
+        </w:rPr>
         <w:t>gross</w:t>
       </w:r>
       <w:r>
@@ -1496,6 +2351,7 @@
         </w:rPr>
         <w:t>Remuneration</w:t>
       </w:r>
+      <w:proofErr w:type="spellEnd"/>
       <w:r>
         <w:rPr>
           <w:rFonts w:ascii="Arial" w:eastAsia="Arial" w:hAnsi="Arial" w:cs="Arial"/>
@@ -1520,8 +2376,9 @@
           <w:sz w:val="20"/>
           <w:szCs w:val="20"/>
         </w:rPr>
-        <w:t>{{ mission.</w:t>
-      </w:r>
+        <w:t xml:space="preserve">{{ </w:t>
+      </w:r>
+      <w:proofErr w:type="spellStart"/>
       <w:r>
         <w:rPr>
           <w:rFonts w:ascii="Arial" w:eastAsia="Arial" w:hAnsi="Arial" w:cs="Arial"/>
@@ -1529,6 +2386,15 @@
           <w:sz w:val="20"/>
           <w:szCs w:val="20"/>
         </w:rPr>
+        <w:t>mission.</w:t>
+      </w:r>
+      <w:r>
+        <w:rPr>
+          <w:rFonts w:ascii="Arial" w:eastAsia="Arial" w:hAnsi="Arial" w:cs="Arial"/>
+          <w:color w:val="FF0000"/>
+          <w:sz w:val="20"/>
+          <w:szCs w:val="20"/>
+        </w:rPr>
         <w:t>gross</w:t>
       </w:r>
       <w:r>
@@ -1540,6 +2406,7 @@
         </w:rPr>
         <w:t>Remuneration</w:t>
       </w:r>
+      <w:proofErr w:type="spellEnd"/>
       <w:r>
         <w:rPr>
           <w:rFonts w:ascii="Arial" w:eastAsia="Arial" w:hAnsi="Arial" w:cs="Arial"/>
@@ -1547,32 +2414,124 @@
           <w:sz w:val="20"/>
           <w:szCs w:val="20"/>
         </w:rPr>
-        <w:t xml:space="preserve"> | nbrToLetters() }}</w:t>
-      </w:r>
-      <w:r>
-        <w:rPr>
-          <w:rFonts w:ascii="Arial" w:eastAsia="Arial" w:hAnsi="Arial" w:cs="Arial"/>
-          <w:sz w:val="20"/>
-          <w:szCs w:val="20"/>
-        </w:rPr>
-        <w:t>) euros bruts sur la base de {{ mission.nbrJEH }} Jour Etude Homme conformément à la législation en vigueur.</w:t>
-      </w:r>
-    </w:p>
-    <w:p>
-      <w:pPr>
-        <w:rPr>
-          <w:rFonts w:ascii="Arial" w:eastAsia="Arial" w:hAnsi="Arial" w:cs="Arial"/>
-          <w:sz w:val="20"/>
-          <w:szCs w:val="20"/>
-        </w:rPr>
-      </w:pPr>
-      <w:r>
-        <w:rPr>
-          <w:rFonts w:ascii="Arial" w:eastAsia="Arial" w:hAnsi="Arial" w:cs="Arial"/>
-          <w:sz w:val="20"/>
-          <w:szCs w:val="20"/>
-        </w:rPr>
-        <w:t>Cette indemnisation est, toutefois, subordonnée à la remise du rapport pédagogique à {{ param('nom') }} comme précisé dans l’article 7 du présent Récapitulatif de Mission et sous réserve du paiement effectif de l’étude par le client.</w:t>
+        <w:t xml:space="preserve"> | </w:t>
+      </w:r>
+      <w:proofErr w:type="spellStart"/>
+      <w:r>
+        <w:rPr>
+          <w:rFonts w:ascii="Arial" w:eastAsia="Arial" w:hAnsi="Arial" w:cs="Arial"/>
+          <w:color w:val="FF0000"/>
+          <w:sz w:val="20"/>
+          <w:szCs w:val="20"/>
+        </w:rPr>
+        <w:t>nbrToLetters</w:t>
+      </w:r>
+      <w:proofErr w:type="spellEnd"/>
+      <w:r>
+        <w:rPr>
+          <w:rFonts w:ascii="Arial" w:eastAsia="Arial" w:hAnsi="Arial" w:cs="Arial"/>
+          <w:color w:val="FF0000"/>
+          <w:sz w:val="20"/>
+          <w:szCs w:val="20"/>
+        </w:rPr>
+        <w:t>() }}</w:t>
+      </w:r>
+      <w:r>
+        <w:rPr>
+          <w:rFonts w:ascii="Arial" w:eastAsia="Arial" w:hAnsi="Arial" w:cs="Arial"/>
+          <w:sz w:val="20"/>
+          <w:szCs w:val="20"/>
+        </w:rPr>
+        <w:t xml:space="preserve">) euros bruts sur la base de {{ </w:t>
+      </w:r>
+      <w:proofErr w:type="spellStart"/>
+      <w:r>
+        <w:rPr>
+          <w:rFonts w:ascii="Arial" w:eastAsia="Arial" w:hAnsi="Arial" w:cs="Arial"/>
+          <w:sz w:val="20"/>
+          <w:szCs w:val="20"/>
+        </w:rPr>
+        <w:t>mission.nbrJEH</w:t>
+      </w:r>
+      <w:proofErr w:type="spellEnd"/>
+      <w:r>
+        <w:rPr>
+          <w:rFonts w:ascii="Arial" w:eastAsia="Arial" w:hAnsi="Arial" w:cs="Arial"/>
+          <w:sz w:val="20"/>
+          <w:szCs w:val="20"/>
+        </w:rPr>
+        <w:t xml:space="preserve"> }} Jour Etude Homme conformément à la législation en vigueur.</w:t>
+      </w:r>
+    </w:p>
+    <w:p>
+      <w:pPr>
+        <w:rPr>
+          <w:rFonts w:ascii="Arial" w:eastAsia="Arial" w:hAnsi="Arial" w:cs="Arial"/>
+          <w:sz w:val="20"/>
+          <w:szCs w:val="20"/>
+        </w:rPr>
+      </w:pPr>
+      <w:r>
+        <w:rPr>
+          <w:rFonts w:ascii="Arial" w:eastAsia="Arial" w:hAnsi="Arial" w:cs="Arial"/>
+          <w:sz w:val="20"/>
+          <w:szCs w:val="20"/>
+        </w:rPr>
+        <w:t>Cette indemnisation est, toutefois, subordonnée à la remise du r</w:t>
+      </w:r>
+      <w:r>
+        <w:rPr>
+          <w:rFonts w:ascii="Arial" w:eastAsia="Arial" w:hAnsi="Arial" w:cs="Arial"/>
+          <w:sz w:val="20"/>
+          <w:szCs w:val="20"/>
+        </w:rPr>
+        <w:t>apport pédagogique à {</w:t>
+      </w:r>
+      <w:proofErr w:type="gramStart"/>
+      <w:r>
+        <w:rPr>
+          <w:rFonts w:ascii="Arial" w:eastAsia="Arial" w:hAnsi="Arial" w:cs="Arial"/>
+          <w:sz w:val="20"/>
+          <w:szCs w:val="20"/>
+        </w:rPr>
+        <w:t xml:space="preserve">{ </w:t>
+      </w:r>
+      <w:proofErr w:type="spellStart"/>
+      <w:r>
+        <w:rPr>
+          <w:rFonts w:ascii="Arial" w:eastAsia="Arial" w:hAnsi="Arial" w:cs="Arial"/>
+          <w:sz w:val="20"/>
+          <w:szCs w:val="20"/>
+        </w:rPr>
+        <w:t>param</w:t>
+      </w:r>
+      <w:proofErr w:type="spellEnd"/>
+      <w:proofErr w:type="gramEnd"/>
+      <w:r>
+        <w:rPr>
+          <w:rFonts w:ascii="Arial" w:eastAsia="Arial" w:hAnsi="Arial" w:cs="Arial"/>
+          <w:sz w:val="20"/>
+          <w:szCs w:val="20"/>
+        </w:rPr>
+        <w:t>('</w:t>
+      </w:r>
+      <w:proofErr w:type="spellStart"/>
+      <w:r>
+        <w:rPr>
+          <w:rFonts w:ascii="Arial" w:eastAsia="Arial" w:hAnsi="Arial" w:cs="Arial"/>
+          <w:sz w:val="20"/>
+          <w:szCs w:val="20"/>
+        </w:rPr>
+        <w:t>je_name</w:t>
+      </w:r>
+      <w:proofErr w:type="spellEnd"/>
+      <w:r>
+        <w:rPr>
+          <w:rFonts w:ascii="Arial" w:eastAsia="Arial" w:hAnsi="Arial" w:cs="Arial"/>
+          <w:sz w:val="20"/>
+          <w:szCs w:val="20"/>
+        </w:rPr>
+        <w:t>') }} comme précisé dans l’article 7 du présent Récapitulatif de Mission et sous réserve du paiement effectif de l’étude par le client.</w:t>
       </w:r>
     </w:p>
     <w:p>
@@ -1639,7 +2598,69 @@
           <w:sz w:val="20"/>
           <w:szCs w:val="20"/>
         </w:rPr>
-        <w:t>membre de {{ param('nom') }} au statut associatif</w:t>
+        <w:t>membre de {</w:t>
+      </w:r>
+      <w:proofErr w:type="gramStart"/>
+      <w:r>
+        <w:rPr>
+          <w:rFonts w:ascii="Arial" w:eastAsia="Arial" w:hAnsi="Arial" w:cs="Arial"/>
+          <w:sz w:val="20"/>
+          <w:szCs w:val="20"/>
+        </w:rPr>
+        <w:t xml:space="preserve">{ </w:t>
+      </w:r>
+      <w:proofErr w:type="spellStart"/>
+      <w:r>
+        <w:rPr>
+          <w:rFonts w:ascii="Arial" w:eastAsia="Arial" w:hAnsi="Arial" w:cs="Arial"/>
+          <w:sz w:val="20"/>
+          <w:szCs w:val="20"/>
+        </w:rPr>
+        <w:t>param</w:t>
+      </w:r>
+      <w:proofErr w:type="spellEnd"/>
+      <w:proofErr w:type="gramEnd"/>
+      <w:r>
+        <w:rPr>
+          <w:rFonts w:ascii="Arial" w:eastAsia="Arial" w:hAnsi="Arial" w:cs="Arial"/>
+          <w:sz w:val="20"/>
+          <w:szCs w:val="20"/>
+        </w:rPr>
+        <w:t>('</w:t>
+      </w:r>
+      <w:proofErr w:type="spellStart"/>
+      <w:r>
+        <w:rPr>
+          <w:rFonts w:ascii="Arial" w:eastAsia="Arial" w:hAnsi="Arial" w:cs="Arial"/>
+          <w:sz w:val="20"/>
+          <w:szCs w:val="20"/>
+        </w:rPr>
+        <w:t>je_na</w:t>
+      </w:r>
+      <w:r>
+        <w:rPr>
+          <w:rFonts w:ascii="Arial" w:eastAsia="Arial" w:hAnsi="Arial" w:cs="Arial"/>
+          <w:sz w:val="20"/>
+          <w:szCs w:val="20"/>
+        </w:rPr>
+        <w:t>m</w:t>
+      </w:r>
+      <w:r>
+        <w:rPr>
+          <w:rFonts w:ascii="Arial" w:eastAsia="Arial" w:hAnsi="Arial" w:cs="Arial"/>
+          <w:sz w:val="20"/>
+          <w:szCs w:val="20"/>
+        </w:rPr>
+        <w:t>e</w:t>
+      </w:r>
+      <w:proofErr w:type="spellEnd"/>
+      <w:r>
+        <w:rPr>
+          <w:rFonts w:ascii="Arial" w:eastAsia="Arial" w:hAnsi="Arial" w:cs="Arial"/>
+          <w:sz w:val="20"/>
+          <w:szCs w:val="20"/>
+        </w:rPr>
+        <w:t>') }} au statut associatif</w:t>
       </w:r>
       <w:r>
         <w:rPr>
@@ -1717,8 +2738,9 @@
           <w:sz w:val="22"/>
           <w:szCs w:val="22"/>
         </w:rPr>
-        <w:t>de {{ mission.</w:t>
-      </w:r>
+        <w:t>de {</w:t>
+      </w:r>
+      <w:proofErr w:type="gramStart"/>
       <w:r>
         <w:rPr>
           <w:rFonts w:ascii="Verdana" w:eastAsia="Verdana" w:hAnsi="Verdana" w:cs="Verdana"/>
@@ -1727,8 +2749,9 @@
           <w:sz w:val="22"/>
           <w:szCs w:val="22"/>
         </w:rPr>
-        <w:t>consultant</w:t>
-      </w:r>
+        <w:t xml:space="preserve">{ </w:t>
+      </w:r>
+      <w:proofErr w:type="spellStart"/>
       <w:r>
         <w:rPr>
           <w:rFonts w:ascii="Verdana" w:eastAsia="Verdana" w:hAnsi="Verdana" w:cs="Verdana"/>
@@ -1737,7 +2760,73 @@
           <w:sz w:val="22"/>
           <w:szCs w:val="22"/>
         </w:rPr>
-        <w:t xml:space="preserve"> }} vis-à-vis de {{ param('nom') }}</w:t>
+        <w:t>mission.</w:t>
+      </w:r>
+      <w:r>
+        <w:rPr>
+          <w:rFonts w:ascii="Verdana" w:eastAsia="Verdana" w:hAnsi="Verdana" w:cs="Verdana"/>
+          <w:b/>
+          <w:color w:val="366091"/>
+          <w:sz w:val="22"/>
+          <w:szCs w:val="22"/>
+        </w:rPr>
+        <w:t>consultant</w:t>
+      </w:r>
+      <w:proofErr w:type="spellEnd"/>
+      <w:proofErr w:type="gramEnd"/>
+      <w:r>
+        <w:rPr>
+          <w:rFonts w:ascii="Verdana" w:eastAsia="Verdana" w:hAnsi="Verdana" w:cs="Verdana"/>
+          <w:b/>
+          <w:color w:val="366091"/>
+          <w:sz w:val="22"/>
+          <w:szCs w:val="22"/>
+        </w:rPr>
+        <w:t xml:space="preserve"> }} vis-à-vis de {{ </w:t>
+      </w:r>
+      <w:proofErr w:type="spellStart"/>
+      <w:r>
+        <w:rPr>
+          <w:rFonts w:ascii="Verdana" w:eastAsia="Verdana" w:hAnsi="Verdana" w:cs="Verdana"/>
+          <w:b/>
+          <w:color w:val="366091"/>
+          <w:sz w:val="22"/>
+          <w:szCs w:val="22"/>
+        </w:rPr>
+        <w:t>param</w:t>
+      </w:r>
+      <w:proofErr w:type="spellEnd"/>
+      <w:r>
+        <w:rPr>
+          <w:rFonts w:ascii="Verdana" w:eastAsia="Verdana" w:hAnsi="Verdana" w:cs="Verdana"/>
+          <w:b/>
+          <w:color w:val="366091"/>
+          <w:sz w:val="22"/>
+          <w:szCs w:val="22"/>
+        </w:rPr>
+        <w:t>('</w:t>
+      </w:r>
+      <w:proofErr w:type="spellStart"/>
+      <w:r>
+        <w:rPr>
+          <w:rFonts w:ascii="Verdana" w:eastAsia="Verdana" w:hAnsi="Verdana" w:cs="Verdana"/>
+          <w:b/>
+          <w:color w:val="366091"/>
+          <w:sz w:val="22"/>
+          <w:szCs w:val="22"/>
+        </w:rPr>
+        <w:t>je_name</w:t>
+      </w:r>
+      <w:proofErr w:type="spellEnd"/>
+      <w:r>
+        <w:rPr>
+          <w:rFonts w:ascii="Verdana" w:eastAsia="Verdana" w:hAnsi="Verdana" w:cs="Verdana"/>
+          <w:b/>
+          <w:color w:val="366091"/>
+          <w:sz w:val="22"/>
+          <w:szCs w:val="22"/>
+        </w:rPr>
+        <w:t>') }}</w:t>
       </w:r>
     </w:p>
     <w:p>
@@ -1783,7 +2872,53 @@
           <w:sz w:val="20"/>
           <w:szCs w:val="20"/>
         </w:rPr>
-        <w:t xml:space="preserve">immédiatement {{ param('nom') }} afin </w:t>
+        <w:t>immédiatement {</w:t>
+      </w:r>
+      <w:proofErr w:type="gramStart"/>
+      <w:r>
+        <w:rPr>
+          <w:rFonts w:ascii="Arial" w:eastAsia="Arial" w:hAnsi="Arial" w:cs="Arial"/>
+          <w:sz w:val="20"/>
+          <w:szCs w:val="20"/>
+        </w:rPr>
+        <w:t xml:space="preserve">{ </w:t>
+      </w:r>
+      <w:proofErr w:type="spellStart"/>
+      <w:r>
+        <w:rPr>
+          <w:rFonts w:ascii="Arial" w:eastAsia="Arial" w:hAnsi="Arial" w:cs="Arial"/>
+          <w:sz w:val="20"/>
+          <w:szCs w:val="20"/>
+        </w:rPr>
+        <w:t>param</w:t>
+      </w:r>
+      <w:proofErr w:type="spellEnd"/>
+      <w:proofErr w:type="gramEnd"/>
+      <w:r>
+        <w:rPr>
+          <w:rFonts w:ascii="Arial" w:eastAsia="Arial" w:hAnsi="Arial" w:cs="Arial"/>
+          <w:sz w:val="20"/>
+          <w:szCs w:val="20"/>
+        </w:rPr>
+        <w:t>('</w:t>
+      </w:r>
+      <w:proofErr w:type="spellStart"/>
+      <w:r>
+        <w:rPr>
+          <w:rFonts w:ascii="Arial" w:eastAsia="Arial" w:hAnsi="Arial" w:cs="Arial"/>
+          <w:sz w:val="20"/>
+          <w:szCs w:val="20"/>
+        </w:rPr>
+        <w:t>je_name</w:t>
+      </w:r>
+      <w:proofErr w:type="spellEnd"/>
+      <w:r>
+        <w:rPr>
+          <w:rFonts w:ascii="Arial" w:eastAsia="Arial" w:hAnsi="Arial" w:cs="Arial"/>
+          <w:sz w:val="20"/>
+          <w:szCs w:val="20"/>
+        </w:rPr>
+        <w:t xml:space="preserve">') }} afin </w:t>
       </w:r>
       <w:r>
         <w:rPr>
@@ -1917,7 +3052,53 @@
           <w:sz w:val="20"/>
           <w:szCs w:val="20"/>
         </w:rPr>
-        <w:t>applicable aux Junior-Entreprises, l’étudiant s’engage, sauf indication contraire, à remettre un rapport pédagogique à {{ param('nom') }}.</w:t>
+        <w:t>applicable aux Junior-Entreprises, l’étudiant s’engage, sauf indication contraire, à remettre un rapport pédagogique à {</w:t>
+      </w:r>
+      <w:proofErr w:type="gramStart"/>
+      <w:r>
+        <w:rPr>
+          <w:rFonts w:ascii="Arial" w:eastAsia="Arial" w:hAnsi="Arial" w:cs="Arial"/>
+          <w:sz w:val="20"/>
+          <w:szCs w:val="20"/>
+        </w:rPr>
+        <w:t xml:space="preserve">{ </w:t>
+      </w:r>
+      <w:proofErr w:type="spellStart"/>
+      <w:r>
+        <w:rPr>
+          <w:rFonts w:ascii="Arial" w:eastAsia="Arial" w:hAnsi="Arial" w:cs="Arial"/>
+          <w:sz w:val="20"/>
+          <w:szCs w:val="20"/>
+        </w:rPr>
+        <w:t>param</w:t>
+      </w:r>
+      <w:proofErr w:type="spellEnd"/>
+      <w:proofErr w:type="gramEnd"/>
+      <w:r>
+        <w:rPr>
+          <w:rFonts w:ascii="Arial" w:eastAsia="Arial" w:hAnsi="Arial" w:cs="Arial"/>
+          <w:sz w:val="20"/>
+          <w:szCs w:val="20"/>
+        </w:rPr>
+        <w:t>('</w:t>
+      </w:r>
+      <w:proofErr w:type="spellStart"/>
+      <w:r>
+        <w:rPr>
+          <w:rFonts w:ascii="Arial" w:eastAsia="Arial" w:hAnsi="Arial" w:cs="Arial"/>
+          <w:sz w:val="20"/>
+          <w:szCs w:val="20"/>
+        </w:rPr>
+        <w:t>je_name</w:t>
+      </w:r>
+      <w:proofErr w:type="spellEnd"/>
+      <w:r>
+        <w:rPr>
+          <w:rFonts w:ascii="Arial" w:eastAsia="Arial" w:hAnsi="Arial" w:cs="Arial"/>
+          <w:sz w:val="20"/>
+          <w:szCs w:val="20"/>
+        </w:rPr>
+        <w:t>') }}.</w:t>
       </w:r>
     </w:p>
     <w:p>
@@ -1984,7 +3165,53 @@
           <w:sz w:val="20"/>
           <w:szCs w:val="20"/>
         </w:rPr>
-        <w:t xml:space="preserve">à {{ param('nom') }} l'intégralité </w:t>
+        <w:t>à {</w:t>
+      </w:r>
+      <w:proofErr w:type="gramStart"/>
+      <w:r>
+        <w:rPr>
+          <w:rFonts w:ascii="Arial" w:eastAsia="Arial" w:hAnsi="Arial" w:cs="Arial"/>
+          <w:sz w:val="20"/>
+          <w:szCs w:val="20"/>
+        </w:rPr>
+        <w:t xml:space="preserve">{ </w:t>
+      </w:r>
+      <w:proofErr w:type="spellStart"/>
+      <w:r>
+        <w:rPr>
+          <w:rFonts w:ascii="Arial" w:eastAsia="Arial" w:hAnsi="Arial" w:cs="Arial"/>
+          <w:sz w:val="20"/>
+          <w:szCs w:val="20"/>
+        </w:rPr>
+        <w:t>param</w:t>
+      </w:r>
+      <w:proofErr w:type="spellEnd"/>
+      <w:proofErr w:type="gramEnd"/>
+      <w:r>
+        <w:rPr>
+          <w:rFonts w:ascii="Arial" w:eastAsia="Arial" w:hAnsi="Arial" w:cs="Arial"/>
+          <w:sz w:val="20"/>
+          <w:szCs w:val="20"/>
+        </w:rPr>
+        <w:t>('</w:t>
+      </w:r>
+      <w:proofErr w:type="spellStart"/>
+      <w:r>
+        <w:rPr>
+          <w:rFonts w:ascii="Arial" w:eastAsia="Arial" w:hAnsi="Arial" w:cs="Arial"/>
+          <w:sz w:val="20"/>
+          <w:szCs w:val="20"/>
+        </w:rPr>
+        <w:t>je_name</w:t>
+      </w:r>
+      <w:proofErr w:type="spellEnd"/>
+      <w:r>
+        <w:rPr>
+          <w:rFonts w:ascii="Arial" w:eastAsia="Arial" w:hAnsi="Arial" w:cs="Arial"/>
+          <w:sz w:val="20"/>
+          <w:szCs w:val="20"/>
+        </w:rPr>
+        <w:t xml:space="preserve">') }} l'intégralité </w:t>
       </w:r>
       <w:r>
         <w:rPr>
@@ -2052,6 +3279,7 @@
           <w:sz w:val="20"/>
           <w:szCs w:val="20"/>
         </w:rPr>
+        <w:lastRenderedPageBreak/>
         <w:t>Toute modification portant sur les modalités d’exécution de la mission quelles qu’elles soient fera l’objet d’un Avenant au présent Récapitulatif de Mission. En cas de désaccord persistant, le Récapitulatif de Mission pourra faire l’objet d’un Avenant de rupture.</w:t>
       </w:r>
     </w:p>
@@ -2102,8 +3330,9 @@
           <w:sz w:val="20"/>
           <w:szCs w:val="20"/>
         </w:rPr>
-        <w:t>Le présent Récapitulatif de Mission prendra effet le {{ mission.</w:t>
-      </w:r>
+        <w:t>Le présent Récapitulatif de Mission prendra effet le {</w:t>
+      </w:r>
+      <w:proofErr w:type="gramStart"/>
       <w:r>
         <w:rPr>
           <w:rFonts w:ascii="Arial" w:eastAsia="Arial" w:hAnsi="Arial" w:cs="Arial"/>
@@ -2111,8 +3340,29 @@
           <w:sz w:val="20"/>
           <w:szCs w:val="20"/>
         </w:rPr>
+        <w:t xml:space="preserve">{ </w:t>
+      </w:r>
+      <w:proofErr w:type="spellStart"/>
+      <w:r>
+        <w:rPr>
+          <w:rFonts w:ascii="Arial" w:eastAsia="Arial" w:hAnsi="Arial" w:cs="Arial"/>
+          <w:color w:val="000000"/>
+          <w:sz w:val="20"/>
+          <w:szCs w:val="20"/>
+        </w:rPr>
+        <w:t>mission.</w:t>
+      </w:r>
+      <w:r>
+        <w:rPr>
+          <w:rFonts w:ascii="Arial" w:eastAsia="Arial" w:hAnsi="Arial" w:cs="Arial"/>
+          <w:color w:val="000000"/>
+          <w:sz w:val="20"/>
+          <w:szCs w:val="20"/>
+        </w:rPr>
         <w:t>missionBegin</w:t>
       </w:r>
+      <w:proofErr w:type="spellEnd"/>
+      <w:proofErr w:type="gramEnd"/>
       <w:r>
         <w:rPr>
           <w:rFonts w:ascii="Arial" w:eastAsia="Arial" w:hAnsi="Arial" w:cs="Arial"/>
@@ -2120,7 +3370,27 @@
           <w:sz w:val="20"/>
           <w:szCs w:val="20"/>
         </w:rPr>
-        <w:t xml:space="preserve"> | shortDate()</w:t>
+        <w:t xml:space="preserve"> | </w:t>
+      </w:r>
+      <w:proofErr w:type="spellStart"/>
+      <w:r>
+        <w:rPr>
+          <w:rFonts w:ascii="Arial" w:eastAsia="Arial" w:hAnsi="Arial" w:cs="Arial"/>
+          <w:color w:val="000000"/>
+          <w:sz w:val="20"/>
+          <w:szCs w:val="20"/>
+        </w:rPr>
+        <w:t>shortDate</w:t>
+      </w:r>
+      <w:proofErr w:type="spellEnd"/>
+      <w:r>
+        <w:rPr>
+          <w:rFonts w:ascii="Arial" w:eastAsia="Arial" w:hAnsi="Arial" w:cs="Arial"/>
+          <w:color w:val="000000"/>
+          <w:sz w:val="20"/>
+          <w:szCs w:val="20"/>
+        </w:rPr>
+        <w:t>()</w:t>
       </w:r>
       <w:r>
         <w:rPr>
@@ -2200,8 +3470,9 @@
           <w:sz w:val="20"/>
           <w:szCs w:val="20"/>
         </w:rPr>
-        <w:t xml:space="preserve">Le {{ </w:t>
-      </w:r>
+        <w:t>Le {</w:t>
+      </w:r>
+      <w:proofErr w:type="gramStart"/>
       <w:r>
         <w:rPr>
           <w:rFonts w:ascii="Arial" w:eastAsia="Arial" w:hAnsi="Arial" w:cs="Arial"/>
@@ -2209,8 +3480,20 @@
           <w:sz w:val="20"/>
           <w:szCs w:val="20"/>
         </w:rPr>
+        <w:t xml:space="preserve">{ </w:t>
+      </w:r>
+      <w:proofErr w:type="spellStart"/>
+      <w:r>
+        <w:rPr>
+          <w:rFonts w:ascii="Arial" w:eastAsia="Arial" w:hAnsi="Arial" w:cs="Arial"/>
+          <w:color w:val="000000"/>
+          <w:sz w:val="20"/>
+          <w:szCs w:val="20"/>
+        </w:rPr>
         <w:t>dateShort</w:t>
       </w:r>
+      <w:proofErr w:type="spellEnd"/>
+      <w:proofErr w:type="gramEnd"/>
       <w:r>
         <w:rPr>
           <w:rFonts w:ascii="Arial" w:eastAsia="Arial" w:hAnsi="Arial" w:cs="Arial"/>
@@ -2408,7 +3691,27 @@
                 <w:sz w:val="20"/>
                 <w:szCs w:val="20"/>
               </w:rPr>
-              <w:t>{{ mission.</w:t>
+              <w:t>{</w:t>
+            </w:r>
+            <w:proofErr w:type="gramStart"/>
+            <w:r>
+              <w:rPr>
+                <w:rFonts w:ascii="Arial" w:eastAsia="Arial" w:hAnsi="Arial" w:cs="Arial"/>
+                <w:color w:val="000000"/>
+                <w:sz w:val="20"/>
+                <w:szCs w:val="20"/>
+              </w:rPr>
+              <w:t xml:space="preserve">{ </w:t>
+            </w:r>
+            <w:proofErr w:type="spellStart"/>
+            <w:r>
+              <w:rPr>
+                <w:rFonts w:ascii="Arial" w:eastAsia="Arial" w:hAnsi="Arial" w:cs="Arial"/>
+                <w:color w:val="000000"/>
+                <w:sz w:val="20"/>
+                <w:szCs w:val="20"/>
+              </w:rPr>
+              <w:t>mission.</w:t>
             </w:r>
             <w:r>
               <w:rPr>
@@ -2419,6 +3722,8 @@
               </w:rPr>
               <w:t>consultant</w:t>
             </w:r>
+            <w:proofErr w:type="spellEnd"/>
+            <w:proofErr w:type="gramEnd"/>
             <w:r>
               <w:rPr>
                 <w:rFonts w:ascii="Arial" w:eastAsia="Arial" w:hAnsi="Arial" w:cs="Arial"/>
@@ -2449,6 +3754,7 @@
                 <w:color w:val="000000"/>
                 <w:sz w:val="20"/>
                 <w:szCs w:val="20"/>
+                <w:lang w:val="en-GB"/>
               </w:rPr>
             </w:pPr>
             <w:r>
@@ -2457,8 +3763,71 @@
                 <w:color w:val="000000"/>
                 <w:sz w:val="20"/>
                 <w:szCs w:val="20"/>
+                <w:lang w:val="en-GB"/>
               </w:rPr>
-              <w:t>Pour {{ param('nom') }},</w:t>
+              <w:t xml:space="preserve">Pour {{ </w:t>
+            </w:r>
+            <w:proofErr w:type="spellStart"/>
+            <w:r>
+              <w:rPr>
+                <w:rFonts w:ascii="Arial" w:eastAsia="Arial" w:hAnsi="Arial" w:cs="Arial"/>
+                <w:color w:val="000000"/>
+                <w:sz w:val="20"/>
+                <w:szCs w:val="20"/>
+                <w:lang w:val="en-GB"/>
+              </w:rPr>
+              <w:t>param</w:t>
+            </w:r>
+            <w:proofErr w:type="spellEnd"/>
+            <w:r>
+              <w:rPr>
+                <w:rFonts w:ascii="Arial" w:eastAsia="Arial" w:hAnsi="Arial" w:cs="Arial"/>
+                <w:color w:val="000000"/>
+                <w:sz w:val="20"/>
+                <w:szCs w:val="20"/>
+                <w:lang w:val="en-GB"/>
+              </w:rPr>
+              <w:t>(</w:t>
+            </w:r>
+            <w:r>
+              <w:rPr>
+                <w:rFonts w:ascii="Arial" w:eastAsia="Arial" w:hAnsi="Arial" w:cs="Arial"/>
+                <w:sz w:val="20"/>
+                <w:szCs w:val="20"/>
+                <w:lang w:val="en-GB"/>
+              </w:rPr>
+              <w:t>'</w:t>
+            </w:r>
+            <w:proofErr w:type="spellStart"/>
+            <w:r>
+              <w:rPr>
+                <w:rFonts w:ascii="Arial" w:eastAsia="Arial" w:hAnsi="Arial" w:cs="Arial"/>
+                <w:color w:val="000000"/>
+                <w:sz w:val="20"/>
+                <w:szCs w:val="20"/>
+                <w:lang w:val="en-GB"/>
+              </w:rPr>
+              <w:t>je_name</w:t>
+            </w:r>
+            <w:proofErr w:type="spellEnd"/>
+            <w:r>
+              <w:rPr>
+                <w:rFonts w:ascii="Arial" w:eastAsia="Arial" w:hAnsi="Arial" w:cs="Arial"/>
+                <w:sz w:val="20"/>
+                <w:szCs w:val="20"/>
+                <w:lang w:val="en-GB"/>
+              </w:rPr>
+              <w:t>'</w:t>
+            </w:r>
+            <w:r>
+              <w:rPr>
+                <w:rFonts w:ascii="Arial" w:eastAsia="Arial" w:hAnsi="Arial" w:cs="Arial"/>
+                <w:color w:val="000000"/>
+                <w:sz w:val="20"/>
+                <w:szCs w:val="20"/>
+                <w:lang w:val="en-GB"/>
+              </w:rPr>
+              <w:t>) }},</w:t>
             </w:r>
           </w:p>
           <w:p>
@@ -2476,6 +3845,7 @@
                 <w:color w:val="000000"/>
                 <w:sz w:val="18"/>
                 <w:szCs w:val="18"/>
+                <w:lang w:val="en-GB"/>
               </w:rPr>
             </w:pPr>
           </w:p>
@@ -2495,6 +3865,7 @@
                 <w:color w:val="000000"/>
                 <w:sz w:val="20"/>
                 <w:szCs w:val="20"/>
+                <w:lang w:val="en-GB"/>
               </w:rPr>
             </w:pPr>
           </w:p>
@@ -2514,6 +3885,7 @@
                 <w:color w:val="000000"/>
                 <w:sz w:val="20"/>
                 <w:szCs w:val="20"/>
+                <w:lang w:val="en-GB"/>
               </w:rPr>
             </w:pPr>
           </w:p>
@@ -2533,6 +3905,7 @@
                 <w:color w:val="000000"/>
                 <w:sz w:val="20"/>
                 <w:szCs w:val="20"/>
+                <w:lang w:val="en-GB"/>
               </w:rPr>
             </w:pPr>
           </w:p>
@@ -2552,8 +3925,100 @@
                 <w:color w:val="000000"/>
                 <w:sz w:val="20"/>
                 <w:szCs w:val="20"/>
+                <w:lang w:val="en-GB"/>
               </w:rPr>
             </w:pPr>
+          </w:p>
+          <w:p>
+            <w:pPr>
+              <w:pBdr>
+                <w:top w:val="nil"/>
+                <w:left w:val="nil"/>
+                <w:bottom w:val="nil"/>
+                <w:right w:val="nil"/>
+                <w:between w:val="nil"/>
+              </w:pBdr>
+              <w:ind w:left="240" w:hanging="70"/>
+              <w:rPr>
+                <w:rFonts w:ascii="Arial" w:eastAsia="Arial" w:hAnsi="Arial" w:cs="Arial"/>
+                <w:color w:val="000000"/>
+                <w:sz w:val="20"/>
+                <w:szCs w:val="20"/>
+                <w:lang w:val="en-GB"/>
+              </w:rPr>
+            </w:pPr>
+            <w:r>
+              <w:rPr>
+                <w:rFonts w:ascii="Arial" w:eastAsia="Arial" w:hAnsi="Arial" w:cs="Arial"/>
+                <w:color w:val="000000"/>
+                <w:sz w:val="20"/>
+                <w:szCs w:val="20"/>
+                <w:lang w:val="en-GB"/>
+              </w:rPr>
+              <w:t xml:space="preserve">{{ </w:t>
+            </w:r>
+            <w:proofErr w:type="spellStart"/>
+            <w:r>
+              <w:rPr>
+                <w:rFonts w:ascii="Arial" w:eastAsia="Arial" w:hAnsi="Arial" w:cs="Arial"/>
+                <w:color w:val="000000"/>
+                <w:sz w:val="20"/>
+                <w:szCs w:val="20"/>
+                <w:lang w:val="en-GB"/>
+              </w:rPr>
+              <w:t>param</w:t>
+            </w:r>
+            <w:proofErr w:type="spellEnd"/>
+            <w:r>
+              <w:rPr>
+                <w:rFonts w:ascii="Arial" w:eastAsia="Arial" w:hAnsi="Arial" w:cs="Arial"/>
+                <w:color w:val="000000"/>
+                <w:sz w:val="20"/>
+                <w:szCs w:val="20"/>
+                <w:lang w:val="en-GB"/>
+              </w:rPr>
+              <w:t>(</w:t>
+            </w:r>
+            <w:r>
+              <w:rPr>
+                <w:rFonts w:ascii="Arial" w:eastAsia="Arial" w:hAnsi="Arial" w:cs="Arial"/>
+                <w:sz w:val="20"/>
+                <w:szCs w:val="20"/>
+                <w:lang w:val="en-GB"/>
+              </w:rPr>
+              <w:t>'</w:t>
+            </w:r>
+            <w:proofErr w:type="spellStart"/>
+            <w:r>
+              <w:rPr>
+                <w:rFonts w:ascii="Arial" w:eastAsia="Arial" w:hAnsi="Arial" w:cs="Arial"/>
+                <w:color w:val="000000"/>
+                <w:sz w:val="20"/>
+                <w:szCs w:val="20"/>
+                <w:lang w:val="en-GB"/>
+              </w:rPr>
+              <w:t>president_text</w:t>
+            </w:r>
+            <w:proofErr w:type="spellEnd"/>
+            <w:r>
+              <w:rPr>
+                <w:rFonts w:ascii="Arial" w:eastAsia="Arial" w:hAnsi="Arial" w:cs="Arial"/>
+                <w:sz w:val="20"/>
+                <w:szCs w:val="20"/>
+                <w:lang w:val="en-GB"/>
+              </w:rPr>
+              <w:t>'</w:t>
+            </w:r>
+            <w:r>
+              <w:rPr>
+                <w:rFonts w:ascii="Arial" w:eastAsia="Arial" w:hAnsi="Arial" w:cs="Arial"/>
+                <w:color w:val="000000"/>
+                <w:sz w:val="20"/>
+                <w:szCs w:val="20"/>
+                <w:lang w:val="en-GB"/>
+              </w:rPr>
+              <w:t>) }}</w:t>
+            </w:r>
           </w:p>
           <w:p>
             <w:pPr>
@@ -2572,6 +4037,7 @@
                 <w:sz w:val="20"/>
                 <w:szCs w:val="20"/>
                 <w:highlight w:val="lightGray"/>
+                <w:lang w:val="en-GB"/>
               </w:rPr>
             </w:pPr>
             <w:r>
@@ -2580,6 +4046,7 @@
                 <w:color w:val="000000"/>
                 <w:sz w:val="20"/>
                 <w:szCs w:val="20"/>
+                <w:lang w:val="en-GB"/>
               </w:rPr>
               <w:t>{{</w:t>
             </w:r>
@@ -2589,8 +4056,51 @@
                 <w:color w:val="000000"/>
                 <w:sz w:val="20"/>
                 <w:szCs w:val="20"/>
+                <w:lang w:val="en-GB"/>
               </w:rPr>
               <w:t xml:space="preserve"> </w:t>
+            </w:r>
+            <w:proofErr w:type="spellStart"/>
+            <w:r>
+              <w:rPr>
+                <w:rFonts w:ascii="Arial" w:eastAsia="Arial" w:hAnsi="Arial" w:cs="Arial"/>
+                <w:color w:val="000000"/>
+                <w:sz w:val="20"/>
+                <w:szCs w:val="20"/>
+                <w:lang w:val="en-GB"/>
+              </w:rPr>
+              <w:t>param</w:t>
+            </w:r>
+            <w:proofErr w:type="spellEnd"/>
+            <w:r>
+              <w:rPr>
+                <w:rFonts w:ascii="Arial" w:eastAsia="Arial" w:hAnsi="Arial" w:cs="Arial"/>
+                <w:color w:val="000000"/>
+                <w:sz w:val="20"/>
+                <w:szCs w:val="20"/>
+                <w:lang w:val="en-GB"/>
+              </w:rPr>
+              <w:t>(</w:t>
+            </w:r>
+            <w:r>
+              <w:rPr>
+                <w:rFonts w:ascii="Arial" w:eastAsia="Arial" w:hAnsi="Arial" w:cs="Arial"/>
+                <w:sz w:val="20"/>
+                <w:szCs w:val="20"/>
+                <w:lang w:val="en-GB"/>
+              </w:rPr>
+              <w:t>'</w:t>
+            </w:r>
+            <w:proofErr w:type="spellStart"/>
+            <w:r>
+              <w:rPr>
+                <w:rFonts w:ascii="Arial" w:eastAsia="Arial" w:hAnsi="Arial" w:cs="Arial"/>
+                <w:color w:val="000000"/>
+                <w:sz w:val="20"/>
+                <w:szCs w:val="20"/>
+                <w:lang w:val="en-GB"/>
+              </w:rPr>
+              <w:t>president</w:t>
             </w:r>
             <w:r>
               <w:rPr>
@@ -2598,35 +4108,91 @@
                 <w:color w:val="000000"/>
                 <w:sz w:val="20"/>
                 <w:szCs w:val="20"/>
+                <w:lang w:val="en-GB"/>
               </w:rPr>
-              <w:t>param('presidentPrenom') }} {{ param('presidentNom') }}</w:t>
+              <w:t>_firstname</w:t>
             </w:r>
-          </w:p>
-          <w:p>
-            <w:pPr>
-              <w:pBdr>
-                <w:top w:val="nil"/>
-                <w:left w:val="nil"/>
-                <w:bottom w:val="nil"/>
-                <w:right w:val="nil"/>
-                <w:between w:val="nil"/>
-              </w:pBdr>
-              <w:ind w:left="240" w:hanging="70"/>
+            <w:proofErr w:type="spellEnd"/>
+            <w:r>
               <w:rPr>
                 <w:rFonts w:ascii="Arial" w:eastAsia="Arial" w:hAnsi="Arial" w:cs="Arial"/>
-                <w:color w:val="000000"/>
                 <w:sz w:val="20"/>
                 <w:szCs w:val="20"/>
+                <w:lang w:val="en-GB"/>
               </w:rPr>
-            </w:pPr>
+              <w:t>'</w:t>
+            </w:r>
             <w:r>
               <w:rPr>
                 <w:rFonts w:ascii="Arial" w:eastAsia="Arial" w:hAnsi="Arial" w:cs="Arial"/>
                 <w:color w:val="000000"/>
                 <w:sz w:val="20"/>
                 <w:szCs w:val="20"/>
+                <w:lang w:val="en-GB"/>
               </w:rPr>
-              <w:t>Président</w:t>
+              <w:t xml:space="preserve">) }} {{ </w:t>
+            </w:r>
+            <w:proofErr w:type="spellStart"/>
+            <w:r>
+              <w:rPr>
+                <w:rFonts w:ascii="Arial" w:eastAsia="Arial" w:hAnsi="Arial" w:cs="Arial"/>
+                <w:color w:val="000000"/>
+                <w:sz w:val="20"/>
+                <w:szCs w:val="20"/>
+                <w:lang w:val="en-GB"/>
+              </w:rPr>
+              <w:t>param</w:t>
+            </w:r>
+            <w:proofErr w:type="spellEnd"/>
+            <w:r>
+              <w:rPr>
+                <w:rFonts w:ascii="Arial" w:eastAsia="Arial" w:hAnsi="Arial" w:cs="Arial"/>
+                <w:color w:val="000000"/>
+                <w:sz w:val="20"/>
+                <w:szCs w:val="20"/>
+                <w:lang w:val="en-GB"/>
+              </w:rPr>
+              <w:t>(</w:t>
+            </w:r>
+            <w:r>
+              <w:rPr>
+                <w:rFonts w:ascii="Arial" w:eastAsia="Arial" w:hAnsi="Arial" w:cs="Arial"/>
+                <w:sz w:val="20"/>
+                <w:szCs w:val="20"/>
+                <w:lang w:val="en-GB"/>
+              </w:rPr>
+              <w:t>'</w:t>
+            </w:r>
+            <w:proofErr w:type="spellStart"/>
+            <w:r>
+              <w:rPr>
+                <w:rFonts w:ascii="Arial" w:eastAsia="Arial" w:hAnsi="Arial" w:cs="Arial"/>
+                <w:color w:val="000000"/>
+                <w:sz w:val="20"/>
+                <w:szCs w:val="20"/>
+                <w:lang w:val="en-GB"/>
+              </w:rPr>
+              <w:t>president_lastname</w:t>
+            </w:r>
+            <w:proofErr w:type="spellEnd"/>
+            <w:r>
+              <w:rPr>
+                <w:rFonts w:ascii="Arial" w:eastAsia="Arial" w:hAnsi="Arial" w:cs="Arial"/>
+                <w:sz w:val="20"/>
+                <w:szCs w:val="20"/>
+                <w:lang w:val="en-GB"/>
+              </w:rPr>
+              <w:t>'</w:t>
+            </w:r>
+            <w:r>
+              <w:rPr>
+                <w:rFonts w:ascii="Arial" w:eastAsia="Arial" w:hAnsi="Arial" w:cs="Arial"/>
+                <w:color w:val="000000"/>
+                <w:sz w:val="20"/>
+                <w:szCs w:val="20"/>
+                <w:lang w:val="en-GB"/>
+              </w:rPr>
+              <w:t>) }}</w:t>
             </w:r>
           </w:p>
         </w:tc>
@@ -2638,6 +4204,7 @@
           <w:rFonts w:ascii="Arial" w:eastAsia="Arial" w:hAnsi="Arial" w:cs="Arial"/>
           <w:sz w:val="20"/>
           <w:szCs w:val="20"/>
+          <w:lang w:val="en-GB"/>
         </w:rPr>
       </w:pPr>
     </w:p>
@@ -2657,7 +4224,7 @@
 </file>
 
 <file path=word/endnotes.xml><?xml version="1.0" encoding="utf-8"?>
-<w:endnotes xmlns:wpc="http://schemas.microsoft.com/office/word/2010/wordprocessingCanvas" xmlns:cx="http://schemas.microsoft.com/office/drawing/2014/chartex" xmlns:cx1="http://schemas.microsoft.com/office/drawing/2015/9/8/chartex" xmlns:cx2="http://schemas.microsoft.com/office/drawing/2015/10/21/chartex" xmlns:cx3="http://schemas.microsoft.com/office/drawing/2016/5/9/chartex" xmlns:cx4="http://schemas.microsoft.com/office/drawing/2016/5/10/chartex" xmlns:cx5="http://schemas.microsoft.com/office/drawing/2016/5/11/chartex" xmlns:cx6="http://schemas.microsoft.com/office/drawing/2016/5/12/chartex" xmlns:cx7="http://schemas.microsoft.com/office/drawing/2016/5/13/chartex" xmlns:cx8="http://schemas.microsoft.com/office/drawing/2016/5/14/chartex" xmlns:mc="http://schemas.openxmlformats.org/markup-compatibility/2006" xmlns:aink="http://schemas.microsoft.com/office/drawing/2016/ink" xmlns:am3d="http://schemas.microsoft.com/office/drawing/2017/model3d" xmlns:o="urn:schemas-microsoft-com:office:office" xmlns:r="http://schemas.openxmlformats.org/officeDocument/2006/relationships" xmlns:m="http://schemas.openxmlformats.org/officeDocument/2006/math" xmlns:v="urn:schemas-microsoft-com:vml" xmlns:wp14="http://schemas.microsoft.com/office/word/2010/wordprocessingDrawing" xmlns:wp="http://schemas.openxmlformats.org/drawingml/2006/wordprocessingDrawing" xmlns:w10="urn:schemas-microsoft-com:office:word" xmlns:w="http://schemas.openxmlformats.org/wordprocessingml/2006/main" xmlns:w14="http://schemas.microsoft.com/office/word/2010/wordml" xmlns:w15="http://schemas.microsoft.com/office/word/2012/wordml" xmlns:w16cex="http://schemas.microsoft.com/office/word/2018/wordml/cex" xmlns:w16cid="http://schemas.microsoft.com/office/word/2016/wordml/cid" xmlns:w16="http://schemas.microsoft.com/office/word/2018/wordml" xmlns:w16se="http://schemas.microsoft.com/office/word/2015/wordml/symex" xmlns:wpg="http://schemas.microsoft.com/office/word/2010/wordprocessingGroup" xmlns:wpi="http://schemas.microsoft.com/office/word/2010/wordprocessingInk" xmlns:wne="http://schemas.microsoft.com/office/word/2006/wordml" xmlns:wps="http://schemas.microsoft.com/office/word/2010/wordprocessingShape" mc:Ignorable="w14 w15 w16se w16cid w16 w16cex wp14">
+<w:endnotes xmlns:wpc="http://schemas.microsoft.com/office/word/2010/wordprocessingCanvas" xmlns:mc="http://schemas.openxmlformats.org/markup-compatibility/2006" xmlns:o="urn:schemas-microsoft-com:office:office" xmlns:r="http://schemas.openxmlformats.org/officeDocument/2006/relationships" xmlns:m="http://schemas.openxmlformats.org/officeDocument/2006/math" xmlns:v="urn:schemas-microsoft-com:vml" xmlns:wp14="http://schemas.microsoft.com/office/word/2010/wordprocessingDrawing" xmlns:wp="http://schemas.openxmlformats.org/drawingml/2006/wordprocessingDrawing" xmlns:w10="urn:schemas-microsoft-com:office:word" xmlns:w="http://schemas.openxmlformats.org/wordprocessingml/2006/main" xmlns:w14="http://schemas.microsoft.com/office/word/2010/wordml" xmlns:w15="http://schemas.microsoft.com/office/word/2012/wordml" xmlns:wpg="http://schemas.microsoft.com/office/word/2010/wordprocessingGroup" xmlns:wpi="http://schemas.microsoft.com/office/word/2010/wordprocessingInk" xmlns:wne="http://schemas.microsoft.com/office/word/2006/wordml" xmlns:wps="http://schemas.microsoft.com/office/word/2010/wordprocessingShape" mc:Ignorable="w14 w15 wp14">
   <w:endnote w:type="separator" w:id="-1">
     <w:p>
       <w:r>
@@ -2676,7 +4243,7 @@
 </file>
 
 <file path=word/footer1.xml><?xml version="1.0" encoding="utf-8"?>
-<w:ftr xmlns:wpc="http://schemas.microsoft.com/office/word/2010/wordprocessingCanvas" xmlns:cx="http://schemas.microsoft.com/office/drawing/2014/chartex" xmlns:cx1="http://schemas.microsoft.com/office/drawing/2015/9/8/chartex" xmlns:cx2="http://schemas.microsoft.com/office/drawing/2015/10/21/chartex" xmlns:cx3="http://schemas.microsoft.com/office/drawing/2016/5/9/chartex" xmlns:cx4="http://schemas.microsoft.com/office/drawing/2016/5/10/chartex" xmlns:cx5="http://schemas.microsoft.com/office/drawing/2016/5/11/chartex" xmlns:cx6="http://schemas.microsoft.com/office/drawing/2016/5/12/chartex" xmlns:cx7="http://schemas.microsoft.com/office/drawing/2016/5/13/chartex" xmlns:cx8="http://schemas.microsoft.com/office/drawing/2016/5/14/chartex" xmlns:mc="http://schemas.openxmlformats.org/markup-compatibility/2006" xmlns:aink="http://schemas.microsoft.com/office/drawing/2016/ink" xmlns:am3d="http://schemas.microsoft.com/office/drawing/2017/model3d" xmlns:o="urn:schemas-microsoft-com:office:office" xmlns:r="http://schemas.openxmlformats.org/officeDocument/2006/relationships" xmlns:m="http://schemas.openxmlformats.org/officeDocument/2006/math" xmlns:v="urn:schemas-microsoft-com:vml" xmlns:wp14="http://schemas.microsoft.com/office/word/2010/wordprocessingDrawing" xmlns:wp="http://schemas.openxmlformats.org/drawingml/2006/wordprocessingDrawing" xmlns:w10="urn:schemas-microsoft-com:office:word" xmlns:w="http://schemas.openxmlformats.org/wordprocessingml/2006/main" xmlns:w14="http://schemas.microsoft.com/office/word/2010/wordml" xmlns:w15="http://schemas.microsoft.com/office/word/2012/wordml" xmlns:w16cex="http://schemas.microsoft.com/office/word/2018/wordml/cex" xmlns:w16cid="http://schemas.microsoft.com/office/word/2016/wordml/cid" xmlns:w16="http://schemas.microsoft.com/office/word/2018/wordml" xmlns:w16se="http://schemas.microsoft.com/office/word/2015/wordml/symex" xmlns:wpg="http://schemas.microsoft.com/office/word/2010/wordprocessingGroup" xmlns:wpi="http://schemas.microsoft.com/office/word/2010/wordprocessingInk" xmlns:wne="http://schemas.microsoft.com/office/word/2006/wordml" xmlns:wps="http://schemas.microsoft.com/office/word/2010/wordprocessingShape" mc:Ignorable="w14 w15 w16se w16cid w16 w16cex wp14">
+<w:ftr xmlns:wpc="http://schemas.microsoft.com/office/word/2010/wordprocessingCanvas" xmlns:mc="http://schemas.openxmlformats.org/markup-compatibility/2006" xmlns:o="urn:schemas-microsoft-com:office:office" xmlns:r="http://schemas.openxmlformats.org/officeDocument/2006/relationships" xmlns:m="http://schemas.openxmlformats.org/officeDocument/2006/math" xmlns:v="urn:schemas-microsoft-com:vml" xmlns:wp14="http://schemas.microsoft.com/office/word/2010/wordprocessingDrawing" xmlns:wp="http://schemas.openxmlformats.org/drawingml/2006/wordprocessingDrawing" xmlns:w10="urn:schemas-microsoft-com:office:word" xmlns:w="http://schemas.openxmlformats.org/wordprocessingml/2006/main" xmlns:w14="http://schemas.microsoft.com/office/word/2010/wordml" xmlns:w15="http://schemas.microsoft.com/office/word/2012/wordml" xmlns:wpg="http://schemas.microsoft.com/office/word/2010/wordprocessingGroup" xmlns:wpi="http://schemas.microsoft.com/office/word/2010/wordprocessingInk" xmlns:wne="http://schemas.microsoft.com/office/word/2006/wordml" xmlns:wps="http://schemas.microsoft.com/office/word/2010/wordprocessingShape" mc:Ignorable="w14 w15 wp14">
   <w:p>
     <w:pPr>
       <w:pBdr>
@@ -2737,7 +4304,37 @@
         <w:sz w:val="16"/>
         <w:szCs w:val="16"/>
       </w:rPr>
-      <w:t>Réf : RDM_{{ mission.</w:t>
+      <w:t>Réf : RDM</w:t>
+    </w:r>
+    <w:proofErr w:type="gramStart"/>
+    <w:r>
+      <w:rPr>
+        <w:rFonts w:ascii="Arial" w:eastAsia="Arial" w:hAnsi="Arial" w:cs="Arial"/>
+        <w:color w:val="000000"/>
+        <w:sz w:val="16"/>
+        <w:szCs w:val="16"/>
+      </w:rPr>
+      <w:t>_{</w:t>
+    </w:r>
+    <w:proofErr w:type="gramEnd"/>
+    <w:r>
+      <w:rPr>
+        <w:rFonts w:ascii="Arial" w:eastAsia="Arial" w:hAnsi="Arial" w:cs="Arial"/>
+        <w:color w:val="000000"/>
+        <w:sz w:val="16"/>
+        <w:szCs w:val="16"/>
+      </w:rPr>
+      <w:t xml:space="preserve">{ </w:t>
+    </w:r>
+    <w:proofErr w:type="spellStart"/>
+    <w:r>
+      <w:rPr>
+        <w:rFonts w:ascii="Arial" w:eastAsia="Arial" w:hAnsi="Arial" w:cs="Arial"/>
+        <w:color w:val="000000"/>
+        <w:sz w:val="16"/>
+        <w:szCs w:val="16"/>
+      </w:rPr>
+      <w:t>mission.</w:t>
     </w:r>
     <w:r>
       <w:rPr>
@@ -2766,6 +4363,7 @@
       </w:rPr>
       <w:t>umber</w:t>
     </w:r>
+    <w:proofErr w:type="spellEnd"/>
     <w:r>
       <w:rPr>
         <w:rFonts w:ascii="Arial" w:eastAsia="Arial" w:hAnsi="Arial" w:cs="Arial"/>
@@ -2931,7 +4529,7 @@
 </file>
 
 <file path=word/footer2.xml><?xml version="1.0" encoding="utf-8"?>
-<w:ftr xmlns:wpc="http://schemas.microsoft.com/office/word/2010/wordprocessingCanvas" xmlns:cx="http://schemas.microsoft.com/office/drawing/2014/chartex" xmlns:cx1="http://schemas.microsoft.com/office/drawing/2015/9/8/chartex" xmlns:cx2="http://schemas.microsoft.com/office/drawing/2015/10/21/chartex" xmlns:cx3="http://schemas.microsoft.com/office/drawing/2016/5/9/chartex" xmlns:cx4="http://schemas.microsoft.com/office/drawing/2016/5/10/chartex" xmlns:cx5="http://schemas.microsoft.com/office/drawing/2016/5/11/chartex" xmlns:cx6="http://schemas.microsoft.com/office/drawing/2016/5/12/chartex" xmlns:cx7="http://schemas.microsoft.com/office/drawing/2016/5/13/chartex" xmlns:cx8="http://schemas.microsoft.com/office/drawing/2016/5/14/chartex" xmlns:mc="http://schemas.openxmlformats.org/markup-compatibility/2006" xmlns:aink="http://schemas.microsoft.com/office/drawing/2016/ink" xmlns:am3d="http://schemas.microsoft.com/office/drawing/2017/model3d" xmlns:o="urn:schemas-microsoft-com:office:office" xmlns:r="http://schemas.openxmlformats.org/officeDocument/2006/relationships" xmlns:m="http://schemas.openxmlformats.org/officeDocument/2006/math" xmlns:v="urn:schemas-microsoft-com:vml" xmlns:wp14="http://schemas.microsoft.com/office/word/2010/wordprocessingDrawing" xmlns:wp="http://schemas.openxmlformats.org/drawingml/2006/wordprocessingDrawing" xmlns:w10="urn:schemas-microsoft-com:office:word" xmlns:w="http://schemas.openxmlformats.org/wordprocessingml/2006/main" xmlns:w14="http://schemas.microsoft.com/office/word/2010/wordml" xmlns:w15="http://schemas.microsoft.com/office/word/2012/wordml" xmlns:w16cex="http://schemas.microsoft.com/office/word/2018/wordml/cex" xmlns:w16cid="http://schemas.microsoft.com/office/word/2016/wordml/cid" xmlns:w16="http://schemas.microsoft.com/office/word/2018/wordml" xmlns:w16se="http://schemas.microsoft.com/office/word/2015/wordml/symex" xmlns:wpg="http://schemas.microsoft.com/office/word/2010/wordprocessingGroup" xmlns:wpi="http://schemas.microsoft.com/office/word/2010/wordprocessingInk" xmlns:wne="http://schemas.microsoft.com/office/word/2006/wordml" xmlns:wps="http://schemas.microsoft.com/office/word/2010/wordprocessingShape" mc:Ignorable="w14 w15 w16se w16cid w16 w16cex wp14">
+<w:ftr xmlns:wpc="http://schemas.microsoft.com/office/word/2010/wordprocessingCanvas" xmlns:mc="http://schemas.openxmlformats.org/markup-compatibility/2006" xmlns:o="urn:schemas-microsoft-com:office:office" xmlns:r="http://schemas.openxmlformats.org/officeDocument/2006/relationships" xmlns:m="http://schemas.openxmlformats.org/officeDocument/2006/math" xmlns:v="urn:schemas-microsoft-com:vml" xmlns:wp14="http://schemas.microsoft.com/office/word/2010/wordprocessingDrawing" xmlns:wp="http://schemas.openxmlformats.org/drawingml/2006/wordprocessingDrawing" xmlns:w10="urn:schemas-microsoft-com:office:word" xmlns:w="http://schemas.openxmlformats.org/wordprocessingml/2006/main" xmlns:w14="http://schemas.microsoft.com/office/word/2010/wordml" xmlns:w15="http://schemas.microsoft.com/office/word/2012/wordml" xmlns:wpg="http://schemas.microsoft.com/office/word/2010/wordprocessingGroup" xmlns:wpi="http://schemas.microsoft.com/office/word/2010/wordprocessingInk" xmlns:wne="http://schemas.microsoft.com/office/word/2006/wordml" xmlns:wps="http://schemas.microsoft.com/office/word/2010/wordprocessingShape" mc:Ignorable="w14 w15 wp14">
   <w:p>
     <w:pPr>
       <w:pBdr>
@@ -2992,7 +4590,37 @@
         <w:sz w:val="16"/>
         <w:szCs w:val="16"/>
       </w:rPr>
-      <w:t>Réf : RDM_{{ mission.</w:t>
+      <w:t>Réf : RDM</w:t>
+    </w:r>
+    <w:proofErr w:type="gramStart"/>
+    <w:r>
+      <w:rPr>
+        <w:rFonts w:ascii="Arial" w:eastAsia="Arial" w:hAnsi="Arial" w:cs="Arial"/>
+        <w:color w:val="000000"/>
+        <w:sz w:val="16"/>
+        <w:szCs w:val="16"/>
+      </w:rPr>
+      <w:t>_{</w:t>
+    </w:r>
+    <w:proofErr w:type="gramEnd"/>
+    <w:r>
+      <w:rPr>
+        <w:rFonts w:ascii="Arial" w:eastAsia="Arial" w:hAnsi="Arial" w:cs="Arial"/>
+        <w:color w:val="000000"/>
+        <w:sz w:val="16"/>
+        <w:szCs w:val="16"/>
+      </w:rPr>
+      <w:t xml:space="preserve">{ </w:t>
+    </w:r>
+    <w:proofErr w:type="spellStart"/>
+    <w:r>
+      <w:rPr>
+        <w:rFonts w:ascii="Arial" w:eastAsia="Arial" w:hAnsi="Arial" w:cs="Arial"/>
+        <w:color w:val="000000"/>
+        <w:sz w:val="16"/>
+        <w:szCs w:val="16"/>
+      </w:rPr>
+      <w:t>mission.</w:t>
     </w:r>
     <w:r>
       <w:rPr>
@@ -3021,6 +4649,7 @@
       </w:rPr>
       <w:t>ber</w:t>
     </w:r>
+    <w:proofErr w:type="spellEnd"/>
     <w:r>
       <w:rPr>
         <w:rFonts w:ascii="Arial" w:eastAsia="Arial" w:hAnsi="Arial" w:cs="Arial"/>
@@ -3139,7 +4768,7 @@
         <w:sz w:val="16"/>
         <w:szCs w:val="16"/>
       </w:rPr>
-      <w:t>2</w:t>
+      <w:t>3</w:t>
     </w:r>
     <w:r>
       <w:rPr>
@@ -3211,7 +4840,58 @@
         <w:sz w:val="18"/>
         <w:szCs w:val="18"/>
       </w:rPr>
-      <w:t>{{ param('nom') }}, Junior-Entreprise de l'INSA de Rennes</w:t>
+      <w:t>{</w:t>
+    </w:r>
+    <w:proofErr w:type="gramStart"/>
+    <w:r>
+      <w:rPr>
+        <w:rFonts w:ascii="Arial" w:eastAsia="Arial" w:hAnsi="Arial" w:cs="Arial"/>
+        <w:color w:val="000000"/>
+        <w:sz w:val="18"/>
+        <w:szCs w:val="18"/>
+      </w:rPr>
+      <w:t xml:space="preserve">{ </w:t>
+    </w:r>
+    <w:proofErr w:type="spellStart"/>
+    <w:r>
+      <w:rPr>
+        <w:rFonts w:ascii="Arial" w:eastAsia="Arial" w:hAnsi="Arial" w:cs="Arial"/>
+        <w:color w:val="000000"/>
+        <w:sz w:val="18"/>
+        <w:szCs w:val="18"/>
+      </w:rPr>
+      <w:t>param</w:t>
+    </w:r>
+    <w:proofErr w:type="spellEnd"/>
+    <w:proofErr w:type="gramEnd"/>
+    <w:r>
+      <w:rPr>
+        <w:rFonts w:ascii="Arial" w:eastAsia="Arial" w:hAnsi="Arial" w:cs="Arial"/>
+        <w:color w:val="000000"/>
+        <w:sz w:val="18"/>
+        <w:szCs w:val="18"/>
+      </w:rPr>
+      <w:t>('</w:t>
+    </w:r>
+    <w:proofErr w:type="spellStart"/>
+    <w:r>
+      <w:rPr>
+        <w:rFonts w:ascii="Arial" w:eastAsia="Arial" w:hAnsi="Arial" w:cs="Arial"/>
+        <w:color w:val="000000"/>
+        <w:sz w:val="18"/>
+        <w:szCs w:val="18"/>
+      </w:rPr>
+      <w:t>je_name</w:t>
+    </w:r>
+    <w:proofErr w:type="spellEnd"/>
+    <w:r>
+      <w:rPr>
+        <w:rFonts w:ascii="Arial" w:eastAsia="Arial" w:hAnsi="Arial" w:cs="Arial"/>
+        <w:color w:val="000000"/>
+        <w:sz w:val="18"/>
+        <w:szCs w:val="18"/>
+      </w:rPr>
+      <w:t>') }}, Junior-Entreprise de l'INSA de Rennes</w:t>
     </w:r>
   </w:p>
   <w:p>
@@ -3274,7 +4954,136 @@
         <w:sz w:val="16"/>
         <w:szCs w:val="16"/>
       </w:rPr>
-      <w:t xml:space="preserve">{{ param('adresse') }} – 02.23.23.85.72 – {{ param('email') }} </w:t>
+      <w:t>{</w:t>
+    </w:r>
+    <w:proofErr w:type="gramStart"/>
+    <w:r>
+      <w:rPr>
+        <w:rFonts w:ascii="Arial" w:eastAsia="Arial" w:hAnsi="Arial" w:cs="Arial"/>
+        <w:color w:val="000000"/>
+        <w:sz w:val="16"/>
+        <w:szCs w:val="16"/>
+      </w:rPr>
+      <w:t xml:space="preserve">{ </w:t>
+    </w:r>
+    <w:proofErr w:type="spellStart"/>
+    <w:r>
+      <w:rPr>
+        <w:rFonts w:ascii="Arial" w:eastAsia="Arial" w:hAnsi="Arial" w:cs="Arial"/>
+        <w:color w:val="000000"/>
+        <w:sz w:val="16"/>
+        <w:szCs w:val="16"/>
+      </w:rPr>
+      <w:t>param</w:t>
+    </w:r>
+    <w:proofErr w:type="spellEnd"/>
+    <w:proofErr w:type="gramEnd"/>
+    <w:r>
+      <w:rPr>
+        <w:rFonts w:ascii="Arial" w:eastAsia="Arial" w:hAnsi="Arial" w:cs="Arial"/>
+        <w:color w:val="000000"/>
+        <w:sz w:val="16"/>
+        <w:szCs w:val="16"/>
+      </w:rPr>
+      <w:t>('</w:t>
+    </w:r>
+    <w:proofErr w:type="spellStart"/>
+    <w:r>
+      <w:rPr>
+        <w:rFonts w:ascii="Arial" w:eastAsia="Arial" w:hAnsi="Arial" w:cs="Arial"/>
+        <w:color w:val="000000"/>
+        <w:sz w:val="16"/>
+        <w:szCs w:val="16"/>
+      </w:rPr>
+      <w:t>je_ad</w:t>
+    </w:r>
+    <w:r>
+      <w:rPr>
+        <w:rFonts w:ascii="Arial" w:eastAsia="Arial" w:hAnsi="Arial" w:cs="Arial"/>
+        <w:color w:val="000000"/>
+        <w:sz w:val="16"/>
+        <w:szCs w:val="16"/>
+      </w:rPr>
+      <w:t>d</w:t>
+    </w:r>
+    <w:r>
+      <w:rPr>
+        <w:rFonts w:ascii="Arial" w:eastAsia="Arial" w:hAnsi="Arial" w:cs="Arial"/>
+        <w:color w:val="000000"/>
+        <w:sz w:val="16"/>
+        <w:szCs w:val="16"/>
+      </w:rPr>
+      <w:t>ress</w:t>
+    </w:r>
+    <w:proofErr w:type="spellEnd"/>
+    <w:r>
+      <w:rPr>
+        <w:rFonts w:ascii="Arial" w:eastAsia="Arial" w:hAnsi="Arial" w:cs="Arial"/>
+        <w:color w:val="000000"/>
+        <w:sz w:val="16"/>
+        <w:szCs w:val="16"/>
+      </w:rPr>
+      <w:t>') }</w:t>
+    </w:r>
+    <w:r>
+      <w:rPr>
+        <w:rFonts w:ascii="Arial" w:eastAsia="Arial" w:hAnsi="Arial" w:cs="Arial"/>
+        <w:color w:val="000000"/>
+        <w:sz w:val="16"/>
+        <w:szCs w:val="16"/>
+      </w:rPr>
+      <w:t>} – 02.23.23.85.72 – {</w:t>
+    </w:r>
+    <w:proofErr w:type="gramStart"/>
+    <w:r>
+      <w:rPr>
+        <w:rFonts w:ascii="Arial" w:eastAsia="Arial" w:hAnsi="Arial" w:cs="Arial"/>
+        <w:color w:val="000000"/>
+        <w:sz w:val="16"/>
+        <w:szCs w:val="16"/>
+      </w:rPr>
+      <w:t xml:space="preserve">{ </w:t>
+    </w:r>
+    <w:proofErr w:type="spellStart"/>
+    <w:r>
+      <w:rPr>
+        <w:rFonts w:ascii="Arial" w:eastAsia="Arial" w:hAnsi="Arial" w:cs="Arial"/>
+        <w:color w:val="000000"/>
+        <w:sz w:val="16"/>
+        <w:szCs w:val="16"/>
+      </w:rPr>
+      <w:t>param</w:t>
+    </w:r>
+    <w:proofErr w:type="spellEnd"/>
+    <w:proofErr w:type="gramEnd"/>
+    <w:r>
+      <w:rPr>
+        <w:rFonts w:ascii="Arial" w:eastAsia="Arial" w:hAnsi="Arial" w:cs="Arial"/>
+        <w:color w:val="000000"/>
+        <w:sz w:val="16"/>
+        <w:szCs w:val="16"/>
+      </w:rPr>
+      <w:t>('</w:t>
+    </w:r>
+    <w:proofErr w:type="spellStart"/>
+    <w:r>
+      <w:rPr>
+        <w:rFonts w:ascii="Arial" w:eastAsia="Arial" w:hAnsi="Arial" w:cs="Arial"/>
+        <w:color w:val="000000"/>
+        <w:sz w:val="16"/>
+        <w:szCs w:val="16"/>
+      </w:rPr>
+      <w:t>je_contact</w:t>
+    </w:r>
+    <w:proofErr w:type="spellEnd"/>
+    <w:r>
+      <w:rPr>
+        <w:rFonts w:ascii="Arial" w:eastAsia="Arial" w:hAnsi="Arial" w:cs="Arial"/>
+        <w:color w:val="000000"/>
+        <w:sz w:val="16"/>
+        <w:szCs w:val="16"/>
+      </w:rPr>
+      <w:t xml:space="preserve">') }} </w:t>
     </w:r>
   </w:p>
   <w:p>
@@ -3311,7 +5120,7 @@
 </file>
 
 <file path=word/footnotes.xml><?xml version="1.0" encoding="utf-8"?>
-<w:footnotes xmlns:wpc="http://schemas.microsoft.com/office/word/2010/wordprocessingCanvas" xmlns:cx="http://schemas.microsoft.com/office/drawing/2014/chartex" xmlns:cx1="http://schemas.microsoft.com/office/drawing/2015/9/8/chartex" xmlns:cx2="http://schemas.microsoft.com/office/drawing/2015/10/21/chartex" xmlns:cx3="http://schemas.microsoft.com/office/drawing/2016/5/9/chartex" xmlns:cx4="http://schemas.microsoft.com/office/drawing/2016/5/10/chartex" xmlns:cx5="http://schemas.microsoft.com/office/drawing/2016/5/11/chartex" xmlns:cx6="http://schemas.microsoft.com/office/drawing/2016/5/12/chartex" xmlns:cx7="http://schemas.microsoft.com/office/drawing/2016/5/13/chartex" xmlns:cx8="http://schemas.microsoft.com/office/drawing/2016/5/14/chartex" xmlns:mc="http://schemas.openxmlformats.org/markup-compatibility/2006" xmlns:aink="http://schemas.microsoft.com/office/drawing/2016/ink" xmlns:am3d="http://schemas.microsoft.com/office/drawing/2017/model3d" xmlns:o="urn:schemas-microsoft-com:office:office" xmlns:r="http://schemas.openxmlformats.org/officeDocument/2006/relationships" xmlns:m="http://schemas.openxmlformats.org/officeDocument/2006/math" xmlns:v="urn:schemas-microsoft-com:vml" xmlns:wp14="http://schemas.microsoft.com/office/word/2010/wordprocessingDrawing" xmlns:wp="http://schemas.openxmlformats.org/drawingml/2006/wordprocessingDrawing" xmlns:w10="urn:schemas-microsoft-com:office:word" xmlns:w="http://schemas.openxmlformats.org/wordprocessingml/2006/main" xmlns:w14="http://schemas.microsoft.com/office/word/2010/wordml" xmlns:w15="http://schemas.microsoft.com/office/word/2012/wordml" xmlns:w16cex="http://schemas.microsoft.com/office/word/2018/wordml/cex" xmlns:w16cid="http://schemas.microsoft.com/office/word/2016/wordml/cid" xmlns:w16="http://schemas.microsoft.com/office/word/2018/wordml" xmlns:w16se="http://schemas.microsoft.com/office/word/2015/wordml/symex" xmlns:wpg="http://schemas.microsoft.com/office/word/2010/wordprocessingGroup" xmlns:wpi="http://schemas.microsoft.com/office/word/2010/wordprocessingInk" xmlns:wne="http://schemas.microsoft.com/office/word/2006/wordml" xmlns:wps="http://schemas.microsoft.com/office/word/2010/wordprocessingShape" mc:Ignorable="w14 w15 w16se w16cid w16 w16cex wp14">
+<w:footnotes xmlns:wpc="http://schemas.microsoft.com/office/word/2010/wordprocessingCanvas" xmlns:mc="http://schemas.openxmlformats.org/markup-compatibility/2006" xmlns:o="urn:schemas-microsoft-com:office:office" xmlns:r="http://schemas.openxmlformats.org/officeDocument/2006/relationships" xmlns:m="http://schemas.openxmlformats.org/officeDocument/2006/math" xmlns:v="urn:schemas-microsoft-com:vml" xmlns:wp14="http://schemas.microsoft.com/office/word/2010/wordprocessingDrawing" xmlns:wp="http://schemas.openxmlformats.org/drawingml/2006/wordprocessingDrawing" xmlns:w10="urn:schemas-microsoft-com:office:word" xmlns:w="http://schemas.openxmlformats.org/wordprocessingml/2006/main" xmlns:w14="http://schemas.microsoft.com/office/word/2010/wordml" xmlns:w15="http://schemas.microsoft.com/office/word/2012/wordml" xmlns:wpg="http://schemas.microsoft.com/office/word/2010/wordprocessingGroup" xmlns:wpi="http://schemas.microsoft.com/office/word/2010/wordprocessingInk" xmlns:wne="http://schemas.microsoft.com/office/word/2006/wordml" xmlns:wps="http://schemas.microsoft.com/office/word/2010/wordprocessingShape" mc:Ignorable="w14 w15 wp14">
   <w:footnote w:type="separator" w:id="-1">
     <w:p>
       <w:r>
@@ -3330,7 +5139,7 @@
 </file>
 
 <file path=word/header1.xml><?xml version="1.0" encoding="utf-8"?>
-<w:hdr xmlns:wpc="http://schemas.microsoft.com/office/word/2010/wordprocessingCanvas" xmlns:cx="http://schemas.microsoft.com/office/drawing/2014/chartex" xmlns:cx1="http://schemas.microsoft.com/office/drawing/2015/9/8/chartex" xmlns:cx2="http://schemas.microsoft.com/office/drawing/2015/10/21/chartex" xmlns:cx3="http://schemas.microsoft.com/office/drawing/2016/5/9/chartex" xmlns:cx4="http://schemas.microsoft.com/office/drawing/2016/5/10/chartex" xmlns:cx5="http://schemas.microsoft.com/office/drawing/2016/5/11/chartex" xmlns:cx6="http://schemas.microsoft.com/office/drawing/2016/5/12/chartex" xmlns:cx7="http://schemas.microsoft.com/office/drawing/2016/5/13/chartex" xmlns:cx8="http://schemas.microsoft.com/office/drawing/2016/5/14/chartex" xmlns:mc="http://schemas.openxmlformats.org/markup-compatibility/2006" xmlns:aink="http://schemas.microsoft.com/office/drawing/2016/ink" xmlns:am3d="http://schemas.microsoft.com/office/drawing/2017/model3d" xmlns:o="urn:schemas-microsoft-com:office:office" xmlns:r="http://schemas.openxmlformats.org/officeDocument/2006/relationships" xmlns:m="http://schemas.openxmlformats.org/officeDocument/2006/math" xmlns:v="urn:schemas-microsoft-com:vml" xmlns:wp14="http://schemas.microsoft.com/office/word/2010/wordprocessingDrawing" xmlns:wp="http://schemas.openxmlformats.org/drawingml/2006/wordprocessingDrawing" xmlns:w10="urn:schemas-microsoft-com:office:word" xmlns:w="http://schemas.openxmlformats.org/wordprocessingml/2006/main" xmlns:w14="http://schemas.microsoft.com/office/word/2010/wordml" xmlns:w15="http://schemas.microsoft.com/office/word/2012/wordml" xmlns:w16cex="http://schemas.microsoft.com/office/word/2018/wordml/cex" xmlns:w16cid="http://schemas.microsoft.com/office/word/2016/wordml/cid" xmlns:w16="http://schemas.microsoft.com/office/word/2018/wordml" xmlns:w16se="http://schemas.microsoft.com/office/word/2015/wordml/symex" xmlns:wpg="http://schemas.microsoft.com/office/word/2010/wordprocessingGroup" xmlns:wpi="http://schemas.microsoft.com/office/word/2010/wordprocessingInk" xmlns:wne="http://schemas.microsoft.com/office/word/2006/wordml" xmlns:wps="http://schemas.microsoft.com/office/word/2010/wordprocessingShape" mc:Ignorable="w14 w15 w16se w16cid w16 w16cex wp14">
+<w:hdr xmlns:wpc="http://schemas.microsoft.com/office/word/2010/wordprocessingCanvas" xmlns:mc="http://schemas.openxmlformats.org/markup-compatibility/2006" xmlns:o="urn:schemas-microsoft-com:office:office" xmlns:r="http://schemas.openxmlformats.org/officeDocument/2006/relationships" xmlns:m="http://schemas.openxmlformats.org/officeDocument/2006/math" xmlns:v="urn:schemas-microsoft-com:vml" xmlns:wp14="http://schemas.microsoft.com/office/word/2010/wordprocessingDrawing" xmlns:wp="http://schemas.openxmlformats.org/drawingml/2006/wordprocessingDrawing" xmlns:w10="urn:schemas-microsoft-com:office:word" xmlns:w="http://schemas.openxmlformats.org/wordprocessingml/2006/main" xmlns:w14="http://schemas.microsoft.com/office/word/2010/wordml" xmlns:w15="http://schemas.microsoft.com/office/word/2012/wordml" xmlns:wpg="http://schemas.microsoft.com/office/word/2010/wordprocessingGroup" xmlns:wpi="http://schemas.microsoft.com/office/word/2010/wordprocessingInk" xmlns:wne="http://schemas.microsoft.com/office/word/2006/wordml" xmlns:wps="http://schemas.microsoft.com/office/word/2010/wordprocessingShape" mc:Ignorable="w14 w15 wp14">
   <w:p>
     <w:pPr>
       <w:pBdr>
@@ -3396,7 +5205,7 @@
 </file>
 
 <file path=word/header2.xml><?xml version="1.0" encoding="utf-8"?>
-<w:hdr xmlns:wpc="http://schemas.microsoft.com/office/word/2010/wordprocessingCanvas" xmlns:cx="http://schemas.microsoft.com/office/drawing/2014/chartex" xmlns:cx1="http://schemas.microsoft.com/office/drawing/2015/9/8/chartex" xmlns:cx2="http://schemas.microsoft.com/office/drawing/2015/10/21/chartex" xmlns:cx3="http://schemas.microsoft.com/office/drawing/2016/5/9/chartex" xmlns:cx4="http://schemas.microsoft.com/office/drawing/2016/5/10/chartex" xmlns:cx5="http://schemas.microsoft.com/office/drawing/2016/5/11/chartex" xmlns:cx6="http://schemas.microsoft.com/office/drawing/2016/5/12/chartex" xmlns:cx7="http://schemas.microsoft.com/office/drawing/2016/5/13/chartex" xmlns:cx8="http://schemas.microsoft.com/office/drawing/2016/5/14/chartex" xmlns:mc="http://schemas.openxmlformats.org/markup-compatibility/2006" xmlns:aink="http://schemas.microsoft.com/office/drawing/2016/ink" xmlns:am3d="http://schemas.microsoft.com/office/drawing/2017/model3d" xmlns:o="urn:schemas-microsoft-com:office:office" xmlns:r="http://schemas.openxmlformats.org/officeDocument/2006/relationships" xmlns:m="http://schemas.openxmlformats.org/officeDocument/2006/math" xmlns:v="urn:schemas-microsoft-com:vml" xmlns:wp14="http://schemas.microsoft.com/office/word/2010/wordprocessingDrawing" xmlns:wp="http://schemas.openxmlformats.org/drawingml/2006/wordprocessingDrawing" xmlns:w10="urn:schemas-microsoft-com:office:word" xmlns:w="http://schemas.openxmlformats.org/wordprocessingml/2006/main" xmlns:w14="http://schemas.microsoft.com/office/word/2010/wordml" xmlns:w15="http://schemas.microsoft.com/office/word/2012/wordml" xmlns:w16cex="http://schemas.microsoft.com/office/word/2018/wordml/cex" xmlns:w16cid="http://schemas.microsoft.com/office/word/2016/wordml/cid" xmlns:w16="http://schemas.microsoft.com/office/word/2018/wordml" xmlns:w16se="http://schemas.microsoft.com/office/word/2015/wordml/symex" xmlns:wpg="http://schemas.microsoft.com/office/word/2010/wordprocessingGroup" xmlns:wpi="http://schemas.microsoft.com/office/word/2010/wordprocessingInk" xmlns:wne="http://schemas.microsoft.com/office/word/2006/wordml" xmlns:wps="http://schemas.microsoft.com/office/word/2010/wordprocessingShape" mc:Ignorable="w14 w15 w16se w16cid w16 w16cex wp14">
+<w:hdr xmlns:wpc="http://schemas.microsoft.com/office/word/2010/wordprocessingCanvas" xmlns:mc="http://schemas.openxmlformats.org/markup-compatibility/2006" xmlns:o="urn:schemas-microsoft-com:office:office" xmlns:r="http://schemas.openxmlformats.org/officeDocument/2006/relationships" xmlns:m="http://schemas.openxmlformats.org/officeDocument/2006/math" xmlns:v="urn:schemas-microsoft-com:vml" xmlns:wp14="http://schemas.microsoft.com/office/word/2010/wordprocessingDrawing" xmlns:wp="http://schemas.openxmlformats.org/drawingml/2006/wordprocessingDrawing" xmlns:w10="urn:schemas-microsoft-com:office:word" xmlns:w="http://schemas.openxmlformats.org/wordprocessingml/2006/main" xmlns:w14="http://schemas.microsoft.com/office/word/2010/wordml" xmlns:w15="http://schemas.microsoft.com/office/word/2012/wordml" xmlns:wpg="http://schemas.microsoft.com/office/word/2010/wordprocessingGroup" xmlns:wpi="http://schemas.microsoft.com/office/word/2010/wordprocessingInk" xmlns:wne="http://schemas.microsoft.com/office/word/2006/wordml" xmlns:wps="http://schemas.microsoft.com/office/word/2010/wordprocessingShape" mc:Ignorable="w14 w15 wp14">
   <w:p>
     <w:pPr>
       <w:pBdr>
@@ -3461,8 +5270,8 @@
 </file>
 
 <file path=word/numbering.xml><?xml version="1.0" encoding="utf-8"?>
-<w:numbering xmlns:wpc="http://schemas.microsoft.com/office/word/2010/wordprocessingCanvas" xmlns:cx="http://schemas.microsoft.com/office/drawing/2014/chartex" xmlns:cx1="http://schemas.microsoft.com/office/drawing/2015/9/8/chartex" xmlns:cx2="http://schemas.microsoft.com/office/drawing/2015/10/21/chartex" xmlns:cx3="http://schemas.microsoft.com/office/drawing/2016/5/9/chartex" xmlns:cx4="http://schemas.microsoft.com/office/drawing/2016/5/10/chartex" xmlns:cx5="http://schemas.microsoft.com/office/drawing/2016/5/11/chartex" xmlns:cx6="http://schemas.microsoft.com/office/drawing/2016/5/12/chartex" xmlns:cx7="http://schemas.microsoft.com/office/drawing/2016/5/13/chartex" xmlns:cx8="http://schemas.microsoft.com/office/drawing/2016/5/14/chartex" xmlns:mc="http://schemas.openxmlformats.org/markup-compatibility/2006" xmlns:aink="http://schemas.microsoft.com/office/drawing/2016/ink" xmlns:am3d="http://schemas.microsoft.com/office/drawing/2017/model3d" xmlns:o="urn:schemas-microsoft-com:office:office" xmlns:r="http://schemas.openxmlformats.org/officeDocument/2006/relationships" xmlns:m="http://schemas.openxmlformats.org/officeDocument/2006/math" xmlns:v="urn:schemas-microsoft-com:vml" xmlns:wp14="http://schemas.microsoft.com/office/word/2010/wordprocessingDrawing" xmlns:wp="http://schemas.openxmlformats.org/drawingml/2006/wordprocessingDrawing" xmlns:w10="urn:schemas-microsoft-com:office:word" xmlns:w="http://schemas.openxmlformats.org/wordprocessingml/2006/main" xmlns:w14="http://schemas.microsoft.com/office/word/2010/wordml" xmlns:w15="http://schemas.microsoft.com/office/word/2012/wordml" xmlns:w16cex="http://schemas.microsoft.com/office/word/2018/wordml/cex" xmlns:w16cid="http://schemas.microsoft.com/office/word/2016/wordml/cid" xmlns:w16="http://schemas.microsoft.com/office/word/2018/wordml" xmlns:w16se="http://schemas.microsoft.com/office/word/2015/wordml/symex" xmlns:wpg="http://schemas.microsoft.com/office/word/2010/wordprocessingGroup" xmlns:wpi="http://schemas.microsoft.com/office/word/2010/wordprocessingInk" xmlns:wne="http://schemas.microsoft.com/office/word/2006/wordml" xmlns:wps="http://schemas.microsoft.com/office/word/2010/wordprocessingShape" mc:Ignorable="w14 w15 w16se w16cid w16 w16cex wp14">
-  <w:abstractNum w:abstractNumId="0" w15:restartNumberingAfterBreak="0">
+<w:numbering xmlns:wpc="http://schemas.microsoft.com/office/word/2010/wordprocessingCanvas" xmlns:mc="http://schemas.openxmlformats.org/markup-compatibility/2006" xmlns:o="urn:schemas-microsoft-com:office:office" xmlns:r="http://schemas.openxmlformats.org/officeDocument/2006/relationships" xmlns:m="http://schemas.openxmlformats.org/officeDocument/2006/math" xmlns:v="urn:schemas-microsoft-com:vml" xmlns:wp14="http://schemas.microsoft.com/office/word/2010/wordprocessingDrawing" xmlns:wp="http://schemas.openxmlformats.org/drawingml/2006/wordprocessingDrawing" xmlns:w10="urn:schemas-microsoft-com:office:word" xmlns:w="http://schemas.openxmlformats.org/wordprocessingml/2006/main" xmlns:w14="http://schemas.microsoft.com/office/word/2010/wordml" xmlns:w15="http://schemas.microsoft.com/office/word/2012/wordml" xmlns:wpg="http://schemas.microsoft.com/office/word/2010/wordprocessingGroup" xmlns:wpi="http://schemas.microsoft.com/office/word/2010/wordprocessingInk" xmlns:wne="http://schemas.microsoft.com/office/word/2006/wordml" xmlns:wps="http://schemas.microsoft.com/office/word/2010/wordprocessingShape" mc:Ignorable="w14 w15 wp14">
+  <w:abstractNum w:abstractNumId="0">
     <w:nsid w:val="4D2672B1"/>
     <w:multiLevelType w:val="multilevel"/>
     <w:tmpl w:val="927AC9F4"/>
@@ -3578,7 +5387,7 @@
       </w:pPr>
     </w:lvl>
   </w:abstractNum>
-  <w:abstractNum w:abstractNumId="1" w15:restartNumberingAfterBreak="0">
+  <w:abstractNum w:abstractNumId="1">
     <w:nsid w:val="549E08E0"/>
     <w:multiLevelType w:val="multilevel"/>
     <w:tmpl w:val="698481EC"/>
@@ -3791,7 +5600,7 @@
 </file>
 
 <file path=word/styles.xml><?xml version="1.0" encoding="utf-8"?>
-<w:styles xmlns:mc="http://schemas.openxmlformats.org/markup-compatibility/2006" xmlns:r="http://schemas.openxmlformats.org/officeDocument/2006/relationships" xmlns:w="http://schemas.openxmlformats.org/wordprocessingml/2006/main" xmlns:w14="http://schemas.microsoft.com/office/word/2010/wordml" xmlns:w15="http://schemas.microsoft.com/office/word/2012/wordml" xmlns:w16cex="http://schemas.microsoft.com/office/word/2018/wordml/cex" xmlns:w16cid="http://schemas.microsoft.com/office/word/2016/wordml/cid" xmlns:w16="http://schemas.microsoft.com/office/word/2018/wordml" xmlns:w16se="http://schemas.microsoft.com/office/word/2015/wordml/symex" mc:Ignorable="w14 w15 w16se w16cid w16 w16cex">
+<w:styles xmlns:mc="http://schemas.openxmlformats.org/markup-compatibility/2006" xmlns:r="http://schemas.openxmlformats.org/officeDocument/2006/relationships" xmlns:w="http://schemas.openxmlformats.org/wordprocessingml/2006/main" xmlns:w14="http://schemas.microsoft.com/office/word/2010/wordml" xmlns:w15="http://schemas.microsoft.com/office/word/2012/wordml" mc:Ignorable="w14 w15">
   <w:docDefaults>
     <w:rPrDefault>
       <w:rPr>
@@ -3807,7 +5616,7 @@
       </w:pPr>
     </w:pPrDefault>
   </w:docDefaults>
-  <w:latentStyles w:defLockedState="0" w:defUIPriority="99" w:defSemiHidden="0" w:defUnhideWhenUsed="0" w:defQFormat="0" w:count="376">
+  <w:latentStyles w:defLockedState="0" w:defUIPriority="99" w:defSemiHidden="0" w:defUnhideWhenUsed="0" w:defQFormat="0" w:count="371">
     <w:lsdException w:name="Normal" w:uiPriority="0" w:qFormat="1"/>
     <w:lsdException w:name="heading 1" w:uiPriority="9" w:qFormat="1"/>
     <w:lsdException w:name="heading 2" w:semiHidden="1" w:uiPriority="9" w:unhideWhenUsed="1" w:qFormat="1"/>
@@ -4179,11 +5988,6 @@
     <w:lsdException w:name="List Table 5 Dark Accent 6" w:uiPriority="50"/>
     <w:lsdException w:name="List Table 6 Colorful Accent 6" w:uiPriority="51"/>
     <w:lsdException w:name="List Table 7 Colorful Accent 6" w:uiPriority="52"/>
-    <w:lsdException w:name="Mention" w:semiHidden="1" w:unhideWhenUsed="1"/>
-    <w:lsdException w:name="Smart Hyperlink" w:semiHidden="1" w:unhideWhenUsed="1"/>
-    <w:lsdException w:name="Hashtag" w:semiHidden="1" w:unhideWhenUsed="1"/>
-    <w:lsdException w:name="Unresolved Mention" w:semiHidden="1" w:unhideWhenUsed="1"/>
-    <w:lsdException w:name="Smart Link" w:semiHidden="1" w:unhideWhenUsed="1"/>
   </w:latentStyles>
   <w:style w:type="paragraph" w:default="1" w:styleId="Normal">
     <w:name w:val="Normal"/>
@@ -4714,7 +6518,9 @@
       <w:tblStyleRowBandSize w:val="1"/>
       <w:tblStyleColBandSize w:val="1"/>
       <w:tblCellMar>
+        <w:top w:w="0" w:type="dxa"/>
         <w:left w:w="70" w:type="dxa"/>
+        <w:bottom w:w="0" w:type="dxa"/>
         <w:right w:w="70" w:type="dxa"/>
       </w:tblCellMar>
     </w:tblPr>
@@ -4725,7 +6531,9 @@
       <w:tblStyleRowBandSize w:val="1"/>
       <w:tblStyleColBandSize w:val="1"/>
       <w:tblCellMar>
+        <w:top w:w="0" w:type="dxa"/>
         <w:left w:w="70" w:type="dxa"/>
+        <w:bottom w:w="0" w:type="dxa"/>
         <w:right w:w="70" w:type="dxa"/>
       </w:tblCellMar>
     </w:tblPr>
@@ -4736,7 +6544,9 @@
       <w:tblStyleRowBandSize w:val="1"/>
       <w:tblStyleColBandSize w:val="1"/>
       <w:tblCellMar>
+        <w:top w:w="0" w:type="dxa"/>
         <w:left w:w="70" w:type="dxa"/>
+        <w:bottom w:w="0" w:type="dxa"/>
         <w:right w:w="70" w:type="dxa"/>
       </w:tblCellMar>
     </w:tblPr>

--- a/flower_backend/doctypes/RDM.docx
+++ b/flower_backend/doctypes/RDM.docx
@@ -1544,8 +1544,6 @@
         </w:rPr>
         <w:t>. L’étudiant devra ainsi fournir, à terme, le livrable décrit ainsi :</w:t>
       </w:r>
-      <w:bookmarkStart w:id="1" w:name="_GoBack"/>
-      <w:bookmarkEnd w:id="1"/>
     </w:p>
     <w:p>
       <w:pPr>
@@ -2340,8 +2338,9 @@
           <w:sz w:val="20"/>
           <w:szCs w:val="20"/>
         </w:rPr>
-        <w:t>gross</w:t>
-      </w:r>
+        <w:t>remunerationRaw</w:t>
+      </w:r>
+      <w:proofErr w:type="spellEnd"/>
       <w:r>
         <w:rPr>
           <w:rFonts w:ascii="Arial" w:eastAsia="Arial" w:hAnsi="Arial" w:cs="Arial"/>
@@ -2349,16 +2348,6 @@
           <w:sz w:val="20"/>
           <w:szCs w:val="20"/>
         </w:rPr>
-        <w:t>Remuneration</w:t>
-      </w:r>
-      <w:proofErr w:type="spellEnd"/>
-      <w:r>
-        <w:rPr>
-          <w:rFonts w:ascii="Arial" w:eastAsia="Arial" w:hAnsi="Arial" w:cs="Arial"/>
-          <w:color w:val="021A32"/>
-          <w:sz w:val="20"/>
-          <w:szCs w:val="20"/>
-        </w:rPr>
         <w:t xml:space="preserve"> }}</w:t>
       </w:r>
       <w:r>
@@ -2376,9 +2365,8 @@
           <w:sz w:val="20"/>
           <w:szCs w:val="20"/>
         </w:rPr>
-        <w:t xml:space="preserve">{{ </w:t>
-      </w:r>
-      <w:proofErr w:type="spellStart"/>
+        <w:t>{{ mission.</w:t>
+      </w:r>
       <w:r>
         <w:rPr>
           <w:rFonts w:ascii="Arial" w:eastAsia="Arial" w:hAnsi="Arial" w:cs="Arial"/>
@@ -2386,27 +2374,10 @@
           <w:sz w:val="20"/>
           <w:szCs w:val="20"/>
         </w:rPr>
-        <w:t>mission.</w:t>
-      </w:r>
-      <w:r>
-        <w:rPr>
-          <w:rFonts w:ascii="Arial" w:eastAsia="Arial" w:hAnsi="Arial" w:cs="Arial"/>
-          <w:color w:val="FF0000"/>
-          <w:sz w:val="20"/>
-          <w:szCs w:val="20"/>
-        </w:rPr>
-        <w:t>gross</w:t>
-      </w:r>
-      <w:r>
-        <w:rPr>
-          <w:rFonts w:ascii="Arial" w:eastAsia="Arial" w:hAnsi="Arial" w:cs="Arial"/>
-          <w:color w:val="FF0000"/>
-          <w:sz w:val="20"/>
-          <w:szCs w:val="20"/>
-        </w:rPr>
-        <w:t>Remuneration</w:t>
-      </w:r>
-      <w:proofErr w:type="spellEnd"/>
+        <w:t>remunerationRaw</w:t>
+      </w:r>
+      <w:bookmarkStart w:id="1" w:name="_GoBack"/>
+      <w:bookmarkEnd w:id="1"/>
       <w:r>
         <w:rPr>
           <w:rFonts w:ascii="Arial" w:eastAsia="Arial" w:hAnsi="Arial" w:cs="Arial"/>
@@ -4427,7 +4398,7 @@
         <w:sz w:val="16"/>
         <w:szCs w:val="16"/>
       </w:rPr>
-      <w:t>2</w:t>
+      <w:t>3</w:t>
     </w:r>
     <w:r>
       <w:rPr>

--- a/flower_backend/doctypes/RDM.docx
+++ b/flower_backend/doctypes/RDM.docx
@@ -54,7 +54,7 @@
           <w:sz w:val="32"/>
           <w:szCs w:val="32"/>
         </w:rPr>
-        <w:t>RDM_{{ mission.project.number }}</w:t>
+        <w:t>RM_{{ mission.project.number }}</w:t>
       </w:r>
     </w:p>
     <w:p>
@@ -277,6 +277,49 @@
         <w:jc w:val="left"/>
         <w:rPr>
           <w:rFonts w:ascii="Arial" w:hAnsi="Arial" w:eastAsia="Arial" w:cs="Arial"/>
+          <w:color w:val="000000"/>
+          <w:sz w:val="20"/>
+          <w:szCs w:val="20"/>
+        </w:rPr>
+      </w:pPr>
+      <w:r>
+        <w:rPr>
+          <w:rFonts w:eastAsia="Arial" w:cs="Arial" w:ascii="Arial" w:hAnsi="Arial"/>
+          <w:color w:val="000000"/>
+          <w:sz w:val="20"/>
+          <w:szCs w:val="20"/>
+        </w:rPr>
+        <w:t>D'une part,</w:t>
+      </w:r>
+    </w:p>
+    <w:p>
+      <w:pPr>
+        <w:pStyle w:val="Normal"/>
+        <w:spacing w:lineRule="auto" w:line="360"/>
+        <w:jc w:val="left"/>
+        <w:rPr>
+          <w:rFonts w:ascii="Arial" w:hAnsi="Arial" w:eastAsia="Arial" w:cs="Arial"/>
+          <w:color w:val="021A32"/>
+          <w:sz w:val="20"/>
+          <w:szCs w:val="20"/>
+        </w:rPr>
+      </w:pPr>
+      <w:r>
+        <w:rPr>
+          <w:rFonts w:eastAsia="Arial" w:cs="Arial" w:ascii="Arial" w:hAnsi="Arial"/>
+          <w:color w:val="021A32"/>
+          <w:sz w:val="20"/>
+          <w:szCs w:val="20"/>
+        </w:rPr>
+      </w:r>
+    </w:p>
+    <w:p>
+      <w:pPr>
+        <w:pStyle w:val="Normal"/>
+        <w:spacing w:lineRule="auto" w:line="360"/>
+        <w:jc w:val="left"/>
+        <w:rPr>
+          <w:rFonts w:ascii="Arial" w:hAnsi="Arial" w:eastAsia="Arial" w:cs="Arial"/>
           <w:i/>
           <w:i/>
           <w:sz w:val="20"/>
@@ -286,10 +329,23 @@
       <w:r>
         <w:rPr>
           <w:rFonts w:eastAsia="Arial" w:cs="Arial" w:ascii="Arial" w:hAnsi="Arial"/>
-          <w:sz w:val="20"/>
-          <w:szCs w:val="20"/>
-        </w:rPr>
-        <w:t>ci-après dénommée {{ param('je_name') }}</w:t>
+          <w:b/>
+          <w:color w:val="000000"/>
+          <w:sz w:val="20"/>
+          <w:szCs w:val="20"/>
+        </w:rPr>
+        <w:t>Et :</w:t>
+      </w:r>
+      <w:r>
+        <w:rPr>
+          <w:rFonts w:eastAsia="Arial" w:cs="Arial" w:ascii="Arial" w:hAnsi="Arial"/>
+          <w:color w:val="021A32"/>
+          <w:sz w:val="20"/>
+          <w:szCs w:val="20"/>
+        </w:rPr>
+        <w:tab/>
+        <w:tab/>
+        <w:t>{{ mission.consultant }}</w:t>
       </w:r>
     </w:p>
     <w:p>
@@ -300,28 +356,6 @@
         <w:jc w:val="left"/>
         <w:rPr>
           <w:rFonts w:ascii="Arial" w:hAnsi="Arial" w:eastAsia="Arial" w:cs="Arial"/>
-          <w:color w:val="000000"/>
-          <w:sz w:val="20"/>
-          <w:szCs w:val="20"/>
-        </w:rPr>
-      </w:pPr>
-      <w:r>
-        <w:rPr>
-          <w:rFonts w:eastAsia="Arial" w:cs="Arial" w:ascii="Arial" w:hAnsi="Arial"/>
-          <w:color w:val="000000"/>
-          <w:sz w:val="20"/>
-          <w:szCs w:val="20"/>
-        </w:rPr>
-        <w:t>D'une part,</w:t>
-      </w:r>
-    </w:p>
-    <w:p>
-      <w:pPr>
-        <w:pStyle w:val="Normal"/>
-        <w:spacing w:lineRule="auto" w:line="360"/>
-        <w:jc w:val="left"/>
-        <w:rPr>
-          <w:rFonts w:ascii="Arial" w:hAnsi="Arial" w:eastAsia="Arial" w:cs="Arial"/>
           <w:color w:val="021A32"/>
           <w:sz w:val="20"/>
           <w:szCs w:val="20"/>
@@ -330,45 +364,20 @@
       <w:r>
         <w:rPr>
           <w:rFonts w:eastAsia="Arial" w:cs="Arial" w:ascii="Arial" w:hAnsi="Arial"/>
+          <w:color w:val="000000"/>
+          <w:sz w:val="20"/>
+          <w:szCs w:val="20"/>
+        </w:rPr>
+        <w:t>demeurant à :</w:t>
+      </w:r>
+      <w:r>
+        <w:rPr>
+          <w:rFonts w:eastAsia="Arial" w:cs="Arial" w:ascii="Arial" w:hAnsi="Arial"/>
           <w:color w:val="021A32"/>
           <w:sz w:val="20"/>
           <w:szCs w:val="20"/>
         </w:rPr>
-      </w:r>
-    </w:p>
-    <w:p>
-      <w:pPr>
-        <w:pStyle w:val="Normal"/>
-        <w:spacing w:lineRule="auto" w:line="360"/>
-        <w:jc w:val="left"/>
-        <w:rPr>
-          <w:rFonts w:ascii="Arial" w:hAnsi="Arial" w:eastAsia="Arial" w:cs="Arial"/>
-          <w:i/>
-          <w:i/>
-          <w:sz w:val="20"/>
-          <w:szCs w:val="20"/>
-        </w:rPr>
-      </w:pPr>
-      <w:r>
-        <w:rPr>
-          <w:rFonts w:eastAsia="Arial" w:cs="Arial" w:ascii="Arial" w:hAnsi="Arial"/>
-          <w:b/>
-          <w:color w:val="000000"/>
-          <w:sz w:val="20"/>
-          <w:szCs w:val="20"/>
-        </w:rPr>
-        <w:t>Et :</w:t>
-      </w:r>
-      <w:r>
-        <w:rPr>
-          <w:rFonts w:eastAsia="Arial" w:cs="Arial" w:ascii="Arial" w:hAnsi="Arial"/>
-          <w:color w:val="021A32"/>
-          <w:sz w:val="20"/>
-          <w:szCs w:val="20"/>
-        </w:rPr>
-        <w:tab/>
-        <w:tab/>
-        <w:t>{{ mission.consultant }}</w:t>
+        <w:t xml:space="preserve"> {{ mission.consultant.address }}</w:t>
       </w:r>
     </w:p>
     <w:p>
@@ -379,28 +388,20 @@
         <w:jc w:val="left"/>
         <w:rPr>
           <w:rFonts w:ascii="Arial" w:hAnsi="Arial" w:eastAsia="Arial" w:cs="Arial"/>
+          <w:i/>
+          <w:i/>
+          <w:sz w:val="20"/>
+          <w:szCs w:val="20"/>
+        </w:rPr>
+      </w:pPr>
+      <w:r>
+        <w:rPr>
+          <w:rFonts w:eastAsia="Arial" w:cs="Arial" w:ascii="Arial" w:hAnsi="Arial"/>
           <w:color w:val="021A32"/>
           <w:sz w:val="20"/>
           <w:szCs w:val="20"/>
         </w:rPr>
-      </w:pPr>
-      <w:r>
-        <w:rPr>
-          <w:rFonts w:eastAsia="Arial" w:cs="Arial" w:ascii="Arial" w:hAnsi="Arial"/>
-          <w:color w:val="000000"/>
-          <w:sz w:val="20"/>
-          <w:szCs w:val="20"/>
-        </w:rPr>
-        <w:t>demeurant à :</w:t>
-      </w:r>
-      <w:r>
-        <w:rPr>
-          <w:rFonts w:eastAsia="Arial" w:cs="Arial" w:ascii="Arial" w:hAnsi="Arial"/>
-          <w:color w:val="021A32"/>
-          <w:sz w:val="20"/>
-          <w:szCs w:val="20"/>
-        </w:rPr>
-        <w:t xml:space="preserve"> {{ mission.consultant.address }}</w:t>
+        <w:t>{{ mission.consultant.postcode }} {{ mission.consultant.town }}</w:t>
       </w:r>
     </w:p>
     <w:p>
@@ -411,30 +412,6 @@
         <w:jc w:val="left"/>
         <w:rPr>
           <w:rFonts w:ascii="Arial" w:hAnsi="Arial" w:eastAsia="Arial" w:cs="Arial"/>
-          <w:i/>
-          <w:i/>
-          <w:sz w:val="20"/>
-          <w:szCs w:val="20"/>
-        </w:rPr>
-      </w:pPr>
-      <w:r>
-        <w:rPr>
-          <w:rFonts w:eastAsia="Arial" w:cs="Arial" w:ascii="Arial" w:hAnsi="Arial"/>
-          <w:color w:val="021A32"/>
-          <w:sz w:val="20"/>
-          <w:szCs w:val="20"/>
-        </w:rPr>
-        <w:t>{{ mission.consultant.postcode }} {{ mission.consultant.town }}</w:t>
-      </w:r>
-    </w:p>
-    <w:p>
-      <w:pPr>
-        <w:pStyle w:val="Normal"/>
-        <w:spacing w:lineRule="auto" w:line="360"/>
-        <w:ind w:left="708" w:firstLine="708"/>
-        <w:jc w:val="left"/>
-        <w:rPr>
-          <w:rFonts w:ascii="Arial" w:hAnsi="Arial" w:eastAsia="Arial" w:cs="Arial"/>
           <w:color w:val="000000"/>
           <w:sz w:val="20"/>
           <w:szCs w:val="20"/>
@@ -611,7 +588,23 @@
           <w:sz w:val="20"/>
           <w:szCs w:val="20"/>
         </w:rPr>
-        <w:t xml:space="preserve">{{ mission.project.prospect.name }} à {{ param('je_name') }}, consiste en l’étude de référence </w:t>
+        <w:t xml:space="preserve">{{ mission.project.prospect.name }} </w:t>
+      </w:r>
+      <w:r>
+        <w:rPr>
+          <w:rFonts w:eastAsia="Arial" w:cs="Arial" w:ascii="Arial" w:hAnsi="Arial"/>
+          <w:sz w:val="20"/>
+          <w:szCs w:val="20"/>
+        </w:rPr>
+        <w:t>(ci-après dénommé le Client)</w:t>
+      </w:r>
+      <w:r>
+        <w:rPr>
+          <w:rFonts w:eastAsia="Arial" w:cs="Arial" w:ascii="Arial" w:hAnsi="Arial"/>
+          <w:sz w:val="20"/>
+          <w:szCs w:val="20"/>
+        </w:rPr>
+        <w:t xml:space="preserve"> à {{ param('je_name') }}, consiste en l’étude de référence </w:t>
       </w:r>
       <w:r>
         <w:rPr>
@@ -818,6 +811,26 @@
           <w:szCs w:val="20"/>
           <w:lang w:val="en-GB"/>
         </w:rPr>
+        <w:t>Il a été convenu qu’il interviendra dans les étapes suivantes:</w:t>
+      </w:r>
+    </w:p>
+    <w:p>
+      <w:pPr>
+        <w:pStyle w:val="Normal"/>
+        <w:rPr>
+          <w:rFonts w:ascii="Arial" w:hAnsi="Arial" w:eastAsia="Arial" w:cs="Arial"/>
+          <w:sz w:val="20"/>
+          <w:szCs w:val="20"/>
+          <w:lang w:val="en-GB"/>
+        </w:rPr>
+      </w:pPr>
+      <w:r>
+        <w:rPr>
+          <w:rFonts w:eastAsia="Arial" w:cs="Arial" w:ascii="Arial" w:hAnsi="Arial"/>
+          <w:sz w:val="20"/>
+          <w:szCs w:val="20"/>
+          <w:lang w:val="en-GB"/>
+        </w:rPr>
         <w:t>{% for phase in mission.phases.iterator() %}</w:t>
       </w:r>
     </w:p>
@@ -826,105 +839,302 @@
         <w:pStyle w:val="Normal"/>
         <w:rPr>
           <w:rFonts w:ascii="Arial" w:hAnsi="Arial" w:eastAsia="Arial" w:cs="Arial"/>
-          <w:b/>
-          <w:b/>
-          <w:sz w:val="20"/>
-          <w:szCs w:val="20"/>
-        </w:rPr>
-      </w:pPr>
-      <w:r>
-        <w:rPr>
-          <w:rFonts w:eastAsia="Arial" w:cs="Arial" w:ascii="Arial" w:hAnsi="Arial"/>
-          <w:b/>
-          <w:sz w:val="20"/>
-          <w:szCs w:val="20"/>
-        </w:rPr>
-        <w:t>Phase {{ phase.groupe.title }}</w:t>
-      </w:r>
-    </w:p>
-    <w:p>
-      <w:pPr>
-        <w:pStyle w:val="Normal"/>
-        <w:numPr>
-          <w:ilvl w:val="0"/>
-          <w:numId w:val="2"/>
-        </w:numPr>
+          <w:sz w:val="20"/>
+          <w:szCs w:val="20"/>
+        </w:rPr>
+      </w:pPr>
+      <w:r>
+        <w:rPr>
+          <w:rFonts w:eastAsia="Arial" w:cs="Arial" w:ascii="Arial" w:hAnsi="Arial"/>
+          <w:sz w:val="20"/>
+          <w:szCs w:val="20"/>
+        </w:rPr>
+        <w:t>{% endfor %}</w:t>
+      </w:r>
+    </w:p>
+    <w:tbl>
+      <w:tblPr>
+        <w:tblW w:w="9885" w:type="dxa"/>
         <w:jc w:val="left"/>
-        <w:rPr>
-          <w:rFonts w:ascii="Arial" w:hAnsi="Arial" w:eastAsia="Arial" w:cs="Arial"/>
-        </w:rPr>
-      </w:pPr>
-      <w:r>
-        <w:rPr>
-          <w:rFonts w:eastAsia="Arial" w:cs="Arial" w:ascii="Arial" w:hAnsi="Arial"/>
-          <w:sz w:val="20"/>
-          <w:szCs w:val="20"/>
-        </w:rPr>
-        <w:t>{{ phase.title }} — {{ phase.nbJEH }} JEH ({{ phase.priceJEH  }} €)</w:t>
-      </w:r>
-    </w:p>
-    <w:p>
-      <w:pPr>
-        <w:pStyle w:val="Normal"/>
-        <w:rPr>
-          <w:rFonts w:ascii="Arial" w:hAnsi="Arial" w:eastAsia="Arial" w:cs="Arial"/>
-          <w:sz w:val="20"/>
-          <w:szCs w:val="20"/>
-        </w:rPr>
-      </w:pPr>
-      <w:r>
-        <w:rPr>
-          <w:rFonts w:eastAsia="Arial" w:cs="Arial" w:ascii="Arial" w:hAnsi="Arial"/>
-          <w:sz w:val="20"/>
-          <w:szCs w:val="20"/>
-        </w:rPr>
-        <w:t>{% endfor %}</w:t>
-      </w:r>
-    </w:p>
-    <w:p>
-      <w:pPr>
-        <w:pStyle w:val="Normal"/>
+        <w:tblInd w:w="0" w:type="dxa"/>
+        <w:tblLayout w:type="fixed"/>
+        <w:tblCellMar>
+          <w:top w:w="0" w:type="dxa"/>
+          <w:left w:w="0" w:type="dxa"/>
+          <w:bottom w:w="0" w:type="dxa"/>
+          <w:right w:w="0" w:type="dxa"/>
+        </w:tblCellMar>
+      </w:tblPr>
+      <w:tblGrid>
+        <w:gridCol w:w="2472"/>
+        <w:gridCol w:w="4443"/>
+        <w:gridCol w:w="1695"/>
+        <w:gridCol w:w="1275"/>
+      </w:tblGrid>
+      <w:tr>
+        <w:trPr/>
+        <w:tc>
+          <w:tcPr>
+            <w:tcW w:w="2472" w:type="dxa"/>
+            <w:tcBorders/>
+          </w:tcPr>
+          <w:p>
+            <w:pPr>
+              <w:pStyle w:val="Contenudetableau"/>
+              <w:jc w:val="center"/>
+              <w:rPr/>
+            </w:pPr>
+            <w:r>
+              <w:rPr/>
+              <w:t>Numéro et nom de la phase</w:t>
+            </w:r>
+          </w:p>
+        </w:tc>
+        <w:tc>
+          <w:tcPr>
+            <w:tcW w:w="4443" w:type="dxa"/>
+            <w:tcBorders/>
+          </w:tcPr>
+          <w:p>
+            <w:pPr>
+              <w:pStyle w:val="Contenudetableau"/>
+              <w:jc w:val="center"/>
+              <w:rPr/>
+            </w:pPr>
+            <w:r>
+              <w:rPr/>
+              <w:t>Contenu de la mission</w:t>
+            </w:r>
+          </w:p>
+        </w:tc>
+        <w:tc>
+          <w:tcPr>
+            <w:tcW w:w="1695" w:type="dxa"/>
+            <w:tcBorders/>
+          </w:tcPr>
+          <w:p>
+            <w:pPr>
+              <w:pStyle w:val="Contenudetableau"/>
+              <w:jc w:val="center"/>
+              <w:rPr/>
+            </w:pPr>
+            <w:r>
+              <w:rPr/>
+              <w:t>Nombre de JEH</w:t>
+            </w:r>
+          </w:p>
+        </w:tc>
+        <w:tc>
+          <w:tcPr>
+            <w:tcW w:w="1275" w:type="dxa"/>
+            <w:tcBorders/>
+          </w:tcPr>
+          <w:p>
+            <w:pPr>
+              <w:pStyle w:val="Contenudetableau"/>
+              <w:jc w:val="center"/>
+              <w:rPr/>
+            </w:pPr>
+            <w:r>
+              <w:rPr/>
+              <w:t xml:space="preserve">Délai </w:t>
+            </w:r>
+          </w:p>
+        </w:tc>
+      </w:tr>
+      <w:tr>
+        <w:trPr/>
+        <w:tc>
+          <w:tcPr>
+            <w:tcW w:w="2472" w:type="dxa"/>
+            <w:tcBorders/>
+          </w:tcPr>
+          <w:p>
+            <w:pPr>
+              <w:pStyle w:val="Normal"/>
+              <w:rPr>
+                <w:rFonts w:ascii="Arial" w:hAnsi="Arial" w:eastAsia="Arial" w:cs="Arial"/>
+                <w:b/>
+                <w:b/>
+                <w:sz w:val="20"/>
+                <w:szCs w:val="20"/>
+              </w:rPr>
+            </w:pPr>
+            <w:r>
+              <w:rPr>
+                <w:rFonts w:eastAsia="Arial" w:cs="Arial" w:ascii="Arial" w:hAnsi="Arial"/>
+                <w:b/>
+                <w:sz w:val="20"/>
+                <w:szCs w:val="20"/>
+              </w:rPr>
+              <w:t xml:space="preserve">Phase    </w:t>
+            </w:r>
+            <w:r>
+              <w:rPr>
+                <w:rFonts w:eastAsia="Arial" w:cs="Arial" w:ascii="Arial" w:hAnsi="Arial"/>
+                <w:b/>
+                <w:sz w:val="20"/>
+                <w:szCs w:val="20"/>
+              </w:rPr>
+              <w:t>1</w:t>
+            </w:r>
+            <w:r>
+              <w:rPr>
+                <w:rFonts w:eastAsia="Arial" w:cs="Arial" w:ascii="Arial" w:hAnsi="Arial"/>
+                <w:b/>
+                <w:sz w:val="20"/>
+                <w:szCs w:val="20"/>
+              </w:rPr>
+              <w:t xml:space="preserve"> {{ phase.groupe.title }}</w:t>
+            </w:r>
+          </w:p>
+        </w:tc>
+        <w:tc>
+          <w:tcPr>
+            <w:tcW w:w="4443" w:type="dxa"/>
+            <w:tcBorders/>
+          </w:tcPr>
+          <w:p>
+            <w:pPr>
+              <w:pStyle w:val="Normal"/>
+              <w:jc w:val="left"/>
+              <w:rPr>
+                <w:rFonts w:ascii="Arial" w:hAnsi="Arial" w:eastAsia="Arial" w:cs="Arial"/>
+              </w:rPr>
+            </w:pPr>
+            <w:r>
+              <w:rPr>
+                <w:rFonts w:eastAsia="Arial" w:cs="Arial" w:ascii="Arial" w:hAnsi="Arial"/>
+                <w:sz w:val="20"/>
+                <w:szCs w:val="20"/>
+              </w:rPr>
+              <w:t>{{ phase.title }}</w:t>
+            </w:r>
+          </w:p>
+          <w:p>
+            <w:pPr>
+              <w:pStyle w:val="Normal"/>
+              <w:jc w:val="left"/>
+              <w:rPr>
+                <w:highlight w:val="none"/>
+                <w:shd w:fill="FFFF00" w:val="clear"/>
+              </w:rPr>
+            </w:pPr>
+            <w:r>
+              <w:rPr>
+                <w:rFonts w:eastAsia="Arial" w:cs="Arial" w:ascii="Arial" w:hAnsi="Arial"/>
+                <w:sz w:val="20"/>
+                <w:szCs w:val="20"/>
+                <w:shd w:fill="FFFF00" w:val="clear"/>
+              </w:rPr>
+              <w:t>décrire le contenu de l’étape</w:t>
+            </w:r>
+          </w:p>
+        </w:tc>
+        <w:tc>
+          <w:tcPr>
+            <w:tcW w:w="1695" w:type="dxa"/>
+            <w:tcBorders/>
+          </w:tcPr>
+          <w:p>
+            <w:pPr>
+              <w:pStyle w:val="Normal"/>
+              <w:jc w:val="left"/>
+              <w:rPr>
+                <w:rFonts w:ascii="Arial" w:hAnsi="Arial" w:eastAsia="Arial" w:cs="Arial"/>
+              </w:rPr>
+            </w:pPr>
+            <w:r>
+              <w:rPr>
+                <w:rFonts w:eastAsia="Arial" w:cs="Arial" w:ascii="Arial" w:hAnsi="Arial"/>
+                <w:sz w:val="20"/>
+                <w:szCs w:val="20"/>
+              </w:rPr>
+              <w:t xml:space="preserve">{{ phase.nbJEH }} JEH </w:t>
+            </w:r>
+          </w:p>
+        </w:tc>
+        <w:tc>
+          <w:tcPr>
+            <w:tcW w:w="1275" w:type="dxa"/>
+            <w:tcBorders/>
+          </w:tcPr>
+          <w:p>
+            <w:pPr>
+              <w:pStyle w:val="Contenudetableau"/>
+              <w:rPr/>
+            </w:pPr>
+            <w:r>
+              <w:rPr/>
+            </w:r>
+          </w:p>
+        </w:tc>
+      </w:tr>
+    </w:tbl>
+    <w:p>
+      <w:pPr>
+        <w:pStyle w:val="Normal"/>
+        <w:rPr>
+          <w:rFonts w:ascii="Arial" w:hAnsi="Arial" w:eastAsia="Arial" w:cs="Arial"/>
+          <w:sz w:val="20"/>
+          <w:szCs w:val="20"/>
+        </w:rPr>
+      </w:pPr>
+      <w:r>
         <w:rPr/>
+      </w:r>
+    </w:p>
+    <w:p>
+      <w:pPr>
+        <w:pStyle w:val="Normal"/>
+        <w:rPr>
+          <w:rFonts w:ascii="Arial" w:hAnsi="Arial" w:eastAsia="Arial" w:cs="Arial"/>
+          <w:sz w:val="20"/>
+          <w:szCs w:val="20"/>
+        </w:rPr>
+      </w:pPr>
+      <w:r>
+        <w:rPr>
+          <w:rFonts w:eastAsia="Arial" w:cs="Arial" w:ascii="Arial" w:hAnsi="Arial"/>
+          <w:sz w:val="20"/>
+          <w:szCs w:val="20"/>
+          <w:highlight w:val="yellow"/>
+        </w:rPr>
+        <w:t>copier ici le cahier des charges pris dans la CE, qui décrit exhaustivement et sans ambiguïté les besoins du client</w:t>
+      </w:r>
+    </w:p>
+    <w:p>
+      <w:pPr>
+        <w:pStyle w:val="Normal"/>
+        <w:rPr>
+          <w:rFonts w:ascii="Arial" w:hAnsi="Arial" w:eastAsia="Arial" w:cs="Arial"/>
+          <w:sz w:val="20"/>
+          <w:szCs w:val="20"/>
+        </w:rPr>
       </w:pPr>
       <w:r>
         <w:rPr/>
-      </w:r>
-    </w:p>
-    <w:p>
-      <w:pPr>
-        <w:pStyle w:val="Normal"/>
-        <w:rPr>
-          <w:rFonts w:ascii="Arial" w:hAnsi="Arial" w:eastAsia="Arial" w:cs="Arial"/>
-          <w:sz w:val="20"/>
-          <w:szCs w:val="20"/>
-        </w:rPr>
-      </w:pPr>
-      <w:r>
-        <w:rPr>
-          <w:rFonts w:eastAsia="Arial" w:cs="Arial" w:ascii="Arial" w:hAnsi="Arial"/>
-          <w:sz w:val="20"/>
-          <w:szCs w:val="20"/>
-        </w:rPr>
-        <w:t>L'étudiant s'engage à respecter les termes de la Convention Etude CE_{{ mission.project.number }} et du cahier des charges associé (reproduit ci-dessous), liant {{ param('je_name') }} et le client, dont il déclare avoir pris connaissance.</w:t>
-      </w:r>
-    </w:p>
-    <w:p>
-      <w:pPr>
-        <w:pStyle w:val="Normal"/>
-        <w:rPr>
-          <w:rFonts w:ascii="Arial" w:hAnsi="Arial" w:eastAsia="Arial" w:cs="Arial"/>
-          <w:sz w:val="20"/>
-          <w:szCs w:val="20"/>
-        </w:rPr>
-      </w:pPr>
-      <w:r>
-        <w:rPr>
-          <w:rFonts w:eastAsia="Arial" w:cs="Arial" w:ascii="Arial" w:hAnsi="Arial"/>
-          <w:sz w:val="20"/>
-          <w:szCs w:val="20"/>
-          <w:highlight w:val="yellow"/>
-        </w:rPr>
-        <w:t>copier ici le cahier des charges pris dans la CE, qui décrit exhaustivement et sans ambiguïté les besoins du client</w:t>
+        <w:t xml:space="preserve">Date de fin de la mission : </w:t>
+      </w:r>
+      <w:r>
+        <w:rPr>
+          <w:shd w:fill="FFFF00" w:val="clear"/>
+        </w:rPr>
+        <w:t>[Date de fin de la mission]</w:t>
+      </w:r>
+      <w:r>
+        <w:rPr/>
+        <w:t xml:space="preserve">. Nombre total de JEH : </w:t>
+      </w:r>
+      <w:r>
+        <w:rPr>
+          <w:shd w:fill="FFFF00" w:val="clear"/>
+        </w:rPr>
+        <w:t>[nonmbre total de JEH]</w:t>
+      </w:r>
+      <w:r>
+        <w:rPr/>
+        <w:t>.</w:t>
       </w:r>
     </w:p>
     <w:p>
@@ -969,25 +1179,45 @@
           <w:sz w:val="22"/>
           <w:szCs w:val="22"/>
         </w:rPr>
-        <w:t>Article 2 : Délais</w:t>
-      </w:r>
-    </w:p>
-    <w:p>
-      <w:pPr>
-        <w:pStyle w:val="Normal"/>
-        <w:rPr>
-          <w:rFonts w:ascii="Arial" w:hAnsi="Arial" w:eastAsia="Arial" w:cs="Arial"/>
-          <w:sz w:val="20"/>
-          <w:szCs w:val="20"/>
-        </w:rPr>
-      </w:pPr>
-      <w:r>
-        <w:rPr>
-          <w:rFonts w:eastAsia="Arial" w:cs="Arial" w:ascii="Arial" w:hAnsi="Arial"/>
-          <w:sz w:val="20"/>
-          <w:szCs w:val="20"/>
-        </w:rPr>
-        <w:t>L’étudiant s’engage à avoir réalisé sa mission au plus tard pour le</w:t>
+        <w:t xml:space="preserve">Article </w:t>
+      </w:r>
+      <w:r>
+        <w:rPr>
+          <w:rFonts w:eastAsia="Verdana" w:cs="Verdana" w:ascii="Verdana" w:hAnsi="Verdana"/>
+          <w:b/>
+          <w:color w:val="365F91"/>
+          <w:sz w:val="22"/>
+          <w:szCs w:val="22"/>
+        </w:rPr>
+        <w:t>2</w:t>
+      </w:r>
+      <w:r>
+        <w:rPr>
+          <w:rFonts w:eastAsia="Verdana" w:cs="Verdana" w:ascii="Verdana" w:hAnsi="Verdana"/>
+          <w:b/>
+          <w:color w:val="365F91"/>
+          <w:sz w:val="22"/>
+          <w:szCs w:val="22"/>
+        </w:rPr>
+        <w:t xml:space="preserve"> : Indemnisation</w:t>
+      </w:r>
+    </w:p>
+    <w:p>
+      <w:pPr>
+        <w:pStyle w:val="Normal"/>
+        <w:rPr>
+          <w:rFonts w:ascii="Arial" w:hAnsi="Arial" w:eastAsia="Arial" w:cs="Arial"/>
+          <w:sz w:val="20"/>
+          <w:szCs w:val="20"/>
+        </w:rPr>
+      </w:pPr>
+      <w:r>
+        <w:rPr>
+          <w:rFonts w:eastAsia="Arial" w:cs="Arial" w:ascii="Arial" w:hAnsi="Arial"/>
+          <w:sz w:val="20"/>
+          <w:szCs w:val="20"/>
+        </w:rPr>
+        <w:t>Les parties s’accordent que l’indemnisation versée à l’étudiant par {{ param('je_name') }} sera de</w:t>
       </w:r>
       <w:r>
         <w:rPr>
@@ -996,66 +1226,118 @@
           <w:sz w:val="20"/>
           <w:szCs w:val="20"/>
         </w:rPr>
-        <w:t xml:space="preserve"> {{ mission.missionEnd | shortDate() }}</w:t>
-      </w:r>
-      <w:r>
-        <w:rPr>
-          <w:rFonts w:eastAsia="Arial" w:cs="Arial" w:ascii="Arial" w:hAnsi="Arial"/>
-          <w:sz w:val="20"/>
-          <w:szCs w:val="20"/>
-        </w:rPr>
-        <w:t xml:space="preserve"> sauf cas de force majeure ou cause externe. Plus précisément, on pourra utiliser l’échéancier suivant :</w:t>
-      </w:r>
-    </w:p>
-    <w:p>
-      <w:pPr>
-        <w:pStyle w:val="Normal"/>
-        <w:rPr>
-          <w:rFonts w:ascii="Arial" w:hAnsi="Arial" w:eastAsia="Arial" w:cs="Arial"/>
-          <w:sz w:val="20"/>
-          <w:szCs w:val="20"/>
-        </w:rPr>
-      </w:pPr>
-      <w:r>
-        <w:rPr>
-          <w:rFonts w:eastAsia="Arial" w:cs="Arial" w:ascii="Arial" w:hAnsi="Arial"/>
-          <w:sz w:val="20"/>
-          <w:szCs w:val="20"/>
-        </w:rPr>
-      </w:r>
-    </w:p>
-    <w:p>
-      <w:pPr>
-        <w:pStyle w:val="Normal"/>
-        <w:rPr>
-          <w:rFonts w:ascii="Arial" w:hAnsi="Arial" w:eastAsia="Arial" w:cs="Arial"/>
-          <w:sz w:val="20"/>
-          <w:szCs w:val="20"/>
-          <w:highlight w:val="yellow"/>
-        </w:rPr>
-      </w:pPr>
-      <w:r>
-        <w:rPr>
-          <w:rFonts w:eastAsia="Arial" w:cs="Arial" w:ascii="Arial" w:hAnsi="Arial"/>
-          <w:sz w:val="20"/>
-          <w:szCs w:val="20"/>
-          <w:highlight w:val="yellow"/>
-        </w:rPr>
-        <w:t>Copier ici l’image de l’échéancier de la CE (pris sur l’erp)</w:t>
-      </w:r>
-    </w:p>
-    <w:p>
-      <w:pPr>
-        <w:pStyle w:val="Normal"/>
-        <w:rPr>
-          <w:rFonts w:ascii="Arial" w:hAnsi="Arial" w:eastAsia="Arial" w:cs="Arial"/>
-          <w:sz w:val="20"/>
-          <w:szCs w:val="20"/>
-        </w:rPr>
-      </w:pPr>
-      <w:r>
-        <w:rPr>
-          <w:rFonts w:eastAsia="Arial" w:cs="Arial" w:ascii="Arial" w:hAnsi="Arial"/>
+        <w:t xml:space="preserve"> {{ mission.remunerationRaw }}</w:t>
+      </w:r>
+      <w:r>
+        <w:rPr>
+          <w:rFonts w:eastAsia="Arial" w:cs="Arial" w:ascii="Arial" w:hAnsi="Arial"/>
+          <w:sz w:val="20"/>
+          <w:szCs w:val="20"/>
+        </w:rPr>
+        <w:t xml:space="preserve"> (</w:t>
+      </w:r>
+      <w:r>
+        <w:rPr>
+          <w:rFonts w:eastAsia="Arial" w:cs="Arial" w:ascii="Arial" w:hAnsi="Arial"/>
+          <w:color w:val="FF0000"/>
+          <w:sz w:val="20"/>
+          <w:szCs w:val="20"/>
+        </w:rPr>
+        <w:t>{{ mission.remunerationRaw</w:t>
+      </w:r>
+      <w:bookmarkStart w:id="1" w:name="_GoBack"/>
+      <w:bookmarkEnd w:id="1"/>
+      <w:r>
+        <w:rPr>
+          <w:rFonts w:eastAsia="Arial" w:cs="Arial" w:ascii="Arial" w:hAnsi="Arial"/>
+          <w:color w:val="FF0000"/>
+          <w:sz w:val="20"/>
+          <w:szCs w:val="20"/>
+        </w:rPr>
+        <w:t xml:space="preserve"> | nbrToLetters() }}</w:t>
+      </w:r>
+      <w:r>
+        <w:rPr>
+          <w:rFonts w:eastAsia="Arial" w:cs="Arial" w:ascii="Arial" w:hAnsi="Arial"/>
+          <w:sz w:val="20"/>
+          <w:szCs w:val="20"/>
+        </w:rPr>
+        <w:t xml:space="preserve">) euros bruts sur la base de {{ mission.nbrJEH }} Jour Etude Homme conformément </w:t>
+      </w:r>
+      <w:r>
+        <w:rPr>
+          <w:rFonts w:eastAsia="Arial" w:cs="Arial" w:ascii="Arial" w:hAnsi="Arial"/>
+          <w:sz w:val="20"/>
+          <w:szCs w:val="20"/>
+        </w:rPr>
+        <w:t>aux conditions d’application du statut dérogatoire des associations étudiantes à vocation pédagogique</w:t>
+      </w:r>
+      <w:r>
+        <w:rPr>
+          <w:rFonts w:eastAsia="Arial" w:cs="Arial" w:ascii="Arial" w:hAnsi="Arial"/>
+          <w:sz w:val="20"/>
+          <w:szCs w:val="20"/>
+        </w:rPr>
+        <w:t>.</w:t>
+      </w:r>
+    </w:p>
+    <w:p>
+      <w:pPr>
+        <w:pStyle w:val="Normal"/>
+        <w:rPr>
+          <w:rFonts w:ascii="Arial" w:hAnsi="Arial" w:eastAsia="Arial" w:cs="Arial"/>
+          <w:sz w:val="20"/>
+          <w:szCs w:val="20"/>
+        </w:rPr>
+      </w:pPr>
+      <w:r>
+        <w:rPr>
+          <w:rFonts w:eastAsia="Arial" w:cs="Arial" w:ascii="Arial" w:hAnsi="Arial"/>
+          <w:sz w:val="20"/>
+          <w:szCs w:val="20"/>
+        </w:rPr>
+        <w:t xml:space="preserve">Cette indemnisation est, toutefois, subordonnée à la remise du rapport pédagogique à {{ param('je_name') }} comme précisé dans l’article </w:t>
+      </w:r>
+      <w:r>
+        <w:rPr>
+          <w:rFonts w:eastAsia="Arial" w:cs="Arial" w:ascii="Arial" w:hAnsi="Arial"/>
+          <w:sz w:val="20"/>
+          <w:szCs w:val="20"/>
+        </w:rPr>
+        <w:t>6</w:t>
+      </w:r>
+      <w:r>
+        <w:rPr>
+          <w:rFonts w:eastAsia="Arial" w:cs="Arial" w:ascii="Arial" w:hAnsi="Arial"/>
+          <w:sz w:val="20"/>
+          <w:szCs w:val="20"/>
+        </w:rPr>
+        <w:t xml:space="preserve"> du présent Récapitulatif de Mission et sous réserve </w:t>
+      </w:r>
+      <w:r>
+        <w:rPr>
+          <w:rFonts w:eastAsia="Arial" w:cs="Arial" w:ascii="Arial" w:hAnsi="Arial"/>
+          <w:sz w:val="20"/>
+          <w:szCs w:val="20"/>
+        </w:rPr>
+        <w:t>de validation et du paiement effectif par le client des JEH réalisés par l’Intervenant conformément au Règlement Intérieur de la Junior.</w:t>
+      </w:r>
+    </w:p>
+    <w:p>
+      <w:pPr>
+        <w:pStyle w:val="Normal"/>
+        <w:rPr>
+          <w:rFonts w:ascii="Arial" w:hAnsi="Arial" w:eastAsia="Arial" w:cs="Arial"/>
+          <w:i/>
+          <w:i/>
+          <w:sz w:val="20"/>
+          <w:szCs w:val="20"/>
+        </w:rPr>
+      </w:pPr>
+      <w:r>
+        <w:rPr>
+          <w:rFonts w:eastAsia="Arial" w:cs="Arial" w:ascii="Arial" w:hAnsi="Arial"/>
+          <w:i/>
           <w:sz w:val="20"/>
           <w:szCs w:val="20"/>
         </w:rPr>
@@ -1086,105 +1368,138 @@
           <w:sz w:val="22"/>
           <w:szCs w:val="22"/>
         </w:rPr>
-        <w:t>Article 3 : Indemnisation</w:t>
-      </w:r>
-    </w:p>
-    <w:p>
-      <w:pPr>
-        <w:pStyle w:val="Normal"/>
-        <w:rPr>
-          <w:rFonts w:ascii="Arial" w:hAnsi="Arial" w:eastAsia="Arial" w:cs="Arial"/>
-          <w:sz w:val="20"/>
-          <w:szCs w:val="20"/>
-        </w:rPr>
-      </w:pPr>
-      <w:r>
-        <w:rPr>
-          <w:rFonts w:eastAsia="Arial" w:cs="Arial" w:ascii="Arial" w:hAnsi="Arial"/>
-          <w:sz w:val="20"/>
-          <w:szCs w:val="20"/>
-        </w:rPr>
-        <w:t>Les parties s’accordent que l’indemnisation versée à l’étudiant par {{ param('je_name') }} sera de</w:t>
-      </w:r>
-      <w:r>
-        <w:rPr>
-          <w:rFonts w:eastAsia="Arial" w:cs="Arial" w:ascii="Arial" w:hAnsi="Arial"/>
-          <w:color w:val="021A32"/>
-          <w:sz w:val="20"/>
-          <w:szCs w:val="20"/>
-        </w:rPr>
-        <w:t xml:space="preserve"> {{ mission.remunerationRaw }}</w:t>
-      </w:r>
-      <w:r>
-        <w:rPr>
-          <w:rFonts w:eastAsia="Arial" w:cs="Arial" w:ascii="Arial" w:hAnsi="Arial"/>
-          <w:sz w:val="20"/>
-          <w:szCs w:val="20"/>
-        </w:rPr>
-        <w:t xml:space="preserve"> (</w:t>
-      </w:r>
-      <w:r>
-        <w:rPr>
-          <w:rFonts w:eastAsia="Arial" w:cs="Arial" w:ascii="Arial" w:hAnsi="Arial"/>
-          <w:color w:val="FF0000"/>
-          <w:sz w:val="20"/>
-          <w:szCs w:val="20"/>
-        </w:rPr>
-        <w:t>{{ mission.remunerationRaw</w:t>
-      </w:r>
-      <w:bookmarkStart w:id="1" w:name="_GoBack"/>
-      <w:bookmarkEnd w:id="1"/>
-      <w:r>
-        <w:rPr>
-          <w:rFonts w:eastAsia="Arial" w:cs="Arial" w:ascii="Arial" w:hAnsi="Arial"/>
-          <w:color w:val="FF0000"/>
-          <w:sz w:val="20"/>
-          <w:szCs w:val="20"/>
-        </w:rPr>
-        <w:t xml:space="preserve"> | nbrToLetters() }}</w:t>
-      </w:r>
-      <w:r>
-        <w:rPr>
-          <w:rFonts w:eastAsia="Arial" w:cs="Arial" w:ascii="Arial" w:hAnsi="Arial"/>
-          <w:sz w:val="20"/>
-          <w:szCs w:val="20"/>
-        </w:rPr>
-        <w:t>) euros bruts sur la base de {{ mission.nbrJEH }} Jour Etude Homme conformément à la législation en vigueur.</w:t>
-      </w:r>
-    </w:p>
-    <w:p>
-      <w:pPr>
-        <w:pStyle w:val="Normal"/>
-        <w:rPr>
-          <w:rFonts w:ascii="Arial" w:hAnsi="Arial" w:eastAsia="Arial" w:cs="Arial"/>
-          <w:sz w:val="20"/>
-          <w:szCs w:val="20"/>
-        </w:rPr>
-      </w:pPr>
-      <w:r>
-        <w:rPr>
-          <w:rFonts w:eastAsia="Arial" w:cs="Arial" w:ascii="Arial" w:hAnsi="Arial"/>
-          <w:sz w:val="20"/>
-          <w:szCs w:val="20"/>
-        </w:rPr>
-        <w:t>Cette indemnisation est, toutefois, subordonnée à la remise du rapport pédagogique à {{ param('je_name') }} comme précisé dans l’article 7 du présent Récapitulatif de Mission et sous réserve du paiement effectif de l’étude par le client.</w:t>
-      </w:r>
-    </w:p>
-    <w:p>
-      <w:pPr>
-        <w:pStyle w:val="Normal"/>
-        <w:rPr>
-          <w:rFonts w:ascii="Arial" w:hAnsi="Arial" w:eastAsia="Arial" w:cs="Arial"/>
-          <w:i/>
-          <w:i/>
-          <w:sz w:val="20"/>
-          <w:szCs w:val="20"/>
-        </w:rPr>
-      </w:pPr>
-      <w:r>
-        <w:rPr>
-          <w:rFonts w:eastAsia="Arial" w:cs="Arial" w:ascii="Arial" w:hAnsi="Arial"/>
-          <w:i/>
+        <w:t xml:space="preserve">Article </w:t>
+      </w:r>
+      <w:r>
+        <w:rPr>
+          <w:rFonts w:eastAsia="Verdana" w:cs="Verdana" w:ascii="Verdana" w:hAnsi="Verdana"/>
+          <w:b/>
+          <w:color w:val="365F91"/>
+          <w:sz w:val="22"/>
+          <w:szCs w:val="22"/>
+        </w:rPr>
+        <w:t>3</w:t>
+      </w:r>
+      <w:r>
+        <w:rPr>
+          <w:rFonts w:eastAsia="Verdana" w:cs="Verdana" w:ascii="Verdana" w:hAnsi="Verdana"/>
+          <w:b/>
+          <w:color w:val="365F91"/>
+          <w:sz w:val="22"/>
+          <w:szCs w:val="22"/>
+        </w:rPr>
+        <w:t xml:space="preserve"> : Statut et régime </w:t>
+      </w:r>
+      <w:r>
+        <w:rPr>
+          <w:rFonts w:eastAsia="Verdana" w:cs="Verdana" w:ascii="Verdana" w:hAnsi="Verdana"/>
+          <w:b/>
+          <w:color w:val="365F91"/>
+          <w:sz w:val="22"/>
+          <w:szCs w:val="22"/>
+        </w:rPr>
+        <w:t xml:space="preserve">fiscal </w:t>
+      </w:r>
+      <w:r>
+        <w:rPr>
+          <w:rFonts w:eastAsia="Verdana" w:cs="Verdana" w:ascii="Verdana" w:hAnsi="Verdana"/>
+          <w:b/>
+          <w:color w:val="365F91"/>
+          <w:sz w:val="22"/>
+          <w:szCs w:val="22"/>
+        </w:rPr>
+        <w:t>applicable</w:t>
+      </w:r>
+    </w:p>
+    <w:p>
+      <w:pPr>
+        <w:pStyle w:val="Normal"/>
+        <w:rPr>
+          <w:rFonts w:ascii="Arial" w:hAnsi="Arial" w:eastAsia="Arial" w:cs="Arial"/>
+          <w:color w:val="000000"/>
+          <w:sz w:val="20"/>
+          <w:szCs w:val="20"/>
+        </w:rPr>
+      </w:pPr>
+      <w:r>
+        <w:rPr>
+          <w:rFonts w:eastAsia="Arial" w:cs="Arial" w:ascii="Arial" w:hAnsi="Arial"/>
+          <w:color w:val="000000"/>
+          <w:sz w:val="20"/>
+          <w:szCs w:val="20"/>
+        </w:rPr>
+        <w:t>En sa qualité d’</w:t>
+      </w:r>
+      <w:r>
+        <w:rPr>
+          <w:rFonts w:eastAsia="Arial" w:cs="Arial" w:ascii="Arial" w:hAnsi="Arial"/>
+          <w:color w:val="000000"/>
+          <w:sz w:val="20"/>
+          <w:szCs w:val="20"/>
+        </w:rPr>
+        <w:t>adhérent</w:t>
+      </w:r>
+      <w:r>
+        <w:rPr>
+          <w:rFonts w:eastAsia="Arial" w:cs="Arial" w:ascii="Arial" w:hAnsi="Arial"/>
+          <w:sz w:val="20"/>
+          <w:szCs w:val="20"/>
+        </w:rPr>
+        <w:t xml:space="preserve"> de {{ param('je_name') }} au statut associatif</w:t>
+      </w:r>
+      <w:r>
+        <w:rPr>
+          <w:rFonts w:eastAsia="Arial" w:cs="Arial" w:ascii="Arial" w:hAnsi="Arial"/>
+          <w:color w:val="000000"/>
+          <w:sz w:val="20"/>
+          <w:szCs w:val="20"/>
+        </w:rPr>
+        <w:t xml:space="preserve">, l’Étudiant demeure un prestataire indépendant. L’étudiant sera indemnisé au titre de sa prestation sous forme d’honoraires relevant des BNC  (Bénéfices Non Commerciaux) </w:t>
+      </w:r>
+      <w:r>
+        <w:rPr>
+          <w:rFonts w:eastAsia="Arial" w:cs="Arial" w:ascii="Arial" w:hAnsi="Arial"/>
+          <w:color w:val="000000"/>
+          <w:sz w:val="20"/>
+          <w:szCs w:val="20"/>
+        </w:rPr>
+        <w:t>conformément à la lettre du 5 décembre 1984 du Ministre de l’Économie, des Finances et du Budget. Il lui revient à ce titre de déclarer les rétributions perçues dans ses déclarations fiscales annuelles et de s’acquitter des éventuelles sommes dues.</w:t>
+      </w:r>
+    </w:p>
+    <w:p>
+      <w:pPr>
+        <w:pStyle w:val="Normal"/>
+        <w:rPr>
+          <w:rFonts w:ascii="Arial" w:hAnsi="Arial" w:eastAsia="Arial" w:cs="Arial"/>
+          <w:color w:val="000000"/>
+          <w:sz w:val="20"/>
+          <w:szCs w:val="20"/>
+        </w:rPr>
+      </w:pPr>
+      <w:r>
+        <w:rPr>
+          <w:rFonts w:eastAsia="Arial" w:cs="Arial" w:ascii="Arial" w:hAnsi="Arial"/>
+          <w:color w:val="000000"/>
+          <w:sz w:val="20"/>
+          <w:szCs w:val="20"/>
+        </w:rPr>
+        <w:t>L'étudiant déclare être affilié au régime social des étudiants et continuera d'être couvert par ce régime pendant la durée de sa mission.</w:t>
+      </w:r>
+    </w:p>
+    <w:p>
+      <w:pPr>
+        <w:pStyle w:val="Normal"/>
+        <w:rPr>
+          <w:rFonts w:ascii="Arial" w:hAnsi="Arial" w:eastAsia="Arial" w:cs="Arial"/>
+          <w:color w:val="000000"/>
+          <w:sz w:val="20"/>
+          <w:szCs w:val="20"/>
+        </w:rPr>
+      </w:pPr>
+      <w:r>
+        <w:rPr>
+          <w:rFonts w:eastAsia="Arial" w:cs="Arial" w:ascii="Arial" w:hAnsi="Arial"/>
+          <w:color w:val="000000"/>
           <w:sz w:val="20"/>
           <w:szCs w:val="20"/>
         </w:rPr>
@@ -1215,64 +1530,180 @@
           <w:sz w:val="22"/>
           <w:szCs w:val="22"/>
         </w:rPr>
-        <w:t>Article 4 : Statut et régime social applicable</w:t>
-      </w:r>
-    </w:p>
-    <w:p>
-      <w:pPr>
-        <w:pStyle w:val="Normal"/>
-        <w:rPr>
-          <w:rFonts w:ascii="Arial" w:hAnsi="Arial" w:eastAsia="Arial" w:cs="Arial"/>
-          <w:color w:val="000000"/>
-          <w:sz w:val="20"/>
-          <w:szCs w:val="20"/>
-        </w:rPr>
-      </w:pPr>
-      <w:r>
-        <w:rPr>
-          <w:rFonts w:eastAsia="Arial" w:cs="Arial" w:ascii="Arial" w:hAnsi="Arial"/>
-          <w:color w:val="000000"/>
-          <w:sz w:val="20"/>
-          <w:szCs w:val="20"/>
-        </w:rPr>
-        <w:t xml:space="preserve">En sa qualité de </w:t>
-      </w:r>
-      <w:r>
-        <w:rPr>
-          <w:rFonts w:eastAsia="Arial" w:cs="Arial" w:ascii="Arial" w:hAnsi="Arial"/>
-          <w:sz w:val="20"/>
-          <w:szCs w:val="20"/>
-        </w:rPr>
-        <w:t>membre de {{ param('je_name') }} au statut associatif</w:t>
-      </w:r>
-      <w:r>
-        <w:rPr>
-          <w:rFonts w:eastAsia="Arial" w:cs="Arial" w:ascii="Arial" w:hAnsi="Arial"/>
-          <w:color w:val="000000"/>
-          <w:sz w:val="20"/>
-          <w:szCs w:val="20"/>
-        </w:rPr>
-        <w:t>, l’étudiant demeure un prestataire indépendant. L’étudiant sera indemnisé au titre de sa prestation sous forme d’honoraires relevant des BNC (Bénéfices Non Commerciaux).</w:t>
-      </w:r>
-    </w:p>
-    <w:p>
-      <w:pPr>
-        <w:pStyle w:val="Normal"/>
-        <w:rPr>
-          <w:rFonts w:ascii="Arial" w:hAnsi="Arial" w:eastAsia="Arial" w:cs="Arial"/>
-          <w:color w:val="000000"/>
-          <w:sz w:val="20"/>
-          <w:szCs w:val="20"/>
-        </w:rPr>
-      </w:pPr>
-      <w:r>
-        <w:rPr>
-          <w:rFonts w:eastAsia="Arial" w:cs="Arial" w:ascii="Arial" w:hAnsi="Arial"/>
-          <w:color w:val="000000"/>
-          <w:sz w:val="20"/>
-          <w:szCs w:val="20"/>
-        </w:rPr>
-        <w:t>L'étudiant déclare être affilié au régime social des étudiants et continuera d'être couvert par ce régime pendant la durée de sa mission.</w:t>
+        <w:t xml:space="preserve">Article </w:t>
+      </w:r>
+      <w:r>
+        <w:rPr>
+          <w:rFonts w:eastAsia="Verdana" w:cs="Verdana" w:ascii="Verdana" w:hAnsi="Verdana"/>
+          <w:b/>
+          <w:color w:val="365F91"/>
+          <w:sz w:val="22"/>
+          <w:szCs w:val="22"/>
+        </w:rPr>
+        <w:t>4</w:t>
+      </w:r>
+      <w:r>
+        <w:rPr>
+          <w:rFonts w:eastAsia="Verdana" w:cs="Verdana" w:ascii="Verdana" w:hAnsi="Verdana"/>
+          <w:b/>
+          <w:color w:val="365F91"/>
+          <w:sz w:val="22"/>
+          <w:szCs w:val="22"/>
+        </w:rPr>
+        <w:t xml:space="preserve"> : Rôle </w:t>
+      </w:r>
+      <w:r>
+        <w:rPr>
+          <w:rFonts w:eastAsia="Verdana" w:cs="Verdana" w:ascii="Verdana" w:hAnsi="Verdana"/>
+          <w:b/>
+          <w:color w:val="366091"/>
+          <w:sz w:val="22"/>
+          <w:szCs w:val="22"/>
+        </w:rPr>
+        <w:t>de {{ mission.consultant }} vis-à-vis de {{ param('je_name') }}</w:t>
+      </w:r>
+    </w:p>
+    <w:p>
+      <w:pPr>
+        <w:pStyle w:val="Normal"/>
+        <w:rPr>
+          <w:rFonts w:ascii="Arial" w:hAnsi="Arial" w:eastAsia="Arial" w:cs="Arial"/>
+          <w:color w:val="000000"/>
+          <w:sz w:val="20"/>
+          <w:szCs w:val="20"/>
+        </w:rPr>
+      </w:pPr>
+      <w:r>
+        <w:rPr>
+          <w:rFonts w:eastAsia="Arial" w:cs="Arial" w:ascii="Arial" w:hAnsi="Arial"/>
+          <w:color w:val="000000"/>
+          <w:sz w:val="20"/>
+          <w:szCs w:val="20"/>
+        </w:rPr>
+        <w:t>L’étudiant mettra en œuvre tous les moyens à sa disposition pour permettre la bonne réalisation de sa mission.</w:t>
+      </w:r>
+    </w:p>
+    <w:p>
+      <w:pPr>
+        <w:pStyle w:val="Normal"/>
+        <w:rPr>
+          <w:rFonts w:ascii="Arial" w:hAnsi="Arial" w:eastAsia="Arial" w:cs="Arial"/>
+          <w:color w:val="000000"/>
+          <w:sz w:val="20"/>
+          <w:szCs w:val="20"/>
+        </w:rPr>
+      </w:pPr>
+      <w:r>
+        <w:rPr>
+          <w:rFonts w:eastAsia="Arial" w:cs="Arial" w:ascii="Arial" w:hAnsi="Arial"/>
+          <w:color w:val="000000"/>
+          <w:sz w:val="20"/>
+          <w:szCs w:val="20"/>
+        </w:rPr>
+        <w:t xml:space="preserve">Si pour une cause quelconque l'étudiant ne pouvait assumer cette mission, il s'engage à en informer </w:t>
+      </w:r>
+      <w:r>
+        <w:rPr>
+          <w:rFonts w:eastAsia="Arial" w:cs="Arial" w:ascii="Arial" w:hAnsi="Arial"/>
+          <w:sz w:val="20"/>
+          <w:szCs w:val="20"/>
+        </w:rPr>
+        <w:t xml:space="preserve">immédiatement {{ param('je_name') }} afin </w:t>
+      </w:r>
+      <w:r>
+        <w:rPr>
+          <w:rFonts w:eastAsia="Arial" w:cs="Arial" w:ascii="Arial" w:hAnsi="Arial"/>
+          <w:color w:val="000000"/>
+          <w:sz w:val="20"/>
+          <w:szCs w:val="20"/>
+        </w:rPr>
+        <w:t>que celle-ci puisse prendre les dispositions nécessaires au bon accomplissement de ses engagements vis-à-vis de son client.</w:t>
+      </w:r>
+    </w:p>
+    <w:p>
+      <w:pPr>
+        <w:pStyle w:val="Normal"/>
+        <w:rPr>
+          <w:rFonts w:ascii="Arial" w:hAnsi="Arial" w:eastAsia="Arial" w:cs="Arial"/>
+          <w:color w:val="000000"/>
+          <w:sz w:val="20"/>
+          <w:szCs w:val="20"/>
+        </w:rPr>
+      </w:pPr>
+      <w:r>
+        <w:rPr/>
+      </w:r>
+    </w:p>
+    <w:p>
+      <w:pPr>
+        <w:pStyle w:val="Normal1"/>
+        <w:pBdr/>
+        <w:shd w:val="clear" w:fill="FFFFFF"/>
+        <w:spacing w:lineRule="auto" w:line="240" w:before="0" w:after="150"/>
+        <w:jc w:val="both"/>
+        <w:rPr>
+          <w:rFonts w:ascii="DIN-Rg" w:hAnsi="DIN-Rg" w:eastAsia="DIN-Rg" w:cs="DIN-Rg"/>
+          <w:sz w:val="20"/>
+          <w:szCs w:val="20"/>
+          <w:highlight w:val="yellow"/>
+        </w:rPr>
+      </w:pPr>
+      <w:r>
+        <w:rPr>
+          <w:rFonts w:eastAsia="DIN-Rg" w:cs="DIN-Rg" w:ascii="DIN-Rg" w:hAnsi="DIN-Rg"/>
+          <w:color w:val="000000"/>
+          <w:sz w:val="20"/>
+          <w:szCs w:val="20"/>
+        </w:rPr>
+        <w:t>L’Etudiant s’engage à réaliser sans frais supplémentaire, lors de la période de garantie de la mission d’une durée de [</w:t>
+      </w:r>
+      <w:r>
+        <w:rPr>
+          <w:rFonts w:eastAsia="DIN-Rg" w:cs="DIN-Rg" w:ascii="DIN-Rg" w:hAnsi="DIN-Rg"/>
+          <w:color w:val="000000"/>
+          <w:sz w:val="20"/>
+          <w:szCs w:val="20"/>
+          <w:highlight w:val="yellow"/>
+        </w:rPr>
+        <w:t>durée convenue dans la Convention d'Étude/Cadre suivant le type de livrable</w:t>
+      </w:r>
+      <w:r>
+        <w:rPr>
+          <w:rFonts w:eastAsia="DIN-Rg" w:cs="DIN-Rg" w:ascii="DIN-Rg" w:hAnsi="DIN-Rg"/>
+          <w:color w:val="000000"/>
+          <w:sz w:val="20"/>
+          <w:szCs w:val="20"/>
+        </w:rPr>
+        <w:t>], toute modification qui porte sur un élément présent dans le cahier des charges de la Convention d'Étude [</w:t>
+      </w:r>
+      <w:r>
+        <w:rPr>
+          <w:rFonts w:eastAsia="DIN-Rg" w:cs="DIN-Rg" w:ascii="DIN-Rg" w:hAnsi="DIN-Rg"/>
+          <w:color w:val="000000"/>
+          <w:sz w:val="20"/>
+          <w:szCs w:val="20"/>
+          <w:highlight w:val="yellow"/>
+        </w:rPr>
+        <w:t>Réf Convention d'Étude</w:t>
+      </w:r>
+      <w:r>
+        <w:rPr>
+          <w:rFonts w:eastAsia="DIN-Rg" w:cs="DIN-Rg" w:ascii="DIN-Rg" w:hAnsi="DIN-Rg"/>
+          <w:color w:val="000000"/>
+          <w:sz w:val="20"/>
+          <w:szCs w:val="20"/>
+        </w:rPr>
+        <w:t>]</w:t>
+      </w:r>
+      <w:r>
+        <w:rPr>
+          <w:rFonts w:eastAsia="DIN-Rg" w:cs="DIN-Rg" w:ascii="DIN-Rg" w:hAnsi="DIN-Rg"/>
+          <w:color w:val="000000"/>
+          <w:sz w:val="20"/>
+          <w:szCs w:val="20"/>
+          <w:highlight w:val="yellow"/>
+        </w:rPr>
+        <w:t>.</w:t>
       </w:r>
     </w:p>
     <w:p>
@@ -1319,74 +1750,65 @@
           <w:sz w:val="22"/>
           <w:szCs w:val="22"/>
         </w:rPr>
-        <w:t xml:space="preserve">Article 5 : Rôle </w:t>
+        <w:t xml:space="preserve">Article </w:t>
       </w:r>
       <w:r>
         <w:rPr>
           <w:rFonts w:eastAsia="Verdana" w:cs="Verdana" w:ascii="Verdana" w:hAnsi="Verdana"/>
           <w:b/>
-          <w:color w:val="366091"/>
+          <w:color w:val="365F91"/>
           <w:sz w:val="22"/>
           <w:szCs w:val="22"/>
         </w:rPr>
-        <w:t>de {{ mission.consultant }} vis-à-vis de {{ param('je_name') }}</w:t>
-      </w:r>
-    </w:p>
-    <w:p>
-      <w:pPr>
-        <w:pStyle w:val="Normal"/>
-        <w:rPr>
-          <w:rFonts w:ascii="Arial" w:hAnsi="Arial" w:eastAsia="Arial" w:cs="Arial"/>
-          <w:color w:val="000000"/>
-          <w:sz w:val="20"/>
-          <w:szCs w:val="20"/>
-        </w:rPr>
-      </w:pPr>
-      <w:r>
-        <w:rPr>
-          <w:rFonts w:eastAsia="Arial" w:cs="Arial" w:ascii="Arial" w:hAnsi="Arial"/>
-          <w:color w:val="000000"/>
-          <w:sz w:val="20"/>
-          <w:szCs w:val="20"/>
-        </w:rPr>
-        <w:t>L’étudiant mettra en œuvre tous les moyens à sa disposition pour permettre la bonne réalisation de sa mission.</w:t>
-      </w:r>
-    </w:p>
-    <w:p>
-      <w:pPr>
-        <w:pStyle w:val="Normal"/>
-        <w:rPr>
-          <w:rFonts w:ascii="Arial" w:hAnsi="Arial" w:eastAsia="Arial" w:cs="Arial"/>
-          <w:color w:val="000000"/>
-          <w:sz w:val="20"/>
-          <w:szCs w:val="20"/>
-        </w:rPr>
-      </w:pPr>
-      <w:r>
-        <w:rPr>
-          <w:rFonts w:eastAsia="Arial" w:cs="Arial" w:ascii="Arial" w:hAnsi="Arial"/>
-          <w:color w:val="000000"/>
-          <w:sz w:val="20"/>
-          <w:szCs w:val="20"/>
-        </w:rPr>
-        <w:t xml:space="preserve">Si pour une cause quelconque l'étudiant ne pouvait assumer cette mission, il s'engage à en informer </w:t>
-      </w:r>
-      <w:r>
-        <w:rPr>
-          <w:rFonts w:eastAsia="Arial" w:cs="Arial" w:ascii="Arial" w:hAnsi="Arial"/>
-          <w:sz w:val="20"/>
-          <w:szCs w:val="20"/>
-        </w:rPr>
-        <w:t xml:space="preserve">immédiatement {{ param('je_name') }} afin </w:t>
-      </w:r>
-      <w:r>
-        <w:rPr>
-          <w:rFonts w:eastAsia="Arial" w:cs="Arial" w:ascii="Arial" w:hAnsi="Arial"/>
-          <w:color w:val="000000"/>
-          <w:sz w:val="20"/>
-          <w:szCs w:val="20"/>
-        </w:rPr>
-        <w:t>que celle-ci puisse prendre les dispositions nécessaires au bon accomplissement de ses engagements vis-à-vis de son client.</w:t>
+        <w:t>5</w:t>
+      </w:r>
+      <w:r>
+        <w:rPr>
+          <w:rFonts w:eastAsia="Verdana" w:cs="Verdana" w:ascii="Verdana" w:hAnsi="Verdana"/>
+          <w:b/>
+          <w:color w:val="365F91"/>
+          <w:sz w:val="22"/>
+          <w:szCs w:val="22"/>
+        </w:rPr>
+        <w:t> : Collaboration</w:t>
+      </w:r>
+    </w:p>
+    <w:p>
+      <w:pPr>
+        <w:pStyle w:val="Normal"/>
+        <w:rPr>
+          <w:rFonts w:ascii="Arial" w:hAnsi="Arial" w:eastAsia="Arial" w:cs="Arial"/>
+          <w:color w:val="000000"/>
+          <w:sz w:val="20"/>
+          <w:szCs w:val="20"/>
+        </w:rPr>
+      </w:pPr>
+      <w:r>
+        <w:rPr>
+          <w:rFonts w:eastAsia="Arial" w:cs="Arial" w:ascii="Arial" w:hAnsi="Arial"/>
+          <w:color w:val="000000"/>
+          <w:sz w:val="20"/>
+          <w:szCs w:val="20"/>
+        </w:rPr>
+        <w:t xml:space="preserve">Dans l’hypothèse où l’une ou l’autre des parties considérerait que la mission ne s’exécute plus conformément aux conditions initiales, celles-ci conviendront de se rapprocher afin d’examiner les possibilités d’adaptation du présent Récapitulatif de Mission selon les modalités prévues à l’article </w:t>
+      </w:r>
+      <w:r>
+        <w:rPr>
+          <w:rFonts w:eastAsia="Arial" w:cs="Arial" w:ascii="Arial" w:hAnsi="Arial"/>
+          <w:color w:val="000000"/>
+          <w:sz w:val="20"/>
+          <w:szCs w:val="20"/>
+        </w:rPr>
+        <w:t>8</w:t>
+      </w:r>
+      <w:r>
+        <w:rPr>
+          <w:rFonts w:eastAsia="Arial" w:cs="Arial" w:ascii="Arial" w:hAnsi="Arial"/>
+          <w:color w:val="000000"/>
+          <w:sz w:val="20"/>
+          <w:szCs w:val="20"/>
+        </w:rPr>
+        <w:t>.</w:t>
       </w:r>
     </w:p>
     <w:p>
@@ -1433,27 +1855,142 @@
           <w:sz w:val="22"/>
           <w:szCs w:val="22"/>
         </w:rPr>
-        <w:t>Article 6 : Collaboration</w:t>
-      </w:r>
-    </w:p>
-    <w:p>
-      <w:pPr>
-        <w:pStyle w:val="Normal"/>
-        <w:rPr>
-          <w:rFonts w:ascii="Arial" w:hAnsi="Arial" w:eastAsia="Arial" w:cs="Arial"/>
-          <w:color w:val="000000"/>
-          <w:sz w:val="20"/>
-          <w:szCs w:val="20"/>
-        </w:rPr>
-      </w:pPr>
-      <w:r>
-        <w:rPr>
-          <w:rFonts w:eastAsia="Arial" w:cs="Arial" w:ascii="Arial" w:hAnsi="Arial"/>
-          <w:color w:val="000000"/>
-          <w:sz w:val="20"/>
-          <w:szCs w:val="20"/>
-        </w:rPr>
-        <w:t>Dans l’hypothèse où l’une ou l’autre des parties considérerait que la mission ne s’exécute plus conformément aux conditions initiales, celles-ci conviendront de se rapprocher afin d’examiner les possibilités d’adaptation du présent Récapitulatif de Mission selon les modalités prévues à l’article 9.</w:t>
+        <w:t xml:space="preserve">Article </w:t>
+      </w:r>
+      <w:r>
+        <w:rPr>
+          <w:rFonts w:eastAsia="Verdana" w:cs="Verdana" w:ascii="Verdana" w:hAnsi="Verdana"/>
+          <w:b/>
+          <w:color w:val="365F91"/>
+          <w:sz w:val="22"/>
+          <w:szCs w:val="22"/>
+        </w:rPr>
+        <w:t>6</w:t>
+      </w:r>
+      <w:r>
+        <w:rPr>
+          <w:rFonts w:eastAsia="Verdana" w:cs="Verdana" w:ascii="Verdana" w:hAnsi="Verdana"/>
+          <w:b/>
+          <w:color w:val="365F91"/>
+          <w:sz w:val="22"/>
+          <w:szCs w:val="22"/>
+        </w:rPr>
+        <w:t> : Rapport pédagogique</w:t>
+      </w:r>
+    </w:p>
+    <w:p>
+      <w:pPr>
+        <w:pStyle w:val="Normal"/>
+        <w:rPr>
+          <w:rFonts w:ascii="Arial" w:hAnsi="Arial" w:eastAsia="Arial" w:cs="Arial"/>
+          <w:color w:val="000000"/>
+          <w:sz w:val="20"/>
+          <w:szCs w:val="20"/>
+        </w:rPr>
+      </w:pPr>
+      <w:r>
+        <w:rPr>
+          <w:rFonts w:eastAsia="Arial" w:cs="Arial" w:ascii="Arial" w:hAnsi="Arial"/>
+          <w:color w:val="000000"/>
+          <w:sz w:val="20"/>
+          <w:szCs w:val="20"/>
+        </w:rPr>
+        <w:t>Afin d’attester de la plus value pédagogique de la mission, l’Étudiant s’engage, sauf s’il n’a pas pris part à la phase à plus value pédagogique de la mission, à remettre le Rapport Pédagogique à Ouest INSA. Ce dernier permet d’attester que l’Étudiant a bénéficié d’une montée en compétences et que sa mission s’est bien inscrite dans le cadre de la vocation pédagogique des Junior-Entreprises et de formation en vue de son insertion professionnelle.</w:t>
+      </w:r>
+    </w:p>
+    <w:p>
+      <w:pPr>
+        <w:pStyle w:val="Normal"/>
+        <w:rPr>
+          <w:rFonts w:ascii="Arial" w:hAnsi="Arial" w:eastAsia="Arial" w:cs="Arial"/>
+          <w:color w:val="000000"/>
+          <w:sz w:val="20"/>
+          <w:szCs w:val="20"/>
+        </w:rPr>
+      </w:pPr>
+      <w:r>
+        <w:rPr>
+          <w:rFonts w:eastAsia="Arial" w:cs="Arial" w:ascii="Arial" w:hAnsi="Arial"/>
+          <w:color w:val="000000"/>
+          <w:sz w:val="20"/>
+          <w:szCs w:val="20"/>
+        </w:rPr>
+      </w:r>
+    </w:p>
+    <w:p>
+      <w:pPr>
+        <w:pStyle w:val="Normal"/>
+        <w:rPr>
+          <w:rFonts w:ascii="Arial" w:hAnsi="Arial" w:eastAsia="Arial" w:cs="Arial"/>
+          <w:color w:val="000000"/>
+          <w:sz w:val="20"/>
+          <w:szCs w:val="20"/>
+        </w:rPr>
+      </w:pPr>
+      <w:r>
+        <w:rPr>
+          <w:rFonts w:eastAsia="Arial" w:cs="Arial" w:ascii="Arial" w:hAnsi="Arial"/>
+          <w:color w:val="000000"/>
+          <w:sz w:val="20"/>
+          <w:szCs w:val="20"/>
+        </w:rPr>
+      </w:r>
+    </w:p>
+    <w:p>
+      <w:pPr>
+        <w:pStyle w:val="Normal"/>
+        <w:rPr>
+          <w:rFonts w:ascii="Arial" w:hAnsi="Arial" w:eastAsia="Arial" w:cs="Arial"/>
+          <w:color w:val="000000"/>
+          <w:sz w:val="20"/>
+          <w:szCs w:val="20"/>
+        </w:rPr>
+      </w:pPr>
+      <w:r>
+        <w:rPr>
+          <w:rFonts w:eastAsia="Arial" w:cs="Arial" w:ascii="Arial" w:hAnsi="Arial"/>
+          <w:color w:val="000000"/>
+          <w:sz w:val="20"/>
+          <w:szCs w:val="20"/>
+        </w:rPr>
+      </w:r>
+    </w:p>
+    <w:p>
+      <w:pPr>
+        <w:pStyle w:val="Normal"/>
+        <w:rPr>
+          <w:rFonts w:ascii="Arial" w:hAnsi="Arial" w:eastAsia="Arial" w:cs="Arial"/>
+          <w:color w:val="000000"/>
+          <w:sz w:val="20"/>
+          <w:szCs w:val="20"/>
+        </w:rPr>
+      </w:pPr>
+      <w:r>
+        <w:rPr>
+          <w:rFonts w:eastAsia="Arial" w:cs="Arial" w:ascii="Arial" w:hAnsi="Arial"/>
+          <w:color w:val="000000"/>
+          <w:sz w:val="20"/>
+          <w:szCs w:val="20"/>
+        </w:rPr>
+      </w:r>
+    </w:p>
+    <w:p>
+      <w:pPr>
+        <w:pStyle w:val="Normal"/>
+        <w:rPr>
+          <w:rFonts w:ascii="Arial" w:hAnsi="Arial" w:eastAsia="Arial" w:cs="Arial"/>
+          <w:color w:val="000000"/>
+          <w:sz w:val="20"/>
+          <w:szCs w:val="20"/>
+        </w:rPr>
+      </w:pPr>
+      <w:r>
+        <w:rPr>
+          <w:rFonts w:eastAsia="Arial" w:cs="Arial" w:ascii="Arial" w:hAnsi="Arial"/>
+          <w:color w:val="000000"/>
+          <w:sz w:val="20"/>
+          <w:szCs w:val="20"/>
+        </w:rPr>
       </w:r>
     </w:p>
     <w:p>
@@ -1500,34 +2037,109 @@
           <w:sz w:val="22"/>
           <w:szCs w:val="22"/>
         </w:rPr>
-        <w:t>Article 7 : Rapport pédagogique</w:t>
-      </w:r>
-    </w:p>
-    <w:p>
-      <w:pPr>
-        <w:pStyle w:val="Normal"/>
-        <w:rPr>
-          <w:rFonts w:ascii="Arial" w:hAnsi="Arial" w:eastAsia="Arial" w:cs="Arial"/>
-          <w:sz w:val="20"/>
-          <w:szCs w:val="20"/>
-        </w:rPr>
-      </w:pPr>
-      <w:r>
-        <w:rPr>
-          <w:rFonts w:eastAsia="Arial" w:cs="Arial" w:ascii="Arial" w:hAnsi="Arial"/>
-          <w:color w:val="000000"/>
-          <w:sz w:val="20"/>
-          <w:szCs w:val="20"/>
-        </w:rPr>
-        <w:t xml:space="preserve">Conformément au cadre légal spécifique </w:t>
-      </w:r>
-      <w:r>
-        <w:rPr>
-          <w:rFonts w:eastAsia="Arial" w:cs="Arial" w:ascii="Arial" w:hAnsi="Arial"/>
-          <w:sz w:val="20"/>
-          <w:szCs w:val="20"/>
-        </w:rPr>
-        <w:t>applicable aux Junior-Entreprises, l’étudiant s’engage, sauf indication contraire, à remettre un rapport pédagogique à {{ param('je_name') }}.</w:t>
+        <w:t xml:space="preserve">Article </w:t>
+      </w:r>
+      <w:r>
+        <w:rPr>
+          <w:rFonts w:eastAsia="Verdana" w:cs="Verdana" w:ascii="Verdana" w:hAnsi="Verdana"/>
+          <w:b/>
+          <w:color w:val="365F91"/>
+          <w:sz w:val="22"/>
+          <w:szCs w:val="22"/>
+        </w:rPr>
+        <w:t>7</w:t>
+      </w:r>
+      <w:r>
+        <w:rPr>
+          <w:rFonts w:eastAsia="Verdana" w:cs="Verdana" w:ascii="Verdana" w:hAnsi="Verdana"/>
+          <w:b/>
+          <w:color w:val="365F91"/>
+          <w:sz w:val="22"/>
+          <w:szCs w:val="22"/>
+        </w:rPr>
+        <w:t> : Propriété de l’étude</w:t>
+      </w:r>
+    </w:p>
+    <w:p>
+      <w:pPr>
+        <w:pStyle w:val="Normal"/>
+        <w:rPr>
+          <w:rFonts w:ascii="Arial" w:hAnsi="Arial" w:eastAsia="Arial" w:cs="Arial"/>
+          <w:color w:val="000000"/>
+          <w:sz w:val="20"/>
+          <w:szCs w:val="20"/>
+        </w:rPr>
+      </w:pPr>
+      <w:r>
+        <w:rPr>
+          <w:rFonts w:eastAsia="Arial" w:cs="Arial" w:ascii="Arial" w:hAnsi="Arial"/>
+          <w:color w:val="000000"/>
+          <w:sz w:val="20"/>
+          <w:szCs w:val="20"/>
+        </w:rPr>
+        <w:t xml:space="preserve">L’étudiant cède </w:t>
+      </w:r>
+      <w:r>
+        <w:rPr>
+          <w:rFonts w:eastAsia="Arial" w:cs="Arial" w:ascii="Arial" w:hAnsi="Arial"/>
+          <w:color w:val="000000"/>
+          <w:sz w:val="20"/>
+          <w:szCs w:val="20"/>
+        </w:rPr>
+        <w:t xml:space="preserve">au Client </w:t>
+      </w:r>
+      <w:r>
+        <w:rPr>
+          <w:rFonts w:eastAsia="Arial" w:cs="Arial" w:ascii="Arial" w:hAnsi="Arial"/>
+          <w:sz w:val="20"/>
+          <w:szCs w:val="20"/>
+        </w:rPr>
+        <w:t xml:space="preserve">l'intégralité </w:t>
+      </w:r>
+      <w:r>
+        <w:rPr>
+          <w:rFonts w:eastAsia="Arial" w:cs="Arial" w:ascii="Arial" w:hAnsi="Arial"/>
+          <w:color w:val="000000"/>
+          <w:sz w:val="20"/>
+          <w:szCs w:val="20"/>
+        </w:rPr>
+        <w:t xml:space="preserve">des droits patrimoniaux sur l'ensemble des travaux définis précédemment, en exclusivité et de façon définitive, </w:t>
+      </w:r>
+      <w:r>
+        <w:rPr>
+          <w:rFonts w:eastAsia="Arial" w:cs="Arial" w:ascii="Arial" w:hAnsi="Arial"/>
+          <w:color w:val="000000"/>
+          <w:sz w:val="20"/>
+          <w:szCs w:val="20"/>
+        </w:rPr>
+        <w:t>dès lors que le Client a procédé au pai</w:t>
+      </w:r>
+      <w:r>
+        <w:rPr>
+          <w:rFonts w:eastAsia="Arial" w:cs="Arial" w:ascii="Arial" w:hAnsi="Arial"/>
+          <w:color w:val="000000"/>
+          <w:sz w:val="20"/>
+          <w:szCs w:val="20"/>
+        </w:rPr>
+        <w:t>e</w:t>
+      </w:r>
+      <w:r>
+        <w:rPr>
+          <w:rFonts w:eastAsia="Arial" w:cs="Arial" w:ascii="Arial" w:hAnsi="Arial"/>
+          <w:color w:val="000000"/>
+          <w:sz w:val="20"/>
+          <w:szCs w:val="20"/>
+        </w:rPr>
+        <w:t>ment de ces derniers</w:t>
+      </w:r>
+      <w:r>
+        <w:rPr>
+          <w:rFonts w:eastAsia="Arial" w:cs="Arial" w:ascii="Arial" w:hAnsi="Arial"/>
+          <w:color w:val="000000"/>
+          <w:sz w:val="20"/>
+          <w:szCs w:val="20"/>
+        </w:rPr>
+        <w:t>. L'étudiant conserve son droit moral sur les travaux réalisés.</w:t>
       </w:r>
     </w:p>
     <w:p>
@@ -1574,63 +2186,65 @@
           <w:sz w:val="22"/>
           <w:szCs w:val="22"/>
         </w:rPr>
-        <w:t>Article 8 : Propriété de l’étude</w:t>
-      </w:r>
-    </w:p>
-    <w:p>
-      <w:pPr>
-        <w:pStyle w:val="Normal"/>
-        <w:rPr>
-          <w:rFonts w:ascii="Arial" w:hAnsi="Arial" w:eastAsia="Arial" w:cs="Arial"/>
-          <w:color w:val="000000"/>
-          <w:sz w:val="20"/>
-          <w:szCs w:val="20"/>
-        </w:rPr>
-      </w:pPr>
-      <w:r>
-        <w:rPr>
-          <w:rFonts w:eastAsia="Arial" w:cs="Arial" w:ascii="Arial" w:hAnsi="Arial"/>
-          <w:color w:val="000000"/>
-          <w:sz w:val="20"/>
-          <w:szCs w:val="20"/>
-        </w:rPr>
-        <w:t xml:space="preserve">L’étudiant cède </w:t>
-      </w:r>
-      <w:r>
-        <w:rPr>
-          <w:rFonts w:eastAsia="Arial" w:cs="Arial" w:ascii="Arial" w:hAnsi="Arial"/>
-          <w:sz w:val="20"/>
-          <w:szCs w:val="20"/>
-        </w:rPr>
-        <w:t xml:space="preserve">à {{ param('je_name') }} l'intégralité </w:t>
-      </w:r>
-      <w:r>
-        <w:rPr>
-          <w:rFonts w:eastAsia="Arial" w:cs="Arial" w:ascii="Arial" w:hAnsi="Arial"/>
-          <w:color w:val="000000"/>
-          <w:sz w:val="20"/>
-          <w:szCs w:val="20"/>
-        </w:rPr>
-        <w:t>des droits patrimoniaux sur l'ensemble des travaux définis précédemment, et ce au fur et à mesure de leur création, en exclusivité et de façon définitive. L'étudiant conserve son droit moral sur les travaux réalisés.</w:t>
-      </w:r>
-    </w:p>
-    <w:p>
-      <w:pPr>
-        <w:pStyle w:val="Normal"/>
-        <w:rPr>
-          <w:rFonts w:ascii="Arial" w:hAnsi="Arial" w:eastAsia="Arial" w:cs="Arial"/>
-          <w:color w:val="000000"/>
-          <w:sz w:val="20"/>
-          <w:szCs w:val="20"/>
-        </w:rPr>
-      </w:pPr>
-      <w:r>
-        <w:rPr>
-          <w:rFonts w:eastAsia="Arial" w:cs="Arial" w:ascii="Arial" w:hAnsi="Arial"/>
-          <w:color w:val="000000"/>
-          <w:sz w:val="20"/>
-          <w:szCs w:val="20"/>
-        </w:rPr>
+        <w:t xml:space="preserve">Article </w:t>
+      </w:r>
+      <w:r>
+        <w:rPr>
+          <w:rFonts w:eastAsia="Verdana" w:cs="Verdana" w:ascii="Verdana" w:hAnsi="Verdana"/>
+          <w:b/>
+          <w:color w:val="365F91"/>
+          <w:sz w:val="22"/>
+          <w:szCs w:val="22"/>
+        </w:rPr>
+        <w:t>8</w:t>
+      </w:r>
+      <w:r>
+        <w:rPr>
+          <w:rFonts w:eastAsia="Verdana" w:cs="Verdana" w:ascii="Verdana" w:hAnsi="Verdana"/>
+          <w:b/>
+          <w:color w:val="365F91"/>
+          <w:sz w:val="22"/>
+          <w:szCs w:val="22"/>
+        </w:rPr>
+        <w:t> : Modifications</w:t>
+      </w:r>
+    </w:p>
+    <w:p>
+      <w:pPr>
+        <w:pStyle w:val="Normal"/>
+        <w:rPr>
+          <w:rFonts w:ascii="Arial" w:hAnsi="Arial" w:eastAsia="Arial" w:cs="Arial"/>
+          <w:color w:val="000000"/>
+          <w:sz w:val="20"/>
+          <w:szCs w:val="20"/>
+        </w:rPr>
+      </w:pPr>
+      <w:r>
+        <w:rPr>
+          <w:rFonts w:eastAsia="Arial" w:cs="Arial" w:ascii="Arial" w:hAnsi="Arial"/>
+          <w:color w:val="000000"/>
+          <w:sz w:val="20"/>
+          <w:szCs w:val="20"/>
+        </w:rPr>
+        <w:t xml:space="preserve">Toute modification portant sur les modalités d’exécution de la mission quelles qu’elles soient fera l’objet d’un Avenant au présent Récapitulatif de Mission. En cas de désaccord persistant, le Récapitulatif de Mission pourra faire l’objet d’un Avenant de rupture </w:t>
+      </w:r>
+      <w:r>
+        <w:rPr>
+          <w:rFonts w:eastAsia="Arial" w:cs="Arial" w:ascii="Arial" w:hAnsi="Arial"/>
+          <w:color w:val="000000"/>
+          <w:sz w:val="20"/>
+          <w:szCs w:val="20"/>
+        </w:rPr>
+        <w:t>au Récapitulatif de Mission.</w:t>
+      </w:r>
+    </w:p>
+    <w:p>
+      <w:pPr>
+        <w:pStyle w:val="Normal"/>
+        <w:rPr/>
+      </w:pPr>
+      <w:r>
+        <w:rPr/>
       </w:r>
     </w:p>
     <w:p>
@@ -1658,55 +2272,18 @@
           <w:sz w:val="22"/>
           <w:szCs w:val="22"/>
         </w:rPr>
-        <w:t>Article 9 : Modifications</w:t>
-      </w:r>
-    </w:p>
-    <w:p>
-      <w:pPr>
-        <w:pStyle w:val="Normal"/>
-        <w:rPr>
-          <w:rFonts w:ascii="Arial" w:hAnsi="Arial" w:eastAsia="Arial" w:cs="Arial"/>
-          <w:color w:val="000000"/>
-          <w:sz w:val="20"/>
-          <w:szCs w:val="20"/>
-        </w:rPr>
-      </w:pPr>
-      <w:r>
-        <w:rPr>
-          <w:rFonts w:eastAsia="Arial" w:cs="Arial" w:ascii="Arial" w:hAnsi="Arial"/>
-          <w:color w:val="000000"/>
-          <w:sz w:val="20"/>
-          <w:szCs w:val="20"/>
-        </w:rPr>
-        <w:t>Toute modification portant sur les modalités d’exécution de la mission quelles qu’elles soient fera l’objet d’un Avenant au présent Récapitulatif de Mission. En cas de désaccord persistant, le Récapitulatif de Mission pourra faire l’objet d’un Avenant de rupture.</w:t>
-      </w:r>
-    </w:p>
-    <w:p>
-      <w:pPr>
-        <w:pStyle w:val="Normal"/>
-        <w:rPr/>
-      </w:pPr>
-      <w:r>
-        <w:rPr/>
-      </w:r>
-    </w:p>
-    <w:p>
-      <w:pPr>
-        <w:pStyle w:val="Normal"/>
-        <w:pBdr>
-          <w:bottom w:val="single" w:sz="8" w:space="1" w:color="BFBFBF"/>
-        </w:pBdr>
-        <w:spacing w:before="0" w:after="240"/>
-        <w:ind w:left="-288" w:hanging="0"/>
-        <w:rPr>
-          <w:rFonts w:ascii="Verdana" w:hAnsi="Verdana" w:eastAsia="Verdana" w:cs="Verdana"/>
-          <w:b/>
+        <w:t xml:space="preserve">Article </w:t>
+      </w:r>
+      <w:r>
+        <w:rPr>
+          <w:rFonts w:eastAsia="Verdana" w:cs="Verdana" w:ascii="Verdana" w:hAnsi="Verdana"/>
           <w:b/>
           <w:color w:val="365F91"/>
           <w:sz w:val="22"/>
           <w:szCs w:val="22"/>
         </w:rPr>
-      </w:pPr>
+        <w:t>9</w:t>
+      </w:r>
       <w:r>
         <w:rPr>
           <w:rFonts w:eastAsia="Verdana" w:cs="Verdana" w:ascii="Verdana" w:hAnsi="Verdana"/>
@@ -1715,7 +2292,7 @@
           <w:sz w:val="22"/>
           <w:szCs w:val="22"/>
         </w:rPr>
-        <w:t>Article 10 : Prise d’effet du Récapitulatif de Mission</w:t>
+        <w:t> : Prise d’effet du Récapitulatif de Mission</w:t>
       </w:r>
     </w:p>
     <w:p>
@@ -1775,7 +2352,44 @@
           <w:sz w:val="20"/>
           <w:szCs w:val="20"/>
         </w:rPr>
-        <w:t xml:space="preserve">Document fait à Rennes Cedex 7 en deux exemplaires, </w:t>
+        <w:t xml:space="preserve">Document </w:t>
+      </w:r>
+      <w:r>
+        <w:rPr>
+          <w:rFonts w:eastAsia="Arial" w:cs="Arial" w:ascii="Arial" w:hAnsi="Arial"/>
+          <w:color w:val="000000"/>
+          <w:sz w:val="20"/>
+          <w:szCs w:val="20"/>
+        </w:rPr>
+        <w:t xml:space="preserve">comportant </w:t>
+      </w:r>
+      <w:r>
+        <w:rPr>
+          <w:rFonts w:eastAsia="Arial" w:cs="Arial" w:ascii="Arial" w:hAnsi="Arial"/>
+          <w:color w:val="000000"/>
+          <w:sz w:val="20"/>
+          <w:szCs w:val="20"/>
+          <w:shd w:fill="FFFF00" w:val="clear"/>
+        </w:rPr>
+        <w:t>[nombre de pages]</w:t>
+      </w:r>
+      <w:r>
+        <w:rPr>
+          <w:rFonts w:eastAsia="Arial" w:cs="Arial" w:ascii="Arial" w:hAnsi="Arial"/>
+          <w:color w:val="000000"/>
+          <w:sz w:val="20"/>
+          <w:szCs w:val="20"/>
+        </w:rPr>
+        <w:t xml:space="preserve"> pages </w:t>
+      </w:r>
+      <w:r>
+        <w:rPr>
+          <w:rFonts w:eastAsia="Arial" w:cs="Arial" w:ascii="Arial" w:hAnsi="Arial"/>
+          <w:color w:val="000000"/>
+          <w:sz w:val="20"/>
+          <w:szCs w:val="20"/>
+        </w:rPr>
+        <w:t xml:space="preserve">fait à Rennes Cedex 7 en deux exemplaires, </w:t>
         <w:tab/>
       </w:r>
     </w:p>
@@ -2485,7 +3099,25 @@
         <w:sz w:val="16"/>
         <w:szCs w:val="16"/>
       </w:rPr>
-      <w:t>Réf : RDM_{{ mission.project.number }}</w:t>
+      <w:t>Réf : R</w:t>
+    </w:r>
+    <w:r>
+      <w:rPr>
+        <w:rFonts w:eastAsia="Arial" w:cs="Arial" w:ascii="Arial" w:hAnsi="Arial"/>
+        <w:color w:val="000000"/>
+        <w:sz w:val="16"/>
+        <w:szCs w:val="16"/>
+      </w:rPr>
+      <w:t>M</w:t>
+    </w:r>
+    <w:r>
+      <w:rPr>
+        <w:rFonts w:eastAsia="Arial" w:cs="Arial" w:ascii="Arial" w:hAnsi="Arial"/>
+        <w:color w:val="000000"/>
+        <w:sz w:val="16"/>
+        <w:szCs w:val="16"/>
+      </w:rPr>
+      <w:t>_{{ mission.project.number }}</w:t>
       <w:tab/>
       <w:tab/>
       <w:t xml:space="preserve">Page </w:t>
@@ -2684,7 +3316,7 @@
         <w:sz w:val="16"/>
         <w:szCs w:val="16"/>
       </w:rPr>
-      <w:t>Réf : RDM_{{ mission.project.number }}</w:t>
+      <w:t>Réf : RM_{{ mission.project.number }}</w:t>
       <w:tab/>
       <w:tab/>
       <w:t xml:space="preserve">Page </w:t>
@@ -2930,7 +3562,7 @@
         <w:sz w:val="16"/>
         <w:szCs w:val="16"/>
       </w:rPr>
-      <w:t>N° SIRET 332 468 115 00016 - APE 71.12B - N° de TVA intracommunautaire FR1433246811500016</w:t>
+      <w:t>N° SIRET 332 468 115 00016 - APE 71.12B</w:t>
     </w:r>
   </w:p>
 </w:ftr>
@@ -3186,148 +3818,8 @@
       </w:pPr>
     </w:lvl>
   </w:abstractNum>
-  <w:abstractNum w:abstractNumId="2">
-    <w:lvl w:ilvl="0">
-      <w:start w:val="1"/>
-      <w:numFmt w:val="bullet"/>
-      <w:lvlText w:val="●"/>
-      <w:lvlJc w:val="left"/>
-      <w:pPr>
-        <w:tabs>
-          <w:tab w:val="num" w:pos="0"/>
-        </w:tabs>
-        <w:ind w:left="720" w:hanging="360"/>
-      </w:pPr>
-      <w:rPr>
-        <w:rFonts w:ascii="Noto Sans Symbols" w:hAnsi="Noto Sans Symbols" w:cs="Noto Sans Symbols" w:hint="default"/>
-      </w:rPr>
-    </w:lvl>
-    <w:lvl w:ilvl="1">
-      <w:start w:val="1"/>
-      <w:numFmt w:val="bullet"/>
-      <w:lvlText w:val="o"/>
-      <w:lvlJc w:val="left"/>
-      <w:pPr>
-        <w:tabs>
-          <w:tab w:val="num" w:pos="0"/>
-        </w:tabs>
-        <w:ind w:left="1440" w:hanging="360"/>
-      </w:pPr>
-      <w:rPr>
-        <w:rFonts w:ascii="Courier New" w:hAnsi="Courier New" w:cs="Courier New" w:hint="default"/>
-      </w:rPr>
-    </w:lvl>
-    <w:lvl w:ilvl="2">
-      <w:start w:val="1"/>
-      <w:numFmt w:val="bullet"/>
-      <w:lvlText w:val="▪"/>
-      <w:lvlJc w:val="left"/>
-      <w:pPr>
-        <w:tabs>
-          <w:tab w:val="num" w:pos="0"/>
-        </w:tabs>
-        <w:ind w:left="2160" w:hanging="360"/>
-      </w:pPr>
-      <w:rPr>
-        <w:rFonts w:ascii="Noto Sans Symbols" w:hAnsi="Noto Sans Symbols" w:cs="Noto Sans Symbols" w:hint="default"/>
-      </w:rPr>
-    </w:lvl>
-    <w:lvl w:ilvl="3">
-      <w:start w:val="1"/>
-      <w:numFmt w:val="bullet"/>
-      <w:lvlText w:val="●"/>
-      <w:lvlJc w:val="left"/>
-      <w:pPr>
-        <w:tabs>
-          <w:tab w:val="num" w:pos="0"/>
-        </w:tabs>
-        <w:ind w:left="2880" w:hanging="360"/>
-      </w:pPr>
-      <w:rPr>
-        <w:rFonts w:ascii="Noto Sans Symbols" w:hAnsi="Noto Sans Symbols" w:cs="Noto Sans Symbols" w:hint="default"/>
-      </w:rPr>
-    </w:lvl>
-    <w:lvl w:ilvl="4">
-      <w:start w:val="1"/>
-      <w:numFmt w:val="bullet"/>
-      <w:lvlText w:val="o"/>
-      <w:lvlJc w:val="left"/>
-      <w:pPr>
-        <w:tabs>
-          <w:tab w:val="num" w:pos="0"/>
-        </w:tabs>
-        <w:ind w:left="3600" w:hanging="360"/>
-      </w:pPr>
-      <w:rPr>
-        <w:rFonts w:ascii="Courier New" w:hAnsi="Courier New" w:cs="Courier New" w:hint="default"/>
-      </w:rPr>
-    </w:lvl>
-    <w:lvl w:ilvl="5">
-      <w:start w:val="1"/>
-      <w:numFmt w:val="bullet"/>
-      <w:lvlText w:val="▪"/>
-      <w:lvlJc w:val="left"/>
-      <w:pPr>
-        <w:tabs>
-          <w:tab w:val="num" w:pos="0"/>
-        </w:tabs>
-        <w:ind w:left="4320" w:hanging="360"/>
-      </w:pPr>
-      <w:rPr>
-        <w:rFonts w:ascii="Noto Sans Symbols" w:hAnsi="Noto Sans Symbols" w:cs="Noto Sans Symbols" w:hint="default"/>
-      </w:rPr>
-    </w:lvl>
-    <w:lvl w:ilvl="6">
-      <w:start w:val="1"/>
-      <w:numFmt w:val="bullet"/>
-      <w:lvlText w:val="●"/>
-      <w:lvlJc w:val="left"/>
-      <w:pPr>
-        <w:tabs>
-          <w:tab w:val="num" w:pos="0"/>
-        </w:tabs>
-        <w:ind w:left="5040" w:hanging="360"/>
-      </w:pPr>
-      <w:rPr>
-        <w:rFonts w:ascii="Noto Sans Symbols" w:hAnsi="Noto Sans Symbols" w:cs="Noto Sans Symbols" w:hint="default"/>
-      </w:rPr>
-    </w:lvl>
-    <w:lvl w:ilvl="7">
-      <w:start w:val="1"/>
-      <w:numFmt w:val="bullet"/>
-      <w:lvlText w:val="o"/>
-      <w:lvlJc w:val="left"/>
-      <w:pPr>
-        <w:tabs>
-          <w:tab w:val="num" w:pos="0"/>
-        </w:tabs>
-        <w:ind w:left="5760" w:hanging="360"/>
-      </w:pPr>
-      <w:rPr>
-        <w:rFonts w:ascii="Courier New" w:hAnsi="Courier New" w:cs="Courier New" w:hint="default"/>
-      </w:rPr>
-    </w:lvl>
-    <w:lvl w:ilvl="8">
-      <w:start w:val="1"/>
-      <w:numFmt w:val="bullet"/>
-      <w:lvlText w:val="▪"/>
-      <w:lvlJc w:val="left"/>
-      <w:pPr>
-        <w:tabs>
-          <w:tab w:val="num" w:pos="0"/>
-        </w:tabs>
-        <w:ind w:left="6480" w:hanging="360"/>
-      </w:pPr>
-      <w:rPr>
-        <w:rFonts w:ascii="Noto Sans Symbols" w:hAnsi="Noto Sans Symbols" w:cs="Noto Sans Symbols" w:hint="default"/>
-      </w:rPr>
-    </w:lvl>
-  </w:abstractNum>
   <w:num w:numId="1">
     <w:abstractNumId w:val="1"/>
-  </w:num>
-  <w:num w:numId="2">
-    <w:abstractNumId w:val="2"/>
   </w:num>
 </w:numbering>
 </file>
@@ -4303,6 +4795,47 @@
       <w:szCs w:val="48"/>
     </w:rPr>
   </w:style>
+  <w:style w:type="paragraph" w:styleId="Contenudetableau">
+    <w:name w:val="Contenu de tableau"/>
+    <w:basedOn w:val="Normal"/>
+    <w:qFormat/>
+    <w:pPr>
+      <w:widowControl w:val="false"/>
+      <w:suppressLineNumbers/>
+    </w:pPr>
+    <w:rPr/>
+  </w:style>
+  <w:style w:type="paragraph" w:styleId="Titredetableau">
+    <w:name w:val="Titre de tableau"/>
+    <w:basedOn w:val="Contenudetableau"/>
+    <w:qFormat/>
+    <w:pPr>
+      <w:suppressLineNumbers/>
+      <w:jc w:val="center"/>
+    </w:pPr>
+    <w:rPr>
+      <w:b/>
+      <w:bCs/>
+    </w:rPr>
+  </w:style>
+  <w:style w:type="paragraph" w:styleId="Normal1">
+    <w:name w:val="LO-normal"/>
+    <w:qFormat/>
+    <w:pPr>
+      <w:widowControl/>
+      <w:bidi w:val="0"/>
+      <w:spacing w:lineRule="auto" w:line="276" w:before="0" w:after="200"/>
+      <w:jc w:val="left"/>
+    </w:pPr>
+    <w:rPr>
+      <w:rFonts w:ascii="Times New Roman" w:hAnsi="Times New Roman" w:eastAsia="Times New Roman" w:cs="Times New Roman"/>
+      <w:color w:val="auto"/>
+      <w:kern w:val="0"/>
+      <w:sz w:val="24"/>
+      <w:szCs w:val="24"/>
+      <w:lang w:val="fr-FR" w:eastAsia="fr-FR" w:bidi="ar-SA"/>
+    </w:rPr>
+  </w:style>
   <w:style w:type="numbering" w:styleId="NoList" w:default="1">
     <w:name w:val="No List"/>
     <w:uiPriority w:val="99"/>

--- a/flower_backend/doctypes/RDM.docx
+++ b/flower_backend/doctypes/RDM.docx
@@ -86,33 +86,7 @@
           <w:sz w:val="32"/>
           <w:szCs w:val="32"/>
         </w:rPr>
-        <w:t xml:space="preserve">{ </w:t>
-      </w:r>
-      <w:proofErr w:type="spellStart"/>
-      <w:r>
-        <w:rPr>
-          <w:rFonts w:ascii="Verdana" w:eastAsia="Verdana" w:hAnsi="Verdana" w:cs="Verdana"/>
-          <w:b/>
-          <w:i/>
-          <w:smallCaps/>
-          <w:color w:val="365F91"/>
-          <w:sz w:val="32"/>
-          <w:szCs w:val="32"/>
-        </w:rPr>
-        <w:t>mission.project.number</w:t>
-      </w:r>
-      <w:proofErr w:type="spellEnd"/>
-      <w:r>
-        <w:rPr>
-          <w:rFonts w:ascii="Verdana" w:eastAsia="Verdana" w:hAnsi="Verdana" w:cs="Verdana"/>
-          <w:b/>
-          <w:i/>
-          <w:smallCaps/>
-          <w:color w:val="365F91"/>
-          <w:sz w:val="32"/>
-          <w:szCs w:val="32"/>
-        </w:rPr>
-        <w:t xml:space="preserve"> }}</w:t>
+        <w:t>{ mission.project.number }}</w:t>
       </w:r>
     </w:p>
     <w:p>
@@ -197,29 +171,7 @@
           <w:sz w:val="20"/>
           <w:szCs w:val="20"/>
         </w:rPr>
-        <w:t xml:space="preserve">{ </w:t>
-      </w:r>
-      <w:proofErr w:type="spellStart"/>
-      <w:r>
-        <w:rPr>
-          <w:rFonts w:ascii="Arial" w:eastAsia="Arial" w:hAnsi="Arial" w:cs="Arial"/>
-          <w:b/>
-          <w:color w:val="000000"/>
-          <w:sz w:val="20"/>
-          <w:szCs w:val="20"/>
-        </w:rPr>
-        <w:t>mission.project.number</w:t>
-      </w:r>
-      <w:proofErr w:type="spellEnd"/>
-      <w:r>
-        <w:rPr>
-          <w:rFonts w:ascii="Arial" w:eastAsia="Arial" w:hAnsi="Arial" w:cs="Arial"/>
-          <w:b/>
-          <w:color w:val="000000"/>
-          <w:sz w:val="20"/>
-          <w:szCs w:val="20"/>
-        </w:rPr>
-        <w:t xml:space="preserve"> }}</w:t>
+        <w:t>{ mission.project.number }}</w:t>
       </w:r>
     </w:p>
     <w:p/>
@@ -311,27 +263,7 @@
           <w:sz w:val="20"/>
           <w:szCs w:val="20"/>
         </w:rPr>
-        <w:t>('</w:t>
-      </w:r>
-      <w:proofErr w:type="spellStart"/>
-      <w:r>
-        <w:rPr>
-          <w:rFonts w:ascii="Arial" w:eastAsia="Arial" w:hAnsi="Arial" w:cs="Arial"/>
-          <w:b/>
-          <w:sz w:val="20"/>
-          <w:szCs w:val="20"/>
-        </w:rPr>
-        <w:t>je_name</w:t>
-      </w:r>
-      <w:proofErr w:type="spellEnd"/>
-      <w:r>
-        <w:rPr>
-          <w:rFonts w:ascii="Arial" w:eastAsia="Arial" w:hAnsi="Arial" w:cs="Arial"/>
-          <w:b/>
-          <w:sz w:val="20"/>
-          <w:szCs w:val="20"/>
-        </w:rPr>
-        <w:t>') }}</w:t>
+        <w:t>('je_name') }}</w:t>
       </w:r>
     </w:p>
     <w:p>
@@ -362,25 +294,7 @@
           <w:sz w:val="20"/>
           <w:szCs w:val="20"/>
         </w:rPr>
-        <w:t xml:space="preserve"> {{ param('</w:t>
-      </w:r>
-      <w:proofErr w:type="spellStart"/>
-      <w:r>
-        <w:rPr>
-          <w:rFonts w:ascii="Arial" w:eastAsia="Arial" w:hAnsi="Arial" w:cs="Arial"/>
-          <w:sz w:val="20"/>
-          <w:szCs w:val="20"/>
-        </w:rPr>
-        <w:t>je_address</w:t>
-      </w:r>
-      <w:proofErr w:type="spellEnd"/>
-      <w:r>
-        <w:rPr>
-          <w:rFonts w:ascii="Arial" w:eastAsia="Arial" w:hAnsi="Arial" w:cs="Arial"/>
-          <w:sz w:val="20"/>
-          <w:szCs w:val="20"/>
-        </w:rPr>
-        <w:t>') }}</w:t>
+        <w:t xml:space="preserve"> {{ param('je_address') }}</w:t>
       </w:r>
     </w:p>
     <w:p>
@@ -418,43 +332,7 @@
           <w:sz w:val="20"/>
           <w:szCs w:val="20"/>
         </w:rPr>
-        <w:t>param('</w:t>
-      </w:r>
-      <w:proofErr w:type="spellStart"/>
-      <w:r>
-        <w:rPr>
-          <w:rFonts w:ascii="Arial" w:eastAsia="Arial" w:hAnsi="Arial" w:cs="Arial"/>
-          <w:sz w:val="20"/>
-          <w:szCs w:val="20"/>
-        </w:rPr>
-        <w:t>president_firstname</w:t>
-      </w:r>
-      <w:proofErr w:type="spellEnd"/>
-      <w:r>
-        <w:rPr>
-          <w:rFonts w:ascii="Arial" w:eastAsia="Arial" w:hAnsi="Arial" w:cs="Arial"/>
-          <w:sz w:val="20"/>
-          <w:szCs w:val="20"/>
-        </w:rPr>
-        <w:t>') }} {{ param('</w:t>
-      </w:r>
-      <w:proofErr w:type="spellStart"/>
-      <w:r>
-        <w:rPr>
-          <w:rFonts w:ascii="Arial" w:eastAsia="Arial" w:hAnsi="Arial" w:cs="Arial"/>
-          <w:sz w:val="20"/>
-          <w:szCs w:val="20"/>
-        </w:rPr>
-        <w:t>president_lastname</w:t>
-      </w:r>
-      <w:proofErr w:type="spellEnd"/>
-      <w:r>
-        <w:rPr>
-          <w:rFonts w:ascii="Arial" w:eastAsia="Arial" w:hAnsi="Arial" w:cs="Arial"/>
-          <w:sz w:val="20"/>
-          <w:szCs w:val="20"/>
-        </w:rPr>
-        <w:t>') }}</w:t>
+        <w:t>param('president_firstname') }} {{ param('president_lastname') }}</w:t>
       </w:r>
     </w:p>
     <w:p>
@@ -538,9 +416,9 @@
           <w:sz w:val="20"/>
           <w:szCs w:val="20"/>
         </w:rPr>
-        <w:t xml:space="preserve">{{ </w:t>
-      </w:r>
-      <w:proofErr w:type="spellStart"/>
+        <w:t>{{ mission</w:t>
+      </w:r>
+      <w:proofErr w:type="gramEnd"/>
       <w:r>
         <w:rPr>
           <w:rFonts w:ascii="Arial" w:eastAsia="Arial" w:hAnsi="Arial" w:cs="Arial"/>
@@ -548,27 +426,7 @@
           <w:sz w:val="20"/>
           <w:szCs w:val="20"/>
         </w:rPr>
-        <w:t>mission</w:t>
-      </w:r>
-      <w:proofErr w:type="gramEnd"/>
-      <w:r>
-        <w:rPr>
-          <w:rFonts w:ascii="Arial" w:eastAsia="Arial" w:hAnsi="Arial" w:cs="Arial"/>
-          <w:color w:val="021A32"/>
-          <w:sz w:val="20"/>
-          <w:szCs w:val="20"/>
-        </w:rPr>
-        <w:t>.consultant</w:t>
-      </w:r>
-      <w:proofErr w:type="spellEnd"/>
-      <w:r>
-        <w:rPr>
-          <w:rFonts w:ascii="Arial" w:eastAsia="Arial" w:hAnsi="Arial" w:cs="Arial"/>
-          <w:color w:val="021A32"/>
-          <w:sz w:val="20"/>
-          <w:szCs w:val="20"/>
-        </w:rPr>
-        <w:t xml:space="preserve"> }}</w:t>
+        <w:t>.consultant }}</w:t>
       </w:r>
     </w:p>
     <w:p>
@@ -610,27 +468,7 @@
           <w:sz w:val="20"/>
           <w:szCs w:val="20"/>
         </w:rPr>
-        <w:t xml:space="preserve"> {{ </w:t>
-      </w:r>
-      <w:proofErr w:type="spellStart"/>
-      <w:r>
-        <w:rPr>
-          <w:rFonts w:ascii="Arial" w:eastAsia="Arial" w:hAnsi="Arial" w:cs="Arial"/>
-          <w:color w:val="021A32"/>
-          <w:sz w:val="20"/>
-          <w:szCs w:val="20"/>
-        </w:rPr>
-        <w:t>mission.consultant.address</w:t>
-      </w:r>
-      <w:proofErr w:type="spellEnd"/>
-      <w:r>
-        <w:rPr>
-          <w:rFonts w:ascii="Arial" w:eastAsia="Arial" w:hAnsi="Arial" w:cs="Arial"/>
-          <w:color w:val="021A32"/>
-          <w:sz w:val="20"/>
-          <w:szCs w:val="20"/>
-        </w:rPr>
-        <w:t xml:space="preserve"> }}</w:t>
+        <w:t xml:space="preserve"> {{ mission.consultant.address }}</w:t>
       </w:r>
     </w:p>
     <w:p>
@@ -653,9 +491,9 @@
           <w:sz w:val="20"/>
           <w:szCs w:val="20"/>
         </w:rPr>
-        <w:t xml:space="preserve">{{ </w:t>
-      </w:r>
-      <w:proofErr w:type="spellStart"/>
+        <w:t>{{ mission</w:t>
+      </w:r>
+      <w:proofErr w:type="gramEnd"/>
       <w:r>
         <w:rPr>
           <w:rFonts w:ascii="Arial" w:eastAsia="Arial" w:hAnsi="Arial" w:cs="Arial"/>
@@ -663,47 +501,7 @@
           <w:sz w:val="20"/>
           <w:szCs w:val="20"/>
         </w:rPr>
-        <w:t>mission</w:t>
-      </w:r>
-      <w:proofErr w:type="gramEnd"/>
-      <w:r>
-        <w:rPr>
-          <w:rFonts w:ascii="Arial" w:eastAsia="Arial" w:hAnsi="Arial" w:cs="Arial"/>
-          <w:color w:val="021A32"/>
-          <w:sz w:val="20"/>
-          <w:szCs w:val="20"/>
-        </w:rPr>
-        <w:t>.consultant.postcode</w:t>
-      </w:r>
-      <w:proofErr w:type="spellEnd"/>
-      <w:r>
-        <w:rPr>
-          <w:rFonts w:ascii="Arial" w:eastAsia="Arial" w:hAnsi="Arial" w:cs="Arial"/>
-          <w:color w:val="021A32"/>
-          <w:sz w:val="20"/>
-          <w:szCs w:val="20"/>
-        </w:rPr>
-        <w:t xml:space="preserve"> }} {{ </w:t>
-      </w:r>
-      <w:proofErr w:type="spellStart"/>
-      <w:r>
-        <w:rPr>
-          <w:rFonts w:ascii="Arial" w:eastAsia="Arial" w:hAnsi="Arial" w:cs="Arial"/>
-          <w:color w:val="021A32"/>
-          <w:sz w:val="20"/>
-          <w:szCs w:val="20"/>
-        </w:rPr>
-        <w:t>mission.consultant.town</w:t>
-      </w:r>
-      <w:proofErr w:type="spellEnd"/>
-      <w:r>
-        <w:rPr>
-          <w:rFonts w:ascii="Arial" w:eastAsia="Arial" w:hAnsi="Arial" w:cs="Arial"/>
-          <w:color w:val="021A32"/>
-          <w:sz w:val="20"/>
-          <w:szCs w:val="20"/>
-        </w:rPr>
-        <w:t xml:space="preserve"> }}</w:t>
+        <w:t>.consultant.postcode }} {{ mission.consultant.town }}</w:t>
       </w:r>
     </w:p>
     <w:p>
@@ -851,16 +649,7 @@
           <w:sz w:val="20"/>
           <w:szCs w:val="20"/>
         </w:rPr>
-        <w:t xml:space="preserve">{{ </w:t>
-      </w:r>
-      <w:proofErr w:type="spellStart"/>
-      <w:r>
-        <w:rPr>
-          <w:rFonts w:ascii="Arial" w:eastAsia="Arial" w:hAnsi="Arial" w:cs="Arial"/>
-          <w:sz w:val="20"/>
-          <w:szCs w:val="20"/>
-        </w:rPr>
-        <w:t>mission</w:t>
+        <w:t>{{ mission</w:t>
       </w:r>
       <w:proofErr w:type="gramEnd"/>
       <w:r>
@@ -869,16 +658,7 @@
           <w:sz w:val="20"/>
           <w:szCs w:val="20"/>
         </w:rPr>
-        <w:t>.project.number</w:t>
-      </w:r>
-      <w:proofErr w:type="spellEnd"/>
-      <w:r>
-        <w:rPr>
-          <w:rFonts w:ascii="Arial" w:eastAsia="Arial" w:hAnsi="Arial" w:cs="Arial"/>
-          <w:sz w:val="20"/>
-          <w:szCs w:val="20"/>
-        </w:rPr>
-        <w:t xml:space="preserve"> }}. Ladite étude, confiée par</w:t>
+        <w:t>.project.number }}. Ladite étude, confiée par</w:t>
       </w:r>
       <w:r>
         <w:rPr>
@@ -913,25 +693,7 @@
           <w:sz w:val="20"/>
           <w:szCs w:val="20"/>
         </w:rPr>
-        <w:t>{{ param('</w:t>
-      </w:r>
-      <w:proofErr w:type="spellStart"/>
-      <w:r>
-        <w:rPr>
-          <w:rFonts w:ascii="Arial" w:eastAsia="Arial" w:hAnsi="Arial" w:cs="Arial"/>
-          <w:sz w:val="20"/>
-          <w:szCs w:val="20"/>
-        </w:rPr>
-        <w:t>je_name</w:t>
-      </w:r>
-      <w:proofErr w:type="spellEnd"/>
-      <w:r>
-        <w:rPr>
-          <w:rFonts w:ascii="Arial" w:eastAsia="Arial" w:hAnsi="Arial" w:cs="Arial"/>
-          <w:sz w:val="20"/>
-          <w:szCs w:val="20"/>
-        </w:rPr>
-        <w:t xml:space="preserve">') }}, consiste en l’étude de référence </w:t>
+        <w:t xml:space="preserve">{{ param('je_name') }}, consiste en l’étude de référence </w:t>
       </w:r>
       <w:r>
         <w:rPr>
@@ -940,27 +702,7 @@
           <w:szCs w:val="20"/>
           <w:highlight w:val="yellow"/>
         </w:rPr>
-        <w:t xml:space="preserve">{{ </w:t>
-      </w:r>
-      <w:proofErr w:type="spellStart"/>
-      <w:r>
-        <w:rPr>
-          <w:rFonts w:ascii="Arial" w:eastAsia="Arial" w:hAnsi="Arial" w:cs="Arial"/>
-          <w:sz w:val="20"/>
-          <w:szCs w:val="20"/>
-          <w:highlight w:val="yellow"/>
-        </w:rPr>
-        <w:t>mission.project.number</w:t>
-      </w:r>
-      <w:proofErr w:type="spellEnd"/>
-      <w:r>
-        <w:rPr>
-          <w:rFonts w:ascii="Arial" w:eastAsia="Arial" w:hAnsi="Arial" w:cs="Arial"/>
-          <w:sz w:val="20"/>
-          <w:szCs w:val="20"/>
-          <w:highlight w:val="yellow"/>
-        </w:rPr>
-        <w:t xml:space="preserve"> }}</w:t>
+        <w:t>{{ mission.project.number }}</w:t>
       </w:r>
       <w:r>
         <w:rPr>
@@ -1050,25 +792,7 @@
           <w:sz w:val="20"/>
           <w:szCs w:val="20"/>
         </w:rPr>
-        <w:t xml:space="preserve">{ </w:t>
-      </w:r>
-      <w:proofErr w:type="spellStart"/>
-      <w:r>
-        <w:rPr>
-          <w:rFonts w:ascii="Arial" w:eastAsia="Arial" w:hAnsi="Arial" w:cs="Arial"/>
-          <w:sz w:val="20"/>
-          <w:szCs w:val="20"/>
-        </w:rPr>
-        <w:t>mission.project.number</w:t>
-      </w:r>
-      <w:proofErr w:type="spellEnd"/>
-      <w:r>
-        <w:rPr>
-          <w:rFonts w:ascii="Arial" w:eastAsia="Arial" w:hAnsi="Arial" w:cs="Arial"/>
-          <w:sz w:val="20"/>
-          <w:szCs w:val="20"/>
-        </w:rPr>
-        <w:t xml:space="preserve"> }}, la mission consiste en</w:t>
+        <w:t>{ mission.project.number }}, la mission consiste en</w:t>
       </w:r>
       <w:r>
         <w:rPr>
@@ -1254,11 +978,79 @@
           </w:tcPr>
           <w:p>
             <w:pPr>
+              <w:rPr>
+                <w:lang w:val="en-US"/>
+              </w:rPr>
+            </w:pPr>
+            <w:r>
+              <w:rPr>
+                <w:lang w:val="en-US"/>
+              </w:rPr>
+              <w:t>Délai</w:t>
+            </w:r>
+          </w:p>
+          <w:p>
+            <w:pPr>
+              <w:rPr>
+                <w:rFonts w:ascii="Arial" w:eastAsia="Arial" w:hAnsi="Arial" w:cs="Arial"/>
+                <w:sz w:val="20"/>
+                <w:szCs w:val="20"/>
+                <w:lang w:val="en-GB"/>
+              </w:rPr>
+            </w:pPr>
+            <w:r>
+              <w:rPr>
+                <w:rFonts w:ascii="Arial" w:eastAsia="Arial" w:hAnsi="Arial" w:cs="Arial"/>
+                <w:sz w:val="20"/>
+                <w:szCs w:val="20"/>
+                <w:lang w:val="en-GB"/>
+              </w:rPr>
+              <w:t xml:space="preserve">{% for phase in </w:t>
+            </w:r>
+            <w:proofErr w:type="gramStart"/>
+            <w:r>
+              <w:rPr>
+                <w:rFonts w:ascii="Arial" w:eastAsia="Arial" w:hAnsi="Arial" w:cs="Arial"/>
+                <w:sz w:val="20"/>
+                <w:szCs w:val="20"/>
+                <w:lang w:val="en-GB"/>
+              </w:rPr>
+              <w:t>mission.phas</w:t>
+            </w:r>
+            <w:r>
+              <w:rPr>
+                <w:rFonts w:ascii="Arial" w:eastAsia="Arial" w:hAnsi="Arial" w:cs="Arial"/>
+                <w:sz w:val="20"/>
+                <w:szCs w:val="20"/>
+                <w:lang w:val="en-GB"/>
+              </w:rPr>
+              <w:lastRenderedPageBreak/>
+              <w:t>es</w:t>
+            </w:r>
+            <w:proofErr w:type="gramEnd"/>
+            <w:r>
+              <w:rPr>
+                <w:rFonts w:ascii="Arial" w:eastAsia="Arial" w:hAnsi="Arial" w:cs="Arial"/>
+                <w:sz w:val="20"/>
+                <w:szCs w:val="20"/>
+                <w:lang w:val="en-GB"/>
+              </w:rPr>
+              <w:t>.iterator() %}</w:t>
+            </w:r>
+          </w:p>
+          <w:p>
+            <w:pPr>
               <w:pStyle w:val="Contenudetableau"/>
               <w:jc w:val="center"/>
+              <w:rPr>
+                <w:lang w:val="en-GB"/>
+              </w:rPr>
             </w:pPr>
             <w:r>
-              <w:t xml:space="preserve">Délai </w:t>
+              <w:rPr>
+                <w:lang w:val="en-US"/>
+              </w:rPr>
+              <w:t xml:space="preserve"> </w:t>
             </w:r>
           </w:p>
         </w:tc>
@@ -1272,69 +1064,19 @@
             <w:pPr>
               <w:rPr>
                 <w:rFonts w:ascii="Arial" w:eastAsia="Arial" w:hAnsi="Arial" w:cs="Arial"/>
-                <w:sz w:val="20"/>
-                <w:szCs w:val="20"/>
-                <w:lang w:val="en-GB"/>
+                <w:b/>
+                <w:sz w:val="20"/>
+                <w:szCs w:val="20"/>
               </w:rPr>
             </w:pPr>
             <w:r>
               <w:rPr>
                 <w:rFonts w:ascii="Arial" w:eastAsia="Arial" w:hAnsi="Arial" w:cs="Arial"/>
-                <w:sz w:val="20"/>
-                <w:szCs w:val="20"/>
-                <w:lang w:val="en-GB"/>
+                <w:b/>
+                <w:sz w:val="20"/>
+                <w:szCs w:val="20"/>
               </w:rPr>
               <w:lastRenderedPageBreak/>
-              <w:t xml:space="preserve">{% for phase in </w:t>
-            </w:r>
-            <w:proofErr w:type="spellStart"/>
-            <w:proofErr w:type="gramStart"/>
-            <w:r>
-              <w:rPr>
-                <w:rFonts w:ascii="Arial" w:eastAsia="Arial" w:hAnsi="Arial" w:cs="Arial"/>
-                <w:sz w:val="20"/>
-                <w:szCs w:val="20"/>
-                <w:lang w:val="en-GB"/>
-              </w:rPr>
-              <w:t>mission.phases</w:t>
-            </w:r>
-            <w:proofErr w:type="gramEnd"/>
-            <w:r>
-              <w:rPr>
-                <w:rFonts w:ascii="Arial" w:eastAsia="Arial" w:hAnsi="Arial" w:cs="Arial"/>
-                <w:sz w:val="20"/>
-                <w:szCs w:val="20"/>
-                <w:lang w:val="en-GB"/>
-              </w:rPr>
-              <w:t>.iterator</w:t>
-            </w:r>
-            <w:proofErr w:type="spellEnd"/>
-            <w:r>
-              <w:rPr>
-                <w:rFonts w:ascii="Arial" w:eastAsia="Arial" w:hAnsi="Arial" w:cs="Arial"/>
-                <w:sz w:val="20"/>
-                <w:szCs w:val="20"/>
-                <w:lang w:val="en-GB"/>
-              </w:rPr>
-              <w:t>() %}</w:t>
-            </w:r>
-          </w:p>
-          <w:p>
-            <w:pPr>
-              <w:rPr>
-                <w:rFonts w:ascii="Arial" w:eastAsia="Arial" w:hAnsi="Arial" w:cs="Arial"/>
-                <w:b/>
-                <w:sz w:val="20"/>
-                <w:szCs w:val="20"/>
-              </w:rPr>
-            </w:pPr>
-            <w:r>
-              <w:rPr>
-                <w:rFonts w:ascii="Arial" w:eastAsia="Arial" w:hAnsi="Arial" w:cs="Arial"/>
-                <w:b/>
-                <w:sz w:val="20"/>
-                <w:szCs w:val="20"/>
-              </w:rPr>
               <w:t xml:space="preserve">Phase    1 </w:t>
             </w:r>
             <w:proofErr w:type="gramStart"/>
@@ -1345,17 +1087,7 @@
                 <w:sz w:val="20"/>
                 <w:szCs w:val="20"/>
               </w:rPr>
-              <w:t xml:space="preserve">{{ </w:t>
-            </w:r>
-            <w:proofErr w:type="spellStart"/>
-            <w:r>
-              <w:rPr>
-                <w:rFonts w:ascii="Arial" w:eastAsia="Arial" w:hAnsi="Arial" w:cs="Arial"/>
-                <w:b/>
-                <w:sz w:val="20"/>
-                <w:szCs w:val="20"/>
-              </w:rPr>
-              <w:t>phase</w:t>
+              <w:t>{{ phase</w:t>
             </w:r>
             <w:proofErr w:type="gramEnd"/>
             <w:r>
@@ -1365,17 +1097,7 @@
                 <w:sz w:val="20"/>
                 <w:szCs w:val="20"/>
               </w:rPr>
-              <w:t>.groupe.title</w:t>
-            </w:r>
-            <w:proofErr w:type="spellEnd"/>
-            <w:r>
-              <w:rPr>
-                <w:rFonts w:ascii="Arial" w:eastAsia="Arial" w:hAnsi="Arial" w:cs="Arial"/>
-                <w:b/>
-                <w:sz w:val="20"/>
-                <w:szCs w:val="20"/>
-              </w:rPr>
-              <w:t xml:space="preserve"> }}</w:t>
+              <w:t>.groupe.title }}</w:t>
             </w:r>
           </w:p>
         </w:tc>
@@ -1397,16 +1119,7 @@
                 <w:sz w:val="20"/>
                 <w:szCs w:val="20"/>
               </w:rPr>
-              <w:t xml:space="preserve">{{ </w:t>
-            </w:r>
-            <w:proofErr w:type="spellStart"/>
-            <w:r>
-              <w:rPr>
-                <w:rFonts w:ascii="Arial" w:eastAsia="Arial" w:hAnsi="Arial" w:cs="Arial"/>
-                <w:sz w:val="20"/>
-                <w:szCs w:val="20"/>
-              </w:rPr>
-              <w:t>phase</w:t>
+              <w:t>{{ phase</w:t>
             </w:r>
             <w:proofErr w:type="gramEnd"/>
             <w:r>
@@ -1415,16 +1128,7 @@
                 <w:sz w:val="20"/>
                 <w:szCs w:val="20"/>
               </w:rPr>
-              <w:t>.title</w:t>
-            </w:r>
-            <w:proofErr w:type="spellEnd"/>
-            <w:r>
-              <w:rPr>
-                <w:rFonts w:ascii="Arial" w:eastAsia="Arial" w:hAnsi="Arial" w:cs="Arial"/>
-                <w:sz w:val="20"/>
-                <w:szCs w:val="20"/>
-              </w:rPr>
-              <w:t xml:space="preserve"> }}</w:t>
+              <w:t>.title }}</w:t>
             </w:r>
           </w:p>
           <w:p>
@@ -1474,16 +1178,7 @@
                 <w:sz w:val="20"/>
                 <w:szCs w:val="20"/>
               </w:rPr>
-              <w:t xml:space="preserve">{{ </w:t>
-            </w:r>
-            <w:proofErr w:type="spellStart"/>
-            <w:r>
-              <w:rPr>
-                <w:rFonts w:ascii="Arial" w:eastAsia="Arial" w:hAnsi="Arial" w:cs="Arial"/>
-                <w:sz w:val="20"/>
-                <w:szCs w:val="20"/>
-              </w:rPr>
-              <w:t>phase</w:t>
+              <w:t>{{ phase</w:t>
             </w:r>
             <w:proofErr w:type="gramEnd"/>
             <w:r>
@@ -1492,16 +1187,7 @@
                 <w:sz w:val="20"/>
                 <w:szCs w:val="20"/>
               </w:rPr>
-              <w:t>.nbJEH</w:t>
-            </w:r>
-            <w:proofErr w:type="spellEnd"/>
-            <w:r>
-              <w:rPr>
-                <w:rFonts w:ascii="Arial" w:eastAsia="Arial" w:hAnsi="Arial" w:cs="Arial"/>
-                <w:sz w:val="20"/>
-                <w:szCs w:val="20"/>
-              </w:rPr>
-              <w:t xml:space="preserve"> }} JEH </w:t>
+              <w:t xml:space="preserve">.nbJEH }} JEH </w:t>
             </w:r>
           </w:p>
         </w:tc>
@@ -1509,46 +1195,7 @@
           <w:tcPr>
             <w:tcW w:w="1275" w:type="dxa"/>
           </w:tcPr>
-          <w:p>
-            <w:pPr>
-              <w:rPr>
-                <w:rFonts w:ascii="Arial" w:eastAsia="Arial" w:hAnsi="Arial" w:cs="Arial"/>
-                <w:sz w:val="20"/>
-                <w:szCs w:val="20"/>
-              </w:rPr>
-            </w:pPr>
-            <w:r>
-              <w:rPr>
-                <w:rFonts w:ascii="Arial" w:eastAsia="Arial" w:hAnsi="Arial" w:cs="Arial"/>
-                <w:sz w:val="20"/>
-                <w:szCs w:val="20"/>
-              </w:rPr>
-              <w:t xml:space="preserve">{% </w:t>
-            </w:r>
-            <w:proofErr w:type="spellStart"/>
-            <w:r>
-              <w:rPr>
-                <w:rFonts w:ascii="Arial" w:eastAsia="Arial" w:hAnsi="Arial" w:cs="Arial"/>
-                <w:sz w:val="20"/>
-                <w:szCs w:val="20"/>
-              </w:rPr>
-              <w:t>endfor</w:t>
-            </w:r>
-            <w:proofErr w:type="spellEnd"/>
-            <w:r>
-              <w:rPr>
-                <w:rFonts w:ascii="Arial" w:eastAsia="Arial" w:hAnsi="Arial" w:cs="Arial"/>
-                <w:sz w:val="20"/>
-                <w:szCs w:val="20"/>
-              </w:rPr>
-              <w:t xml:space="preserve"> %}</w:t>
-            </w:r>
-          </w:p>
-          <w:p>
-            <w:pPr>
-              <w:pStyle w:val="Contenudetableau"/>
-            </w:pPr>
-          </w:p>
+          <w:p/>
         </w:tc>
       </w:tr>
     </w:tbl>
@@ -1558,6 +1205,23 @@
           <w:rFonts w:ascii="Arial" w:eastAsia="Arial" w:hAnsi="Arial" w:cs="Arial"/>
           <w:sz w:val="20"/>
           <w:szCs w:val="20"/>
+        </w:rPr>
+      </w:pPr>
+      <w:r>
+        <w:rPr>
+          <w:rFonts w:ascii="Arial" w:eastAsia="Arial" w:hAnsi="Arial" w:cs="Arial"/>
+          <w:sz w:val="20"/>
+          <w:szCs w:val="20"/>
+        </w:rPr>
+        <w:t>{% endfor %}</w:t>
+      </w:r>
+    </w:p>
+    <w:p>
+      <w:pPr>
+        <w:rPr>
+          <w:rFonts w:ascii="Arial" w:eastAsia="Arial" w:hAnsi="Arial" w:cs="Arial"/>
+          <w:sz w:val="20"/>
+          <w:szCs w:val="20"/>
           <w:highlight w:val="yellow"/>
         </w:rPr>
       </w:pPr>
@@ -1624,21 +1288,7 @@
         <w:rPr>
           <w:shd w:val="clear" w:color="auto" w:fill="FFFF00"/>
         </w:rPr>
-        <w:t>[</w:t>
-      </w:r>
-      <w:proofErr w:type="spellStart"/>
-      <w:r>
-        <w:rPr>
-          <w:shd w:val="clear" w:color="auto" w:fill="FFFF00"/>
-        </w:rPr>
-        <w:t>nonmbre</w:t>
-      </w:r>
-      <w:proofErr w:type="spellEnd"/>
-      <w:r>
-        <w:rPr>
-          <w:shd w:val="clear" w:color="auto" w:fill="FFFF00"/>
-        </w:rPr>
-        <w:t xml:space="preserve"> total de JEH]</w:t>
+        <w:t>[nonmbre total de JEH]</w:t>
       </w:r>
       <w:r>
         <w:t>.</w:t>
@@ -1719,25 +1369,7 @@
           <w:sz w:val="20"/>
           <w:szCs w:val="20"/>
         </w:rPr>
-        <w:t>('</w:t>
-      </w:r>
-      <w:proofErr w:type="spellStart"/>
-      <w:r>
-        <w:rPr>
-          <w:rFonts w:ascii="Arial" w:eastAsia="Arial" w:hAnsi="Arial" w:cs="Arial"/>
-          <w:sz w:val="20"/>
-          <w:szCs w:val="20"/>
-        </w:rPr>
-        <w:t>je_name</w:t>
-      </w:r>
-      <w:proofErr w:type="spellEnd"/>
-      <w:r>
-        <w:rPr>
-          <w:rFonts w:ascii="Arial" w:eastAsia="Arial" w:hAnsi="Arial" w:cs="Arial"/>
-          <w:sz w:val="20"/>
-          <w:szCs w:val="20"/>
-        </w:rPr>
-        <w:t>') }} sera de</w:t>
+        <w:t>('je_name') }} sera de</w:t>
       </w:r>
       <w:r>
         <w:rPr>
@@ -1746,27 +1378,7 @@
           <w:sz w:val="20"/>
           <w:szCs w:val="20"/>
         </w:rPr>
-        <w:t xml:space="preserve"> {{ </w:t>
-      </w:r>
-      <w:proofErr w:type="spellStart"/>
-      <w:r>
-        <w:rPr>
-          <w:rFonts w:ascii="Arial" w:eastAsia="Arial" w:hAnsi="Arial" w:cs="Arial"/>
-          <w:color w:val="021A32"/>
-          <w:sz w:val="20"/>
-          <w:szCs w:val="20"/>
-        </w:rPr>
-        <w:t>mission.remunerationRaw</w:t>
-      </w:r>
-      <w:proofErr w:type="spellEnd"/>
-      <w:r>
-        <w:rPr>
-          <w:rFonts w:ascii="Arial" w:eastAsia="Arial" w:hAnsi="Arial" w:cs="Arial"/>
-          <w:color w:val="021A32"/>
-          <w:sz w:val="20"/>
-          <w:szCs w:val="20"/>
-        </w:rPr>
-        <w:t xml:space="preserve"> }}</w:t>
+        <w:t xml:space="preserve"> {{ mission.remunerationRaw }}</w:t>
       </w:r>
       <w:r>
         <w:rPr>
@@ -1783,73 +1395,15 @@
           <w:sz w:val="20"/>
           <w:szCs w:val="20"/>
         </w:rPr>
-        <w:t xml:space="preserve">{{ </w:t>
-      </w:r>
-      <w:proofErr w:type="spellStart"/>
-      <w:r>
-        <w:rPr>
-          <w:rFonts w:ascii="Arial" w:eastAsia="Arial" w:hAnsi="Arial" w:cs="Arial"/>
-          <w:color w:val="FF0000"/>
-          <w:sz w:val="20"/>
-          <w:szCs w:val="20"/>
-        </w:rPr>
-        <w:t>mission.remunerationRaw</w:t>
-      </w:r>
-      <w:proofErr w:type="spellEnd"/>
-      <w:r>
-        <w:rPr>
-          <w:rFonts w:ascii="Arial" w:eastAsia="Arial" w:hAnsi="Arial" w:cs="Arial"/>
-          <w:color w:val="FF0000"/>
-          <w:sz w:val="20"/>
-          <w:szCs w:val="20"/>
-        </w:rPr>
-        <w:t xml:space="preserve"> | </w:t>
-      </w:r>
-      <w:proofErr w:type="spellStart"/>
-      <w:r>
-        <w:rPr>
-          <w:rFonts w:ascii="Arial" w:eastAsia="Arial" w:hAnsi="Arial" w:cs="Arial"/>
-          <w:color w:val="FF0000"/>
-          <w:sz w:val="20"/>
-          <w:szCs w:val="20"/>
-        </w:rPr>
-        <w:t>nbrToLetters</w:t>
-      </w:r>
-      <w:proofErr w:type="spellEnd"/>
-      <w:r>
-        <w:rPr>
-          <w:rFonts w:ascii="Arial" w:eastAsia="Arial" w:hAnsi="Arial" w:cs="Arial"/>
-          <w:color w:val="FF0000"/>
-          <w:sz w:val="20"/>
-          <w:szCs w:val="20"/>
-        </w:rPr>
-        <w:t>() }}</w:t>
-      </w:r>
-      <w:r>
-        <w:rPr>
-          <w:rFonts w:ascii="Arial" w:eastAsia="Arial" w:hAnsi="Arial" w:cs="Arial"/>
-          <w:sz w:val="20"/>
-          <w:szCs w:val="20"/>
-        </w:rPr>
-        <w:t xml:space="preserve">) euros bruts sur la base de {{ </w:t>
-      </w:r>
-      <w:proofErr w:type="spellStart"/>
-      <w:r>
-        <w:rPr>
-          <w:rFonts w:ascii="Arial" w:eastAsia="Arial" w:hAnsi="Arial" w:cs="Arial"/>
-          <w:sz w:val="20"/>
-          <w:szCs w:val="20"/>
-        </w:rPr>
-        <w:t>mission.nbrJEH</w:t>
-      </w:r>
-      <w:proofErr w:type="spellEnd"/>
-      <w:r>
-        <w:rPr>
-          <w:rFonts w:ascii="Arial" w:eastAsia="Arial" w:hAnsi="Arial" w:cs="Arial"/>
-          <w:sz w:val="20"/>
-          <w:szCs w:val="20"/>
-        </w:rPr>
-        <w:t xml:space="preserve"> }} Jour Etude Homme conformément aux conditions d’application du statut </w:t>
+        <w:t>{{ mission.remunerationRaw | nbrToLetters() }}</w:t>
+      </w:r>
+      <w:r>
+        <w:rPr>
+          <w:rFonts w:ascii="Arial" w:eastAsia="Arial" w:hAnsi="Arial" w:cs="Arial"/>
+          <w:sz w:val="20"/>
+          <w:szCs w:val="20"/>
+        </w:rPr>
+        <w:t xml:space="preserve">) euros bruts sur la base de {{ mission.nbrJEH }} Jour Etude Homme conformément aux conditions d’application du statut </w:t>
       </w:r>
       <w:r>
         <w:rPr>
@@ -1892,25 +1446,7 @@
           <w:sz w:val="20"/>
           <w:szCs w:val="20"/>
         </w:rPr>
-        <w:t>('</w:t>
-      </w:r>
-      <w:proofErr w:type="spellStart"/>
-      <w:r>
-        <w:rPr>
-          <w:rFonts w:ascii="Arial" w:eastAsia="Arial" w:hAnsi="Arial" w:cs="Arial"/>
-          <w:sz w:val="20"/>
-          <w:szCs w:val="20"/>
-        </w:rPr>
-        <w:t>je_name</w:t>
-      </w:r>
-      <w:proofErr w:type="spellEnd"/>
-      <w:r>
-        <w:rPr>
-          <w:rFonts w:ascii="Arial" w:eastAsia="Arial" w:hAnsi="Arial" w:cs="Arial"/>
-          <w:sz w:val="20"/>
-          <w:szCs w:val="20"/>
-        </w:rPr>
-        <w:t>') }} comme précisé dans l’article 6 du présent Récapitulatif de Mission et sous réserve d</w:t>
+        <w:t>('je_name') }} comme précisé dans l’article 6 du présent Récapitulatif de Mission et sous réserve d</w:t>
       </w:r>
       <w:r>
         <w:rPr>
@@ -1999,25 +1535,7 @@
           <w:sz w:val="20"/>
           <w:szCs w:val="20"/>
         </w:rPr>
-        <w:t>('</w:t>
-      </w:r>
-      <w:proofErr w:type="spellStart"/>
-      <w:r>
-        <w:rPr>
-          <w:rFonts w:ascii="Arial" w:eastAsia="Arial" w:hAnsi="Arial" w:cs="Arial"/>
-          <w:sz w:val="20"/>
-          <w:szCs w:val="20"/>
-        </w:rPr>
-        <w:t>je_name</w:t>
-      </w:r>
-      <w:proofErr w:type="spellEnd"/>
-      <w:r>
-        <w:rPr>
-          <w:rFonts w:ascii="Arial" w:eastAsia="Arial" w:hAnsi="Arial" w:cs="Arial"/>
-          <w:sz w:val="20"/>
-          <w:szCs w:val="20"/>
-        </w:rPr>
-        <w:t>') }} au statut associatif</w:t>
+        <w:t>('je_name') }} au statut associatif</w:t>
       </w:r>
       <w:r>
         <w:rPr>
@@ -2149,9 +1667,9 @@
           <w:sz w:val="22"/>
           <w:szCs w:val="22"/>
         </w:rPr>
-        <w:t xml:space="preserve">{{ </w:t>
-      </w:r>
-      <w:proofErr w:type="spellStart"/>
+        <w:t>{{ mission</w:t>
+      </w:r>
+      <w:proofErr w:type="gramEnd"/>
       <w:r>
         <w:rPr>
           <w:rFonts w:ascii="Verdana" w:eastAsia="Verdana" w:hAnsi="Verdana" w:cs="Verdana"/>
@@ -2160,142 +1678,80 @@
           <w:sz w:val="22"/>
           <w:szCs w:val="22"/>
         </w:rPr>
-        <w:t>mission</w:t>
+        <w:t>.consultant }} vis-à-vis de {{ param('je_name') }}</w:t>
+      </w:r>
+    </w:p>
+    <w:p>
+      <w:pPr>
+        <w:rPr>
+          <w:rFonts w:ascii="Arial" w:eastAsia="Arial" w:hAnsi="Arial" w:cs="Arial"/>
+          <w:color w:val="000000"/>
+          <w:sz w:val="20"/>
+          <w:szCs w:val="20"/>
+        </w:rPr>
+      </w:pPr>
+      <w:r>
+        <w:rPr>
+          <w:rFonts w:ascii="Arial" w:eastAsia="Arial" w:hAnsi="Arial" w:cs="Arial"/>
+          <w:color w:val="000000"/>
+          <w:sz w:val="20"/>
+          <w:szCs w:val="20"/>
+        </w:rPr>
+        <w:t>L’étudiant mettra en œuvre tous les moyens à sa disposition pour permettre la bonne réalisation de sa mission.</w:t>
+      </w:r>
+    </w:p>
+    <w:p>
+      <w:pPr>
+        <w:rPr>
+          <w:rFonts w:ascii="Arial" w:eastAsia="Arial" w:hAnsi="Arial" w:cs="Arial"/>
+          <w:color w:val="000000"/>
+          <w:sz w:val="20"/>
+          <w:szCs w:val="20"/>
+        </w:rPr>
+      </w:pPr>
+      <w:r>
+        <w:rPr>
+          <w:rFonts w:ascii="Arial" w:eastAsia="Arial" w:hAnsi="Arial" w:cs="Arial"/>
+          <w:color w:val="000000"/>
+          <w:sz w:val="20"/>
+          <w:szCs w:val="20"/>
+        </w:rPr>
+        <w:t>Si pour u</w:t>
+      </w:r>
+      <w:r>
+        <w:rPr>
+          <w:rFonts w:ascii="Arial" w:eastAsia="Arial" w:hAnsi="Arial" w:cs="Arial"/>
+          <w:color w:val="000000"/>
+          <w:sz w:val="20"/>
+          <w:szCs w:val="20"/>
+        </w:rPr>
+        <w:t xml:space="preserve">ne cause quelconque l'étudiant ne pouvait assumer cette mission, il s'engage à en informer </w:t>
+      </w:r>
+      <w:r>
+        <w:rPr>
+          <w:rFonts w:ascii="Arial" w:eastAsia="Arial" w:hAnsi="Arial" w:cs="Arial"/>
+          <w:sz w:val="20"/>
+          <w:szCs w:val="20"/>
+        </w:rPr>
+        <w:t xml:space="preserve">immédiatement </w:t>
+      </w:r>
+      <w:proofErr w:type="gramStart"/>
+      <w:r>
+        <w:rPr>
+          <w:rFonts w:ascii="Arial" w:eastAsia="Arial" w:hAnsi="Arial" w:cs="Arial"/>
+          <w:sz w:val="20"/>
+          <w:szCs w:val="20"/>
+        </w:rPr>
+        <w:t>{{ param</w:t>
       </w:r>
       <w:proofErr w:type="gramEnd"/>
       <w:r>
         <w:rPr>
-          <w:rFonts w:ascii="Verdana" w:eastAsia="Verdana" w:hAnsi="Verdana" w:cs="Verdana"/>
-          <w:b/>
-          <w:color w:val="366091"/>
-          <w:sz w:val="22"/>
-          <w:szCs w:val="22"/>
-        </w:rPr>
-        <w:t>.consultant</w:t>
-      </w:r>
-      <w:proofErr w:type="spellEnd"/>
-      <w:r>
-        <w:rPr>
-          <w:rFonts w:ascii="Verdana" w:eastAsia="Verdana" w:hAnsi="Verdana" w:cs="Verdana"/>
-          <w:b/>
-          <w:color w:val="366091"/>
-          <w:sz w:val="22"/>
-          <w:szCs w:val="22"/>
-        </w:rPr>
-        <w:t xml:space="preserve"> }} vis-à-vis de {{ param('</w:t>
-      </w:r>
-      <w:proofErr w:type="spellStart"/>
-      <w:r>
-        <w:rPr>
-          <w:rFonts w:ascii="Verdana" w:eastAsia="Verdana" w:hAnsi="Verdana" w:cs="Verdana"/>
-          <w:b/>
-          <w:color w:val="366091"/>
-          <w:sz w:val="22"/>
-          <w:szCs w:val="22"/>
-        </w:rPr>
-        <w:t>je_name</w:t>
-      </w:r>
-      <w:proofErr w:type="spellEnd"/>
-      <w:r>
-        <w:rPr>
-          <w:rFonts w:ascii="Verdana" w:eastAsia="Verdana" w:hAnsi="Verdana" w:cs="Verdana"/>
-          <w:b/>
-          <w:color w:val="366091"/>
-          <w:sz w:val="22"/>
-          <w:szCs w:val="22"/>
-        </w:rPr>
-        <w:t>') }}</w:t>
-      </w:r>
-    </w:p>
-    <w:p>
-      <w:pPr>
-        <w:rPr>
-          <w:rFonts w:ascii="Arial" w:eastAsia="Arial" w:hAnsi="Arial" w:cs="Arial"/>
-          <w:color w:val="000000"/>
-          <w:sz w:val="20"/>
-          <w:szCs w:val="20"/>
-        </w:rPr>
-      </w:pPr>
-      <w:r>
-        <w:rPr>
-          <w:rFonts w:ascii="Arial" w:eastAsia="Arial" w:hAnsi="Arial" w:cs="Arial"/>
-          <w:color w:val="000000"/>
-          <w:sz w:val="20"/>
-          <w:szCs w:val="20"/>
-        </w:rPr>
-        <w:t>L’étudiant mettra en œuvre tous les moyens à sa disposition pour permettre la bonne réalisation de sa mission.</w:t>
-      </w:r>
-    </w:p>
-    <w:p>
-      <w:pPr>
-        <w:rPr>
-          <w:rFonts w:ascii="Arial" w:eastAsia="Arial" w:hAnsi="Arial" w:cs="Arial"/>
-          <w:color w:val="000000"/>
-          <w:sz w:val="20"/>
-          <w:szCs w:val="20"/>
-        </w:rPr>
-      </w:pPr>
-      <w:r>
-        <w:rPr>
-          <w:rFonts w:ascii="Arial" w:eastAsia="Arial" w:hAnsi="Arial" w:cs="Arial"/>
-          <w:color w:val="000000"/>
-          <w:sz w:val="20"/>
-          <w:szCs w:val="20"/>
-        </w:rPr>
-        <w:t>Si pour u</w:t>
-      </w:r>
-      <w:r>
-        <w:rPr>
-          <w:rFonts w:ascii="Arial" w:eastAsia="Arial" w:hAnsi="Arial" w:cs="Arial"/>
-          <w:color w:val="000000"/>
-          <w:sz w:val="20"/>
-          <w:szCs w:val="20"/>
-        </w:rPr>
-        <w:t xml:space="preserve">ne cause quelconque l'étudiant ne pouvait assumer cette mission, il s'engage à en informer </w:t>
-      </w:r>
-      <w:r>
-        <w:rPr>
-          <w:rFonts w:ascii="Arial" w:eastAsia="Arial" w:hAnsi="Arial" w:cs="Arial"/>
-          <w:sz w:val="20"/>
-          <w:szCs w:val="20"/>
-        </w:rPr>
-        <w:t xml:space="preserve">immédiatement </w:t>
-      </w:r>
-      <w:proofErr w:type="gramStart"/>
-      <w:r>
-        <w:rPr>
-          <w:rFonts w:ascii="Arial" w:eastAsia="Arial" w:hAnsi="Arial" w:cs="Arial"/>
-          <w:sz w:val="20"/>
-          <w:szCs w:val="20"/>
-        </w:rPr>
-        <w:t>{{ param</w:t>
-      </w:r>
-      <w:proofErr w:type="gramEnd"/>
-      <w:r>
-        <w:rPr>
-          <w:rFonts w:ascii="Arial" w:eastAsia="Arial" w:hAnsi="Arial" w:cs="Arial"/>
-          <w:sz w:val="20"/>
-          <w:szCs w:val="20"/>
-        </w:rPr>
-        <w:t>('</w:t>
-      </w:r>
-      <w:proofErr w:type="spellStart"/>
-      <w:r>
-        <w:rPr>
-          <w:rFonts w:ascii="Arial" w:eastAsia="Arial" w:hAnsi="Arial" w:cs="Arial"/>
-          <w:sz w:val="20"/>
-          <w:szCs w:val="20"/>
-        </w:rPr>
-        <w:t>je_name</w:t>
-      </w:r>
-      <w:proofErr w:type="spellEnd"/>
-      <w:r>
-        <w:rPr>
-          <w:rFonts w:ascii="Arial" w:eastAsia="Arial" w:hAnsi="Arial" w:cs="Arial"/>
-          <w:sz w:val="20"/>
-          <w:szCs w:val="20"/>
-        </w:rPr>
-        <w:t xml:space="preserve">') }} afin </w:t>
+          <w:rFonts w:ascii="Arial" w:eastAsia="Arial" w:hAnsi="Arial" w:cs="Arial"/>
+          <w:sz w:val="20"/>
+          <w:szCs w:val="20"/>
+        </w:rPr>
+        <w:t xml:space="preserve">('je_name') }} afin </w:t>
       </w:r>
       <w:r>
         <w:rPr>
@@ -2513,56 +1969,16 @@
           <w:sz w:val="20"/>
           <w:szCs w:val="20"/>
         </w:rPr>
-        <w:t xml:space="preserve">Afin d’attester de la </w:t>
-      </w:r>
-      <w:proofErr w:type="spellStart"/>
-      <w:r>
-        <w:rPr>
-          <w:rFonts w:ascii="Arial" w:eastAsia="Arial" w:hAnsi="Arial" w:cs="Arial"/>
-          <w:color w:val="000000"/>
-          <w:sz w:val="20"/>
-          <w:szCs w:val="20"/>
-        </w:rPr>
-        <w:t>plus value</w:t>
-      </w:r>
-      <w:proofErr w:type="spellEnd"/>
-      <w:r>
-        <w:rPr>
-          <w:rFonts w:ascii="Arial" w:eastAsia="Arial" w:hAnsi="Arial" w:cs="Arial"/>
-          <w:color w:val="000000"/>
-          <w:sz w:val="20"/>
-          <w:szCs w:val="20"/>
-        </w:rPr>
-        <w:t xml:space="preserve"> pédagogique de la mission, l’Étud</w:t>
-      </w:r>
-      <w:r>
-        <w:rPr>
-          <w:rFonts w:ascii="Arial" w:eastAsia="Arial" w:hAnsi="Arial" w:cs="Arial"/>
-          <w:color w:val="000000"/>
-          <w:sz w:val="20"/>
-          <w:szCs w:val="20"/>
-        </w:rPr>
-        <w:t xml:space="preserve">iant s’engage, sauf s’il n’a pas pris part à la phase à </w:t>
-      </w:r>
-      <w:proofErr w:type="spellStart"/>
-      <w:r>
-        <w:rPr>
-          <w:rFonts w:ascii="Arial" w:eastAsia="Arial" w:hAnsi="Arial" w:cs="Arial"/>
-          <w:color w:val="000000"/>
-          <w:sz w:val="20"/>
-          <w:szCs w:val="20"/>
-        </w:rPr>
-        <w:t>plus value</w:t>
-      </w:r>
-      <w:proofErr w:type="spellEnd"/>
-      <w:r>
-        <w:rPr>
-          <w:rFonts w:ascii="Arial" w:eastAsia="Arial" w:hAnsi="Arial" w:cs="Arial"/>
-          <w:color w:val="000000"/>
-          <w:sz w:val="20"/>
-          <w:szCs w:val="20"/>
-        </w:rPr>
-        <w:t xml:space="preserve"> pédagogique de la mission, à remettre le Rapport Pédagogique à Ouest INSA. Ce dernier permet d’attester que l’Étudiant a bénéficié d’une montée en compétences et que sa mission s’est bien i</w:t>
+        <w:t>Afin d’attester de la plus value pédagogique de la mission, l’Étud</w:t>
+      </w:r>
+      <w:r>
+        <w:rPr>
+          <w:rFonts w:ascii="Arial" w:eastAsia="Arial" w:hAnsi="Arial" w:cs="Arial"/>
+          <w:color w:val="000000"/>
+          <w:sz w:val="20"/>
+          <w:szCs w:val="20"/>
+        </w:rPr>
+        <w:t>iant s’engage, sauf s’il n’a pas pris part à la phase à plus value pédagogique de la mission, à remettre le Rapport Pédagogique à Ouest INSA. Ce dernier permet d’attester que l’Étudiant a bénéficié d’une montée en compétences et que sa mission s’est bien i</w:t>
       </w:r>
       <w:r>
         <w:rPr>
@@ -2822,17 +2238,7 @@
           <w:sz w:val="20"/>
           <w:szCs w:val="20"/>
         </w:rPr>
-        <w:t xml:space="preserve">{{ </w:t>
-      </w:r>
-      <w:proofErr w:type="spellStart"/>
-      <w:r>
-        <w:rPr>
-          <w:rFonts w:ascii="Arial" w:eastAsia="Arial" w:hAnsi="Arial" w:cs="Arial"/>
-          <w:color w:val="000000"/>
-          <w:sz w:val="20"/>
-          <w:szCs w:val="20"/>
-        </w:rPr>
-        <w:t>mission</w:t>
+        <w:t>{{ mission</w:t>
       </w:r>
       <w:proofErr w:type="gramEnd"/>
       <w:r>
@@ -2842,37 +2248,7 @@
           <w:sz w:val="20"/>
           <w:szCs w:val="20"/>
         </w:rPr>
-        <w:t>.missionBegin</w:t>
-      </w:r>
-      <w:proofErr w:type="spellEnd"/>
-      <w:r>
-        <w:rPr>
-          <w:rFonts w:ascii="Arial" w:eastAsia="Arial" w:hAnsi="Arial" w:cs="Arial"/>
-          <w:color w:val="000000"/>
-          <w:sz w:val="20"/>
-          <w:szCs w:val="20"/>
-        </w:rPr>
-        <w:t xml:space="preserve"> | </w:t>
-      </w:r>
-      <w:proofErr w:type="spellStart"/>
-      <w:r>
-        <w:rPr>
-          <w:rFonts w:ascii="Arial" w:eastAsia="Arial" w:hAnsi="Arial" w:cs="Arial"/>
-          <w:color w:val="000000"/>
-          <w:sz w:val="20"/>
-          <w:szCs w:val="20"/>
-        </w:rPr>
-        <w:t>shortDate</w:t>
-      </w:r>
-      <w:proofErr w:type="spellEnd"/>
-      <w:r>
-        <w:rPr>
-          <w:rFonts w:ascii="Arial" w:eastAsia="Arial" w:hAnsi="Arial" w:cs="Arial"/>
-          <w:color w:val="000000"/>
-          <w:sz w:val="20"/>
-          <w:szCs w:val="20"/>
-        </w:rPr>
-        <w:t>() }} sous réserve de la signature des deux parties.</w:t>
+        <w:t>.missionBegin | shortDate() }} sous réserve de la signature des deux parties.</w:t>
       </w:r>
     </w:p>
     <w:p>
@@ -2967,19 +2343,8 @@
           <w:sz w:val="20"/>
           <w:szCs w:val="20"/>
         </w:rPr>
-        <w:t xml:space="preserve">{{ </w:t>
-      </w:r>
-      <w:proofErr w:type="spellStart"/>
-      <w:r>
-        <w:rPr>
-          <w:rFonts w:ascii="Arial" w:eastAsia="Arial" w:hAnsi="Arial" w:cs="Arial"/>
-          <w:color w:val="000000"/>
-          <w:sz w:val="20"/>
-          <w:szCs w:val="20"/>
-        </w:rPr>
-        <w:t>dateShort</w:t>
-      </w:r>
-      <w:proofErr w:type="spellEnd"/>
+        <w:t>{{ dateShort</w:t>
+      </w:r>
       <w:proofErr w:type="gramEnd"/>
       <w:r>
         <w:rPr>
@@ -3128,17 +2493,7 @@
                 <w:sz w:val="20"/>
                 <w:szCs w:val="20"/>
               </w:rPr>
-              <w:t xml:space="preserve">{{ </w:t>
-            </w:r>
-            <w:proofErr w:type="spellStart"/>
-            <w:r>
-              <w:rPr>
-                <w:rFonts w:ascii="Arial" w:eastAsia="Arial" w:hAnsi="Arial" w:cs="Arial"/>
-                <w:color w:val="000000"/>
-                <w:sz w:val="20"/>
-                <w:szCs w:val="20"/>
-              </w:rPr>
-              <w:t>mission</w:t>
+              <w:t>{{ mission</w:t>
             </w:r>
             <w:proofErr w:type="gramEnd"/>
             <w:r>
@@ -3148,17 +2503,7 @@
                 <w:sz w:val="20"/>
                 <w:szCs w:val="20"/>
               </w:rPr>
-              <w:t>.consultant</w:t>
-            </w:r>
-            <w:proofErr w:type="spellEnd"/>
-            <w:r>
-              <w:rPr>
-                <w:rFonts w:ascii="Arial" w:eastAsia="Arial" w:hAnsi="Arial" w:cs="Arial"/>
-                <w:color w:val="000000"/>
-                <w:sz w:val="20"/>
-                <w:szCs w:val="20"/>
-              </w:rPr>
-              <w:t xml:space="preserve"> }} </w:t>
+              <w:t xml:space="preserve">.consultant }} </w:t>
             </w:r>
           </w:p>
         </w:tc>
@@ -3222,7 +2567,6 @@
               </w:rPr>
               <w:t>'</w:t>
             </w:r>
-            <w:proofErr w:type="spellStart"/>
             <w:r>
               <w:rPr>
                 <w:rFonts w:ascii="Arial" w:eastAsia="Arial" w:hAnsi="Arial" w:cs="Arial"/>
@@ -3233,7 +2577,6 @@
               </w:rPr>
               <w:t>je_name</w:t>
             </w:r>
-            <w:proofErr w:type="spellEnd"/>
             <w:r>
               <w:rPr>
                 <w:rFonts w:ascii="Arial" w:eastAsia="Arial" w:hAnsi="Arial" w:cs="Arial"/>
@@ -3366,7 +2709,6 @@
               </w:rPr>
               <w:t>'</w:t>
             </w:r>
-            <w:proofErr w:type="spellStart"/>
             <w:r>
               <w:rPr>
                 <w:rFonts w:ascii="Arial" w:eastAsia="Arial" w:hAnsi="Arial" w:cs="Arial"/>
@@ -3377,7 +2719,6 @@
               </w:rPr>
               <w:t>president_text</w:t>
             </w:r>
-            <w:proofErr w:type="spellEnd"/>
             <w:r>
               <w:rPr>
                 <w:rFonts w:ascii="Arial" w:eastAsia="Arial" w:hAnsi="Arial" w:cs="Arial"/>
@@ -3443,7 +2784,6 @@
               </w:rPr>
               <w:t>'</w:t>
             </w:r>
-            <w:proofErr w:type="spellStart"/>
             <w:r>
               <w:rPr>
                 <w:rFonts w:ascii="Arial" w:eastAsia="Arial" w:hAnsi="Arial" w:cs="Arial"/>
@@ -3454,7 +2794,6 @@
               </w:rPr>
               <w:t>president_firstname</w:t>
             </w:r>
-            <w:proofErr w:type="spellEnd"/>
             <w:r>
               <w:rPr>
                 <w:rFonts w:ascii="Arial" w:eastAsia="Arial" w:hAnsi="Arial" w:cs="Arial"/>
@@ -3483,7 +2822,6 @@
               </w:rPr>
               <w:t>'</w:t>
             </w:r>
-            <w:proofErr w:type="spellStart"/>
             <w:r>
               <w:rPr>
                 <w:rFonts w:ascii="Arial" w:eastAsia="Arial" w:hAnsi="Arial" w:cs="Arial"/>
@@ -3494,7 +2832,6 @@
               </w:rPr>
               <w:t>president_lastname</w:t>
             </w:r>
-            <w:proofErr w:type="spellEnd"/>
             <w:r>
               <w:rPr>
                 <w:rFonts w:ascii="Arial" w:eastAsia="Arial" w:hAnsi="Arial" w:cs="Arial"/>
@@ -3529,10 +2866,10 @@
       </w:pPr>
     </w:p>
     <w:sectPr>
-      <w:headerReference w:type="default" r:id="rId8"/>
-      <w:footerReference w:type="default" r:id="rId9"/>
-      <w:headerReference w:type="first" r:id="rId10"/>
-      <w:footerReference w:type="first" r:id="rId11"/>
+      <w:headerReference w:type="default" r:id="rId9"/>
+      <w:footerReference w:type="default" r:id="rId10"/>
+      <w:headerReference w:type="first" r:id="rId11"/>
+      <w:footerReference w:type="first" r:id="rId12"/>
       <w:pgSz w:w="11906" w:h="16838"/>
       <w:pgMar w:top="1152" w:right="1008" w:bottom="1008" w:left="1008" w:header="547" w:footer="851" w:gutter="0"/>
       <w:pgNumType w:start="1"/>
@@ -3635,27 +2972,7 @@
         <w:sz w:val="16"/>
         <w:szCs w:val="16"/>
       </w:rPr>
-      <w:t xml:space="preserve">{ </w:t>
-    </w:r>
-    <w:proofErr w:type="spellStart"/>
-    <w:r>
-      <w:rPr>
-        <w:rFonts w:ascii="Arial" w:eastAsia="Arial" w:hAnsi="Arial" w:cs="Arial"/>
-        <w:color w:val="000000"/>
-        <w:sz w:val="16"/>
-        <w:szCs w:val="16"/>
-      </w:rPr>
-      <w:t>mission.project.number</w:t>
-    </w:r>
-    <w:proofErr w:type="spellEnd"/>
-    <w:r>
-      <w:rPr>
-        <w:rFonts w:ascii="Arial" w:eastAsia="Arial" w:hAnsi="Arial" w:cs="Arial"/>
-        <w:color w:val="000000"/>
-        <w:sz w:val="16"/>
-        <w:szCs w:val="16"/>
-      </w:rPr>
-      <w:t xml:space="preserve"> }}</w:t>
+      <w:t>{ mission.project.number }}</w:t>
     </w:r>
     <w:r>
       <w:rPr>
@@ -3874,27 +3191,7 @@
         <w:sz w:val="16"/>
         <w:szCs w:val="16"/>
       </w:rPr>
-      <w:t xml:space="preserve">{ </w:t>
-    </w:r>
-    <w:proofErr w:type="spellStart"/>
-    <w:r>
-      <w:rPr>
-        <w:rFonts w:ascii="Arial" w:eastAsia="Arial" w:hAnsi="Arial" w:cs="Arial"/>
-        <w:color w:val="000000"/>
-        <w:sz w:val="16"/>
-        <w:szCs w:val="16"/>
-      </w:rPr>
-      <w:t>mission.project.number</w:t>
-    </w:r>
-    <w:proofErr w:type="spellEnd"/>
-    <w:r>
-      <w:rPr>
-        <w:rFonts w:ascii="Arial" w:eastAsia="Arial" w:hAnsi="Arial" w:cs="Arial"/>
-        <w:color w:val="000000"/>
-        <w:sz w:val="16"/>
-        <w:szCs w:val="16"/>
-      </w:rPr>
-      <w:t xml:space="preserve"> }}</w:t>
+      <w:t>{ mission.project.number }}</w:t>
     </w:r>
     <w:r>
       <w:rPr>
@@ -4072,27 +3369,7 @@
         <w:sz w:val="18"/>
         <w:szCs w:val="18"/>
       </w:rPr>
-      <w:t>('</w:t>
-    </w:r>
-    <w:proofErr w:type="spellStart"/>
-    <w:r>
-      <w:rPr>
-        <w:rFonts w:ascii="Arial" w:eastAsia="Arial" w:hAnsi="Arial" w:cs="Arial"/>
-        <w:color w:val="000000"/>
-        <w:sz w:val="18"/>
-        <w:szCs w:val="18"/>
-      </w:rPr>
-      <w:t>je_name</w:t>
-    </w:r>
-    <w:proofErr w:type="spellEnd"/>
-    <w:r>
-      <w:rPr>
-        <w:rFonts w:ascii="Arial" w:eastAsia="Arial" w:hAnsi="Arial" w:cs="Arial"/>
-        <w:color w:val="000000"/>
-        <w:sz w:val="18"/>
-        <w:szCs w:val="18"/>
-      </w:rPr>
-      <w:t>') }}, Junior-Entreprise de l'INSA de Rennes</w:t>
+      <w:t>('je_name') }}, Junior-Entreprise de l'INSA de Rennes</w:t>
     </w:r>
   </w:p>
   <w:p>
@@ -4152,47 +3429,7 @@
         <w:sz w:val="16"/>
         <w:szCs w:val="16"/>
       </w:rPr>
-      <w:t>('</w:t>
-    </w:r>
-    <w:proofErr w:type="spellStart"/>
-    <w:r>
-      <w:rPr>
-        <w:rFonts w:ascii="Arial" w:eastAsia="Arial" w:hAnsi="Arial" w:cs="Arial"/>
-        <w:color w:val="000000"/>
-        <w:sz w:val="16"/>
-        <w:szCs w:val="16"/>
-      </w:rPr>
-      <w:t>je_address</w:t>
-    </w:r>
-    <w:proofErr w:type="spellEnd"/>
-    <w:r>
-      <w:rPr>
-        <w:rFonts w:ascii="Arial" w:eastAsia="Arial" w:hAnsi="Arial" w:cs="Arial"/>
-        <w:color w:val="000000"/>
-        <w:sz w:val="16"/>
-        <w:szCs w:val="16"/>
-      </w:rPr>
-      <w:t>') }} – 02.23.23.85.72 – {{ param('</w:t>
-    </w:r>
-    <w:proofErr w:type="spellStart"/>
-    <w:r>
-      <w:rPr>
-        <w:rFonts w:ascii="Arial" w:eastAsia="Arial" w:hAnsi="Arial" w:cs="Arial"/>
-        <w:color w:val="000000"/>
-        <w:sz w:val="16"/>
-        <w:szCs w:val="16"/>
-      </w:rPr>
-      <w:t>je_contact</w:t>
-    </w:r>
-    <w:proofErr w:type="spellEnd"/>
-    <w:r>
-      <w:rPr>
-        <w:rFonts w:ascii="Arial" w:eastAsia="Arial" w:hAnsi="Arial" w:cs="Arial"/>
-        <w:color w:val="000000"/>
-        <w:sz w:val="16"/>
-        <w:szCs w:val="16"/>
-      </w:rPr>
-      <w:t xml:space="preserve">') }} </w:t>
+      <w:t xml:space="preserve">('je_address') }} – 02.23.23.85.72 – {{ param('je_contact') }} </w:t>
     </w:r>
   </w:p>
   <w:p>
@@ -5829,6 +5066,10 @@
 </go:gDocsCustomXmlDataStorage>
 </file>
 
+<file path=customXml/item2.xml><?xml version="1.0" encoding="utf-8"?>
+<b:Sources xmlns:b="http://schemas.openxmlformats.org/officeDocument/2006/bibliography" xmlns="http://schemas.openxmlformats.org/officeDocument/2006/bibliography" SelectedStyle="\APASixthEditionOfficeOnline.xsl" StyleName="APA" Version="6"/>
+</file>
+
 <file path=customXml/itemProps1.xml><?xml version="1.0" encoding="utf-8"?>
 <ds:datastoreItem xmlns:ds="http://schemas.openxmlformats.org/officeDocument/2006/customXml" ds:itemID="{11111111-1234-1234-1234-123412341234}">
   <ds:schemaRefs>
@@ -5836,4 +5077,12 @@
     <ds:schemaRef ds:uri="http://schemas.openxmlformats.org/officeDocument/2006/relationships"/>
   </ds:schemaRefs>
 </ds:datastoreItem>
+</file>
+
+<file path=customXml/itemProps2.xml><?xml version="1.0" encoding="utf-8"?>
+<ds:datastoreItem xmlns:ds="http://schemas.openxmlformats.org/officeDocument/2006/customXml" ds:itemID="{CAFA1AF7-15FC-4C63-8BF2-90B68EE68C3C}">
+  <ds:schemaRefs>
+    <ds:schemaRef ds:uri="http://schemas.openxmlformats.org/officeDocument/2006/bibliography"/>
+  </ds:schemaRefs>
+</ds:datastoreItem>
 </file>
--- a/flower_backend/doctypes/RDM.docx
+++ b/flower_backend/doctypes/RDM.docx
@@ -60,9 +60,9 @@
           <w:sz w:val="32"/>
           <w:szCs w:val="32"/>
         </w:rPr>
-        <w:t>RM</w:t>
-      </w:r>
-      <w:proofErr w:type="gramStart"/>
+        <w:t xml:space="preserve">RM_{{ </w:t>
+      </w:r>
+      <w:proofErr w:type="spellStart"/>
       <w:r>
         <w:rPr>
           <w:rFonts w:ascii="Verdana" w:eastAsia="Verdana" w:hAnsi="Verdana" w:cs="Verdana"/>
@@ -73,9 +73,9 @@
           <w:sz w:val="32"/>
           <w:szCs w:val="32"/>
         </w:rPr>
-        <w:t>_{</w:t>
-      </w:r>
-      <w:proofErr w:type="gramEnd"/>
+        <w:t>mission.project.number</w:t>
+      </w:r>
+      <w:proofErr w:type="spellEnd"/>
       <w:r>
         <w:rPr>
           <w:rFonts w:ascii="Verdana" w:eastAsia="Verdana" w:hAnsi="Verdana" w:cs="Verdana"/>
@@ -86,7 +86,7 @@
           <w:sz w:val="32"/>
           <w:szCs w:val="32"/>
         </w:rPr>
-        <w:t>{ mission.project.number }}</w:t>
+        <w:t xml:space="preserve"> }}</w:t>
       </w:r>
     </w:p>
     <w:p>
@@ -149,9 +149,9 @@
           <w:sz w:val="20"/>
           <w:szCs w:val="20"/>
         </w:rPr>
-        <w:t>CE</w:t>
-      </w:r>
-      <w:proofErr w:type="gramStart"/>
+        <w:t xml:space="preserve">CE_{{ </w:t>
+      </w:r>
+      <w:proofErr w:type="spellStart"/>
       <w:r>
         <w:rPr>
           <w:rFonts w:ascii="Arial" w:eastAsia="Arial" w:hAnsi="Arial" w:cs="Arial"/>
@@ -160,9 +160,9 @@
           <w:sz w:val="20"/>
           <w:szCs w:val="20"/>
         </w:rPr>
-        <w:t>_{</w:t>
-      </w:r>
-      <w:proofErr w:type="gramEnd"/>
+        <w:t>mission.project.number</w:t>
+      </w:r>
+      <w:proofErr w:type="spellEnd"/>
       <w:r>
         <w:rPr>
           <w:rFonts w:ascii="Arial" w:eastAsia="Arial" w:hAnsi="Arial" w:cs="Arial"/>
@@ -171,7 +171,7 @@
           <w:sz w:val="20"/>
           <w:szCs w:val="20"/>
         </w:rPr>
-        <w:t>{ mission.project.number }}</w:t>
+        <w:t xml:space="preserve"> }}</w:t>
       </w:r>
     </w:p>
     <w:p/>
@@ -245,7 +245,6 @@
         </w:rPr>
         <w:tab/>
       </w:r>
-      <w:proofErr w:type="gramStart"/>
       <w:r>
         <w:rPr>
           <w:rFonts w:ascii="Arial" w:eastAsia="Arial" w:hAnsi="Arial" w:cs="Arial"/>
@@ -253,9 +252,9 @@
           <w:sz w:val="20"/>
           <w:szCs w:val="20"/>
         </w:rPr>
-        <w:t>{{ param</w:t>
-      </w:r>
-      <w:proofErr w:type="gramEnd"/>
+        <w:t>{{ param('</w:t>
+      </w:r>
+      <w:proofErr w:type="spellStart"/>
       <w:r>
         <w:rPr>
           <w:rFonts w:ascii="Arial" w:eastAsia="Arial" w:hAnsi="Arial" w:cs="Arial"/>
@@ -263,7 +262,17 @@
           <w:sz w:val="20"/>
           <w:szCs w:val="20"/>
         </w:rPr>
-        <w:t>('je_name') }}</w:t>
+        <w:t>je_name</w:t>
+      </w:r>
+      <w:proofErr w:type="spellEnd"/>
+      <w:r>
+        <w:rPr>
+          <w:rFonts w:ascii="Arial" w:eastAsia="Arial" w:hAnsi="Arial" w:cs="Arial"/>
+          <w:b/>
+          <w:sz w:val="20"/>
+          <w:szCs w:val="20"/>
+        </w:rPr>
+        <w:t>') }}</w:t>
       </w:r>
     </w:p>
     <w:p>
@@ -278,23 +287,31 @@
           <w:szCs w:val="20"/>
         </w:rPr>
       </w:pPr>
-      <w:proofErr w:type="gramStart"/>
-      <w:r>
-        <w:rPr>
-          <w:rFonts w:ascii="Arial" w:eastAsia="Arial" w:hAnsi="Arial" w:cs="Arial"/>
-          <w:sz w:val="20"/>
-          <w:szCs w:val="20"/>
-        </w:rPr>
-        <w:t>située</w:t>
-      </w:r>
-      <w:proofErr w:type="gramEnd"/>
-      <w:r>
-        <w:rPr>
-          <w:rFonts w:ascii="Arial" w:eastAsia="Arial" w:hAnsi="Arial" w:cs="Arial"/>
-          <w:sz w:val="20"/>
-          <w:szCs w:val="20"/>
-        </w:rPr>
-        <w:t xml:space="preserve"> {{ param('je_address') }}</w:t>
+      <w:r>
+        <w:rPr>
+          <w:rFonts w:ascii="Arial" w:eastAsia="Arial" w:hAnsi="Arial" w:cs="Arial"/>
+          <w:sz w:val="20"/>
+          <w:szCs w:val="20"/>
+        </w:rPr>
+        <w:t>située {{ param('</w:t>
+      </w:r>
+      <w:proofErr w:type="spellStart"/>
+      <w:r>
+        <w:rPr>
+          <w:rFonts w:ascii="Arial" w:eastAsia="Arial" w:hAnsi="Arial" w:cs="Arial"/>
+          <w:sz w:val="20"/>
+          <w:szCs w:val="20"/>
+        </w:rPr>
+        <w:t>je_address</w:t>
+      </w:r>
+      <w:proofErr w:type="spellEnd"/>
+      <w:r>
+        <w:rPr>
+          <w:rFonts w:ascii="Arial" w:eastAsia="Arial" w:hAnsi="Arial" w:cs="Arial"/>
+          <w:sz w:val="20"/>
+          <w:szCs w:val="20"/>
+        </w:rPr>
+        <w:t>') }}</w:t>
       </w:r>
     </w:p>
     <w:p>
@@ -308,31 +325,57 @@
           <w:szCs w:val="20"/>
         </w:rPr>
       </w:pPr>
-      <w:proofErr w:type="gramStart"/>
-      <w:r>
-        <w:rPr>
-          <w:rFonts w:ascii="Arial" w:eastAsia="Arial" w:hAnsi="Arial" w:cs="Arial"/>
-          <w:sz w:val="20"/>
-          <w:szCs w:val="20"/>
-        </w:rPr>
-        <w:t>représentée</w:t>
-      </w:r>
-      <w:proofErr w:type="gramEnd"/>
-      <w:r>
-        <w:rPr>
-          <w:rFonts w:ascii="Arial" w:eastAsia="Arial" w:hAnsi="Arial" w:cs="Arial"/>
-          <w:sz w:val="20"/>
-          <w:szCs w:val="20"/>
-        </w:rPr>
-        <w:t xml:space="preserve"> par son président {{ </w:t>
-      </w:r>
-      <w:r>
-        <w:rPr>
-          <w:rFonts w:ascii="Arial" w:eastAsia="Arial" w:hAnsi="Arial" w:cs="Arial"/>
-          <w:sz w:val="20"/>
-          <w:szCs w:val="20"/>
-        </w:rPr>
-        <w:t>param('president_firstname') }} {{ param('president_lastname') }}</w:t>
+      <w:r>
+        <w:rPr>
+          <w:rFonts w:ascii="Arial" w:eastAsia="Arial" w:hAnsi="Arial" w:cs="Arial"/>
+          <w:sz w:val="20"/>
+          <w:szCs w:val="20"/>
+        </w:rPr>
+        <w:t xml:space="preserve">représentée par son président {{ </w:t>
+      </w:r>
+      <w:r>
+        <w:rPr>
+          <w:rFonts w:ascii="Arial" w:eastAsia="Arial" w:hAnsi="Arial" w:cs="Arial"/>
+          <w:sz w:val="20"/>
+          <w:szCs w:val="20"/>
+        </w:rPr>
+        <w:t>param('</w:t>
+      </w:r>
+      <w:proofErr w:type="spellStart"/>
+      <w:r>
+        <w:rPr>
+          <w:rFonts w:ascii="Arial" w:eastAsia="Arial" w:hAnsi="Arial" w:cs="Arial"/>
+          <w:sz w:val="20"/>
+          <w:szCs w:val="20"/>
+        </w:rPr>
+        <w:t>president_firstname</w:t>
+      </w:r>
+      <w:proofErr w:type="spellEnd"/>
+      <w:r>
+        <w:rPr>
+          <w:rFonts w:ascii="Arial" w:eastAsia="Arial" w:hAnsi="Arial" w:cs="Arial"/>
+          <w:sz w:val="20"/>
+          <w:szCs w:val="20"/>
+        </w:rPr>
+        <w:t>') }} {{ param('</w:t>
+      </w:r>
+      <w:proofErr w:type="spellStart"/>
+      <w:r>
+        <w:rPr>
+          <w:rFonts w:ascii="Arial" w:eastAsia="Arial" w:hAnsi="Arial" w:cs="Arial"/>
+          <w:sz w:val="20"/>
+          <w:szCs w:val="20"/>
+        </w:rPr>
+        <w:t>president_lastname</w:t>
+      </w:r>
+      <w:proofErr w:type="spellEnd"/>
+      <w:r>
+        <w:rPr>
+          <w:rFonts w:ascii="Arial" w:eastAsia="Arial" w:hAnsi="Arial" w:cs="Arial"/>
+          <w:sz w:val="20"/>
+          <w:szCs w:val="20"/>
+        </w:rPr>
+        <w:t>') }}</w:t>
       </w:r>
     </w:p>
     <w:p>
@@ -407,8 +450,9 @@
           <w:szCs w:val="20"/>
         </w:rPr>
         <w:tab/>
-      </w:r>
-      <w:proofErr w:type="gramStart"/>
+        <w:t xml:space="preserve">{{ </w:t>
+      </w:r>
+      <w:proofErr w:type="spellStart"/>
       <w:r>
         <w:rPr>
           <w:rFonts w:ascii="Arial" w:eastAsia="Arial" w:hAnsi="Arial" w:cs="Arial"/>
@@ -416,9 +460,9 @@
           <w:sz w:val="20"/>
           <w:szCs w:val="20"/>
         </w:rPr>
-        <w:t>{{ mission</w:t>
-      </w:r>
-      <w:proofErr w:type="gramEnd"/>
+        <w:t>mission.consultant</w:t>
+      </w:r>
+      <w:proofErr w:type="spellEnd"/>
       <w:r>
         <w:rPr>
           <w:rFonts w:ascii="Arial" w:eastAsia="Arial" w:hAnsi="Arial" w:cs="Arial"/>
@@ -426,7 +470,7 @@
           <w:sz w:val="20"/>
           <w:szCs w:val="20"/>
         </w:rPr>
-        <w:t>.consultant }}</w:t>
+        <w:t xml:space="preserve"> }}</w:t>
       </w:r>
     </w:p>
     <w:p>
@@ -441,25 +485,14 @@
           <w:szCs w:val="20"/>
         </w:rPr>
       </w:pPr>
-      <w:proofErr w:type="gramStart"/>
-      <w:r>
-        <w:rPr>
-          <w:rFonts w:ascii="Arial" w:eastAsia="Arial" w:hAnsi="Arial" w:cs="Arial"/>
-          <w:color w:val="000000"/>
-          <w:sz w:val="20"/>
-          <w:szCs w:val="20"/>
-        </w:rPr>
-        <w:t>demeurant</w:t>
-      </w:r>
-      <w:proofErr w:type="gramEnd"/>
-      <w:r>
-        <w:rPr>
-          <w:rFonts w:ascii="Arial" w:eastAsia="Arial" w:hAnsi="Arial" w:cs="Arial"/>
-          <w:color w:val="000000"/>
-          <w:sz w:val="20"/>
-          <w:szCs w:val="20"/>
-        </w:rPr>
-        <w:t xml:space="preserve"> à :</w:t>
+      <w:r>
+        <w:rPr>
+          <w:rFonts w:ascii="Arial" w:eastAsia="Arial" w:hAnsi="Arial" w:cs="Arial"/>
+          <w:color w:val="000000"/>
+          <w:sz w:val="20"/>
+          <w:szCs w:val="20"/>
+        </w:rPr>
+        <w:t>demeurant à :</w:t>
       </w:r>
       <w:r>
         <w:rPr>
@@ -468,7 +501,27 @@
           <w:sz w:val="20"/>
           <w:szCs w:val="20"/>
         </w:rPr>
-        <w:t xml:space="preserve"> {{ mission.consultant.address }}</w:t>
+        <w:t xml:space="preserve"> {{ </w:t>
+      </w:r>
+      <w:proofErr w:type="spellStart"/>
+      <w:r>
+        <w:rPr>
+          <w:rFonts w:ascii="Arial" w:eastAsia="Arial" w:hAnsi="Arial" w:cs="Arial"/>
+          <w:color w:val="021A32"/>
+          <w:sz w:val="20"/>
+          <w:szCs w:val="20"/>
+        </w:rPr>
+        <w:t>mission.consultant.address</w:t>
+      </w:r>
+      <w:proofErr w:type="spellEnd"/>
+      <w:r>
+        <w:rPr>
+          <w:rFonts w:ascii="Arial" w:eastAsia="Arial" w:hAnsi="Arial" w:cs="Arial"/>
+          <w:color w:val="021A32"/>
+          <w:sz w:val="20"/>
+          <w:szCs w:val="20"/>
+        </w:rPr>
+        <w:t xml:space="preserve"> }}</w:t>
       </w:r>
     </w:p>
     <w:p>
@@ -483,7 +536,6 @@
           <w:szCs w:val="20"/>
         </w:rPr>
       </w:pPr>
-      <w:proofErr w:type="gramStart"/>
       <w:r>
         <w:rPr>
           <w:rFonts w:ascii="Arial" w:eastAsia="Arial" w:hAnsi="Arial" w:cs="Arial"/>
@@ -491,9 +543,9 @@
           <w:sz w:val="20"/>
           <w:szCs w:val="20"/>
         </w:rPr>
-        <w:t>{{ mission</w:t>
-      </w:r>
-      <w:proofErr w:type="gramEnd"/>
+        <w:t xml:space="preserve">{{ </w:t>
+      </w:r>
+      <w:proofErr w:type="spellStart"/>
       <w:r>
         <w:rPr>
           <w:rFonts w:ascii="Arial" w:eastAsia="Arial" w:hAnsi="Arial" w:cs="Arial"/>
@@ -501,7 +553,37 @@
           <w:sz w:val="20"/>
           <w:szCs w:val="20"/>
         </w:rPr>
-        <w:t>.consultant.postcode }} {{ mission.consultant.town }}</w:t>
+        <w:t>mission.consultant.postcode</w:t>
+      </w:r>
+      <w:proofErr w:type="spellEnd"/>
+      <w:r>
+        <w:rPr>
+          <w:rFonts w:ascii="Arial" w:eastAsia="Arial" w:hAnsi="Arial" w:cs="Arial"/>
+          <w:color w:val="021A32"/>
+          <w:sz w:val="20"/>
+          <w:szCs w:val="20"/>
+        </w:rPr>
+        <w:t xml:space="preserve"> }} {{ </w:t>
+      </w:r>
+      <w:proofErr w:type="spellStart"/>
+      <w:r>
+        <w:rPr>
+          <w:rFonts w:ascii="Arial" w:eastAsia="Arial" w:hAnsi="Arial" w:cs="Arial"/>
+          <w:color w:val="021A32"/>
+          <w:sz w:val="20"/>
+          <w:szCs w:val="20"/>
+        </w:rPr>
+        <w:t>mission.consultant.town</w:t>
+      </w:r>
+      <w:proofErr w:type="spellEnd"/>
+      <w:r>
+        <w:rPr>
+          <w:rFonts w:ascii="Arial" w:eastAsia="Arial" w:hAnsi="Arial" w:cs="Arial"/>
+          <w:color w:val="021A32"/>
+          <w:sz w:val="20"/>
+          <w:szCs w:val="20"/>
+        </w:rPr>
+        <w:t xml:space="preserve"> }}</w:t>
       </w:r>
     </w:p>
     <w:p>
@@ -640,25 +722,25 @@
           <w:sz w:val="20"/>
           <w:szCs w:val="20"/>
         </w:rPr>
-        <w:t xml:space="preserve">de l’étude </w:t>
-      </w:r>
-      <w:proofErr w:type="gramStart"/>
-      <w:r>
-        <w:rPr>
-          <w:rFonts w:ascii="Arial" w:eastAsia="Arial" w:hAnsi="Arial" w:cs="Arial"/>
-          <w:sz w:val="20"/>
-          <w:szCs w:val="20"/>
-        </w:rPr>
-        <w:t>{{ mission</w:t>
-      </w:r>
-      <w:proofErr w:type="gramEnd"/>
-      <w:r>
-        <w:rPr>
-          <w:rFonts w:ascii="Arial" w:eastAsia="Arial" w:hAnsi="Arial" w:cs="Arial"/>
-          <w:sz w:val="20"/>
-          <w:szCs w:val="20"/>
-        </w:rPr>
-        <w:t>.project.number }}. Ladite étude, confiée par</w:t>
+        <w:t xml:space="preserve">de l’étude {{ </w:t>
+      </w:r>
+      <w:proofErr w:type="spellStart"/>
+      <w:r>
+        <w:rPr>
+          <w:rFonts w:ascii="Arial" w:eastAsia="Arial" w:hAnsi="Arial" w:cs="Arial"/>
+          <w:sz w:val="20"/>
+          <w:szCs w:val="20"/>
+        </w:rPr>
+        <w:t>mission.project.number</w:t>
+      </w:r>
+      <w:proofErr w:type="spellEnd"/>
+      <w:r>
+        <w:rPr>
+          <w:rFonts w:ascii="Arial" w:eastAsia="Arial" w:hAnsi="Arial" w:cs="Arial"/>
+          <w:sz w:val="20"/>
+          <w:szCs w:val="20"/>
+        </w:rPr>
+        <w:t xml:space="preserve"> }}. Ladite étude, confiée par</w:t>
       </w:r>
       <w:r>
         <w:rPr>
@@ -669,31 +751,39 @@
         </w:rPr>
         <w:t xml:space="preserve"> </w:t>
       </w:r>
-      <w:proofErr w:type="gramStart"/>
-      <w:r>
-        <w:rPr>
-          <w:rFonts w:ascii="Arial" w:eastAsia="Arial" w:hAnsi="Arial" w:cs="Arial"/>
-          <w:sz w:val="20"/>
-          <w:szCs w:val="20"/>
-        </w:rPr>
-        <w:t>{{ mission.project.prospect.name</w:t>
-      </w:r>
-      <w:proofErr w:type="gramEnd"/>
-      <w:r>
-        <w:rPr>
-          <w:rFonts w:ascii="Arial" w:eastAsia="Arial" w:hAnsi="Arial" w:cs="Arial"/>
-          <w:sz w:val="20"/>
-          <w:szCs w:val="20"/>
-        </w:rPr>
-        <w:t xml:space="preserve"> }} (ci-après dénommé le Client) à </w:t>
-      </w:r>
-      <w:r>
-        <w:rPr>
-          <w:rFonts w:ascii="Arial" w:eastAsia="Arial" w:hAnsi="Arial" w:cs="Arial"/>
-          <w:sz w:val="20"/>
-          <w:szCs w:val="20"/>
-        </w:rPr>
-        <w:t xml:space="preserve">{{ param('je_name') }}, consiste en l’étude de référence </w:t>
+      <w:r>
+        <w:rPr>
+          <w:rFonts w:ascii="Arial" w:eastAsia="Arial" w:hAnsi="Arial" w:cs="Arial"/>
+          <w:sz w:val="20"/>
+          <w:szCs w:val="20"/>
+        </w:rPr>
+        <w:t xml:space="preserve">{{ mission.project.prospect.name }} (ci-après dénommé le Client) à </w:t>
+      </w:r>
+      <w:r>
+        <w:rPr>
+          <w:rFonts w:ascii="Arial" w:eastAsia="Arial" w:hAnsi="Arial" w:cs="Arial"/>
+          <w:sz w:val="20"/>
+          <w:szCs w:val="20"/>
+        </w:rPr>
+        <w:t>{{ param('</w:t>
+      </w:r>
+      <w:proofErr w:type="spellStart"/>
+      <w:r>
+        <w:rPr>
+          <w:rFonts w:ascii="Arial" w:eastAsia="Arial" w:hAnsi="Arial" w:cs="Arial"/>
+          <w:sz w:val="20"/>
+          <w:szCs w:val="20"/>
+        </w:rPr>
+        <w:t>je_name</w:t>
+      </w:r>
+      <w:proofErr w:type="spellEnd"/>
+      <w:r>
+        <w:rPr>
+          <w:rFonts w:ascii="Arial" w:eastAsia="Arial" w:hAnsi="Arial" w:cs="Arial"/>
+          <w:sz w:val="20"/>
+          <w:szCs w:val="20"/>
+        </w:rPr>
+        <w:t xml:space="preserve">') }}, consiste en l’étude de référence </w:t>
       </w:r>
       <w:r>
         <w:rPr>
@@ -702,7 +792,27 @@
           <w:szCs w:val="20"/>
           <w:highlight w:val="yellow"/>
         </w:rPr>
-        <w:t>{{ mission.project.number }}</w:t>
+        <w:t xml:space="preserve">{{ </w:t>
+      </w:r>
+      <w:proofErr w:type="spellStart"/>
+      <w:r>
+        <w:rPr>
+          <w:rFonts w:ascii="Arial" w:eastAsia="Arial" w:hAnsi="Arial" w:cs="Arial"/>
+          <w:sz w:val="20"/>
+          <w:szCs w:val="20"/>
+          <w:highlight w:val="yellow"/>
+        </w:rPr>
+        <w:t>mission.project.number</w:t>
+      </w:r>
+      <w:proofErr w:type="spellEnd"/>
+      <w:r>
+        <w:rPr>
+          <w:rFonts w:ascii="Arial" w:eastAsia="Arial" w:hAnsi="Arial" w:cs="Arial"/>
+          <w:sz w:val="20"/>
+          <w:szCs w:val="20"/>
+          <w:highlight w:val="yellow"/>
+        </w:rPr>
+        <w:t xml:space="preserve"> }}</w:t>
       </w:r>
       <w:r>
         <w:rPr>
@@ -774,25 +884,25 @@
           <w:sz w:val="20"/>
           <w:szCs w:val="20"/>
         </w:rPr>
-        <w:t>Conformément à la Convention Etude CE</w:t>
-      </w:r>
-      <w:proofErr w:type="gramStart"/>
-      <w:r>
-        <w:rPr>
-          <w:rFonts w:ascii="Arial" w:eastAsia="Arial" w:hAnsi="Arial" w:cs="Arial"/>
-          <w:sz w:val="20"/>
-          <w:szCs w:val="20"/>
-        </w:rPr>
-        <w:t>_{</w:t>
-      </w:r>
-      <w:proofErr w:type="gramEnd"/>
-      <w:r>
-        <w:rPr>
-          <w:rFonts w:ascii="Arial" w:eastAsia="Arial" w:hAnsi="Arial" w:cs="Arial"/>
-          <w:sz w:val="20"/>
-          <w:szCs w:val="20"/>
-        </w:rPr>
-        <w:t>{ mission.project.number }}, la mission consiste en</w:t>
+        <w:t xml:space="preserve">Conformément à la Convention Etude CE_{{ </w:t>
+      </w:r>
+      <w:proofErr w:type="spellStart"/>
+      <w:r>
+        <w:rPr>
+          <w:rFonts w:ascii="Arial" w:eastAsia="Arial" w:hAnsi="Arial" w:cs="Arial"/>
+          <w:sz w:val="20"/>
+          <w:szCs w:val="20"/>
+        </w:rPr>
+        <w:t>mission.project.number</w:t>
+      </w:r>
+      <w:proofErr w:type="spellEnd"/>
+      <w:r>
+        <w:rPr>
+          <w:rFonts w:ascii="Arial" w:eastAsia="Arial" w:hAnsi="Arial" w:cs="Arial"/>
+          <w:sz w:val="20"/>
+          <w:szCs w:val="20"/>
+        </w:rPr>
+        <w:t xml:space="preserve"> }}, la mission consiste en</w:t>
       </w:r>
       <w:r>
         <w:rPr>
@@ -882,18 +992,8 @@
           <w:sz w:val="20"/>
           <w:szCs w:val="20"/>
         </w:rPr>
-        <w:t xml:space="preserve">Il a été convenu qu’il interviendra dans les étapes </w:t>
-      </w:r>
-      <w:proofErr w:type="gramStart"/>
-      <w:r>
-        <w:rPr>
-          <w:rFonts w:ascii="Arial" w:eastAsia="Arial" w:hAnsi="Arial" w:cs="Arial"/>
-          <w:sz w:val="20"/>
-          <w:szCs w:val="20"/>
-        </w:rPr>
-        <w:t>suivantes:</w:t>
-      </w:r>
-      <w:proofErr w:type="gramEnd"/>
+        <w:t>Il a été convenu qu’il interviendra dans les étapes suivantes:</w:t>
+      </w:r>
     </w:p>
     <w:p>
       <w:pPr>
@@ -982,12 +1082,14 @@
                 <w:lang w:val="en-US"/>
               </w:rPr>
             </w:pPr>
+            <w:proofErr w:type="spellStart"/>
             <w:r>
               <w:rPr>
                 <w:lang w:val="en-US"/>
               </w:rPr>
               <w:t>Délai</w:t>
             </w:r>
+            <w:proofErr w:type="spellEnd"/>
           </w:p>
           <w:p>
             <w:pPr>
@@ -1007,7 +1109,7 @@
               </w:rPr>
               <w:t xml:space="preserve">{% for phase in </w:t>
             </w:r>
-            <w:proofErr w:type="gramStart"/>
+            <w:proofErr w:type="spellStart"/>
             <w:r>
               <w:rPr>
                 <w:rFonts w:ascii="Arial" w:eastAsia="Arial" w:hAnsi="Arial" w:cs="Arial"/>
@@ -1025,9 +1127,9 @@
                 <w:lang w:val="en-GB"/>
               </w:rPr>
               <w:lastRenderedPageBreak/>
-              <w:t>es</w:t>
+              <w:t>es.iterator</w:t>
             </w:r>
-            <w:proofErr w:type="gramEnd"/>
+            <w:proofErr w:type="spellEnd"/>
             <w:r>
               <w:rPr>
                 <w:rFonts w:ascii="Arial" w:eastAsia="Arial" w:hAnsi="Arial" w:cs="Arial"/>
@@ -1035,7 +1137,7 @@
                 <w:szCs w:val="20"/>
                 <w:lang w:val="en-GB"/>
               </w:rPr>
-              <w:t>.iterator() %}</w:t>
+              <w:t>() %}</w:t>
             </w:r>
           </w:p>
           <w:p>
@@ -1077,9 +1179,9 @@
                 <w:szCs w:val="20"/>
               </w:rPr>
               <w:lastRenderedPageBreak/>
-              <w:t xml:space="preserve">Phase    1 </w:t>
+              <w:t xml:space="preserve">Phase    1 {{ </w:t>
             </w:r>
-            <w:proofErr w:type="gramStart"/>
+            <w:proofErr w:type="spellStart"/>
             <w:r>
               <w:rPr>
                 <w:rFonts w:ascii="Arial" w:eastAsia="Arial" w:hAnsi="Arial" w:cs="Arial"/>
@@ -1087,9 +1189,9 @@
                 <w:sz w:val="20"/>
                 <w:szCs w:val="20"/>
               </w:rPr>
-              <w:t>{{ phase</w:t>
+              <w:t>phase.groupe.title</w:t>
             </w:r>
-            <w:proofErr w:type="gramEnd"/>
+            <w:proofErr w:type="spellEnd"/>
             <w:r>
               <w:rPr>
                 <w:rFonts w:ascii="Arial" w:eastAsia="Arial" w:hAnsi="Arial" w:cs="Arial"/>
@@ -1097,7 +1199,7 @@
                 <w:sz w:val="20"/>
                 <w:szCs w:val="20"/>
               </w:rPr>
-              <w:t>.groupe.title }}</w:t>
+              <w:t xml:space="preserve"> }}</w:t>
             </w:r>
           </w:p>
         </w:tc>
@@ -1112,23 +1214,31 @@
                 <w:rFonts w:ascii="Arial" w:eastAsia="Arial" w:hAnsi="Arial" w:cs="Arial"/>
               </w:rPr>
             </w:pPr>
-            <w:proofErr w:type="gramStart"/>
             <w:r>
               <w:rPr>
                 <w:rFonts w:ascii="Arial" w:eastAsia="Arial" w:hAnsi="Arial" w:cs="Arial"/>
                 <w:sz w:val="20"/>
                 <w:szCs w:val="20"/>
               </w:rPr>
-              <w:t>{{ phase</w:t>
+              <w:t xml:space="preserve">{{ </w:t>
             </w:r>
-            <w:proofErr w:type="gramEnd"/>
+            <w:proofErr w:type="spellStart"/>
             <w:r>
               <w:rPr>
                 <w:rFonts w:ascii="Arial" w:eastAsia="Arial" w:hAnsi="Arial" w:cs="Arial"/>
                 <w:sz w:val="20"/>
                 <w:szCs w:val="20"/>
               </w:rPr>
-              <w:t>.title }}</w:t>
+              <w:t>phase.title</w:t>
+            </w:r>
+            <w:proofErr w:type="spellEnd"/>
+            <w:r>
+              <w:rPr>
+                <w:rFonts w:ascii="Arial" w:eastAsia="Arial" w:hAnsi="Arial" w:cs="Arial"/>
+                <w:sz w:val="20"/>
+                <w:szCs w:val="20"/>
+              </w:rPr>
+              <w:t xml:space="preserve"> }}</w:t>
             </w:r>
           </w:p>
           <w:p>
@@ -1138,7 +1248,6 @@
                 <w:shd w:val="clear" w:color="auto" w:fill="FFFF00"/>
               </w:rPr>
             </w:pPr>
-            <w:proofErr w:type="gramStart"/>
             <w:r>
               <w:rPr>
                 <w:rFonts w:ascii="Arial" w:eastAsia="Arial" w:hAnsi="Arial" w:cs="Arial"/>
@@ -1146,17 +1255,7 @@
                 <w:szCs w:val="20"/>
                 <w:shd w:val="clear" w:color="auto" w:fill="FFFF00"/>
               </w:rPr>
-              <w:t>décrire</w:t>
-            </w:r>
-            <w:proofErr w:type="gramEnd"/>
-            <w:r>
-              <w:rPr>
-                <w:rFonts w:ascii="Arial" w:eastAsia="Arial" w:hAnsi="Arial" w:cs="Arial"/>
-                <w:sz w:val="20"/>
-                <w:szCs w:val="20"/>
-                <w:shd w:val="clear" w:color="auto" w:fill="FFFF00"/>
-              </w:rPr>
-              <w:t xml:space="preserve"> le contenu de l’étape</w:t>
+              <w:t>décrire le contenu de l’étape</w:t>
             </w:r>
           </w:p>
         </w:tc>
@@ -1171,23 +1270,31 @@
                 <w:rFonts w:ascii="Arial" w:eastAsia="Arial" w:hAnsi="Arial" w:cs="Arial"/>
               </w:rPr>
             </w:pPr>
-            <w:proofErr w:type="gramStart"/>
             <w:r>
               <w:rPr>
                 <w:rFonts w:ascii="Arial" w:eastAsia="Arial" w:hAnsi="Arial" w:cs="Arial"/>
                 <w:sz w:val="20"/>
                 <w:szCs w:val="20"/>
               </w:rPr>
-              <w:t>{{ phase</w:t>
+              <w:t xml:space="preserve">{{ </w:t>
             </w:r>
-            <w:proofErr w:type="gramEnd"/>
+            <w:proofErr w:type="spellStart"/>
             <w:r>
               <w:rPr>
                 <w:rFonts w:ascii="Arial" w:eastAsia="Arial" w:hAnsi="Arial" w:cs="Arial"/>
                 <w:sz w:val="20"/>
                 <w:szCs w:val="20"/>
               </w:rPr>
-              <w:t xml:space="preserve">.nbJEH }} JEH </w:t>
+              <w:t>phase.nbJEH</w:t>
+            </w:r>
+            <w:proofErr w:type="spellEnd"/>
+            <w:r>
+              <w:rPr>
+                <w:rFonts w:ascii="Arial" w:eastAsia="Arial" w:hAnsi="Arial" w:cs="Arial"/>
+                <w:sz w:val="20"/>
+                <w:szCs w:val="20"/>
+              </w:rPr>
+              <w:t xml:space="preserve"> }} JEH </w:t>
             </w:r>
           </w:p>
         </w:tc>
@@ -1195,6 +1302,41 @@
           <w:tcPr>
             <w:tcW w:w="1275" w:type="dxa"/>
           </w:tcPr>
+          <w:p>
+            <w:pPr>
+              <w:rPr>
+                <w:rFonts w:ascii="Arial" w:eastAsia="Arial" w:hAnsi="Arial" w:cs="Arial"/>
+                <w:sz w:val="20"/>
+                <w:szCs w:val="20"/>
+              </w:rPr>
+            </w:pPr>
+            <w:r>
+              <w:rPr>
+                <w:rFonts w:ascii="Arial" w:eastAsia="Arial" w:hAnsi="Arial" w:cs="Arial"/>
+                <w:sz w:val="20"/>
+                <w:szCs w:val="20"/>
+              </w:rPr>
+              <w:t xml:space="preserve">{% </w:t>
+            </w:r>
+            <w:proofErr w:type="spellStart"/>
+            <w:r>
+              <w:rPr>
+                <w:rFonts w:ascii="Arial" w:eastAsia="Arial" w:hAnsi="Arial" w:cs="Arial"/>
+                <w:sz w:val="20"/>
+                <w:szCs w:val="20"/>
+              </w:rPr>
+              <w:t>endfor</w:t>
+            </w:r>
+            <w:proofErr w:type="spellEnd"/>
+            <w:r>
+              <w:rPr>
+                <w:rFonts w:ascii="Arial" w:eastAsia="Arial" w:hAnsi="Arial" w:cs="Arial"/>
+                <w:sz w:val="20"/>
+                <w:szCs w:val="20"/>
+              </w:rPr>
+              <w:t xml:space="preserve"> %}</w:t>
+            </w:r>
+          </w:p>
           <w:p/>
         </w:tc>
       </w:tr>
@@ -1205,23 +1347,6 @@
           <w:rFonts w:ascii="Arial" w:eastAsia="Arial" w:hAnsi="Arial" w:cs="Arial"/>
           <w:sz w:val="20"/>
           <w:szCs w:val="20"/>
-        </w:rPr>
-      </w:pPr>
-      <w:r>
-        <w:rPr>
-          <w:rFonts w:ascii="Arial" w:eastAsia="Arial" w:hAnsi="Arial" w:cs="Arial"/>
-          <w:sz w:val="20"/>
-          <w:szCs w:val="20"/>
-        </w:rPr>
-        <w:t>{% endfor %}</w:t>
-      </w:r>
-    </w:p>
-    <w:p>
-      <w:pPr>
-        <w:rPr>
-          <w:rFonts w:ascii="Arial" w:eastAsia="Arial" w:hAnsi="Arial" w:cs="Arial"/>
-          <w:sz w:val="20"/>
-          <w:szCs w:val="20"/>
           <w:highlight w:val="yellow"/>
         </w:rPr>
       </w:pPr>
@@ -1234,7 +1359,6 @@
           <w:szCs w:val="20"/>
         </w:rPr>
       </w:pPr>
-      <w:proofErr w:type="gramStart"/>
       <w:r>
         <w:rPr>
           <w:rFonts w:ascii="Arial" w:eastAsia="Arial" w:hAnsi="Arial" w:cs="Arial"/>
@@ -1242,9 +1366,8 @@
           <w:szCs w:val="20"/>
           <w:highlight w:val="yellow"/>
         </w:rPr>
-        <w:t>copier</w:t>
-      </w:r>
-      <w:proofErr w:type="gramEnd"/>
+        <w:t xml:space="preserve">copier ici le cahier des charges pris dans la CE, </w:t>
+      </w:r>
       <w:r>
         <w:rPr>
           <w:rFonts w:ascii="Arial" w:eastAsia="Arial" w:hAnsi="Arial" w:cs="Arial"/>
@@ -1252,15 +1375,6 @@
           <w:szCs w:val="20"/>
           <w:highlight w:val="yellow"/>
         </w:rPr>
-        <w:t xml:space="preserve"> ici le cahier des charges pris dans la CE, </w:t>
-      </w:r>
-      <w:r>
-        <w:rPr>
-          <w:rFonts w:ascii="Arial" w:eastAsia="Arial" w:hAnsi="Arial" w:cs="Arial"/>
-          <w:sz w:val="20"/>
-          <w:szCs w:val="20"/>
-          <w:highlight w:val="yellow"/>
-        </w:rPr>
         <w:t>qui décrit exhaustivement et sans ambiguïté les besoins du client</w:t>
       </w:r>
     </w:p>
@@ -1288,7 +1402,21 @@
         <w:rPr>
           <w:shd w:val="clear" w:color="auto" w:fill="FFFF00"/>
         </w:rPr>
-        <w:t>[nonmbre total de JEH]</w:t>
+        <w:t>[</w:t>
+      </w:r>
+      <w:proofErr w:type="spellStart"/>
+      <w:r>
+        <w:rPr>
+          <w:shd w:val="clear" w:color="auto" w:fill="FFFF00"/>
+        </w:rPr>
+        <w:t>nonmbre</w:t>
+      </w:r>
+      <w:proofErr w:type="spellEnd"/>
+      <w:r>
+        <w:rPr>
+          <w:shd w:val="clear" w:color="auto" w:fill="FFFF00"/>
+        </w:rPr>
+        <w:t xml:space="preserve"> total de JEH]</w:t>
       </w:r>
       <w:r>
         <w:t>.</w:t>
@@ -1351,25 +1479,25 @@
           <w:sz w:val="20"/>
           <w:szCs w:val="20"/>
         </w:rPr>
-        <w:t xml:space="preserve">ant par </w:t>
-      </w:r>
-      <w:proofErr w:type="gramStart"/>
-      <w:r>
-        <w:rPr>
-          <w:rFonts w:ascii="Arial" w:eastAsia="Arial" w:hAnsi="Arial" w:cs="Arial"/>
-          <w:sz w:val="20"/>
-          <w:szCs w:val="20"/>
-        </w:rPr>
-        <w:t>{{ param</w:t>
-      </w:r>
-      <w:proofErr w:type="gramEnd"/>
-      <w:r>
-        <w:rPr>
-          <w:rFonts w:ascii="Arial" w:eastAsia="Arial" w:hAnsi="Arial" w:cs="Arial"/>
-          <w:sz w:val="20"/>
-          <w:szCs w:val="20"/>
-        </w:rPr>
-        <w:t>('je_name') }} sera de</w:t>
+        <w:t>ant par {{ param('</w:t>
+      </w:r>
+      <w:proofErr w:type="spellStart"/>
+      <w:r>
+        <w:rPr>
+          <w:rFonts w:ascii="Arial" w:eastAsia="Arial" w:hAnsi="Arial" w:cs="Arial"/>
+          <w:sz w:val="20"/>
+          <w:szCs w:val="20"/>
+        </w:rPr>
+        <w:t>je_name</w:t>
+      </w:r>
+      <w:proofErr w:type="spellEnd"/>
+      <w:r>
+        <w:rPr>
+          <w:rFonts w:ascii="Arial" w:eastAsia="Arial" w:hAnsi="Arial" w:cs="Arial"/>
+          <w:sz w:val="20"/>
+          <w:szCs w:val="20"/>
+        </w:rPr>
+        <w:t>') }} sera de</w:t>
       </w:r>
       <w:r>
         <w:rPr>
@@ -1378,7 +1506,27 @@
           <w:sz w:val="20"/>
           <w:szCs w:val="20"/>
         </w:rPr>
-        <w:t xml:space="preserve"> {{ mission.remunerationRaw }}</w:t>
+        <w:t xml:space="preserve"> {{ </w:t>
+      </w:r>
+      <w:proofErr w:type="spellStart"/>
+      <w:r>
+        <w:rPr>
+          <w:rFonts w:ascii="Arial" w:eastAsia="Arial" w:hAnsi="Arial" w:cs="Arial"/>
+          <w:color w:val="021A32"/>
+          <w:sz w:val="20"/>
+          <w:szCs w:val="20"/>
+        </w:rPr>
+        <w:t>mission.remunerationRaw</w:t>
+      </w:r>
+      <w:proofErr w:type="spellEnd"/>
+      <w:r>
+        <w:rPr>
+          <w:rFonts w:ascii="Arial" w:eastAsia="Arial" w:hAnsi="Arial" w:cs="Arial"/>
+          <w:color w:val="021A32"/>
+          <w:sz w:val="20"/>
+          <w:szCs w:val="20"/>
+        </w:rPr>
+        <w:t xml:space="preserve"> }}</w:t>
       </w:r>
       <w:r>
         <w:rPr>
@@ -1395,15 +1543,73 @@
           <w:sz w:val="20"/>
           <w:szCs w:val="20"/>
         </w:rPr>
-        <w:t>{{ mission.remunerationRaw | nbrToLetters() }}</w:t>
-      </w:r>
-      <w:r>
-        <w:rPr>
-          <w:rFonts w:ascii="Arial" w:eastAsia="Arial" w:hAnsi="Arial" w:cs="Arial"/>
-          <w:sz w:val="20"/>
-          <w:szCs w:val="20"/>
-        </w:rPr>
-        <w:t xml:space="preserve">) euros bruts sur la base de {{ mission.nbrJEH }} Jour Etude Homme conformément aux conditions d’application du statut </w:t>
+        <w:t xml:space="preserve">{{ </w:t>
+      </w:r>
+      <w:proofErr w:type="spellStart"/>
+      <w:r>
+        <w:rPr>
+          <w:rFonts w:ascii="Arial" w:eastAsia="Arial" w:hAnsi="Arial" w:cs="Arial"/>
+          <w:color w:val="FF0000"/>
+          <w:sz w:val="20"/>
+          <w:szCs w:val="20"/>
+        </w:rPr>
+        <w:t>mission.remunerationRaw</w:t>
+      </w:r>
+      <w:proofErr w:type="spellEnd"/>
+      <w:r>
+        <w:rPr>
+          <w:rFonts w:ascii="Arial" w:eastAsia="Arial" w:hAnsi="Arial" w:cs="Arial"/>
+          <w:color w:val="FF0000"/>
+          <w:sz w:val="20"/>
+          <w:szCs w:val="20"/>
+        </w:rPr>
+        <w:t xml:space="preserve"> | </w:t>
+      </w:r>
+      <w:proofErr w:type="spellStart"/>
+      <w:r>
+        <w:rPr>
+          <w:rFonts w:ascii="Arial" w:eastAsia="Arial" w:hAnsi="Arial" w:cs="Arial"/>
+          <w:color w:val="FF0000"/>
+          <w:sz w:val="20"/>
+          <w:szCs w:val="20"/>
+        </w:rPr>
+        <w:t>nbrToLetters</w:t>
+      </w:r>
+      <w:proofErr w:type="spellEnd"/>
+      <w:r>
+        <w:rPr>
+          <w:rFonts w:ascii="Arial" w:eastAsia="Arial" w:hAnsi="Arial" w:cs="Arial"/>
+          <w:color w:val="FF0000"/>
+          <w:sz w:val="20"/>
+          <w:szCs w:val="20"/>
+        </w:rPr>
+        <w:t>() }}</w:t>
+      </w:r>
+      <w:r>
+        <w:rPr>
+          <w:rFonts w:ascii="Arial" w:eastAsia="Arial" w:hAnsi="Arial" w:cs="Arial"/>
+          <w:sz w:val="20"/>
+          <w:szCs w:val="20"/>
+        </w:rPr>
+        <w:t xml:space="preserve">) euros bruts sur la base de {{ </w:t>
+      </w:r>
+      <w:proofErr w:type="spellStart"/>
+      <w:r>
+        <w:rPr>
+          <w:rFonts w:ascii="Arial" w:eastAsia="Arial" w:hAnsi="Arial" w:cs="Arial"/>
+          <w:sz w:val="20"/>
+          <w:szCs w:val="20"/>
+        </w:rPr>
+        <w:t>mission.nbrJEH</w:t>
+      </w:r>
+      <w:proofErr w:type="spellEnd"/>
+      <w:r>
+        <w:rPr>
+          <w:rFonts w:ascii="Arial" w:eastAsia="Arial" w:hAnsi="Arial" w:cs="Arial"/>
+          <w:sz w:val="20"/>
+          <w:szCs w:val="20"/>
+        </w:rPr>
+        <w:t xml:space="preserve"> }} Jour Etude Homme conformément aux conditions d’application du statut </w:t>
       </w:r>
       <w:r>
         <w:rPr>
@@ -1428,25 +1634,25 @@
           <w:sz w:val="20"/>
           <w:szCs w:val="20"/>
         </w:rPr>
-        <w:t xml:space="preserve">Cette indemnisation est, toutefois, subordonnée à la remise du rapport pédagogique à </w:t>
-      </w:r>
-      <w:proofErr w:type="gramStart"/>
-      <w:r>
-        <w:rPr>
-          <w:rFonts w:ascii="Arial" w:eastAsia="Arial" w:hAnsi="Arial" w:cs="Arial"/>
-          <w:sz w:val="20"/>
-          <w:szCs w:val="20"/>
-        </w:rPr>
-        <w:t>{{ param</w:t>
-      </w:r>
-      <w:proofErr w:type="gramEnd"/>
-      <w:r>
-        <w:rPr>
-          <w:rFonts w:ascii="Arial" w:eastAsia="Arial" w:hAnsi="Arial" w:cs="Arial"/>
-          <w:sz w:val="20"/>
-          <w:szCs w:val="20"/>
-        </w:rPr>
-        <w:t>('je_name') }} comme précisé dans l’article 6 du présent Récapitulatif de Mission et sous réserve d</w:t>
+        <w:t>Cette indemnisation est, toutefois, subordonnée à la remise du rapport pédagogique à {{ param('</w:t>
+      </w:r>
+      <w:proofErr w:type="spellStart"/>
+      <w:r>
+        <w:rPr>
+          <w:rFonts w:ascii="Arial" w:eastAsia="Arial" w:hAnsi="Arial" w:cs="Arial"/>
+          <w:sz w:val="20"/>
+          <w:szCs w:val="20"/>
+        </w:rPr>
+        <w:t>je_name</w:t>
+      </w:r>
+      <w:proofErr w:type="spellEnd"/>
+      <w:r>
+        <w:rPr>
+          <w:rFonts w:ascii="Arial" w:eastAsia="Arial" w:hAnsi="Arial" w:cs="Arial"/>
+          <w:sz w:val="20"/>
+          <w:szCs w:val="20"/>
+        </w:rPr>
+        <w:t>') }} comme précisé dans l’article 6 du présent Récapitulatif de Mission et sous réserve d</w:t>
       </w:r>
       <w:r>
         <w:rPr>
@@ -1517,25 +1723,25 @@
           <w:sz w:val="20"/>
           <w:szCs w:val="20"/>
         </w:rPr>
-        <w:t xml:space="preserve"> de </w:t>
-      </w:r>
-      <w:proofErr w:type="gramStart"/>
-      <w:r>
-        <w:rPr>
-          <w:rFonts w:ascii="Arial" w:eastAsia="Arial" w:hAnsi="Arial" w:cs="Arial"/>
-          <w:sz w:val="20"/>
-          <w:szCs w:val="20"/>
-        </w:rPr>
-        <w:t>{{ param</w:t>
-      </w:r>
-      <w:proofErr w:type="gramEnd"/>
-      <w:r>
-        <w:rPr>
-          <w:rFonts w:ascii="Arial" w:eastAsia="Arial" w:hAnsi="Arial" w:cs="Arial"/>
-          <w:sz w:val="20"/>
-          <w:szCs w:val="20"/>
-        </w:rPr>
-        <w:t>('je_name') }} au statut associatif</w:t>
+        <w:t xml:space="preserve"> de {{ param('</w:t>
+      </w:r>
+      <w:proofErr w:type="spellStart"/>
+      <w:r>
+        <w:rPr>
+          <w:rFonts w:ascii="Arial" w:eastAsia="Arial" w:hAnsi="Arial" w:cs="Arial"/>
+          <w:sz w:val="20"/>
+          <w:szCs w:val="20"/>
+        </w:rPr>
+        <w:t>je_name</w:t>
+      </w:r>
+      <w:proofErr w:type="spellEnd"/>
+      <w:r>
+        <w:rPr>
+          <w:rFonts w:ascii="Arial" w:eastAsia="Arial" w:hAnsi="Arial" w:cs="Arial"/>
+          <w:sz w:val="20"/>
+          <w:szCs w:val="20"/>
+        </w:rPr>
+        <w:t>') }} au statut associatif</w:t>
       </w:r>
       <w:r>
         <w:rPr>
@@ -1553,27 +1759,7 @@
           <w:sz w:val="20"/>
           <w:szCs w:val="20"/>
         </w:rPr>
-        <w:t xml:space="preserve"> l’Étudiant demeure un prestataire indépendant. L’étudiant sera indemnisé au titre de sa prestation sous forme d’honoraires relevant des </w:t>
-      </w:r>
-      <w:proofErr w:type="gramStart"/>
-      <w:r>
-        <w:rPr>
-          <w:rFonts w:ascii="Arial" w:eastAsia="Arial" w:hAnsi="Arial" w:cs="Arial"/>
-          <w:color w:val="000000"/>
-          <w:sz w:val="20"/>
-          <w:szCs w:val="20"/>
-        </w:rPr>
-        <w:t>BNC  (</w:t>
-      </w:r>
-      <w:proofErr w:type="gramEnd"/>
-      <w:r>
-        <w:rPr>
-          <w:rFonts w:ascii="Arial" w:eastAsia="Arial" w:hAnsi="Arial" w:cs="Arial"/>
-          <w:color w:val="000000"/>
-          <w:sz w:val="20"/>
-          <w:szCs w:val="20"/>
-        </w:rPr>
-        <w:t>Bénéfices Non Commerciaux) conformément à la lettre du 5 décembre 1984 du Ministre de l’Économie, des Finances et</w:t>
+        <w:t xml:space="preserve"> l’Étudiant demeure un prestataire indépendant. L’étudiant sera indemnisé au titre de sa prestation sous forme d’honoraires relevant des BNC  (Bénéfices Non Commerciaux) conformément à la lettre du 5 décembre 1984 du Ministre de l’Économie, des Finances et</w:t>
       </w:r>
       <w:r>
         <w:rPr>
@@ -1656,9 +1842,9 @@
           <w:sz w:val="22"/>
           <w:szCs w:val="22"/>
         </w:rPr>
-        <w:t xml:space="preserve">de </w:t>
-      </w:r>
-      <w:proofErr w:type="gramStart"/>
+        <w:t xml:space="preserve">de {{ </w:t>
+      </w:r>
+      <w:proofErr w:type="spellStart"/>
       <w:r>
         <w:rPr>
           <w:rFonts w:ascii="Verdana" w:eastAsia="Verdana" w:hAnsi="Verdana" w:cs="Verdana"/>
@@ -1667,9 +1853,9 @@
           <w:sz w:val="22"/>
           <w:szCs w:val="22"/>
         </w:rPr>
-        <w:t>{{ mission</w:t>
-      </w:r>
-      <w:proofErr w:type="gramEnd"/>
+        <w:t>mission.consultant</w:t>
+      </w:r>
+      <w:proofErr w:type="spellEnd"/>
       <w:r>
         <w:rPr>
           <w:rFonts w:ascii="Verdana" w:eastAsia="Verdana" w:hAnsi="Verdana" w:cs="Verdana"/>
@@ -1678,7 +1864,29 @@
           <w:sz w:val="22"/>
           <w:szCs w:val="22"/>
         </w:rPr>
-        <w:t>.consultant }} vis-à-vis de {{ param('je_name') }}</w:t>
+        <w:t xml:space="preserve"> }} vis-à-vis de {{ param('</w:t>
+      </w:r>
+      <w:proofErr w:type="spellStart"/>
+      <w:r>
+        <w:rPr>
+          <w:rFonts w:ascii="Verdana" w:eastAsia="Verdana" w:hAnsi="Verdana" w:cs="Verdana"/>
+          <w:b/>
+          <w:color w:val="366091"/>
+          <w:sz w:val="22"/>
+          <w:szCs w:val="22"/>
+        </w:rPr>
+        <w:t>je_name</w:t>
+      </w:r>
+      <w:proofErr w:type="spellEnd"/>
+      <w:r>
+        <w:rPr>
+          <w:rFonts w:ascii="Verdana" w:eastAsia="Verdana" w:hAnsi="Verdana" w:cs="Verdana"/>
+          <w:b/>
+          <w:color w:val="366091"/>
+          <w:sz w:val="22"/>
+          <w:szCs w:val="22"/>
+        </w:rPr>
+        <w:t>') }}</w:t>
       </w:r>
     </w:p>
     <w:p>
@@ -1733,25 +1941,25 @@
           <w:sz w:val="20"/>
           <w:szCs w:val="20"/>
         </w:rPr>
-        <w:t xml:space="preserve">immédiatement </w:t>
-      </w:r>
-      <w:proofErr w:type="gramStart"/>
-      <w:r>
-        <w:rPr>
-          <w:rFonts w:ascii="Arial" w:eastAsia="Arial" w:hAnsi="Arial" w:cs="Arial"/>
-          <w:sz w:val="20"/>
-          <w:szCs w:val="20"/>
-        </w:rPr>
-        <w:t>{{ param</w:t>
-      </w:r>
-      <w:proofErr w:type="gramEnd"/>
-      <w:r>
-        <w:rPr>
-          <w:rFonts w:ascii="Arial" w:eastAsia="Arial" w:hAnsi="Arial" w:cs="Arial"/>
-          <w:sz w:val="20"/>
-          <w:szCs w:val="20"/>
-        </w:rPr>
-        <w:t xml:space="preserve">('je_name') }} afin </w:t>
+        <w:t>immédiatement {{ param('</w:t>
+      </w:r>
+      <w:proofErr w:type="spellStart"/>
+      <w:r>
+        <w:rPr>
+          <w:rFonts w:ascii="Arial" w:eastAsia="Arial" w:hAnsi="Arial" w:cs="Arial"/>
+          <w:sz w:val="20"/>
+          <w:szCs w:val="20"/>
+        </w:rPr>
+        <w:t>je_name</w:t>
+      </w:r>
+      <w:proofErr w:type="spellEnd"/>
+      <w:r>
+        <w:rPr>
+          <w:rFonts w:ascii="Arial" w:eastAsia="Arial" w:hAnsi="Arial" w:cs="Arial"/>
+          <w:sz w:val="20"/>
+          <w:szCs w:val="20"/>
+        </w:rPr>
+        <w:t xml:space="preserve">') }} afin </w:t>
       </w:r>
       <w:r>
         <w:rPr>
@@ -1969,16 +2177,56 @@
           <w:sz w:val="20"/>
           <w:szCs w:val="20"/>
         </w:rPr>
-        <w:t>Afin d’attester de la plus value pédagogique de la mission, l’Étud</w:t>
-      </w:r>
-      <w:r>
-        <w:rPr>
-          <w:rFonts w:ascii="Arial" w:eastAsia="Arial" w:hAnsi="Arial" w:cs="Arial"/>
-          <w:color w:val="000000"/>
-          <w:sz w:val="20"/>
-          <w:szCs w:val="20"/>
-        </w:rPr>
-        <w:t>iant s’engage, sauf s’il n’a pas pris part à la phase à plus value pédagogique de la mission, à remettre le Rapport Pédagogique à Ouest INSA. Ce dernier permet d’attester que l’Étudiant a bénéficié d’une montée en compétences et que sa mission s’est bien i</w:t>
+        <w:t xml:space="preserve">Afin d’attester de la </w:t>
+      </w:r>
+      <w:proofErr w:type="spellStart"/>
+      <w:r>
+        <w:rPr>
+          <w:rFonts w:ascii="Arial" w:eastAsia="Arial" w:hAnsi="Arial" w:cs="Arial"/>
+          <w:color w:val="000000"/>
+          <w:sz w:val="20"/>
+          <w:szCs w:val="20"/>
+        </w:rPr>
+        <w:t>plus value</w:t>
+      </w:r>
+      <w:proofErr w:type="spellEnd"/>
+      <w:r>
+        <w:rPr>
+          <w:rFonts w:ascii="Arial" w:eastAsia="Arial" w:hAnsi="Arial" w:cs="Arial"/>
+          <w:color w:val="000000"/>
+          <w:sz w:val="20"/>
+          <w:szCs w:val="20"/>
+        </w:rPr>
+        <w:t xml:space="preserve"> pédagogique de la mission, l’Étud</w:t>
+      </w:r>
+      <w:r>
+        <w:rPr>
+          <w:rFonts w:ascii="Arial" w:eastAsia="Arial" w:hAnsi="Arial" w:cs="Arial"/>
+          <w:color w:val="000000"/>
+          <w:sz w:val="20"/>
+          <w:szCs w:val="20"/>
+        </w:rPr>
+        <w:t xml:space="preserve">iant s’engage, sauf s’il n’a pas pris part à la phase à </w:t>
+      </w:r>
+      <w:proofErr w:type="spellStart"/>
+      <w:r>
+        <w:rPr>
+          <w:rFonts w:ascii="Arial" w:eastAsia="Arial" w:hAnsi="Arial" w:cs="Arial"/>
+          <w:color w:val="000000"/>
+          <w:sz w:val="20"/>
+          <w:szCs w:val="20"/>
+        </w:rPr>
+        <w:t>plus value</w:t>
+      </w:r>
+      <w:proofErr w:type="spellEnd"/>
+      <w:r>
+        <w:rPr>
+          <w:rFonts w:ascii="Arial" w:eastAsia="Arial" w:hAnsi="Arial" w:cs="Arial"/>
+          <w:color w:val="000000"/>
+          <w:sz w:val="20"/>
+          <w:szCs w:val="20"/>
+        </w:rPr>
+        <w:t xml:space="preserve"> pédagogique de la mission, à remettre le Rapport Pédagogique à Ouest INSA. Ce dernier permet d’attester que l’Étudiant a bénéficié d’une montée en compétences et que sa mission s’est bien i</w:t>
       </w:r>
       <w:r>
         <w:rPr>
@@ -2228,27 +2476,47 @@
           <w:sz w:val="20"/>
           <w:szCs w:val="20"/>
         </w:rPr>
-        <w:t xml:space="preserve">Le présent Récapitulatif de Mission prendra effet le </w:t>
-      </w:r>
-      <w:proofErr w:type="gramStart"/>
-      <w:r>
-        <w:rPr>
-          <w:rFonts w:ascii="Arial" w:eastAsia="Arial" w:hAnsi="Arial" w:cs="Arial"/>
-          <w:color w:val="000000"/>
-          <w:sz w:val="20"/>
-          <w:szCs w:val="20"/>
-        </w:rPr>
-        <w:t>{{ mission</w:t>
-      </w:r>
-      <w:proofErr w:type="gramEnd"/>
-      <w:r>
-        <w:rPr>
-          <w:rFonts w:ascii="Arial" w:eastAsia="Arial" w:hAnsi="Arial" w:cs="Arial"/>
-          <w:color w:val="000000"/>
-          <w:sz w:val="20"/>
-          <w:szCs w:val="20"/>
-        </w:rPr>
-        <w:t>.missionBegin | shortDate() }} sous réserve de la signature des deux parties.</w:t>
+        <w:t xml:space="preserve">Le présent Récapitulatif de Mission prendra effet le {{ </w:t>
+      </w:r>
+      <w:proofErr w:type="spellStart"/>
+      <w:r>
+        <w:rPr>
+          <w:rFonts w:ascii="Arial" w:eastAsia="Arial" w:hAnsi="Arial" w:cs="Arial"/>
+          <w:color w:val="000000"/>
+          <w:sz w:val="20"/>
+          <w:szCs w:val="20"/>
+        </w:rPr>
+        <w:t>mission.missionBegin</w:t>
+      </w:r>
+      <w:proofErr w:type="spellEnd"/>
+      <w:r>
+        <w:rPr>
+          <w:rFonts w:ascii="Arial" w:eastAsia="Arial" w:hAnsi="Arial" w:cs="Arial"/>
+          <w:color w:val="000000"/>
+          <w:sz w:val="20"/>
+          <w:szCs w:val="20"/>
+        </w:rPr>
+        <w:t xml:space="preserve"> | </w:t>
+      </w:r>
+      <w:proofErr w:type="spellStart"/>
+      <w:r>
+        <w:rPr>
+          <w:rFonts w:ascii="Arial" w:eastAsia="Arial" w:hAnsi="Arial" w:cs="Arial"/>
+          <w:color w:val="000000"/>
+          <w:sz w:val="20"/>
+          <w:szCs w:val="20"/>
+        </w:rPr>
+        <w:t>shortDate</w:t>
+      </w:r>
+      <w:proofErr w:type="spellEnd"/>
+      <w:r>
+        <w:rPr>
+          <w:rFonts w:ascii="Arial" w:eastAsia="Arial" w:hAnsi="Arial" w:cs="Arial"/>
+          <w:color w:val="000000"/>
+          <w:sz w:val="20"/>
+          <w:szCs w:val="20"/>
+        </w:rPr>
+        <w:t>() }} sous réserve de la signature des deux parties.</w:t>
       </w:r>
     </w:p>
     <w:p>
@@ -2333,19 +2601,19 @@
           <w:sz w:val="20"/>
           <w:szCs w:val="20"/>
         </w:rPr>
-        <w:t xml:space="preserve">Le </w:t>
-      </w:r>
-      <w:proofErr w:type="gramStart"/>
-      <w:r>
-        <w:rPr>
-          <w:rFonts w:ascii="Arial" w:eastAsia="Arial" w:hAnsi="Arial" w:cs="Arial"/>
-          <w:color w:val="000000"/>
-          <w:sz w:val="20"/>
-          <w:szCs w:val="20"/>
-        </w:rPr>
-        <w:t>{{ dateShort</w:t>
-      </w:r>
-      <w:proofErr w:type="gramEnd"/>
+        <w:t xml:space="preserve">Le {{ </w:t>
+      </w:r>
+      <w:proofErr w:type="spellStart"/>
+      <w:r>
+        <w:rPr>
+          <w:rFonts w:ascii="Arial" w:eastAsia="Arial" w:hAnsi="Arial" w:cs="Arial"/>
+          <w:color w:val="000000"/>
+          <w:sz w:val="20"/>
+          <w:szCs w:val="20"/>
+        </w:rPr>
+        <w:t>dateShort</w:t>
+      </w:r>
+      <w:proofErr w:type="spellEnd"/>
       <w:r>
         <w:rPr>
           <w:rFonts w:ascii="Arial" w:eastAsia="Arial" w:hAnsi="Arial" w:cs="Arial"/>
@@ -2485,7 +2753,6 @@
                 <w:szCs w:val="20"/>
               </w:rPr>
             </w:pPr>
-            <w:proofErr w:type="gramStart"/>
             <w:r>
               <w:rPr>
                 <w:rFonts w:ascii="Arial" w:eastAsia="Arial" w:hAnsi="Arial" w:cs="Arial"/>
@@ -2493,9 +2760,9 @@
                 <w:sz w:val="20"/>
                 <w:szCs w:val="20"/>
               </w:rPr>
-              <w:t>{{ mission</w:t>
+              <w:t xml:space="preserve">{{ </w:t>
             </w:r>
-            <w:proofErr w:type="gramEnd"/>
+            <w:proofErr w:type="spellStart"/>
             <w:r>
               <w:rPr>
                 <w:rFonts w:ascii="Arial" w:eastAsia="Arial" w:hAnsi="Arial" w:cs="Arial"/>
@@ -2503,7 +2770,17 @@
                 <w:sz w:val="20"/>
                 <w:szCs w:val="20"/>
               </w:rPr>
-              <w:t xml:space="preserve">.consultant }} </w:t>
+              <w:t>mission.consultant</w:t>
+            </w:r>
+            <w:proofErr w:type="spellEnd"/>
+            <w:r>
+              <w:rPr>
+                <w:rFonts w:ascii="Arial" w:eastAsia="Arial" w:hAnsi="Arial" w:cs="Arial"/>
+                <w:color w:val="000000"/>
+                <w:sz w:val="20"/>
+                <w:szCs w:val="20"/>
+              </w:rPr>
+              <w:t xml:space="preserve"> }} </w:t>
             </w:r>
           </w:p>
         </w:tc>
@@ -2534,29 +2811,7 @@
                 <w:szCs w:val="20"/>
                 <w:lang w:val="en-GB"/>
               </w:rPr>
-              <w:t xml:space="preserve">Pour </w:t>
-            </w:r>
-            <w:proofErr w:type="gramStart"/>
-            <w:r>
-              <w:rPr>
-                <w:rFonts w:ascii="Arial" w:eastAsia="Arial" w:hAnsi="Arial" w:cs="Arial"/>
-                <w:color w:val="000000"/>
-                <w:sz w:val="20"/>
-                <w:szCs w:val="20"/>
-                <w:lang w:val="en-GB"/>
-              </w:rPr>
-              <w:t>{{ param</w:t>
-            </w:r>
-            <w:proofErr w:type="gramEnd"/>
-            <w:r>
-              <w:rPr>
-                <w:rFonts w:ascii="Arial" w:eastAsia="Arial" w:hAnsi="Arial" w:cs="Arial"/>
-                <w:color w:val="000000"/>
-                <w:sz w:val="20"/>
-                <w:szCs w:val="20"/>
-                <w:lang w:val="en-GB"/>
-              </w:rPr>
-              <w:t>(</w:t>
+              <w:t>Pour {{ param(</w:t>
             </w:r>
             <w:r>
               <w:rPr>
@@ -2567,6 +2822,7 @@
               </w:rPr>
               <w:t>'</w:t>
             </w:r>
+            <w:proofErr w:type="spellStart"/>
             <w:r>
               <w:rPr>
                 <w:rFonts w:ascii="Arial" w:eastAsia="Arial" w:hAnsi="Arial" w:cs="Arial"/>
@@ -2577,6 +2833,7 @@
               </w:rPr>
               <w:t>je_name</w:t>
             </w:r>
+            <w:proofErr w:type="spellEnd"/>
             <w:r>
               <w:rPr>
                 <w:rFonts w:ascii="Arial" w:eastAsia="Arial" w:hAnsi="Arial" w:cs="Arial"/>
@@ -2678,7 +2935,6 @@
                 <w:lang w:val="en-GB"/>
               </w:rPr>
             </w:pPr>
-            <w:proofErr w:type="gramStart"/>
             <w:r>
               <w:rPr>
                 <w:rFonts w:ascii="Arial" w:eastAsia="Arial" w:hAnsi="Arial" w:cs="Arial"/>
@@ -2687,18 +2943,7 @@
                 <w:szCs w:val="20"/>
                 <w:lang w:val="en-GB"/>
               </w:rPr>
-              <w:t>{{ param</w:t>
-            </w:r>
-            <w:proofErr w:type="gramEnd"/>
-            <w:r>
-              <w:rPr>
-                <w:rFonts w:ascii="Arial" w:eastAsia="Arial" w:hAnsi="Arial" w:cs="Arial"/>
-                <w:color w:val="000000"/>
-                <w:sz w:val="20"/>
-                <w:szCs w:val="20"/>
-                <w:lang w:val="en-GB"/>
-              </w:rPr>
-              <w:t>(</w:t>
+              <w:t>{{ param(</w:t>
             </w:r>
             <w:r>
               <w:rPr>
@@ -2709,6 +2954,7 @@
               </w:rPr>
               <w:t>'</w:t>
             </w:r>
+            <w:proofErr w:type="spellStart"/>
             <w:r>
               <w:rPr>
                 <w:rFonts w:ascii="Arial" w:eastAsia="Arial" w:hAnsi="Arial" w:cs="Arial"/>
@@ -2719,6 +2965,7 @@
               </w:rPr>
               <w:t>president_text</w:t>
             </w:r>
+            <w:proofErr w:type="spellEnd"/>
             <w:r>
               <w:rPr>
                 <w:rFonts w:ascii="Arial" w:eastAsia="Arial" w:hAnsi="Arial" w:cs="Arial"/>
@@ -2753,7 +3000,6 @@
                 <w:lang w:val="en-GB"/>
               </w:rPr>
             </w:pPr>
-            <w:proofErr w:type="gramStart"/>
             <w:r>
               <w:rPr>
                 <w:rFonts w:ascii="Arial" w:eastAsia="Arial" w:hAnsi="Arial" w:cs="Arial"/>
@@ -2762,19 +3008,29 @@
                 <w:szCs w:val="20"/>
                 <w:lang w:val="en-GB"/>
               </w:rPr>
-              <w:t>{{ param</w:t>
+              <w:t>{{ param(</w:t>
             </w:r>
-            <w:proofErr w:type="gramEnd"/>
             <w:r>
               <w:rPr>
                 <w:rFonts w:ascii="Arial" w:eastAsia="Arial" w:hAnsi="Arial" w:cs="Arial"/>
+                <w:sz w:val="20"/>
+                <w:szCs w:val="20"/>
+                <w:lang w:val="en-GB"/>
+              </w:rPr>
+              <w:t>'</w:t>
+            </w:r>
+            <w:proofErr w:type="spellStart"/>
+            <w:r>
+              <w:rPr>
+                <w:rFonts w:ascii="Arial" w:eastAsia="Arial" w:hAnsi="Arial" w:cs="Arial"/>
                 <w:color w:val="000000"/>
                 <w:sz w:val="20"/>
                 <w:szCs w:val="20"/>
                 <w:lang w:val="en-GB"/>
               </w:rPr>
-              <w:t>(</w:t>
+              <w:t>president_firstname</w:t>
             </w:r>
+            <w:proofErr w:type="spellEnd"/>
             <w:r>
               <w:rPr>
                 <w:rFonts w:ascii="Arial" w:eastAsia="Arial" w:hAnsi="Arial" w:cs="Arial"/>
@@ -2792,25 +3048,6 @@
                 <w:szCs w:val="20"/>
                 <w:lang w:val="en-GB"/>
               </w:rPr>
-              <w:t>president_firstname</w:t>
-            </w:r>
-            <w:r>
-              <w:rPr>
-                <w:rFonts w:ascii="Arial" w:eastAsia="Arial" w:hAnsi="Arial" w:cs="Arial"/>
-                <w:sz w:val="20"/>
-                <w:szCs w:val="20"/>
-                <w:lang w:val="en-GB"/>
-              </w:rPr>
-              <w:t>'</w:t>
-            </w:r>
-            <w:r>
-              <w:rPr>
-                <w:rFonts w:ascii="Arial" w:eastAsia="Arial" w:hAnsi="Arial" w:cs="Arial"/>
-                <w:color w:val="000000"/>
-                <w:sz w:val="20"/>
-                <w:szCs w:val="20"/>
-                <w:lang w:val="en-GB"/>
-              </w:rPr>
               <w:t>) }} {{ param(</w:t>
             </w:r>
             <w:r>
@@ -2822,6 +3059,7 @@
               </w:rPr>
               <w:t>'</w:t>
             </w:r>
+            <w:proofErr w:type="spellStart"/>
             <w:r>
               <w:rPr>
                 <w:rFonts w:ascii="Arial" w:eastAsia="Arial" w:hAnsi="Arial" w:cs="Arial"/>
@@ -2832,6 +3070,7 @@
               </w:rPr>
               <w:t>president_lastname</w:t>
             </w:r>
+            <w:proofErr w:type="spellEnd"/>
             <w:r>
               <w:rPr>
                 <w:rFonts w:ascii="Arial" w:eastAsia="Arial" w:hAnsi="Arial" w:cs="Arial"/>
@@ -2952,9 +3191,9 @@
         <w:sz w:val="16"/>
         <w:szCs w:val="16"/>
       </w:rPr>
-      <w:t>Réf : RM</w:t>
+      <w:t xml:space="preserve">Réf : RM_{{ </w:t>
     </w:r>
-    <w:proofErr w:type="gramStart"/>
+    <w:proofErr w:type="spellStart"/>
     <w:r>
       <w:rPr>
         <w:rFonts w:ascii="Arial" w:eastAsia="Arial" w:hAnsi="Arial" w:cs="Arial"/>
@@ -2962,9 +3201,9 @@
         <w:sz w:val="16"/>
         <w:szCs w:val="16"/>
       </w:rPr>
-      <w:t>_{</w:t>
+      <w:t>mission.project.number</w:t>
     </w:r>
-    <w:proofErr w:type="gramEnd"/>
+    <w:proofErr w:type="spellEnd"/>
     <w:r>
       <w:rPr>
         <w:rFonts w:ascii="Arial" w:eastAsia="Arial" w:hAnsi="Arial" w:cs="Arial"/>
@@ -2972,7 +3211,7 @@
         <w:sz w:val="16"/>
         <w:szCs w:val="16"/>
       </w:rPr>
-      <w:t>{ mission.project.number }}</w:t>
+      <w:t xml:space="preserve"> }}</w:t>
     </w:r>
     <w:r>
       <w:rPr>
@@ -3171,9 +3410,9 @@
         <w:sz w:val="16"/>
         <w:szCs w:val="16"/>
       </w:rPr>
-      <w:t>Réf : RM</w:t>
+      <w:t xml:space="preserve">Réf : RM_{{ </w:t>
     </w:r>
-    <w:proofErr w:type="gramStart"/>
+    <w:proofErr w:type="spellStart"/>
     <w:r>
       <w:rPr>
         <w:rFonts w:ascii="Arial" w:eastAsia="Arial" w:hAnsi="Arial" w:cs="Arial"/>
@@ -3181,9 +3420,9 @@
         <w:sz w:val="16"/>
         <w:szCs w:val="16"/>
       </w:rPr>
-      <w:t>_{</w:t>
+      <w:t>mission.project.number</w:t>
     </w:r>
-    <w:proofErr w:type="gramEnd"/>
+    <w:proofErr w:type="spellEnd"/>
     <w:r>
       <w:rPr>
         <w:rFonts w:ascii="Arial" w:eastAsia="Arial" w:hAnsi="Arial" w:cs="Arial"/>
@@ -3191,7 +3430,7 @@
         <w:sz w:val="16"/>
         <w:szCs w:val="16"/>
       </w:rPr>
-      <w:t>{ mission.project.number }}</w:t>
+      <w:t xml:space="preserve"> }}</w:t>
     </w:r>
     <w:r>
       <w:rPr>
@@ -3351,7 +3590,6 @@
         <w:szCs w:val="18"/>
       </w:rPr>
     </w:pPr>
-    <w:proofErr w:type="gramStart"/>
     <w:r>
       <w:rPr>
         <w:rFonts w:ascii="Arial" w:eastAsia="Arial" w:hAnsi="Arial" w:cs="Arial"/>
@@ -3359,9 +3597,9 @@
         <w:sz w:val="18"/>
         <w:szCs w:val="18"/>
       </w:rPr>
-      <w:t>{{ param</w:t>
+      <w:t>{{ param('</w:t>
     </w:r>
-    <w:proofErr w:type="gramEnd"/>
+    <w:proofErr w:type="spellStart"/>
     <w:r>
       <w:rPr>
         <w:rFonts w:ascii="Arial" w:eastAsia="Arial" w:hAnsi="Arial" w:cs="Arial"/>
@@ -3369,7 +3607,17 @@
         <w:sz w:val="18"/>
         <w:szCs w:val="18"/>
       </w:rPr>
-      <w:t>('je_name') }}, Junior-Entreprise de l'INSA de Rennes</w:t>
+      <w:t>je_name</w:t>
+    </w:r>
+    <w:proofErr w:type="spellEnd"/>
+    <w:r>
+      <w:rPr>
+        <w:rFonts w:ascii="Arial" w:eastAsia="Arial" w:hAnsi="Arial" w:cs="Arial"/>
+        <w:color w:val="000000"/>
+        <w:sz w:val="18"/>
+        <w:szCs w:val="18"/>
+      </w:rPr>
+      <w:t>') }}, Junior-Entreprise de l'INSA de Rennes</w:t>
     </w:r>
   </w:p>
   <w:p>
@@ -3411,7 +3659,6 @@
         <w:highlight w:val="lightGray"/>
       </w:rPr>
     </w:pPr>
-    <w:proofErr w:type="gramStart"/>
     <w:r>
       <w:rPr>
         <w:rFonts w:ascii="Arial" w:eastAsia="Arial" w:hAnsi="Arial" w:cs="Arial"/>
@@ -3419,9 +3666,9 @@
         <w:sz w:val="16"/>
         <w:szCs w:val="16"/>
       </w:rPr>
-      <w:t>{{ param</w:t>
+      <w:t>{{ param('</w:t>
     </w:r>
-    <w:proofErr w:type="gramEnd"/>
+    <w:proofErr w:type="spellStart"/>
     <w:r>
       <w:rPr>
         <w:rFonts w:ascii="Arial" w:eastAsia="Arial" w:hAnsi="Arial" w:cs="Arial"/>
@@ -3429,7 +3676,37 @@
         <w:sz w:val="16"/>
         <w:szCs w:val="16"/>
       </w:rPr>
-      <w:t xml:space="preserve">('je_address') }} – 02.23.23.85.72 – {{ param('je_contact') }} </w:t>
+      <w:t>je_address</w:t>
+    </w:r>
+    <w:proofErr w:type="spellEnd"/>
+    <w:r>
+      <w:rPr>
+        <w:rFonts w:ascii="Arial" w:eastAsia="Arial" w:hAnsi="Arial" w:cs="Arial"/>
+        <w:color w:val="000000"/>
+        <w:sz w:val="16"/>
+        <w:szCs w:val="16"/>
+      </w:rPr>
+      <w:t>') }} – 02.23.23.85.72 – {{ param('</w:t>
+    </w:r>
+    <w:proofErr w:type="spellStart"/>
+    <w:r>
+      <w:rPr>
+        <w:rFonts w:ascii="Arial" w:eastAsia="Arial" w:hAnsi="Arial" w:cs="Arial"/>
+        <w:color w:val="000000"/>
+        <w:sz w:val="16"/>
+        <w:szCs w:val="16"/>
+      </w:rPr>
+      <w:t>je_contact</w:t>
+    </w:r>
+    <w:proofErr w:type="spellEnd"/>
+    <w:r>
+      <w:rPr>
+        <w:rFonts w:ascii="Arial" w:eastAsia="Arial" w:hAnsi="Arial" w:cs="Arial"/>
+        <w:color w:val="000000"/>
+        <w:sz w:val="16"/>
+        <w:szCs w:val="16"/>
+      </w:rPr>
+      <w:t xml:space="preserve">') }} </w:t>
     </w:r>
   </w:p>
   <w:p>

--- a/flower_backend/doctypes/RDM.docx
+++ b/flower_backend/doctypes/RDM.docx
@@ -1,6 +1,6 @@
 
 <file path=word/document.xml><?xml version="1.0" encoding="utf-8"?>
-<w:document xmlns:o="urn:schemas-microsoft-com:office:office" xmlns:r="http://schemas.openxmlformats.org/officeDocument/2006/relationships" xmlns:v="urn:schemas-microsoft-com:vml" xmlns:w="http://schemas.openxmlformats.org/wordprocessingml/2006/main" xmlns:w10="urn:schemas-microsoft-com:office:word" xmlns:wp="http://schemas.openxmlformats.org/drawingml/2006/wordprocessingDrawing" xmlns:wps="http://schemas.microsoft.com/office/word/2010/wordprocessingShape" xmlns:wpg="http://schemas.microsoft.com/office/word/2010/wordprocessingGroup" xmlns:mc="http://schemas.openxmlformats.org/markup-compatibility/2006" xmlns:wp14="http://schemas.microsoft.com/office/word/2010/wordprocessingDrawing" xmlns:w14="http://schemas.microsoft.com/office/word/2010/wordml" mc:Ignorable="w14 wp14">
+<w:document xmlns:o="urn:schemas-microsoft-com:office:office" xmlns:r="http://schemas.openxmlformats.org/officeDocument/2006/relationships" xmlns:v="urn:schemas-microsoft-com:vml" xmlns:w="http://schemas.openxmlformats.org/wordprocessingml/2006/main" xmlns:w10="urn:schemas-microsoft-com:office:word" xmlns:wp="http://schemas.openxmlformats.org/drawingml/2006/wordprocessingDrawing" xmlns:wps="http://schemas.microsoft.com/office/word/2010/wordprocessingShape" xmlns:wpg="http://schemas.microsoft.com/office/word/2010/wordprocessingGroup" xmlns:mc="http://schemas.openxmlformats.org/markup-compatibility/2006" xmlns:wp14="http://schemas.microsoft.com/office/word/2010/wordprocessingDrawing" xmlns:w14="http://schemas.microsoft.com/office/word/2010/wordml" xmlns:w15="http://schemas.microsoft.com/office/word/2012/wordml" mc:Ignorable="w14 wp14 w15">
   <w:body>
     <w:p>
       <w:pPr>
@@ -19,68 +19,39 @@
         <w:spacing w:lineRule="auto" w:line="264" w:before="240" w:after="240"/>
         <w:jc w:val="center"/>
         <w:rPr>
-          <w:rFonts w:ascii="Verdana" w:hAnsi="Verdana" w:eastAsia="Verdana" w:cs="Verdana"/>
-          <w:b/>
-          <w:b/>
-          <w:i/>
+          <w:rFonts w:ascii="Montserrat Black" w:hAnsi="Montserrat Black"/>
+          <w:b w:val="false"/>
+          <w:b w:val="false"/>
+          <w:bCs w:val="false"/>
+        </w:rPr>
+      </w:pPr>
+      <w:bookmarkStart w:id="0" w:name="_heading=h.gjdgxs"/>
+      <w:bookmarkEnd w:id="0"/>
+      <w:r>
+        <w:rPr>
+          <w:rFonts w:eastAsia="Verdana" w:cs="Verdana" w:ascii="Montserrat Black" w:hAnsi="Montserrat Black"/>
+          <w:b w:val="false"/>
+          <w:bCs w:val="false"/>
+          <w:smallCaps/>
+          <w:color w:val="365F91"/>
+          <w:sz w:val="44"/>
+          <w:szCs w:val="44"/>
+        </w:rPr>
+        <w:t>Récapitulatif de Mission</w:t>
+        <w:br/>
+      </w:r>
+      <w:r>
+        <w:rPr>
+          <w:rFonts w:eastAsia="Verdana" w:cs="Verdana" w:ascii="Montserrat Black" w:hAnsi="Montserrat Black"/>
+          <w:b w:val="false"/>
+          <w:bCs w:val="false"/>
           <w:i/>
           <w:smallCaps/>
           <w:color w:val="365F91"/>
           <w:sz w:val="32"/>
           <w:szCs w:val="32"/>
         </w:rPr>
-      </w:pPr>
-      <w:bookmarkStart w:id="0" w:name="_heading=h.gjdgxs"/>
-      <w:bookmarkEnd w:id="0"/>
-      <w:r>
-        <w:rPr>
-          <w:rFonts w:eastAsia="Verdana" w:cs="Verdana" w:ascii="Verdana" w:hAnsi="Verdana"/>
-          <w:b/>
-          <w:smallCaps/>
-          <w:color w:val="365F91"/>
-          <w:sz w:val="44"/>
-          <w:szCs w:val="44"/>
-        </w:rPr>
-        <w:t>Récapitulatif de Mission</w:t>
-        <w:br/>
-      </w:r>
-      <w:r>
-        <w:rPr>
-          <w:rFonts w:eastAsia="Verdana" w:cs="Verdana" w:ascii="Verdana" w:hAnsi="Verdana"/>
-          <w:b/>
-          <w:i/>
-          <w:smallCaps/>
-          <w:color w:val="365F91"/>
-          <w:sz w:val="32"/>
-          <w:szCs w:val="32"/>
-        </w:rPr>
-        <w:t>{{ rdm.</w:t>
-      </w:r>
-      <w:r>
-        <w:rPr>
-          <w:rFonts w:eastAsia="Verdana" w:cs="Verdana" w:ascii="Verdana" w:hAnsi="Verdana"/>
-          <w:b/>
-          <w:i/>
-          <w:smallCaps/>
-          <w:color w:val="365F91"/>
-          <w:kern w:val="0"/>
-          <w:sz w:val="32"/>
-          <w:szCs w:val="32"/>
-          <w:lang w:val="fr-FR" w:eastAsia="fr-FR" w:bidi="ar-SA"/>
-        </w:rPr>
-        <w:t>ref</w:t>
-      </w:r>
-      <w:r>
-        <w:rPr>
-          <w:rFonts w:eastAsia="Verdana" w:cs="Verdana" w:ascii="Verdana" w:hAnsi="Verdana"/>
-          <w:b/>
-          <w:i/>
-          <w:smallCaps/>
-          <w:color w:val="365F91"/>
-          <w:sz w:val="32"/>
-          <w:szCs w:val="32"/>
-        </w:rPr>
-        <w:t xml:space="preserve"> }}</w:t>
+        <w:t>{{ rdm.ref }}</w:t>
       </w:r>
     </w:p>
     <w:p>
@@ -95,7 +66,7 @@
         </w:tabs>
         <w:spacing w:before="240" w:after="60"/>
         <w:rPr>
-          <w:rFonts w:ascii="Arial" w:hAnsi="Arial" w:eastAsia="Arial" w:cs="Arial"/>
+          <w:rFonts w:ascii="Montserrat Light" w:hAnsi="Montserrat Light" w:eastAsia="Arial" w:cs="Arial"/>
           <w:b/>
           <w:b/>
           <w:color w:val="021A32"/>
@@ -105,7 +76,7 @@
       </w:pPr>
       <w:r>
         <w:rPr>
-          <w:rFonts w:eastAsia="Arial" w:cs="Arial" w:ascii="Arial" w:hAnsi="Arial"/>
+          <w:rFonts w:eastAsia="Arial" w:cs="Arial" w:ascii="Montserrat Light" w:hAnsi="Montserrat Light"/>
           <w:b/>
           <w:color w:val="021A32"/>
           <w:sz w:val="20"/>
@@ -125,13 +96,12 @@
         </w:tabs>
         <w:spacing w:before="240" w:after="60"/>
         <w:rPr>
-          <w:rFonts w:ascii="Arial" w:hAnsi="Arial" w:eastAsia="Arial" w:cs="Arial"/>
-          <w:color w:val="021A32"/>
-        </w:rPr>
-      </w:pPr>
-      <w:r>
-        <w:rPr>
-          <w:rFonts w:eastAsia="Arial" w:cs="Arial" w:ascii="Arial" w:hAnsi="Arial"/>
+          <w:rFonts w:ascii="Montserrat Medium" w:hAnsi="Montserrat Medium"/>
+        </w:rPr>
+      </w:pPr>
+      <w:r>
+        <w:rPr>
+          <w:rFonts w:eastAsia="Arial" w:cs="Arial" w:ascii="Montserrat Medium" w:hAnsi="Montserrat Medium"/>
           <w:b/>
           <w:color w:val="000000"/>
           <w:sz w:val="20"/>
@@ -141,7 +111,7 @@
       </w:r>
       <w:r>
         <w:rPr>
-          <w:rFonts w:eastAsia="Arial" w:cs="Arial" w:ascii="Arial" w:hAnsi="Arial"/>
+          <w:rFonts w:eastAsia="Arial" w:cs="Arial" w:ascii="Montserrat Medium" w:hAnsi="Montserrat Medium"/>
           <w:b/>
           <w:color w:val="021A32"/>
           <w:sz w:val="20"/>
@@ -151,7 +121,7 @@
       </w:r>
       <w:r>
         <w:rPr>
-          <w:rFonts w:eastAsia="Arial" w:cs="Arial" w:ascii="Arial" w:hAnsi="Arial"/>
+          <w:rFonts w:eastAsia="Arial" w:cs="Arial" w:ascii="Montserrat Medium" w:hAnsi="Montserrat Medium"/>
           <w:b/>
           <w:color w:val="000000"/>
           <w:sz w:val="20"/>
@@ -163,24 +133,28 @@
     <w:p>
       <w:pPr>
         <w:pStyle w:val="Normal"/>
-        <w:rPr/>
-      </w:pPr>
-      <w:r>
-        <w:rPr/>
-      </w:r>
-    </w:p>
-    <w:p>
-      <w:pPr>
-        <w:pStyle w:val="Normal"/>
-        <w:rPr>
-          <w:rFonts w:ascii="Arial" w:hAnsi="Arial" w:eastAsia="Arial" w:cs="Arial"/>
-          <w:sz w:val="20"/>
-          <w:szCs w:val="20"/>
-        </w:rPr>
-      </w:pPr>
-      <w:r>
-        <w:rPr>
-          <w:rFonts w:eastAsia="Arial" w:cs="Arial" w:ascii="Arial" w:hAnsi="Arial"/>
+        <w:rPr>
+          <w:rFonts w:ascii="Montserrat Medium" w:hAnsi="Montserrat Medium"/>
+        </w:rPr>
+      </w:pPr>
+      <w:r>
+        <w:rPr>
+          <w:rFonts w:ascii="Montserrat Medium" w:hAnsi="Montserrat Medium"/>
+        </w:rPr>
+      </w:r>
+    </w:p>
+    <w:p>
+      <w:pPr>
+        <w:pStyle w:val="Normal"/>
+        <w:rPr>
+          <w:rFonts w:ascii="Montserrat Medium" w:hAnsi="Montserrat Medium" w:eastAsia="Arial" w:cs="Arial"/>
+          <w:sz w:val="20"/>
+          <w:szCs w:val="20"/>
+        </w:rPr>
+      </w:pPr>
+      <w:r>
+        <w:rPr>
+          <w:rFonts w:eastAsia="Arial" w:cs="Arial" w:ascii="Montserrat Medium" w:hAnsi="Montserrat Medium"/>
           <w:sz w:val="20"/>
           <w:szCs w:val="20"/>
         </w:rPr>
@@ -191,14 +165,14 @@
         <w:pStyle w:val="Normal"/>
         <w:jc w:val="left"/>
         <w:rPr>
-          <w:rFonts w:ascii="Arial" w:hAnsi="Arial" w:eastAsia="Arial" w:cs="Arial"/>
-          <w:sz w:val="20"/>
-          <w:szCs w:val="20"/>
-        </w:rPr>
-      </w:pPr>
-      <w:r>
-        <w:rPr>
-          <w:rFonts w:eastAsia="Arial" w:cs="Arial" w:ascii="Arial" w:hAnsi="Arial"/>
+          <w:rFonts w:ascii="Montserrat Medium" w:hAnsi="Montserrat Medium" w:eastAsia="Arial" w:cs="Arial"/>
+          <w:sz w:val="20"/>
+          <w:szCs w:val="20"/>
+        </w:rPr>
+      </w:pPr>
+      <w:r>
+        <w:rPr>
+          <w:rFonts w:eastAsia="Arial" w:cs="Arial" w:ascii="Montserrat Medium" w:hAnsi="Montserrat Medium"/>
           <w:sz w:val="20"/>
           <w:szCs w:val="20"/>
         </w:rPr>
@@ -210,16 +184,12 @@
         <w:spacing w:lineRule="auto" w:line="360"/>
         <w:jc w:val="left"/>
         <w:rPr>
-          <w:rFonts w:ascii="Arial" w:hAnsi="Arial" w:eastAsia="Arial" w:cs="Arial"/>
-          <w:i/>
-          <w:i/>
-          <w:sz w:val="20"/>
-          <w:szCs w:val="20"/>
-        </w:rPr>
-      </w:pPr>
-      <w:r>
-        <w:rPr>
-          <w:rFonts w:eastAsia="Arial" w:cs="Arial" w:ascii="Arial" w:hAnsi="Arial"/>
+          <w:rFonts w:ascii="Montserrat Medium" w:hAnsi="Montserrat Medium"/>
+        </w:rPr>
+      </w:pPr>
+      <w:r>
+        <w:rPr>
+          <w:rFonts w:eastAsia="Arial" w:cs="Arial" w:ascii="Montserrat Medium" w:hAnsi="Montserrat Medium"/>
           <w:b/>
           <w:color w:val="000000"/>
           <w:sz w:val="20"/>
@@ -229,7 +199,7 @@
       </w:r>
       <w:r>
         <w:rPr>
-          <w:rFonts w:eastAsia="Arial" w:cs="Arial" w:ascii="Arial" w:hAnsi="Arial"/>
+          <w:rFonts w:eastAsia="Arial" w:cs="Arial" w:ascii="Montserrat Medium" w:hAnsi="Montserrat Medium"/>
           <w:b/>
           <w:color w:val="021A32"/>
           <w:sz w:val="20"/>
@@ -241,7 +211,7 @@
       </w:r>
       <w:r>
         <w:rPr>
-          <w:rFonts w:eastAsia="Arial" w:cs="Arial" w:ascii="Arial" w:hAnsi="Arial"/>
+          <w:rFonts w:eastAsia="Arial" w:cs="Arial" w:ascii="Montserrat Medium" w:hAnsi="Montserrat Medium"/>
           <w:b/>
           <w:sz w:val="20"/>
           <w:szCs w:val="20"/>
@@ -256,16 +226,12 @@
         <w:ind w:left="708" w:firstLine="708"/>
         <w:jc w:val="left"/>
         <w:rPr>
-          <w:rFonts w:ascii="Arial" w:hAnsi="Arial" w:eastAsia="Arial" w:cs="Arial"/>
-          <w:i/>
-          <w:i/>
-          <w:sz w:val="20"/>
-          <w:szCs w:val="20"/>
-        </w:rPr>
-      </w:pPr>
-      <w:r>
-        <w:rPr>
-          <w:rFonts w:eastAsia="Arial" w:cs="Arial" w:ascii="Arial" w:hAnsi="Arial"/>
+          <w:rFonts w:ascii="Montserrat Medium" w:hAnsi="Montserrat Medium"/>
+        </w:rPr>
+      </w:pPr>
+      <w:r>
+        <w:rPr>
+          <w:rFonts w:eastAsia="Arial" w:cs="Arial" w:ascii="Montserrat Medium" w:hAnsi="Montserrat Medium"/>
           <w:sz w:val="20"/>
           <w:szCs w:val="20"/>
         </w:rPr>
@@ -279,14 +245,12 @@
         <w:ind w:firstLine="1418"/>
         <w:jc w:val="left"/>
         <w:rPr>
-          <w:rFonts w:ascii="Arial" w:hAnsi="Arial" w:eastAsia="Arial" w:cs="Arial"/>
-          <w:sz w:val="20"/>
-          <w:szCs w:val="20"/>
-        </w:rPr>
-      </w:pPr>
-      <w:r>
-        <w:rPr>
-          <w:rFonts w:eastAsia="Arial" w:cs="Arial" w:ascii="Arial" w:hAnsi="Arial"/>
+          <w:rFonts w:ascii="Montserrat Medium" w:hAnsi="Montserrat Medium"/>
+        </w:rPr>
+      </w:pPr>
+      <w:r>
+        <w:rPr>
+          <w:rFonts w:eastAsia="Arial" w:cs="Arial" w:ascii="Montserrat Medium" w:hAnsi="Montserrat Medium"/>
           <w:sz w:val="20"/>
           <w:szCs w:val="20"/>
         </w:rPr>
@@ -300,15 +264,12 @@
         <w:ind w:left="708" w:firstLine="708"/>
         <w:jc w:val="left"/>
         <w:rPr>
-          <w:rFonts w:ascii="Arial" w:hAnsi="Arial" w:eastAsia="Arial" w:cs="Arial"/>
-          <w:color w:val="000000"/>
-          <w:sz w:val="20"/>
-          <w:szCs w:val="20"/>
-        </w:rPr>
-      </w:pPr>
-      <w:r>
-        <w:rPr>
-          <w:rFonts w:eastAsia="Arial" w:cs="Arial" w:ascii="Arial" w:hAnsi="Arial"/>
+          <w:rFonts w:ascii="Montserrat Medium" w:hAnsi="Montserrat Medium"/>
+        </w:rPr>
+      </w:pPr>
+      <w:r>
+        <w:rPr>
+          <w:rFonts w:eastAsia="Arial" w:cs="Arial" w:ascii="Montserrat Medium" w:hAnsi="Montserrat Medium"/>
           <w:color w:val="000000"/>
           <w:sz w:val="20"/>
           <w:szCs w:val="20"/>
@@ -322,7 +283,7 @@
         <w:spacing w:lineRule="auto" w:line="360"/>
         <w:jc w:val="left"/>
         <w:rPr>
-          <w:rFonts w:ascii="Arial" w:hAnsi="Arial" w:eastAsia="Arial" w:cs="Arial"/>
+          <w:rFonts w:ascii="Montserrat Medium" w:hAnsi="Montserrat Medium" w:eastAsia="Arial" w:cs="Arial"/>
           <w:color w:val="021A32"/>
           <w:sz w:val="20"/>
           <w:szCs w:val="20"/>
@@ -330,7 +291,7 @@
       </w:pPr>
       <w:r>
         <w:rPr>
-          <w:rFonts w:eastAsia="Arial" w:cs="Arial" w:ascii="Arial" w:hAnsi="Arial"/>
+          <w:rFonts w:eastAsia="Arial" w:cs="Arial" w:ascii="Montserrat Medium" w:hAnsi="Montserrat Medium"/>
           <w:color w:val="021A32"/>
           <w:sz w:val="20"/>
           <w:szCs w:val="20"/>
@@ -343,16 +304,12 @@
         <w:spacing w:lineRule="auto" w:line="360"/>
         <w:jc w:val="left"/>
         <w:rPr>
-          <w:rFonts w:ascii="Arial" w:hAnsi="Arial" w:eastAsia="Arial" w:cs="Arial"/>
-          <w:i/>
-          <w:i/>
-          <w:sz w:val="20"/>
-          <w:szCs w:val="20"/>
-        </w:rPr>
-      </w:pPr>
-      <w:r>
-        <w:rPr>
-          <w:rFonts w:eastAsia="Arial" w:cs="Arial" w:ascii="Arial" w:hAnsi="Arial"/>
+          <w:rFonts w:ascii="Montserrat Medium" w:hAnsi="Montserrat Medium"/>
+        </w:rPr>
+      </w:pPr>
+      <w:r>
+        <w:rPr>
+          <w:rFonts w:eastAsia="Arial" w:cs="Arial" w:ascii="Montserrat Medium" w:hAnsi="Montserrat Medium"/>
           <w:b/>
           <w:color w:val="000000"/>
           <w:sz w:val="20"/>
@@ -362,13 +319,22 @@
       </w:r>
       <w:r>
         <w:rPr>
-          <w:rFonts w:eastAsia="Arial" w:cs="Arial" w:ascii="Arial" w:hAnsi="Arial"/>
+          <w:rFonts w:eastAsia="Arial" w:cs="Arial" w:ascii="Montserrat Medium" w:hAnsi="Montserrat Medium"/>
           <w:color w:val="021A32"/>
           <w:sz w:val="20"/>
           <w:szCs w:val="20"/>
         </w:rPr>
         <w:tab/>
         <w:tab/>
+      </w:r>
+      <w:r>
+        <w:rPr>
+          <w:rFonts w:eastAsia="Arial" w:cs="Arial" w:ascii="Montserrat Medium" w:hAnsi="Montserrat Medium"/>
+          <w:b/>
+          <w:bCs/>
+          <w:sz w:val="20"/>
+          <w:szCs w:val="20"/>
+        </w:rPr>
         <w:t>{{ rdm.mission.consultant }}</w:t>
       </w:r>
     </w:p>
@@ -379,29 +345,16 @@
         <w:ind w:left="708" w:firstLine="708"/>
         <w:jc w:val="left"/>
         <w:rPr>
-          <w:rFonts w:ascii="Arial" w:hAnsi="Arial" w:eastAsia="Arial" w:cs="Arial"/>
-          <w:color w:val="021A32"/>
-          <w:sz w:val="20"/>
-          <w:szCs w:val="20"/>
-        </w:rPr>
-      </w:pPr>
-      <w:r>
-        <w:rPr>
-          <w:rFonts w:eastAsia="Arial" w:cs="Arial" w:ascii="Arial" w:hAnsi="Arial"/>
-          <w:color w:val="000000"/>
-          <w:sz w:val="20"/>
-          <w:szCs w:val="20"/>
-        </w:rPr>
-        <w:t>demeurant à :</w:t>
-      </w:r>
-      <w:r>
-        <w:rPr>
-          <w:rFonts w:eastAsia="Arial" w:cs="Arial" w:ascii="Arial" w:hAnsi="Arial"/>
-          <w:color w:val="021A32"/>
-          <w:sz w:val="20"/>
-          <w:szCs w:val="20"/>
-        </w:rPr>
-        <w:t xml:space="preserve"> {{ rdm.mission.consultant.address }}</w:t>
+          <w:rFonts w:ascii="Montserrat Medium" w:hAnsi="Montserrat Medium"/>
+        </w:rPr>
+      </w:pPr>
+      <w:r>
+        <w:rPr>
+          <w:rFonts w:eastAsia="Arial" w:cs="Arial" w:ascii="Montserrat Medium" w:hAnsi="Montserrat Medium"/>
+          <w:sz w:val="20"/>
+          <w:szCs w:val="20"/>
+        </w:rPr>
+        <w:t>demeurant à : {{ rdm.mission.consultant.address }}</w:t>
       </w:r>
     </w:p>
     <w:p>
@@ -411,17 +364,12 @@
         <w:ind w:left="708" w:firstLine="708"/>
         <w:jc w:val="left"/>
         <w:rPr>
-          <w:rFonts w:ascii="Arial" w:hAnsi="Arial" w:eastAsia="Arial" w:cs="Arial"/>
-          <w:i/>
-          <w:i/>
-          <w:sz w:val="20"/>
-          <w:szCs w:val="20"/>
-        </w:rPr>
-      </w:pPr>
-      <w:r>
-        <w:rPr>
-          <w:rFonts w:eastAsia="Arial" w:cs="Arial" w:ascii="Arial" w:hAnsi="Arial"/>
-          <w:color w:val="021A32"/>
+          <w:rFonts w:ascii="Montserrat Medium" w:hAnsi="Montserrat Medium"/>
+        </w:rPr>
+      </w:pPr>
+      <w:r>
+        <w:rPr>
+          <w:rFonts w:eastAsia="Arial" w:cs="Arial" w:ascii="Montserrat Medium" w:hAnsi="Montserrat Medium"/>
           <w:sz w:val="20"/>
           <w:szCs w:val="20"/>
         </w:rPr>
@@ -435,15 +383,12 @@
         <w:ind w:left="708" w:firstLine="708"/>
         <w:jc w:val="left"/>
         <w:rPr>
-          <w:rFonts w:ascii="Arial" w:hAnsi="Arial" w:eastAsia="Arial" w:cs="Arial"/>
-          <w:color w:val="000000"/>
-          <w:sz w:val="20"/>
-          <w:szCs w:val="20"/>
-        </w:rPr>
-      </w:pPr>
-      <w:r>
-        <w:rPr>
-          <w:rFonts w:eastAsia="Arial" w:cs="Arial" w:ascii="Arial" w:hAnsi="Arial"/>
+          <w:rFonts w:ascii="Montserrat Medium" w:hAnsi="Montserrat Medium"/>
+        </w:rPr>
+      </w:pPr>
+      <w:r>
+        <w:rPr>
+          <w:rFonts w:eastAsia="Arial" w:cs="Arial" w:ascii="Montserrat Medium" w:hAnsi="Montserrat Medium"/>
           <w:color w:val="000000"/>
           <w:sz w:val="20"/>
           <w:szCs w:val="20"/>
@@ -458,15 +403,12 @@
         <w:ind w:left="707" w:firstLine="709"/>
         <w:jc w:val="left"/>
         <w:rPr>
-          <w:rFonts w:ascii="Arial" w:hAnsi="Arial" w:eastAsia="Arial" w:cs="Arial"/>
-          <w:color w:val="000000"/>
-          <w:sz w:val="20"/>
-          <w:szCs w:val="20"/>
-        </w:rPr>
-      </w:pPr>
-      <w:r>
-        <w:rPr>
-          <w:rFonts w:eastAsia="Arial" w:cs="Arial" w:ascii="Arial" w:hAnsi="Arial"/>
+          <w:rFonts w:ascii="Montserrat Medium" w:hAnsi="Montserrat Medium"/>
+        </w:rPr>
+      </w:pPr>
+      <w:r>
+        <w:rPr>
+          <w:rFonts w:eastAsia="Arial" w:cs="Arial" w:ascii="Montserrat Medium" w:hAnsi="Montserrat Medium"/>
           <w:color w:val="000000"/>
           <w:sz w:val="20"/>
           <w:szCs w:val="20"/>
@@ -478,53 +420,50 @@
       <w:pPr>
         <w:pStyle w:val="Normal"/>
         <w:rPr>
-          <w:rFonts w:ascii="Arial" w:hAnsi="Arial" w:eastAsia="Arial" w:cs="Arial"/>
-          <w:color w:val="000000"/>
-          <w:sz w:val="20"/>
-          <w:szCs w:val="20"/>
-        </w:rPr>
-      </w:pPr>
-      <w:r>
-        <w:rPr>
-          <w:rFonts w:eastAsia="Arial" w:cs="Arial" w:ascii="Arial" w:hAnsi="Arial"/>
-          <w:color w:val="000000"/>
-          <w:sz w:val="20"/>
-          <w:szCs w:val="20"/>
-        </w:rPr>
-      </w:r>
-    </w:p>
-    <w:p>
-      <w:pPr>
-        <w:pStyle w:val="Normal"/>
-        <w:rPr>
-          <w:rFonts w:ascii="Arial" w:hAnsi="Arial" w:eastAsia="Arial" w:cs="Arial"/>
-          <w:color w:val="000000"/>
-          <w:sz w:val="20"/>
-          <w:szCs w:val="20"/>
-        </w:rPr>
-      </w:pPr>
-      <w:r>
-        <w:rPr>
-          <w:rFonts w:eastAsia="Arial" w:cs="Arial" w:ascii="Arial" w:hAnsi="Arial"/>
-          <w:color w:val="000000"/>
-          <w:sz w:val="20"/>
-          <w:szCs w:val="20"/>
-        </w:rPr>
-      </w:r>
-    </w:p>
-    <w:p>
-      <w:pPr>
-        <w:pStyle w:val="Normal"/>
-        <w:rPr>
-          <w:rFonts w:ascii="Arial" w:hAnsi="Arial" w:eastAsia="Arial" w:cs="Arial"/>
-          <w:color w:val="000000"/>
-          <w:sz w:val="20"/>
-          <w:szCs w:val="20"/>
-        </w:rPr>
-      </w:pPr>
-      <w:r>
-        <w:rPr>
-          <w:rFonts w:eastAsia="Arial" w:cs="Arial" w:ascii="Arial" w:hAnsi="Arial"/>
+          <w:rFonts w:ascii="Montserrat Medium" w:hAnsi="Montserrat Medium" w:eastAsia="Arial" w:cs="Arial"/>
+          <w:color w:val="000000"/>
+          <w:sz w:val="20"/>
+          <w:szCs w:val="20"/>
+        </w:rPr>
+      </w:pPr>
+      <w:r>
+        <w:rPr>
+          <w:rFonts w:eastAsia="Arial" w:cs="Arial" w:ascii="Montserrat Medium" w:hAnsi="Montserrat Medium"/>
+          <w:color w:val="000000"/>
+          <w:sz w:val="20"/>
+          <w:szCs w:val="20"/>
+        </w:rPr>
+      </w:r>
+    </w:p>
+    <w:p>
+      <w:pPr>
+        <w:pStyle w:val="Normal"/>
+        <w:rPr>
+          <w:rFonts w:ascii="Montserrat Medium" w:hAnsi="Montserrat Medium" w:eastAsia="Arial" w:cs="Arial"/>
+          <w:color w:val="000000"/>
+          <w:sz w:val="20"/>
+          <w:szCs w:val="20"/>
+        </w:rPr>
+      </w:pPr>
+      <w:r>
+        <w:rPr>
+          <w:rFonts w:eastAsia="Arial" w:cs="Arial" w:ascii="Montserrat Medium" w:hAnsi="Montserrat Medium"/>
+          <w:color w:val="000000"/>
+          <w:sz w:val="20"/>
+          <w:szCs w:val="20"/>
+        </w:rPr>
+      </w:r>
+    </w:p>
+    <w:p>
+      <w:pPr>
+        <w:pStyle w:val="Normal"/>
+        <w:rPr>
+          <w:rFonts w:ascii="Montserrat Medium" w:hAnsi="Montserrat Medium"/>
+        </w:rPr>
+      </w:pPr>
+      <w:r>
+        <w:rPr>
+          <w:rFonts w:eastAsia="Arial" w:cs="Arial" w:ascii="Montserrat Medium" w:hAnsi="Montserrat Medium"/>
           <w:color w:val="000000"/>
           <w:sz w:val="20"/>
           <w:szCs w:val="20"/>
@@ -536,53 +475,50 @@
       <w:pPr>
         <w:pStyle w:val="Normal"/>
         <w:rPr>
-          <w:rFonts w:ascii="Arial" w:hAnsi="Arial" w:eastAsia="Arial" w:cs="Arial"/>
-          <w:color w:val="000000"/>
-          <w:sz w:val="20"/>
-          <w:szCs w:val="20"/>
-        </w:rPr>
-      </w:pPr>
-      <w:r>
-        <w:rPr>
-          <w:rFonts w:eastAsia="Arial" w:cs="Arial" w:ascii="Arial" w:hAnsi="Arial"/>
-          <w:color w:val="000000"/>
-          <w:sz w:val="20"/>
-          <w:szCs w:val="20"/>
-        </w:rPr>
-      </w:r>
-    </w:p>
-    <w:p>
-      <w:pPr>
-        <w:pStyle w:val="Normal"/>
-        <w:rPr>
-          <w:rFonts w:ascii="Arial" w:hAnsi="Arial" w:eastAsia="Arial" w:cs="Arial"/>
-          <w:color w:val="000000"/>
-          <w:sz w:val="20"/>
-          <w:szCs w:val="20"/>
-        </w:rPr>
-      </w:pPr>
-      <w:r>
-        <w:rPr>
-          <w:rFonts w:eastAsia="Arial" w:cs="Arial" w:ascii="Arial" w:hAnsi="Arial"/>
-          <w:color w:val="000000"/>
-          <w:sz w:val="20"/>
-          <w:szCs w:val="20"/>
-        </w:rPr>
-      </w:r>
-    </w:p>
-    <w:p>
-      <w:pPr>
-        <w:pStyle w:val="Normal"/>
-        <w:rPr>
-          <w:rFonts w:ascii="Arial" w:hAnsi="Arial" w:eastAsia="Arial" w:cs="Arial"/>
-          <w:color w:val="021A32"/>
-          <w:sz w:val="20"/>
-          <w:szCs w:val="20"/>
-        </w:rPr>
-      </w:pPr>
-      <w:r>
-        <w:rPr>
-          <w:rFonts w:eastAsia="Arial" w:cs="Arial" w:ascii="Arial" w:hAnsi="Arial"/>
+          <w:rFonts w:ascii="Montserrat Medium" w:hAnsi="Montserrat Medium" w:eastAsia="Arial" w:cs="Arial"/>
+          <w:color w:val="000000"/>
+          <w:sz w:val="20"/>
+          <w:szCs w:val="20"/>
+        </w:rPr>
+      </w:pPr>
+      <w:r>
+        <w:rPr>
+          <w:rFonts w:eastAsia="Arial" w:cs="Arial" w:ascii="Montserrat Medium" w:hAnsi="Montserrat Medium"/>
+          <w:color w:val="000000"/>
+          <w:sz w:val="20"/>
+          <w:szCs w:val="20"/>
+        </w:rPr>
+      </w:r>
+    </w:p>
+    <w:p>
+      <w:pPr>
+        <w:pStyle w:val="Normal"/>
+        <w:rPr>
+          <w:rFonts w:ascii="Montserrat Medium" w:hAnsi="Montserrat Medium" w:eastAsia="Arial" w:cs="Arial"/>
+          <w:color w:val="000000"/>
+          <w:sz w:val="20"/>
+          <w:szCs w:val="20"/>
+        </w:rPr>
+      </w:pPr>
+      <w:r>
+        <w:rPr>
+          <w:rFonts w:eastAsia="Arial" w:cs="Arial" w:ascii="Montserrat Medium" w:hAnsi="Montserrat Medium"/>
+          <w:color w:val="000000"/>
+          <w:sz w:val="20"/>
+          <w:szCs w:val="20"/>
+        </w:rPr>
+      </w:r>
+    </w:p>
+    <w:p>
+      <w:pPr>
+        <w:pStyle w:val="Normal"/>
+        <w:rPr>
+          <w:rFonts w:ascii="Montserrat Medium" w:hAnsi="Montserrat Medium"/>
+        </w:rPr>
+      </w:pPr>
+      <w:r>
+        <w:rPr>
+          <w:rFonts w:eastAsia="Arial" w:cs="Arial" w:ascii="Montserrat Medium" w:hAnsi="Montserrat Medium"/>
           <w:color w:val="000000"/>
           <w:sz w:val="20"/>
           <w:szCs w:val="20"/>
@@ -591,7 +527,7 @@
       </w:r>
       <w:r>
         <w:rPr>
-          <w:rFonts w:eastAsia="Arial" w:cs="Arial" w:ascii="Arial" w:hAnsi="Arial"/>
+          <w:rFonts w:eastAsia="Arial" w:cs="Arial" w:ascii="Montserrat Medium" w:hAnsi="Montserrat Medium"/>
           <w:sz w:val="20"/>
           <w:szCs w:val="20"/>
         </w:rPr>
@@ -599,7 +535,7 @@
       </w:r>
       <w:r>
         <w:rPr>
-          <w:rFonts w:eastAsia="Arial" w:cs="Arial" w:ascii="Arial" w:hAnsi="Arial"/>
+          <w:rFonts w:eastAsia="Arial" w:cs="Arial" w:ascii="Montserrat Medium" w:hAnsi="Montserrat Medium"/>
           <w:i/>
           <w:sz w:val="20"/>
           <w:szCs w:val="20"/>
@@ -608,35 +544,18 @@
       </w:r>
       <w:r>
         <w:rPr>
-          <w:rFonts w:eastAsia="Arial" w:cs="Arial" w:ascii="Arial" w:hAnsi="Arial"/>
-          <w:sz w:val="20"/>
-          <w:szCs w:val="20"/>
-        </w:rPr>
-        <w:t xml:space="preserve">{{ rdm.mission.project.prospect.name }} (ci-après dénommé le Client) à {{ param('je_name') }}, consiste en l’étude de référence </w:t>
-      </w:r>
-      <w:r>
-        <w:rPr>
-          <w:rFonts w:eastAsia="Arial" w:cs="Arial" w:ascii="Arial" w:hAnsi="Arial"/>
-          <w:sz w:val="20"/>
-          <w:szCs w:val="20"/>
-          <w:highlight w:val="yellow"/>
-        </w:rPr>
-        <w:t>{{ rdm.mission.project.number }}</w:t>
-      </w:r>
-      <w:r>
-        <w:rPr>
-          <w:rFonts w:eastAsia="Arial" w:cs="Arial" w:ascii="Arial" w:hAnsi="Arial"/>
-          <w:sz w:val="20"/>
-          <w:szCs w:val="20"/>
-        </w:rPr>
-        <w:t>.</w:t>
-      </w:r>
-    </w:p>
-    <w:p>
-      <w:pPr>
-        <w:pStyle w:val="Normal"/>
-        <w:rPr>
-          <w:rFonts w:ascii="Arial" w:hAnsi="Arial" w:eastAsia="Arial" w:cs="Arial"/>
+          <w:rFonts w:eastAsia="Arial" w:cs="Arial" w:ascii="Montserrat Medium" w:hAnsi="Montserrat Medium"/>
+          <w:sz w:val="20"/>
+          <w:szCs w:val="20"/>
+        </w:rPr>
+        <w:t>{{ rdm.mission.project.prospect.name }} (ci-après dénommé le Client) à {{ param('je_name') }}, consiste en l’étude de référence {{ rdm.mission.project.number }}.</w:t>
+      </w:r>
+    </w:p>
+    <w:p>
+      <w:pPr>
+        <w:pStyle w:val="Normal"/>
+        <w:rPr>
+          <w:rFonts w:ascii="Montserrat Medium" w:hAnsi="Montserrat Medium" w:eastAsia="Arial" w:cs="Arial"/>
           <w:i/>
           <w:i/>
           <w:sz w:val="20"/>
@@ -645,7 +564,7 @@
       </w:pPr>
       <w:r>
         <w:rPr>
-          <w:rFonts w:eastAsia="Arial" w:cs="Arial" w:ascii="Arial" w:hAnsi="Arial"/>
+          <w:rFonts w:eastAsia="Arial" w:cs="Arial" w:ascii="Montserrat Medium" w:hAnsi="Montserrat Medium"/>
           <w:i/>
           <w:sz w:val="20"/>
           <w:szCs w:val="20"/>
@@ -656,7 +575,7 @@
       <w:pPr>
         <w:pStyle w:val="Normal"/>
         <w:rPr>
-          <w:rFonts w:ascii="Arial" w:hAnsi="Arial" w:eastAsia="Arial" w:cs="Arial"/>
+          <w:rFonts w:ascii="Montserrat Medium" w:hAnsi="Montserrat Medium" w:eastAsia="Arial" w:cs="Arial"/>
           <w:b/>
           <w:b/>
           <w:color w:val="021A32"/>
@@ -666,7 +585,7 @@
       </w:pPr>
       <w:r>
         <w:rPr>
-          <w:rFonts w:eastAsia="Arial" w:cs="Arial" w:ascii="Arial" w:hAnsi="Arial"/>
+          <w:rFonts w:eastAsia="Arial" w:cs="Arial" w:ascii="Montserrat Medium" w:hAnsi="Montserrat Medium"/>
           <w:b/>
           <w:color w:val="021A32"/>
           <w:sz w:val="20"/>
@@ -683,22 +602,17 @@
         <w:spacing w:before="0" w:after="240"/>
         <w:ind w:left="-288" w:hanging="0"/>
         <w:rPr>
-          <w:rFonts w:ascii="Verdana" w:hAnsi="Verdana" w:eastAsia="Verdana" w:cs="Verdana"/>
-          <w:b/>
+          <w:rFonts w:ascii="Montserrat Black" w:hAnsi="Montserrat Black"/>
+        </w:rPr>
+      </w:pPr>
+      <w:r>
+        <w:rPr>
+          <w:rFonts w:eastAsia="Verdana" w:cs="Verdana" w:ascii="Montserrat Black" w:hAnsi="Montserrat Black"/>
           <w:b/>
           <w:color w:val="365F91"/>
           <w:sz w:val="22"/>
           <w:szCs w:val="22"/>
         </w:rPr>
-      </w:pPr>
-      <w:r>
-        <w:rPr>
-          <w:rFonts w:eastAsia="Verdana" w:cs="Verdana" w:ascii="Verdana" w:hAnsi="Verdana"/>
-          <w:b/>
-          <w:color w:val="365F91"/>
-          <w:sz w:val="22"/>
-          <w:szCs w:val="22"/>
-        </w:rPr>
         <w:t>Article 1 : Définition de la mission</w:t>
       </w:r>
     </w:p>
@@ -706,22 +620,36 @@
       <w:pPr>
         <w:pStyle w:val="Normal"/>
         <w:rPr>
-          <w:rFonts w:ascii="Arial" w:hAnsi="Arial" w:eastAsia="Arial" w:cs="Arial"/>
-          <w:sz w:val="20"/>
-          <w:szCs w:val="20"/>
-        </w:rPr>
-      </w:pPr>
-      <w:r>
-        <w:rPr>
-          <w:rFonts w:eastAsia="Arial" w:cs="Arial" w:ascii="Arial" w:hAnsi="Arial"/>
-          <w:sz w:val="20"/>
-          <w:szCs w:val="20"/>
-        </w:rPr>
-        <w:t>Conformément à la Convention Etude CE_{{ rdm.mission.project.number }}, la mission consiste en</w:t>
-      </w:r>
-      <w:r>
-        <w:rPr>
-          <w:rFonts w:eastAsia="Arial" w:cs="Arial" w:ascii="Arial" w:hAnsi="Arial"/>
+          <w:rFonts w:ascii="Montserrat Medium" w:hAnsi="Montserrat Medium"/>
+        </w:rPr>
+      </w:pPr>
+      <w:r>
+        <w:rPr>
+          <w:rFonts w:eastAsia="Arial" w:cs="Arial" w:ascii="Montserrat Medium" w:hAnsi="Montserrat Medium"/>
+          <w:sz w:val="20"/>
+          <w:szCs w:val="20"/>
+        </w:rPr>
+        <w:t>En fonction de sa disponibilité, l</w:t>
+      </w:r>
+      <w:r>
+        <w:rPr>
+          <w:rFonts w:eastAsia="DIN-Rg" w:cs="DIN-Rg" w:ascii="Montserrat Medium" w:hAnsi="Montserrat Medium"/>
+          <w:sz w:val="20"/>
+          <w:szCs w:val="20"/>
+        </w:rPr>
+        <w:t>’Etudiant a souhaité prendre part à la mission</w:t>
+      </w:r>
+      <w:r>
+        <w:rPr>
+          <w:rFonts w:eastAsia="Arial" w:cs="Arial" w:ascii="Montserrat Medium" w:hAnsi="Montserrat Medium"/>
+          <w:sz w:val="20"/>
+          <w:szCs w:val="20"/>
+        </w:rPr>
+        <w:t>, conformément à l’article 10 et à la Convention Etude CE_{{ rdm.mission.project.number }}. Il a été convenu avec l’intervenant que la mission consiste en</w:t>
+      </w:r>
+      <w:r>
+        <w:rPr>
+          <w:rFonts w:eastAsia="Arial" w:cs="Arial" w:ascii="Montserrat Medium" w:hAnsi="Montserrat Medium"/>
           <w:color w:val="021A32"/>
           <w:sz w:val="20"/>
           <w:szCs w:val="20"/>
@@ -730,16 +658,16 @@
       </w:r>
       <w:r>
         <w:rPr>
-          <w:rFonts w:eastAsia="Arial" w:cs="Arial" w:ascii="Arial" w:hAnsi="Arial"/>
-          <w:sz w:val="20"/>
-          <w:szCs w:val="20"/>
-          <w:highlight w:val="yellow"/>
+          <w:rFonts w:eastAsia="Arial" w:cs="Arial" w:ascii="Montserrat Medium" w:hAnsi="Montserrat Medium"/>
+          <w:sz w:val="20"/>
+          <w:szCs w:val="20"/>
+          <w:shd w:fill="FFFF00" w:val="clear"/>
         </w:rPr>
         <w:t>rôle exact de l’Etudiant vis-à-vis de la Junior-Entreprise et réciproquement</w:t>
       </w:r>
       <w:r>
         <w:rPr>
-          <w:rFonts w:eastAsia="Arial" w:cs="Arial" w:ascii="Arial" w:hAnsi="Arial"/>
+          <w:rFonts w:eastAsia="Arial" w:cs="Arial" w:ascii="Montserrat Medium" w:hAnsi="Montserrat Medium"/>
           <w:sz w:val="20"/>
           <w:szCs w:val="20"/>
         </w:rPr>
@@ -748,37 +676,35 @@
     </w:p>
     <w:p>
       <w:pPr>
-        <w:pStyle w:val="Normal"/>
-        <w:rPr>
-          <w:rFonts w:ascii="Arial" w:hAnsi="Arial" w:eastAsia="Arial" w:cs="Arial"/>
-          <w:sz w:val="20"/>
-          <w:szCs w:val="20"/>
-        </w:rPr>
-      </w:pPr>
-      <w:r>
-        <w:rPr>
-          <w:rFonts w:eastAsia="Arial" w:cs="Arial" w:ascii="Arial" w:hAnsi="Arial"/>
-          <w:sz w:val="20"/>
-          <w:szCs w:val="20"/>
-        </w:rPr>
-      </w:r>
-    </w:p>
-    <w:p>
-      <w:pPr>
-        <w:pStyle w:val="Normal"/>
-        <w:rPr>
-          <w:rFonts w:ascii="Arial" w:hAnsi="Arial" w:eastAsia="Arial" w:cs="Arial"/>
-          <w:sz w:val="20"/>
-          <w:szCs w:val="20"/>
-          <w:highlight w:val="yellow"/>
-        </w:rPr>
-      </w:pPr>
-      <w:r>
-        <w:rPr>
-          <w:rFonts w:eastAsia="Arial" w:cs="Arial" w:ascii="Arial" w:hAnsi="Arial"/>
-          <w:sz w:val="20"/>
-          <w:szCs w:val="20"/>
-          <w:highlight w:val="yellow"/>
+        <w:pStyle w:val="LOnormal1"/>
+        <w:shd w:val="clear" w:color="auto" w:fill="FFFFFF"/>
+        <w:spacing w:lineRule="auto" w:line="240" w:before="0" w:after="0"/>
+        <w:jc w:val="both"/>
+        <w:rPr>
+          <w:rFonts w:ascii="Montserrat Medium" w:hAnsi="Montserrat Medium" w:eastAsia="DIN-Rg" w:cs="DIN-Rg"/>
+          <w:szCs w:val="20"/>
+        </w:rPr>
+      </w:pPr>
+      <w:r>
+        <w:rPr>
+          <w:rFonts w:eastAsia="DIN-Rg" w:cs="DIN-Rg" w:ascii="Montserrat Medium" w:hAnsi="Montserrat Medium"/>
+          <w:szCs w:val="20"/>
+        </w:rPr>
+      </w:r>
+    </w:p>
+    <w:p>
+      <w:pPr>
+        <w:pStyle w:val="Normal"/>
+        <w:rPr>
+          <w:rFonts w:ascii="Montserrat Medium" w:hAnsi="Montserrat Medium"/>
+        </w:rPr>
+      </w:pPr>
+      <w:r>
+        <w:rPr>
+          <w:rFonts w:eastAsia="Arial" w:cs="Arial" w:ascii="Montserrat Medium" w:hAnsi="Montserrat Medium"/>
+          <w:sz w:val="20"/>
+          <w:szCs w:val="20"/>
+          <w:shd w:fill="FFFF00" w:val="clear"/>
         </w:rPr>
         <w:t>Insérer la partie livrable de la CE</w:t>
       </w:r>
@@ -787,7 +713,7 @@
       <w:pPr>
         <w:pStyle w:val="Normal"/>
         <w:rPr>
-          <w:rFonts w:ascii="Arial" w:hAnsi="Arial" w:eastAsia="Arial" w:cs="Arial"/>
+          <w:rFonts w:ascii="Montserrat Medium" w:hAnsi="Montserrat Medium" w:eastAsia="Arial" w:cs="Arial"/>
           <w:color w:val="FF0000"/>
           <w:sz w:val="20"/>
           <w:szCs w:val="20"/>
@@ -795,7 +721,7 @@
       </w:pPr>
       <w:r>
         <w:rPr>
-          <w:rFonts w:eastAsia="Arial" w:cs="Arial" w:ascii="Arial" w:hAnsi="Arial"/>
+          <w:rFonts w:eastAsia="Arial" w:cs="Arial" w:ascii="Montserrat Medium" w:hAnsi="Montserrat Medium"/>
           <w:color w:val="FF0000"/>
           <w:sz w:val="20"/>
           <w:szCs w:val="20"/>
@@ -806,14 +732,12 @@
       <w:pPr>
         <w:pStyle w:val="Normal"/>
         <w:rPr>
-          <w:rFonts w:ascii="Arial" w:hAnsi="Arial" w:eastAsia="Arial" w:cs="Arial"/>
-          <w:sz w:val="20"/>
-          <w:szCs w:val="20"/>
-        </w:rPr>
-      </w:pPr>
-      <w:r>
-        <w:rPr>
-          <w:rFonts w:eastAsia="Arial" w:cs="Arial" w:ascii="Arial" w:hAnsi="Arial"/>
+          <w:rFonts w:ascii="Montserrat Medium" w:hAnsi="Montserrat Medium"/>
+        </w:rPr>
+      </w:pPr>
+      <w:r>
+        <w:rPr>
+          <w:rFonts w:eastAsia="Arial" w:cs="Arial" w:ascii="Montserrat Medium" w:hAnsi="Montserrat Medium"/>
           <w:sz w:val="20"/>
           <w:szCs w:val="20"/>
         </w:rPr>
@@ -824,18 +748,16 @@
       <w:pPr>
         <w:pStyle w:val="Normal"/>
         <w:rPr>
-          <w:rFonts w:ascii="Arial" w:hAnsi="Arial" w:eastAsia="Arial" w:cs="Arial"/>
-          <w:sz w:val="20"/>
-          <w:szCs w:val="20"/>
-          <w:lang w:val="en-US"/>
-        </w:rPr>
-      </w:pPr>
-      <w:r>
-        <w:rPr>
-          <w:rFonts w:eastAsia="Arial" w:cs="Arial" w:ascii="Arial" w:hAnsi="Arial"/>
-          <w:sz w:val="20"/>
-          <w:szCs w:val="20"/>
-          <w:lang w:val="en-US"/>
+          <w:rFonts w:ascii="Montserrat Medium" w:hAnsi="Montserrat Medium" w:eastAsia="Arial" w:cs="Arial"/>
+          <w:sz w:val="20"/>
+          <w:szCs w:val="20"/>
+        </w:rPr>
+      </w:pPr>
+      <w:r>
+        <w:rPr>
+          <w:rFonts w:eastAsia="Arial" w:cs="Arial" w:ascii="Montserrat Medium" w:hAnsi="Montserrat Medium"/>
+          <w:sz w:val="20"/>
+          <w:szCs w:val="20"/>
         </w:rPr>
       </w:r>
     </w:p>
@@ -844,25 +766,26 @@
         <w:tblW w:w="9885" w:type="dxa"/>
         <w:jc w:val="left"/>
         <w:tblInd w:w="0" w:type="dxa"/>
+        <w:tblLayout w:type="fixed"/>
         <w:tblCellMar>
           <w:top w:w="0" w:type="dxa"/>
           <w:left w:w="5" w:type="dxa"/>
           <w:bottom w:w="0" w:type="dxa"/>
           <w:right w:w="5" w:type="dxa"/>
         </w:tblCellMar>
-        <w:tblLook w:val="04a0" w:noHBand="0" w:noVBand="1" w:firstColumn="1" w:lastRow="0" w:lastColumn="0" w:firstRow="1"/>
+        <w:tblLook w:firstRow="0" w:noVBand="0" w:lastRow="0" w:firstColumn="0" w:lastColumn="0" w:noHBand="0" w:val="0000"/>
       </w:tblPr>
       <w:tblGrid>
-        <w:gridCol w:w="2472"/>
-        <w:gridCol w:w="4442"/>
+        <w:gridCol w:w="2473"/>
+        <w:gridCol w:w="4440"/>
         <w:gridCol w:w="1695"/>
-        <w:gridCol w:w="1275"/>
+        <w:gridCol w:w="1276"/>
       </w:tblGrid>
       <w:tr>
         <w:trPr/>
         <w:tc>
           <w:tcPr>
-            <w:tcW w:w="2472" w:type="dxa"/>
+            <w:tcW w:w="2473" w:type="dxa"/>
             <w:tcBorders>
               <w:top w:val="single" w:sz="4" w:space="0" w:color="000000"/>
               <w:left w:val="single" w:sz="4" w:space="0" w:color="000000"/>
@@ -873,18 +796,23 @@
           <w:p>
             <w:pPr>
               <w:pStyle w:val="Contenudetableau"/>
+              <w:widowControl w:val="false"/>
               <w:jc w:val="center"/>
-              <w:rPr/>
+              <w:rPr>
+                <w:rFonts w:ascii="Montserrat Medium" w:hAnsi="Montserrat Medium"/>
+              </w:rPr>
             </w:pPr>
             <w:r>
-              <w:rPr/>
+              <w:rPr>
+                <w:rFonts w:ascii="Montserrat Medium" w:hAnsi="Montserrat Medium"/>
+              </w:rPr>
               <w:t>Numéro et nom de la phase</w:t>
             </w:r>
           </w:p>
         </w:tc>
         <w:tc>
           <w:tcPr>
-            <w:tcW w:w="4442" w:type="dxa"/>
+            <w:tcW w:w="4440" w:type="dxa"/>
             <w:tcBorders>
               <w:top w:val="single" w:sz="4" w:space="0" w:color="000000"/>
               <w:left w:val="single" w:sz="4" w:space="0" w:color="000000"/>
@@ -895,11 +823,16 @@
           <w:p>
             <w:pPr>
               <w:pStyle w:val="Contenudetableau"/>
+              <w:widowControl w:val="false"/>
               <w:jc w:val="center"/>
-              <w:rPr/>
+              <w:rPr>
+                <w:rFonts w:ascii="Montserrat Medium" w:hAnsi="Montserrat Medium"/>
+              </w:rPr>
             </w:pPr>
             <w:r>
-              <w:rPr/>
+              <w:rPr>
+                <w:rFonts w:ascii="Montserrat Medium" w:hAnsi="Montserrat Medium"/>
+              </w:rPr>
               <w:t>Contenu de la mission</w:t>
             </w:r>
           </w:p>
@@ -917,18 +850,23 @@
           <w:p>
             <w:pPr>
               <w:pStyle w:val="Contenudetableau"/>
+              <w:widowControl w:val="false"/>
               <w:jc w:val="center"/>
-              <w:rPr/>
+              <w:rPr>
+                <w:rFonts w:ascii="Montserrat Medium" w:hAnsi="Montserrat Medium"/>
+              </w:rPr>
             </w:pPr>
             <w:r>
-              <w:rPr/>
+              <w:rPr>
+                <w:rFonts w:ascii="Montserrat Medium" w:hAnsi="Montserrat Medium"/>
+              </w:rPr>
               <w:t>Nombre de JEH</w:t>
             </w:r>
           </w:p>
         </w:tc>
         <w:tc>
           <w:tcPr>
-            <w:tcW w:w="1275" w:type="dxa"/>
+            <w:tcW w:w="1276" w:type="dxa"/>
             <w:tcBorders>
               <w:top w:val="single" w:sz="4" w:space="0" w:color="000000"/>
               <w:left w:val="single" w:sz="4" w:space="0" w:color="000000"/>
@@ -939,12 +877,14 @@
           <w:p>
             <w:pPr>
               <w:pStyle w:val="Normal"/>
-              <w:rPr>
-                <w:lang w:val="en-US"/>
+              <w:widowControl w:val="false"/>
+              <w:rPr>
+                <w:rFonts w:ascii="Montserrat Medium" w:hAnsi="Montserrat Medium"/>
               </w:rPr>
             </w:pPr>
             <w:r>
               <w:rPr>
+                <w:rFonts w:ascii="Montserrat Medium" w:hAnsi="Montserrat Medium"/>
                 <w:lang w:val="en-US"/>
               </w:rPr>
               <w:t>Délai</w:t>
@@ -953,16 +893,14 @@
           <w:p>
             <w:pPr>
               <w:pStyle w:val="Normal"/>
-              <w:rPr>
-                <w:rFonts w:ascii="Arial" w:hAnsi="Arial" w:eastAsia="Arial" w:cs="Arial"/>
-                <w:sz w:val="20"/>
-                <w:szCs w:val="20"/>
-                <w:lang w:val="en-GB"/>
+              <w:widowControl w:val="false"/>
+              <w:rPr>
+                <w:rFonts w:ascii="Montserrat Medium" w:hAnsi="Montserrat Medium"/>
               </w:rPr>
             </w:pPr>
             <w:r>
               <w:rPr>
-                <w:rFonts w:eastAsia="Arial" w:cs="Arial" w:ascii="Arial" w:hAnsi="Arial"/>
+                <w:rFonts w:eastAsia="Arial" w:cs="Arial" w:ascii="Montserrat Medium" w:hAnsi="Montserrat Medium"/>
                 <w:sz w:val="20"/>
                 <w:szCs w:val="20"/>
                 <w:lang w:val="en-GB"/>
@@ -973,13 +911,15 @@
           <w:p>
             <w:pPr>
               <w:pStyle w:val="Contenudetableau"/>
+              <w:widowControl w:val="false"/>
               <w:jc w:val="center"/>
               <w:rPr>
-                <w:lang w:val="en-GB"/>
+                <w:rFonts w:ascii="Montserrat Medium" w:hAnsi="Montserrat Medium"/>
               </w:rPr>
             </w:pPr>
             <w:r>
               <w:rPr>
+                <w:rFonts w:ascii="Montserrat Medium" w:hAnsi="Montserrat Medium"/>
                 <w:lang w:val="en-US"/>
               </w:rPr>
               <w:t xml:space="preserve"> </w:t>
@@ -991,7 +931,7 @@
         <w:trPr/>
         <w:tc>
           <w:tcPr>
-            <w:tcW w:w="2472" w:type="dxa"/>
+            <w:tcW w:w="2473" w:type="dxa"/>
             <w:tcBorders>
               <w:top w:val="single" w:sz="4" w:space="0" w:color="000000"/>
               <w:left w:val="single" w:sz="4" w:space="0" w:color="000000"/>
@@ -1002,17 +942,14 @@
           <w:p>
             <w:pPr>
               <w:pStyle w:val="Normal"/>
-              <w:rPr>
-                <w:rFonts w:ascii="Arial" w:hAnsi="Arial" w:eastAsia="Arial" w:cs="Arial"/>
-                <w:b/>
-                <w:b/>
-                <w:sz w:val="20"/>
-                <w:szCs w:val="20"/>
+              <w:widowControl w:val="false"/>
+              <w:rPr>
+                <w:rFonts w:ascii="Montserrat Medium" w:hAnsi="Montserrat Medium"/>
               </w:rPr>
             </w:pPr>
             <w:r>
               <w:rPr>
-                <w:rFonts w:eastAsia="Arial" w:cs="Arial" w:ascii="Arial" w:hAnsi="Arial"/>
+                <w:rFonts w:eastAsia="Arial" w:cs="Arial" w:ascii="Montserrat Medium" w:hAnsi="Montserrat Medium"/>
                 <w:b/>
                 <w:sz w:val="20"/>
                 <w:szCs w:val="20"/>
@@ -1023,7 +960,7 @@
         </w:tc>
         <w:tc>
           <w:tcPr>
-            <w:tcW w:w="4442" w:type="dxa"/>
+            <w:tcW w:w="4440" w:type="dxa"/>
             <w:tcBorders>
               <w:top w:val="single" w:sz="4" w:space="0" w:color="000000"/>
               <w:left w:val="single" w:sz="4" w:space="0" w:color="000000"/>
@@ -1034,14 +971,15 @@
           <w:p>
             <w:pPr>
               <w:pStyle w:val="Normal"/>
+              <w:widowControl w:val="false"/>
               <w:jc w:val="left"/>
               <w:rPr>
-                <w:rFonts w:ascii="Arial" w:hAnsi="Arial" w:eastAsia="Arial" w:cs="Arial"/>
+                <w:rFonts w:ascii="Montserrat Medium" w:hAnsi="Montserrat Medium"/>
               </w:rPr>
             </w:pPr>
             <w:r>
               <w:rPr>
-                <w:rFonts w:eastAsia="Arial" w:cs="Arial" w:ascii="Arial" w:hAnsi="Arial"/>
+                <w:rFonts w:eastAsia="Arial" w:cs="Arial" w:ascii="Montserrat Medium" w:hAnsi="Montserrat Medium"/>
                 <w:sz w:val="20"/>
                 <w:szCs w:val="20"/>
               </w:rPr>
@@ -1051,14 +989,15 @@
           <w:p>
             <w:pPr>
               <w:pStyle w:val="Normal"/>
+              <w:widowControl w:val="false"/>
               <w:jc w:val="left"/>
               <w:rPr>
-                <w:highlight w:val="yellow"/>
+                <w:rFonts w:ascii="Montserrat Medium" w:hAnsi="Montserrat Medium"/>
               </w:rPr>
             </w:pPr>
             <w:r>
               <w:rPr>
-                <w:rFonts w:eastAsia="Arial" w:cs="Arial" w:ascii="Arial" w:hAnsi="Arial"/>
+                <w:rFonts w:eastAsia="Arial" w:cs="Arial" w:ascii="Montserrat Medium" w:hAnsi="Montserrat Medium"/>
                 <w:sz w:val="20"/>
                 <w:szCs w:val="20"/>
                 <w:shd w:fill="FFFF00" w:val="clear"/>
@@ -1080,14 +1019,15 @@
           <w:p>
             <w:pPr>
               <w:pStyle w:val="Normal"/>
+              <w:widowControl w:val="false"/>
               <w:jc w:val="left"/>
               <w:rPr>
-                <w:rFonts w:ascii="Arial" w:hAnsi="Arial" w:eastAsia="Arial" w:cs="Arial"/>
+                <w:rFonts w:ascii="Montserrat Medium" w:hAnsi="Montserrat Medium"/>
               </w:rPr>
             </w:pPr>
             <w:r>
               <w:rPr>
-                <w:rFonts w:eastAsia="Arial" w:cs="Arial" w:ascii="Arial" w:hAnsi="Arial"/>
+                <w:rFonts w:eastAsia="Arial" w:cs="Arial" w:ascii="Montserrat Medium" w:hAnsi="Montserrat Medium"/>
                 <w:sz w:val="20"/>
                 <w:szCs w:val="20"/>
               </w:rPr>
@@ -1097,7 +1037,7 @@
         </w:tc>
         <w:tc>
           <w:tcPr>
-            <w:tcW w:w="1275" w:type="dxa"/>
+            <w:tcW w:w="1276" w:type="dxa"/>
             <w:tcBorders>
               <w:top w:val="single" w:sz="4" w:space="0" w:color="000000"/>
               <w:left w:val="single" w:sz="4" w:space="0" w:color="000000"/>
@@ -1108,15 +1048,14 @@
           <w:p>
             <w:pPr>
               <w:pStyle w:val="Normal"/>
-              <w:rPr>
-                <w:rFonts w:ascii="Arial" w:hAnsi="Arial" w:eastAsia="Arial" w:cs="Arial"/>
-                <w:sz w:val="20"/>
-                <w:szCs w:val="20"/>
+              <w:widowControl w:val="false"/>
+              <w:rPr>
+                <w:rFonts w:ascii="Montserrat Medium" w:hAnsi="Montserrat Medium"/>
               </w:rPr>
             </w:pPr>
             <w:r>
               <w:rPr>
-                <w:rFonts w:eastAsia="Arial" w:cs="Arial" w:ascii="Arial" w:hAnsi="Arial"/>
+                <w:rFonts w:eastAsia="Arial" w:cs="Arial" w:ascii="Montserrat Medium" w:hAnsi="Montserrat Medium"/>
                 <w:sz w:val="20"/>
                 <w:szCs w:val="20"/>
               </w:rPr>
@@ -1126,10 +1065,15 @@
           <w:p>
             <w:pPr>
               <w:pStyle w:val="Normal"/>
-              <w:rPr/>
+              <w:widowControl w:val="false"/>
+              <w:rPr>
+                <w:rFonts w:ascii="Montserrat Medium" w:hAnsi="Montserrat Medium"/>
+              </w:rPr>
             </w:pPr>
             <w:r>
-              <w:rPr/>
+              <w:rPr>
+                <w:rFonts w:ascii="Montserrat Medium" w:hAnsi="Montserrat Medium"/>
+              </w:rPr>
             </w:r>
           </w:p>
         </w:tc>
@@ -1139,36 +1083,34 @@
       <w:pPr>
         <w:pStyle w:val="Normal"/>
         <w:rPr>
-          <w:rFonts w:ascii="Arial" w:hAnsi="Arial" w:eastAsia="Arial" w:cs="Arial"/>
-          <w:sz w:val="20"/>
-          <w:szCs w:val="20"/>
-          <w:highlight w:val="yellow"/>
-        </w:rPr>
-      </w:pPr>
-      <w:r>
-        <w:rPr>
-          <w:rFonts w:eastAsia="Arial" w:cs="Arial" w:ascii="Arial" w:hAnsi="Arial"/>
-          <w:sz w:val="20"/>
-          <w:szCs w:val="20"/>
-          <w:highlight w:val="yellow"/>
-        </w:rPr>
-      </w:r>
-    </w:p>
-    <w:p>
-      <w:pPr>
-        <w:pStyle w:val="Normal"/>
-        <w:rPr>
-          <w:rFonts w:ascii="Arial" w:hAnsi="Arial" w:eastAsia="Arial" w:cs="Arial"/>
-          <w:sz w:val="20"/>
-          <w:szCs w:val="20"/>
-        </w:rPr>
-      </w:pPr>
-      <w:r>
-        <w:rPr>
-          <w:rFonts w:eastAsia="Arial" w:cs="Arial" w:ascii="Arial" w:hAnsi="Arial"/>
-          <w:sz w:val="20"/>
-          <w:szCs w:val="20"/>
-          <w:highlight w:val="yellow"/>
+          <w:rFonts w:ascii="Montserrat Medium" w:hAnsi="Montserrat Medium" w:eastAsia="Arial" w:cs="Arial"/>
+          <w:sz w:val="20"/>
+          <w:szCs w:val="20"/>
+          <w:shd w:fill="FFFF00" w:val="clear"/>
+        </w:rPr>
+      </w:pPr>
+      <w:r>
+        <w:rPr>
+          <w:rFonts w:eastAsia="Arial" w:cs="Arial" w:ascii="Montserrat Medium" w:hAnsi="Montserrat Medium"/>
+          <w:sz w:val="20"/>
+          <w:szCs w:val="20"/>
+          <w:shd w:fill="FFFF00" w:val="clear"/>
+        </w:rPr>
+      </w:r>
+    </w:p>
+    <w:p>
+      <w:pPr>
+        <w:pStyle w:val="Normal"/>
+        <w:rPr>
+          <w:rFonts w:ascii="Montserrat Medium" w:hAnsi="Montserrat Medium"/>
+        </w:rPr>
+      </w:pPr>
+      <w:r>
+        <w:rPr>
+          <w:rFonts w:eastAsia="Arial" w:cs="Arial" w:ascii="Montserrat Medium" w:hAnsi="Montserrat Medium"/>
+          <w:sz w:val="20"/>
+          <w:szCs w:val="20"/>
+          <w:shd w:fill="FFFF00" w:val="clear"/>
         </w:rPr>
         <w:t>copier ici le cahier des charges pris dans la CE, qui décrit exhaustivement et sans ambiguïté les besoins du client</w:t>
       </w:r>
@@ -1177,50 +1119,12 @@
       <w:pPr>
         <w:pStyle w:val="Normal"/>
         <w:rPr>
-          <w:rFonts w:ascii="Arial" w:hAnsi="Arial" w:eastAsia="Arial" w:cs="Arial"/>
-          <w:sz w:val="20"/>
-          <w:szCs w:val="20"/>
-        </w:rPr>
-      </w:pPr>
-      <w:r>
-        <w:rPr/>
-        <w:t xml:space="preserve">Date de fin de la mission : </w:t>
-      </w:r>
-      <w:r>
-        <w:rPr>
-          <w:shd w:fill="FFFF00" w:val="clear"/>
-        </w:rPr>
-        <w:t>[Date de fin de la mission]</w:t>
-      </w:r>
-      <w:r>
-        <w:rPr/>
-        <w:t xml:space="preserve">. Nombre total de JEH : </w:t>
-      </w:r>
-      <w:r>
-        <w:rPr>
-          <w:shd w:fill="FFFF00" w:val="clear"/>
-        </w:rPr>
-        <w:t>[nonmbre total de JEH]</w:t>
-      </w:r>
-      <w:r>
-        <w:rPr/>
-        <w:t>.</w:t>
-      </w:r>
-    </w:p>
-    <w:p>
-      <w:pPr>
-        <w:pStyle w:val="Normal"/>
-        <w:rPr>
-          <w:rFonts w:ascii="Arial" w:hAnsi="Arial" w:eastAsia="Arial" w:cs="Arial"/>
-          <w:sz w:val="20"/>
-          <w:szCs w:val="20"/>
-        </w:rPr>
-      </w:pPr>
-      <w:r>
-        <w:rPr>
-          <w:rFonts w:eastAsia="Arial" w:cs="Arial" w:ascii="Arial" w:hAnsi="Arial"/>
-          <w:sz w:val="20"/>
-          <w:szCs w:val="20"/>
+          <w:rFonts w:ascii="Montserrat Medium" w:hAnsi="Montserrat Medium"/>
+        </w:rPr>
+      </w:pPr>
+      <w:r>
+        <w:rPr>
+          <w:rFonts w:ascii="Montserrat Medium" w:hAnsi="Montserrat Medium"/>
         </w:rPr>
       </w:r>
     </w:p>
@@ -1233,110 +1137,82 @@
         <w:spacing w:before="0" w:after="240"/>
         <w:ind w:left="-288" w:hanging="0"/>
         <w:rPr>
-          <w:rFonts w:ascii="Verdana" w:hAnsi="Verdana" w:eastAsia="Verdana" w:cs="Verdana"/>
-          <w:b/>
+          <w:rFonts w:ascii="Montserrat Black" w:hAnsi="Montserrat Black"/>
+        </w:rPr>
+      </w:pPr>
+      <w:r>
+        <w:rPr>
+          <w:rFonts w:eastAsia="Verdana" w:cs="Verdana" w:ascii="Montserrat Black" w:hAnsi="Montserrat Black"/>
           <w:b/>
           <w:color w:val="365F91"/>
           <w:sz w:val="22"/>
           <w:szCs w:val="22"/>
         </w:rPr>
-      </w:pPr>
-      <w:r>
-        <w:rPr>
-          <w:rFonts w:eastAsia="Verdana" w:cs="Verdana" w:ascii="Verdana" w:hAnsi="Verdana"/>
-          <w:b/>
-          <w:color w:val="365F91"/>
-          <w:sz w:val="22"/>
-          <w:szCs w:val="22"/>
-        </w:rPr>
-        <w:t>Article 2 : Indemnisation</w:t>
-      </w:r>
-    </w:p>
-    <w:p>
-      <w:pPr>
-        <w:pStyle w:val="Normal"/>
-        <w:rPr>
-          <w:rFonts w:ascii="Arial" w:hAnsi="Arial" w:eastAsia="Arial" w:cs="Arial"/>
-          <w:sz w:val="20"/>
-          <w:szCs w:val="20"/>
-        </w:rPr>
-      </w:pPr>
-      <w:r>
-        <w:rPr>
-          <w:rFonts w:eastAsia="Arial" w:cs="Arial" w:ascii="Arial" w:hAnsi="Arial"/>
-          <w:sz w:val="20"/>
-          <w:szCs w:val="20"/>
-        </w:rPr>
-        <w:t>Les parties s’accordent que l’indemnisation versée à l’étudiant par {{ param('je_name') }} sera de</w:t>
-      </w:r>
-      <w:r>
-        <w:rPr>
-          <w:rFonts w:eastAsia="Arial" w:cs="Arial" w:ascii="Arial" w:hAnsi="Arial"/>
-          <w:color w:val="021A32"/>
-          <w:sz w:val="20"/>
-          <w:szCs w:val="20"/>
-        </w:rPr>
-        <w:t xml:space="preserve"> {{ rdm.mission.remunerationRaw }}</w:t>
-      </w:r>
-      <w:r>
-        <w:rPr>
-          <w:rFonts w:eastAsia="Arial" w:cs="Arial" w:ascii="Arial" w:hAnsi="Arial"/>
-          <w:sz w:val="20"/>
-          <w:szCs w:val="20"/>
-        </w:rPr>
-        <w:t xml:space="preserve"> (</w:t>
-      </w:r>
-      <w:r>
-        <w:rPr>
-          <w:rFonts w:eastAsia="Arial" w:cs="Arial" w:ascii="Arial" w:hAnsi="Arial"/>
-          <w:color w:val="FF0000"/>
-          <w:sz w:val="20"/>
-          <w:szCs w:val="20"/>
-        </w:rPr>
-        <w:t>{{ rdm.mission.remunerationRaw | nbrToLetters() }}</w:t>
-      </w:r>
-      <w:r>
-        <w:rPr>
-          <w:rFonts w:eastAsia="Arial" w:cs="Arial" w:ascii="Arial" w:hAnsi="Arial"/>
-          <w:sz w:val="20"/>
-          <w:szCs w:val="20"/>
-        </w:rPr>
-        <w:t>) euros bruts sur la base de {{ rdm.mission.nbrJEH }} Jour Etude Homme conformément aux conditions d’application du statut dérogatoire des associations étudiantes à vocation pédagogique.</w:t>
-      </w:r>
-    </w:p>
-    <w:p>
-      <w:pPr>
-        <w:pStyle w:val="Normal"/>
-        <w:rPr>
-          <w:rFonts w:ascii="Arial" w:hAnsi="Arial" w:eastAsia="Arial" w:cs="Arial"/>
-          <w:sz w:val="20"/>
-          <w:szCs w:val="20"/>
-        </w:rPr>
-      </w:pPr>
-      <w:r>
-        <w:rPr>
-          <w:rFonts w:eastAsia="Arial" w:cs="Arial" w:ascii="Arial" w:hAnsi="Arial"/>
-          <w:sz w:val="20"/>
-          <w:szCs w:val="20"/>
-        </w:rPr>
-        <w:t>Cette indemnisation est, toutefois, subordonnée à la remise du rapport pédagogique à {{ param('je_name') }} comme précisé dans l’article 6 du présent Récapitulatif de Mission et sous réserve de validation et du paiement effectif par le client des JEH réalisés par l’Intervenant conformément au Règlement Intérieur de la Junior.</w:t>
-      </w:r>
-    </w:p>
-    <w:p>
-      <w:pPr>
-        <w:pStyle w:val="Normal"/>
-        <w:rPr>
-          <w:rFonts w:ascii="Arial" w:hAnsi="Arial" w:eastAsia="Arial" w:cs="Arial"/>
-          <w:i/>
-          <w:i/>
-          <w:sz w:val="20"/>
-          <w:szCs w:val="20"/>
-        </w:rPr>
-      </w:pPr>
-      <w:r>
-        <w:rPr>
-          <w:rFonts w:eastAsia="Arial" w:cs="Arial" w:ascii="Arial" w:hAnsi="Arial"/>
-          <w:i/>
+        <w:t>Article 2 : Délais</w:t>
+      </w:r>
+    </w:p>
+    <w:p>
+      <w:pPr>
+        <w:pStyle w:val="Normal"/>
+        <w:rPr>
+          <w:rFonts w:ascii="Montserrat Medium" w:hAnsi="Montserrat Medium"/>
+        </w:rPr>
+      </w:pPr>
+      <w:r>
+        <w:rPr>
+          <w:rFonts w:ascii="Montserrat Medium" w:hAnsi="Montserrat Medium"/>
+          <w:sz w:val="20"/>
+          <w:szCs w:val="20"/>
+        </w:rPr>
+        <w:t xml:space="preserve">Il a été convenu, d’un commun accord entre Ouest INSA, son client et l’étudiant, que ce dernier réalisera la mission au plus tard pour le : </w:t>
+      </w:r>
+      <w:r>
+        <w:rPr>
+          <w:rFonts w:ascii="Montserrat Medium" w:hAnsi="Montserrat Medium"/>
+          <w:sz w:val="20"/>
+          <w:szCs w:val="20"/>
+          <w:shd w:fill="FFFF00" w:val="clear"/>
+        </w:rPr>
+        <w:t>[Date de fin de la mission]</w:t>
+      </w:r>
+      <w:r>
+        <w:rPr>
+          <w:rFonts w:ascii="Montserrat Medium" w:hAnsi="Montserrat Medium"/>
+          <w:sz w:val="20"/>
+          <w:szCs w:val="20"/>
+        </w:rPr>
+        <w:t xml:space="preserve">. Nombre total de JEH : </w:t>
+      </w:r>
+      <w:r>
+        <w:rPr>
+          <w:rFonts w:ascii="Montserrat Medium" w:hAnsi="Montserrat Medium"/>
+          <w:sz w:val="20"/>
+          <w:szCs w:val="20"/>
+          <w:shd w:fill="FFFF00" w:val="clear"/>
+        </w:rPr>
+        <w:t>[nombre total de JEH]</w:t>
+      </w:r>
+      <w:r>
+        <w:rPr>
+          <w:rFonts w:ascii="Montserrat Medium" w:hAnsi="Montserrat Medium"/>
+          <w:sz w:val="20"/>
+          <w:szCs w:val="20"/>
+        </w:rPr>
+        <w:t>.</w:t>
+      </w:r>
+    </w:p>
+    <w:p>
+      <w:pPr>
+        <w:pStyle w:val="Normal"/>
+        <w:rPr>
+          <w:rFonts w:ascii="Montserrat Medium" w:hAnsi="Montserrat Medium" w:eastAsia="Arial" w:cs="Arial"/>
+          <w:sz w:val="20"/>
+          <w:szCs w:val="20"/>
+        </w:rPr>
+      </w:pPr>
+      <w:r>
+        <w:rPr>
+          <w:rFonts w:eastAsia="Arial" w:cs="Arial" w:ascii="Montserrat Medium" w:hAnsi="Montserrat Medium"/>
           <w:sz w:val="20"/>
           <w:szCs w:val="20"/>
         </w:rPr>
@@ -1351,96 +1227,134 @@
         <w:spacing w:before="0" w:after="240"/>
         <w:ind w:left="-288" w:hanging="0"/>
         <w:rPr>
-          <w:rFonts w:ascii="Verdana" w:hAnsi="Verdana" w:eastAsia="Verdana" w:cs="Verdana"/>
-          <w:b/>
+          <w:rFonts w:ascii="Montserrat Black" w:hAnsi="Montserrat Black"/>
+        </w:rPr>
+      </w:pPr>
+      <w:r>
+        <w:rPr>
+          <w:rFonts w:eastAsia="Verdana" w:cs="Verdana" w:ascii="Montserrat Black" w:hAnsi="Montserrat Black"/>
           <w:b/>
           <w:color w:val="365F91"/>
           <w:sz w:val="22"/>
           <w:szCs w:val="22"/>
         </w:rPr>
-      </w:pPr>
-      <w:r>
-        <w:rPr>
-          <w:rFonts w:eastAsia="Verdana" w:cs="Verdana" w:ascii="Verdana" w:hAnsi="Verdana"/>
-          <w:b/>
-          <w:color w:val="365F91"/>
-          <w:sz w:val="22"/>
-          <w:szCs w:val="22"/>
-        </w:rPr>
-        <w:t>Article 3 : Statut et régime fiscal applicable</w:t>
-      </w:r>
-    </w:p>
-    <w:p>
-      <w:pPr>
-        <w:pStyle w:val="Normal"/>
-        <w:rPr>
-          <w:rFonts w:ascii="Arial" w:hAnsi="Arial" w:eastAsia="Arial" w:cs="Arial"/>
-          <w:color w:val="000000"/>
-          <w:sz w:val="20"/>
-          <w:szCs w:val="20"/>
-        </w:rPr>
-      </w:pPr>
-      <w:r>
-        <w:rPr>
-          <w:rFonts w:eastAsia="Arial" w:cs="Arial" w:ascii="Arial" w:hAnsi="Arial"/>
-          <w:color w:val="000000"/>
-          <w:sz w:val="20"/>
-          <w:szCs w:val="20"/>
-        </w:rPr>
-        <w:t>En sa qualité d’adhérent</w:t>
-      </w:r>
-      <w:r>
-        <w:rPr>
-          <w:rFonts w:eastAsia="Arial" w:cs="Arial" w:ascii="Arial" w:hAnsi="Arial"/>
-          <w:sz w:val="20"/>
-          <w:szCs w:val="20"/>
-        </w:rPr>
-        <w:t xml:space="preserve"> de {{ param('je_name') }} au statut associatif</w:t>
-      </w:r>
-      <w:r>
-        <w:rPr>
-          <w:rFonts w:eastAsia="Arial" w:cs="Arial" w:ascii="Arial" w:hAnsi="Arial"/>
-          <w:color w:val="000000"/>
-          <w:sz w:val="20"/>
-          <w:szCs w:val="20"/>
-        </w:rPr>
-        <w:t>, l’Étudiant demeure un prestataire indépendant. L’étudiant sera indemnisé au titre de sa prestation sous forme d’honoraires relevant des BNC  (Bénéfices Non Commerciaux) conformément à la lettre du 5 décembre 1984 du Ministre de l’Économie, des Finances et du Budget. Il lui revient à ce titre de déclarer les rétributions perçues dans ses déclarations fiscales annuelles et de s’acquitter des éventuelles sommes dues.</w:t>
-      </w:r>
-    </w:p>
-    <w:p>
-      <w:pPr>
-        <w:pStyle w:val="Normal"/>
-        <w:rPr>
-          <w:rFonts w:ascii="Arial" w:hAnsi="Arial" w:eastAsia="Arial" w:cs="Arial"/>
-          <w:color w:val="000000"/>
-          <w:sz w:val="20"/>
-          <w:szCs w:val="20"/>
-        </w:rPr>
-      </w:pPr>
-      <w:r>
-        <w:rPr>
-          <w:rFonts w:eastAsia="Arial" w:cs="Arial" w:ascii="Arial" w:hAnsi="Arial"/>
-          <w:color w:val="000000"/>
-          <w:sz w:val="20"/>
-          <w:szCs w:val="20"/>
-        </w:rPr>
-        <w:t>L'étudiant déclare être affilié au régime social des étudiants et continuera d'être couvert par ce régime pendant la durée de sa mission.</w:t>
-      </w:r>
-    </w:p>
-    <w:p>
-      <w:pPr>
-        <w:pStyle w:val="Normal"/>
-        <w:rPr>
-          <w:rFonts w:ascii="Arial" w:hAnsi="Arial" w:eastAsia="Arial" w:cs="Arial"/>
-          <w:color w:val="000000"/>
-          <w:sz w:val="20"/>
-          <w:szCs w:val="20"/>
-        </w:rPr>
-      </w:pPr>
-      <w:r>
-        <w:rPr>
-          <w:rFonts w:eastAsia="Arial" w:cs="Arial" w:ascii="Arial" w:hAnsi="Arial"/>
-          <w:color w:val="000000"/>
+        <w:t>Article 3 : Rétribution</w:t>
+      </w:r>
+    </w:p>
+    <w:p>
+      <w:pPr>
+        <w:pStyle w:val="Normal"/>
+        <w:rPr>
+          <w:rFonts w:ascii="Montserrat Medium" w:hAnsi="Montserrat Medium"/>
+        </w:rPr>
+      </w:pPr>
+      <w:r>
+        <w:rPr>
+          <w:rFonts w:eastAsia="Arial" w:cs="Arial" w:ascii="Montserrat Medium" w:hAnsi="Montserrat Medium"/>
+          <w:sz w:val="20"/>
+          <w:szCs w:val="20"/>
+        </w:rPr>
+        <w:t>D’un commun accord, les parties fixent la rétribution versée à l’étudiant par {{ param('je_name') }} qui sera de</w:t>
+      </w:r>
+      <w:r>
+        <w:rPr>
+          <w:rFonts w:eastAsia="Arial" w:cs="Arial" w:ascii="Montserrat Medium" w:hAnsi="Montserrat Medium"/>
+          <w:color w:val="021A32"/>
+          <w:sz w:val="20"/>
+          <w:szCs w:val="20"/>
+        </w:rPr>
+        <w:t xml:space="preserve"> {{ rdm.mission.remunerationRaw }}</w:t>
+      </w:r>
+      <w:r>
+        <w:rPr>
+          <w:rFonts w:eastAsia="Arial" w:cs="Arial" w:ascii="Montserrat Medium" w:hAnsi="Montserrat Medium"/>
+          <w:sz w:val="20"/>
+          <w:szCs w:val="20"/>
+        </w:rPr>
+        <w:t xml:space="preserve"> ({{ rdm.mission.remunerationRaw | nbrToLetters() }}) euros bruts sur la base de {{ rdm.mission.nbrJEH }} Jour Etude Homme conformément à la législation en vigueur, étant précisé que le montant de celle-ci est fonction du degré de participation de l’étudiant à la mission.</w:t>
+      </w:r>
+    </w:p>
+    <w:p>
+      <w:pPr>
+        <w:pStyle w:val="Normal"/>
+        <w:rPr>
+          <w:rFonts w:ascii="Montserrat Medium" w:hAnsi="Montserrat Medium" w:eastAsia="Arial" w:cs="Arial"/>
+          <w:sz w:val="20"/>
+          <w:szCs w:val="20"/>
+        </w:rPr>
+      </w:pPr>
+      <w:r>
+        <w:rPr>
+          <w:rFonts w:eastAsia="Arial" w:cs="Arial" w:ascii="Montserrat Medium" w:hAnsi="Montserrat Medium"/>
+          <w:sz w:val="20"/>
+          <w:szCs w:val="20"/>
+        </w:rPr>
+      </w:r>
+    </w:p>
+    <w:p>
+      <w:pPr>
+        <w:pStyle w:val="Normal"/>
+        <w:rPr>
+          <w:rFonts w:ascii="Montserrat Medium" w:hAnsi="Montserrat Medium"/>
+        </w:rPr>
+      </w:pPr>
+      <w:r>
+        <w:rPr>
+          <w:rFonts w:eastAsia="Arial" w:cs="Arial" w:ascii="Montserrat Medium" w:hAnsi="Montserrat Medium"/>
+          <w:sz w:val="20"/>
+          <w:szCs w:val="20"/>
+        </w:rPr>
+        <w:t>Cette rétribution est, toutefois, subordonnée à la remise du rapport pédagogique à {{ param('je_name') }} comme précisé dans l’article 7 du présent Récapitulatif de Mission et sous réserve du paiement effectif de l’étude par le client.</w:t>
+      </w:r>
+    </w:p>
+    <w:p>
+      <w:pPr>
+        <w:pStyle w:val="Normal"/>
+        <w:rPr>
+          <w:rFonts w:ascii="Montserrat Medium" w:hAnsi="Montserrat Medium" w:eastAsia="Arial" w:cs="Arial"/>
+          <w:sz w:val="20"/>
+          <w:szCs w:val="20"/>
+        </w:rPr>
+      </w:pPr>
+      <w:r>
+        <w:rPr>
+          <w:rFonts w:eastAsia="Arial" w:cs="Arial" w:ascii="Montserrat Medium" w:hAnsi="Montserrat Medium"/>
+          <w:sz w:val="20"/>
+          <w:szCs w:val="20"/>
+        </w:rPr>
+      </w:r>
+    </w:p>
+    <w:p>
+      <w:pPr>
+        <w:pStyle w:val="Normal"/>
+        <w:rPr>
+          <w:rFonts w:ascii="Montserrat Medium" w:hAnsi="Montserrat Medium"/>
+        </w:rPr>
+      </w:pPr>
+      <w:r>
+        <w:rPr>
+          <w:rFonts w:eastAsia="Arial" w:cs="Arial" w:ascii="Montserrat Medium" w:hAnsi="Montserrat Medium"/>
+          <w:sz w:val="20"/>
+          <w:szCs w:val="20"/>
+        </w:rPr>
+        <w:t>Ainsi, conformément au règlement intérieur, si le client met un terme de manière anticipée à la mission confiée à la Junir-Enreprise, du fait notamment du non-repect par l’intervenant des principes encadrant son inervention, et que le client n’a pas encore procédé au paiement, l’intervenant ne percevra aucune indemnité d’engagement associatif.</w:t>
+      </w:r>
+    </w:p>
+    <w:p>
+      <w:pPr>
+        <w:pStyle w:val="Normal"/>
+        <w:rPr>
+          <w:rFonts w:ascii="Montserrat Medium" w:hAnsi="Montserrat Medium" w:eastAsia="Arial" w:cs="Arial"/>
+          <w:i/>
+          <w:i/>
+          <w:sz w:val="20"/>
+          <w:szCs w:val="20"/>
+        </w:rPr>
+      </w:pPr>
+      <w:r>
+        <w:rPr>
+          <w:rFonts w:eastAsia="Arial" w:cs="Arial" w:ascii="Montserrat Medium" w:hAnsi="Montserrat Medium"/>
+          <w:i/>
           <w:sz w:val="20"/>
           <w:szCs w:val="20"/>
         </w:rPr>
@@ -1455,195 +1369,67 @@
         <w:spacing w:before="0" w:after="240"/>
         <w:ind w:left="-288" w:hanging="0"/>
         <w:rPr>
-          <w:rFonts w:ascii="Verdana" w:hAnsi="Verdana" w:eastAsia="Verdana" w:cs="Verdana"/>
-          <w:b/>
+          <w:rFonts w:ascii="Montserrat Black" w:hAnsi="Montserrat Black"/>
+        </w:rPr>
+      </w:pPr>
+      <w:r>
+        <w:rPr>
+          <w:rFonts w:eastAsia="Verdana" w:cs="Verdana" w:ascii="Montserrat Black" w:hAnsi="Montserrat Black"/>
           <w:b/>
           <w:color w:val="365F91"/>
           <w:sz w:val="22"/>
           <w:szCs w:val="22"/>
         </w:rPr>
-      </w:pPr>
-      <w:r>
-        <w:rPr>
-          <w:rFonts w:eastAsia="Verdana" w:cs="Verdana" w:ascii="Verdana" w:hAnsi="Verdana"/>
-          <w:b/>
-          <w:color w:val="365F91"/>
-          <w:sz w:val="22"/>
-          <w:szCs w:val="22"/>
-        </w:rPr>
-        <w:t xml:space="preserve">Article 4 : Rôle </w:t>
-      </w:r>
-      <w:r>
-        <w:rPr>
-          <w:rFonts w:eastAsia="Verdana" w:cs="Verdana" w:ascii="Verdana" w:hAnsi="Verdana"/>
-          <w:b/>
-          <w:color w:val="366091"/>
-          <w:sz w:val="22"/>
-          <w:szCs w:val="22"/>
-        </w:rPr>
-        <w:t>de {{ rdm.mission.consultant }} vis-à-vis de {{ param('je_name') }}</w:t>
-      </w:r>
-    </w:p>
-    <w:p>
-      <w:pPr>
-        <w:pStyle w:val="Normal"/>
-        <w:rPr>
-          <w:rFonts w:ascii="Arial" w:hAnsi="Arial" w:eastAsia="Arial" w:cs="Arial"/>
-          <w:color w:val="000000"/>
-          <w:sz w:val="20"/>
-          <w:szCs w:val="20"/>
-        </w:rPr>
-      </w:pPr>
-      <w:r>
-        <w:rPr>
-          <w:rFonts w:eastAsia="Arial" w:cs="Arial" w:ascii="Arial" w:hAnsi="Arial"/>
-          <w:color w:val="000000"/>
-          <w:sz w:val="20"/>
-          <w:szCs w:val="20"/>
-        </w:rPr>
-        <w:t>L’étudiant mettra en œuvre tous les moyens à sa disposition pour permettre la bonne réalisation de sa mission.</w:t>
-      </w:r>
-    </w:p>
-    <w:p>
-      <w:pPr>
-        <w:pStyle w:val="Normal"/>
-        <w:rPr>
-          <w:rFonts w:ascii="Arial" w:hAnsi="Arial" w:eastAsia="Arial" w:cs="Arial"/>
-          <w:color w:val="000000"/>
-          <w:sz w:val="20"/>
-          <w:szCs w:val="20"/>
-        </w:rPr>
-      </w:pPr>
-      <w:r>
-        <w:rPr>
-          <w:rFonts w:eastAsia="Arial" w:cs="Arial" w:ascii="Arial" w:hAnsi="Arial"/>
-          <w:color w:val="000000"/>
-          <w:sz w:val="20"/>
-          <w:szCs w:val="20"/>
-        </w:rPr>
-        <w:t xml:space="preserve">Si pour une cause quelconque l'étudiant ne pouvait assumer cette mission, il s'engage à en informer </w:t>
-      </w:r>
-      <w:r>
-        <w:rPr>
-          <w:rFonts w:eastAsia="Arial" w:cs="Arial" w:ascii="Arial" w:hAnsi="Arial"/>
-          <w:sz w:val="20"/>
-          <w:szCs w:val="20"/>
-        </w:rPr>
-        <w:t xml:space="preserve">immédiatement {{ param('je_name') }} afin </w:t>
-      </w:r>
-      <w:r>
-        <w:rPr>
-          <w:rFonts w:eastAsia="Arial" w:cs="Arial" w:ascii="Arial" w:hAnsi="Arial"/>
-          <w:color w:val="000000"/>
-          <w:sz w:val="20"/>
-          <w:szCs w:val="20"/>
-        </w:rPr>
-        <w:t>que celle-ci puisse prendre les dispositions nécessaires au bon accomplissement de ses engagements vis-à-vis de son client.</w:t>
-      </w:r>
-    </w:p>
-    <w:p>
-      <w:pPr>
-        <w:pStyle w:val="Normal"/>
-        <w:rPr>
-          <w:rFonts w:ascii="Arial" w:hAnsi="Arial" w:eastAsia="Arial" w:cs="Arial"/>
-          <w:color w:val="000000"/>
-          <w:sz w:val="20"/>
-          <w:szCs w:val="20"/>
-        </w:rPr>
-      </w:pPr>
-      <w:r>
-        <w:rPr>
-          <w:rFonts w:eastAsia="Arial" w:cs="Arial" w:ascii="Arial" w:hAnsi="Arial"/>
-          <w:color w:val="000000"/>
-          <w:sz w:val="20"/>
-          <w:szCs w:val="20"/>
-        </w:rPr>
-      </w:r>
-    </w:p>
-    <w:p>
-      <w:pPr>
-        <w:pStyle w:val="LOnormal"/>
-        <w:shd w:val="clear" w:color="auto" w:fill="FFFFFF"/>
-        <w:spacing w:lineRule="auto" w:line="240" w:before="0" w:after="150"/>
-        <w:jc w:val="both"/>
-        <w:rPr>
-          <w:rFonts w:ascii="DIN-Rg" w:hAnsi="DIN-Rg" w:eastAsia="DIN-Rg" w:cs="DIN-Rg"/>
-          <w:sz w:val="20"/>
-          <w:szCs w:val="20"/>
-          <w:highlight w:val="yellow"/>
-        </w:rPr>
-      </w:pPr>
-      <w:r>
-        <w:rPr>
-          <w:rFonts w:eastAsia="DIN-Rg" w:cs="DIN-Rg" w:ascii="DIN-Rg" w:hAnsi="DIN-Rg"/>
-          <w:color w:val="000000"/>
-          <w:sz w:val="20"/>
-          <w:szCs w:val="20"/>
-        </w:rPr>
-        <w:t>L’Etudiant s’engage à réaliser sans frais supplémentaire, lors de la période de garantie de la mission d’une durée de [</w:t>
-      </w:r>
-      <w:r>
-        <w:rPr>
-          <w:rFonts w:eastAsia="DIN-Rg" w:cs="DIN-Rg" w:ascii="DIN-Rg" w:hAnsi="DIN-Rg"/>
-          <w:color w:val="000000"/>
-          <w:sz w:val="20"/>
-          <w:szCs w:val="20"/>
-          <w:highlight w:val="yellow"/>
-        </w:rPr>
-        <w:t>durée convenue dans la Convention d'Étude/Cadre suivant le type de livrable</w:t>
-      </w:r>
-      <w:r>
-        <w:rPr>
-          <w:rFonts w:eastAsia="DIN-Rg" w:cs="DIN-Rg" w:ascii="DIN-Rg" w:hAnsi="DIN-Rg"/>
-          <w:color w:val="000000"/>
-          <w:sz w:val="20"/>
-          <w:szCs w:val="20"/>
-        </w:rPr>
-        <w:t>], toute modification qui porte sur un élément présent dans le cahier des charges de la Convention d'Étude [</w:t>
-      </w:r>
-      <w:r>
-        <w:rPr>
-          <w:rFonts w:eastAsia="DIN-Rg" w:cs="DIN-Rg" w:ascii="DIN-Rg" w:hAnsi="DIN-Rg"/>
-          <w:color w:val="000000"/>
-          <w:sz w:val="20"/>
-          <w:szCs w:val="20"/>
-          <w:highlight w:val="yellow"/>
-        </w:rPr>
-        <w:t>Réf Convention d'Étude</w:t>
-      </w:r>
-      <w:r>
-        <w:rPr>
-          <w:rFonts w:eastAsia="DIN-Rg" w:cs="DIN-Rg" w:ascii="DIN-Rg" w:hAnsi="DIN-Rg"/>
-          <w:color w:val="000000"/>
-          <w:sz w:val="20"/>
-          <w:szCs w:val="20"/>
-        </w:rPr>
-        <w:t>]</w:t>
-      </w:r>
-      <w:r>
-        <w:rPr>
-          <w:rFonts w:eastAsia="DIN-Rg" w:cs="DIN-Rg" w:ascii="DIN-Rg" w:hAnsi="DIN-Rg"/>
-          <w:color w:val="000000"/>
-          <w:sz w:val="20"/>
-          <w:szCs w:val="20"/>
-          <w:highlight w:val="yellow"/>
-        </w:rPr>
-        <w:t>.</w:t>
-      </w:r>
-    </w:p>
-    <w:p>
-      <w:pPr>
-        <w:pStyle w:val="Normal"/>
-        <w:rPr>
-          <w:rFonts w:ascii="Arial" w:hAnsi="Arial" w:eastAsia="Arial" w:cs="Arial"/>
-          <w:color w:val="000000"/>
-          <w:sz w:val="20"/>
-          <w:szCs w:val="20"/>
-        </w:rPr>
-      </w:pPr>
-      <w:r>
-        <w:rPr>
-          <w:rFonts w:eastAsia="Arial" w:cs="Arial" w:ascii="Arial" w:hAnsi="Arial"/>
+        <w:t>Article 4 : Statut et régime fiscal applicable</w:t>
+      </w:r>
+    </w:p>
+    <w:p>
+      <w:pPr>
+        <w:pStyle w:val="Normal"/>
+        <w:rPr>
+          <w:rFonts w:ascii="Montserrat Medium" w:hAnsi="Montserrat Medium"/>
+        </w:rPr>
+      </w:pPr>
+      <w:r>
+        <w:rPr>
+          <w:rFonts w:eastAsia="Arial" w:cs="Arial" w:ascii="Montserrat Medium" w:hAnsi="Montserrat Medium"/>
+          <w:color w:val="000000"/>
+          <w:sz w:val="20"/>
+          <w:szCs w:val="20"/>
+        </w:rPr>
+        <w:t>En sa qualité d’adhérent</w:t>
+      </w:r>
+      <w:r>
+        <w:rPr>
+          <w:rFonts w:eastAsia="Arial" w:cs="Arial" w:ascii="Montserrat Medium" w:hAnsi="Montserrat Medium"/>
+          <w:sz w:val="20"/>
+          <w:szCs w:val="20"/>
+        </w:rPr>
+        <w:t xml:space="preserve"> de {{ param('je_name') }} au statut associatif</w:t>
+      </w:r>
+      <w:r>
+        <w:rPr>
+          <w:rFonts w:eastAsia="Arial" w:cs="Arial" w:ascii="Montserrat Medium" w:hAnsi="Montserrat Medium"/>
+          <w:color w:val="000000"/>
+          <w:sz w:val="20"/>
+          <w:szCs w:val="20"/>
+        </w:rPr>
+        <w:t>, l’étudiant intervient dans le cadre de la mission dans un but uniquement pédagogique et son intervention, qui s’inscrit dans un processus de formation et de montée en compétence, ne s’inscrit en aucun cas dans une relation de travail salarié. Ainsi, l’étudiant sera retribué au titre de sa prestation sous forme d’honoraires relevant des BNC (Bénéfices Non Commerciaux).</w:t>
+      </w:r>
+    </w:p>
+    <w:p>
+      <w:pPr>
+        <w:pStyle w:val="Normal"/>
+        <w:rPr>
+          <w:rFonts w:ascii="Montserrat Medium" w:hAnsi="Montserrat Medium" w:eastAsia="Arial" w:cs="Arial"/>
+          <w:color w:val="000000"/>
+          <w:sz w:val="20"/>
+          <w:szCs w:val="20"/>
+        </w:rPr>
+      </w:pPr>
+      <w:r>
+        <w:rPr>
+          <w:rFonts w:eastAsia="Arial" w:cs="Arial" w:ascii="Montserrat Medium" w:hAnsi="Montserrat Medium"/>
           <w:color w:val="000000"/>
           <w:sz w:val="20"/>
           <w:szCs w:val="20"/>
@@ -1659,58 +1445,164 @@
         <w:spacing w:before="0" w:after="240"/>
         <w:ind w:left="-288" w:hanging="0"/>
         <w:rPr>
-          <w:rFonts w:ascii="Verdana" w:hAnsi="Verdana" w:eastAsia="Verdana" w:cs="Verdana"/>
-          <w:b/>
+          <w:rFonts w:ascii="Montserrat Black" w:hAnsi="Montserrat Black"/>
+        </w:rPr>
+      </w:pPr>
+      <w:r>
+        <w:rPr>
+          <w:rFonts w:eastAsia="Verdana" w:cs="Verdana" w:ascii="Montserrat Black" w:hAnsi="Montserrat Black"/>
           <w:b/>
           <w:color w:val="365F91"/>
           <w:sz w:val="22"/>
           <w:szCs w:val="22"/>
         </w:rPr>
-      </w:pPr>
-      <w:r>
-        <w:rPr>
-          <w:rFonts w:eastAsia="Verdana" w:cs="Verdana" w:ascii="Verdana" w:hAnsi="Verdana"/>
+        <w:t xml:space="preserve">Article 5 : Rôle </w:t>
+      </w:r>
+      <w:r>
+        <w:rPr>
+          <w:rFonts w:eastAsia="Verdana" w:cs="Verdana" w:ascii="Montserrat Black" w:hAnsi="Montserrat Black"/>
           <w:b/>
-          <w:color w:val="365F91"/>
+          <w:color w:val="366091"/>
           <w:sz w:val="22"/>
           <w:szCs w:val="22"/>
         </w:rPr>
-        <w:t>Article 5 : Collaboration</w:t>
-      </w:r>
-    </w:p>
-    <w:p>
-      <w:pPr>
-        <w:pStyle w:val="Normal"/>
-        <w:rPr>
-          <w:rFonts w:ascii="Arial" w:hAnsi="Arial" w:eastAsia="Arial" w:cs="Arial"/>
-          <w:color w:val="000000"/>
-          <w:sz w:val="20"/>
-          <w:szCs w:val="20"/>
-        </w:rPr>
-      </w:pPr>
-      <w:r>
-        <w:rPr>
-          <w:rFonts w:eastAsia="Arial" w:cs="Arial" w:ascii="Arial" w:hAnsi="Arial"/>
-          <w:color w:val="000000"/>
-          <w:sz w:val="20"/>
-          <w:szCs w:val="20"/>
-        </w:rPr>
-        <w:t>Dans l’hypothèse où l’une ou l’autre des parties considérerait que la mission ne s’exécute plus conformément aux conditions initiales, celles-ci conviendront de se rapprocher afin d’examiner les possibilités d’adaptation du présent Récapitulatif de Mission selon les modalités prévues à l’article 8.</w:t>
-      </w:r>
-    </w:p>
-    <w:p>
-      <w:pPr>
-        <w:pStyle w:val="Normal"/>
-        <w:rPr>
-          <w:rFonts w:ascii="Arial" w:hAnsi="Arial" w:eastAsia="Arial" w:cs="Arial"/>
-          <w:color w:val="000000"/>
-          <w:sz w:val="20"/>
-          <w:szCs w:val="20"/>
-        </w:rPr>
-      </w:pPr>
-      <w:r>
-        <w:rPr>
-          <w:rFonts w:eastAsia="Arial" w:cs="Arial" w:ascii="Arial" w:hAnsi="Arial"/>
+        <w:t>de {{ rdm.mission.consultant }}</w:t>
+      </w:r>
+    </w:p>
+    <w:p>
+      <w:pPr>
+        <w:pStyle w:val="Normal"/>
+        <w:rPr>
+          <w:rFonts w:ascii="Montserrat Medium" w:hAnsi="Montserrat Medium"/>
+        </w:rPr>
+      </w:pPr>
+      <w:r>
+        <w:rPr>
+          <w:rFonts w:eastAsia="Arial" w:cs="Arial" w:ascii="Montserrat Medium" w:hAnsi="Montserrat Medium"/>
+          <w:color w:val="000000"/>
+          <w:sz w:val="20"/>
+          <w:szCs w:val="20"/>
+        </w:rPr>
+        <w:t xml:space="preserve">L’étudiant mettra en œuvre tous les moyens à sa disposition et en premier lieu les compétences acquises dans le cadre de sa formation théorique au sein de l’INSA Rennes, pour permettre la bonne réalisation de sa mission dans les conditions prévues dans le présent document, et remettre le livrable le </w:t>
+      </w:r>
+      <w:r>
+        <w:rPr>
+          <w:rFonts w:eastAsia="Arial" w:cs="Arial" w:ascii="Montserrat Medium" w:hAnsi="Montserrat Medium"/>
+          <w:color w:val="000000"/>
+          <w:sz w:val="20"/>
+          <w:szCs w:val="20"/>
+          <w:shd w:fill="FFFF00" w:val="clear"/>
+        </w:rPr>
+        <w:t>date de fin</w:t>
+      </w:r>
+      <w:r>
+        <w:rPr>
+          <w:rFonts w:eastAsia="Arial" w:cs="Arial" w:ascii="Montserrat Medium" w:hAnsi="Montserrat Medium"/>
+          <w:color w:val="000000"/>
+          <w:sz w:val="20"/>
+          <w:szCs w:val="20"/>
+        </w:rPr>
+        <w:t xml:space="preserve">. Si pour une cause quelconque l'étudiant ne pouvait assumer cette mission, il s'engage à en informer </w:t>
+      </w:r>
+      <w:r>
+        <w:rPr>
+          <w:rFonts w:eastAsia="Arial" w:cs="Arial" w:ascii="Montserrat Medium" w:hAnsi="Montserrat Medium"/>
+          <w:sz w:val="20"/>
+          <w:szCs w:val="20"/>
+        </w:rPr>
+        <w:t xml:space="preserve">immédiatement {{ param('je_name') }} afin </w:t>
+      </w:r>
+      <w:r>
+        <w:rPr>
+          <w:rFonts w:eastAsia="Arial" w:cs="Arial" w:ascii="Montserrat Medium" w:hAnsi="Montserrat Medium"/>
+          <w:color w:val="000000"/>
+          <w:sz w:val="20"/>
+          <w:szCs w:val="20"/>
+        </w:rPr>
+        <w:t>que celle-ci puisse prendre les dispositions nécessaires au bon accomplissement de ses engagements vis-à-vis de son client.</w:t>
+      </w:r>
+    </w:p>
+    <w:p>
+      <w:pPr>
+        <w:pStyle w:val="Normal"/>
+        <w:rPr>
+          <w:rFonts w:ascii="Montserrat Medium" w:hAnsi="Montserrat Medium" w:eastAsia="Arial" w:cs="Arial"/>
+          <w:color w:val="000000"/>
+          <w:sz w:val="20"/>
+          <w:szCs w:val="20"/>
+        </w:rPr>
+      </w:pPr>
+      <w:r>
+        <w:rPr>
+          <w:rFonts w:eastAsia="Arial" w:cs="Arial" w:ascii="Montserrat Medium" w:hAnsi="Montserrat Medium"/>
+          <w:color w:val="000000"/>
+          <w:sz w:val="20"/>
+          <w:szCs w:val="20"/>
+        </w:rPr>
+      </w:r>
+    </w:p>
+    <w:p>
+      <w:pPr>
+        <w:pStyle w:val="LOnormal"/>
+        <w:shd w:val="clear" w:color="auto" w:fill="FFFFFF"/>
+        <w:spacing w:lineRule="auto" w:line="240" w:before="0" w:after="150"/>
+        <w:jc w:val="both"/>
+        <w:rPr>
+          <w:rFonts w:ascii="Montserrat Medium" w:hAnsi="Montserrat Medium"/>
+        </w:rPr>
+      </w:pPr>
+      <w:r>
+        <w:rPr>
+          <w:rFonts w:eastAsia="DIN-Rg" w:cs="DIN-Rg" w:ascii="Montserrat Medium" w:hAnsi="Montserrat Medium"/>
+          <w:color w:val="000000"/>
+          <w:sz w:val="20"/>
+          <w:szCs w:val="20"/>
+        </w:rPr>
+        <w:t>L’Etudiant s’engage à réaliser sans frais supplémentaire, lors de la période de garantie de la mission d’une durée de [</w:t>
+      </w:r>
+      <w:r>
+        <w:rPr>
+          <w:rFonts w:eastAsia="DIN-Rg" w:cs="DIN-Rg" w:ascii="Montserrat Medium" w:hAnsi="Montserrat Medium"/>
+          <w:color w:val="000000"/>
+          <w:sz w:val="20"/>
+          <w:szCs w:val="20"/>
+          <w:shd w:fill="FFFF00" w:val="clear"/>
+        </w:rPr>
+        <w:t>durée convenue dans la Convention d'Étude/Cadre suivant le type de livrable</w:t>
+      </w:r>
+      <w:r>
+        <w:rPr>
+          <w:rFonts w:eastAsia="DIN-Rg" w:cs="DIN-Rg" w:ascii="Montserrat Medium" w:hAnsi="Montserrat Medium"/>
+          <w:color w:val="000000"/>
+          <w:sz w:val="20"/>
+          <w:szCs w:val="20"/>
+        </w:rPr>
+        <w:t xml:space="preserve">], toute modification qui porte sur un élément présent dans le cahier des charges de la Convention d'Étude </w:t>
+      </w:r>
+      <w:r>
+        <w:rPr>
+          <w:rFonts w:eastAsia="Arial" w:cs="Arial" w:ascii="Montserrat Medium" w:hAnsi="Montserrat Medium"/>
+          <w:bCs/>
+          <w:color w:val="000000"/>
+          <w:sz w:val="20"/>
+          <w:szCs w:val="20"/>
+        </w:rPr>
+        <w:t>CE_{{ rdm.mission.project.number }}.</w:t>
+      </w:r>
+    </w:p>
+    <w:p>
+      <w:pPr>
+        <w:pStyle w:val="Normal"/>
+        <w:rPr>
+          <w:rFonts w:ascii="Montserrat Medium" w:hAnsi="Montserrat Medium" w:eastAsia="Arial" w:cs="Arial"/>
+          <w:color w:val="000000"/>
+          <w:sz w:val="20"/>
+          <w:szCs w:val="20"/>
+        </w:rPr>
+      </w:pPr>
+      <w:r>
+        <w:rPr>
+          <w:rFonts w:eastAsia="Arial" w:cs="Arial" w:ascii="Montserrat Medium" w:hAnsi="Montserrat Medium"/>
           <w:color w:val="000000"/>
           <w:sz w:val="20"/>
           <w:szCs w:val="20"/>
@@ -1726,153 +1618,50 @@
         <w:spacing w:before="0" w:after="240"/>
         <w:ind w:left="-288" w:hanging="0"/>
         <w:rPr>
-          <w:rFonts w:ascii="Verdana" w:hAnsi="Verdana" w:eastAsia="Verdana" w:cs="Verdana"/>
-          <w:b/>
+          <w:rFonts w:ascii="Montserrat Black" w:hAnsi="Montserrat Black"/>
+        </w:rPr>
+      </w:pPr>
+      <w:r>
+        <w:rPr>
+          <w:rFonts w:eastAsia="Verdana" w:cs="Verdana" w:ascii="Montserrat Black" w:hAnsi="Montserrat Black"/>
           <w:b/>
           <w:color w:val="365F91"/>
           <w:sz w:val="22"/>
           <w:szCs w:val="22"/>
         </w:rPr>
-      </w:pPr>
-      <w:r>
-        <w:rPr>
-          <w:rFonts w:eastAsia="Verdana" w:cs="Verdana" w:ascii="Verdana" w:hAnsi="Verdana"/>
-          <w:b/>
-          <w:color w:val="365F91"/>
-          <w:sz w:val="22"/>
-          <w:szCs w:val="22"/>
-        </w:rPr>
-        <w:t>Article 6 : Rapport pédagogique</w:t>
-      </w:r>
-    </w:p>
-    <w:p>
-      <w:pPr>
-        <w:pStyle w:val="Normal"/>
-        <w:rPr>
-          <w:rFonts w:ascii="Arial" w:hAnsi="Arial" w:eastAsia="Arial" w:cs="Arial"/>
-          <w:color w:val="000000"/>
-          <w:sz w:val="20"/>
-          <w:szCs w:val="20"/>
-        </w:rPr>
-      </w:pPr>
-      <w:r>
-        <w:rPr>
-          <w:rFonts w:eastAsia="Arial" w:cs="Arial" w:ascii="Arial" w:hAnsi="Arial"/>
-          <w:color w:val="000000"/>
-          <w:sz w:val="20"/>
-          <w:szCs w:val="20"/>
-        </w:rPr>
-        <w:t>Afin d’attester de la plus value pédagogique de la mission, l’Étudiant s’engage, sauf s’il n’a pas pris part à la phase à plus value pédagogique de la mission, à remettre le Rapport Pédagogique à Ouest INSA. Ce dernier permet d’attester que l’Étudiant a bénéficié d’une montée en compétences et que sa mission s’est bien inscrite dans le cadre de la vocation pédagogique des Junior-Entreprises et de formation en vue de son insertion professionnelle.</w:t>
-      </w:r>
-    </w:p>
-    <w:p>
-      <w:pPr>
-        <w:pStyle w:val="Normal"/>
-        <w:rPr>
-          <w:rFonts w:ascii="Arial" w:hAnsi="Arial" w:eastAsia="Arial" w:cs="Arial"/>
-          <w:color w:val="000000"/>
-          <w:sz w:val="20"/>
-          <w:szCs w:val="20"/>
-        </w:rPr>
-      </w:pPr>
-      <w:r>
-        <w:rPr>
-          <w:rFonts w:eastAsia="Arial" w:cs="Arial" w:ascii="Arial" w:hAnsi="Arial"/>
-          <w:color w:val="000000"/>
-          <w:sz w:val="20"/>
-          <w:szCs w:val="20"/>
-        </w:rPr>
-      </w:r>
-    </w:p>
-    <w:p>
-      <w:pPr>
-        <w:pStyle w:val="Normal"/>
-        <w:rPr>
-          <w:rFonts w:ascii="Arial" w:hAnsi="Arial" w:eastAsia="Arial" w:cs="Arial"/>
-          <w:color w:val="000000"/>
-          <w:sz w:val="20"/>
-          <w:szCs w:val="20"/>
-        </w:rPr>
-      </w:pPr>
-      <w:r>
-        <w:rPr>
-          <w:rFonts w:eastAsia="Arial" w:cs="Arial" w:ascii="Arial" w:hAnsi="Arial"/>
-          <w:color w:val="000000"/>
-          <w:sz w:val="20"/>
-          <w:szCs w:val="20"/>
-        </w:rPr>
-      </w:r>
-    </w:p>
-    <w:p>
-      <w:pPr>
-        <w:pStyle w:val="Normal"/>
-        <w:rPr>
-          <w:rFonts w:ascii="Arial" w:hAnsi="Arial" w:eastAsia="Arial" w:cs="Arial"/>
-          <w:color w:val="000000"/>
-          <w:sz w:val="20"/>
-          <w:szCs w:val="20"/>
-        </w:rPr>
-      </w:pPr>
-      <w:r>
-        <w:rPr>
-          <w:rFonts w:eastAsia="Arial" w:cs="Arial" w:ascii="Arial" w:hAnsi="Arial"/>
-          <w:color w:val="000000"/>
-          <w:sz w:val="20"/>
-          <w:szCs w:val="20"/>
-        </w:rPr>
-      </w:r>
-    </w:p>
-    <w:p>
-      <w:pPr>
-        <w:pStyle w:val="Normal"/>
-        <w:rPr>
-          <w:rFonts w:ascii="Arial" w:hAnsi="Arial" w:eastAsia="Arial" w:cs="Arial"/>
-          <w:color w:val="000000"/>
-          <w:sz w:val="20"/>
-          <w:szCs w:val="20"/>
-        </w:rPr>
-      </w:pPr>
-      <w:r>
-        <w:rPr>
-          <w:rFonts w:eastAsia="Arial" w:cs="Arial" w:ascii="Arial" w:hAnsi="Arial"/>
-          <w:color w:val="000000"/>
-          <w:sz w:val="20"/>
-          <w:szCs w:val="20"/>
-        </w:rPr>
-      </w:r>
-    </w:p>
-    <w:p>
-      <w:pPr>
-        <w:pStyle w:val="Normal"/>
-        <w:rPr>
-          <w:rFonts w:ascii="Arial" w:hAnsi="Arial" w:eastAsia="Arial" w:cs="Arial"/>
-          <w:color w:val="000000"/>
-          <w:sz w:val="20"/>
-          <w:szCs w:val="20"/>
-        </w:rPr>
-      </w:pPr>
-      <w:r>
-        <w:rPr>
-          <w:rFonts w:eastAsia="Arial" w:cs="Arial" w:ascii="Arial" w:hAnsi="Arial"/>
-          <w:color w:val="000000"/>
-          <w:sz w:val="20"/>
-          <w:szCs w:val="20"/>
-        </w:rPr>
-      </w:r>
-    </w:p>
-    <w:p>
-      <w:pPr>
-        <w:pStyle w:val="Normal"/>
-        <w:rPr>
-          <w:rFonts w:ascii="Arial" w:hAnsi="Arial" w:eastAsia="Arial" w:cs="Arial"/>
-          <w:color w:val="000000"/>
-          <w:sz w:val="20"/>
-          <w:szCs w:val="20"/>
-        </w:rPr>
-      </w:pPr>
-      <w:r>
-        <w:rPr>
-          <w:rFonts w:eastAsia="Arial" w:cs="Arial" w:ascii="Arial" w:hAnsi="Arial"/>
+        <w:t>Article 6 : Collaboration</w:t>
+      </w:r>
+    </w:p>
+    <w:p>
+      <w:pPr>
+        <w:pStyle w:val="Normal"/>
+        <w:rPr>
+          <w:rFonts w:ascii="Montserrat Medium" w:hAnsi="Montserrat Medium"/>
+        </w:rPr>
+      </w:pPr>
+      <w:r>
+        <w:rPr>
+          <w:rFonts w:eastAsia="Arial" w:cs="Arial" w:ascii="Montserrat Medium" w:hAnsi="Montserrat Medium"/>
+          <w:color w:val="000000"/>
+          <w:sz w:val="20"/>
+          <w:szCs w:val="20"/>
+        </w:rPr>
+        <w:t>Dans l’hypothèse où l’une ou l’autre des parties considérerait que la mission ne s’exécute plus conformément aux conditions initiales, celles-ci conviendront de se rapprocher afin d’examiner les possibilités d’adaptation du présent Récapitulatif de Mission selon les modalités prévues à l’article 9.</w:t>
+      </w:r>
+    </w:p>
+    <w:p>
+      <w:pPr>
+        <w:pStyle w:val="Normal"/>
+        <w:rPr>
+          <w:rFonts w:ascii="Montserrat Medium" w:hAnsi="Montserrat Medium" w:eastAsia="Arial" w:cs="Arial"/>
+          <w:color w:val="000000"/>
+          <w:sz w:val="20"/>
+          <w:szCs w:val="20"/>
+        </w:rPr>
+      </w:pPr>
+      <w:r>
+        <w:rPr>
+          <w:rFonts w:eastAsia="Arial" w:cs="Arial" w:ascii="Montserrat Medium" w:hAnsi="Montserrat Medium"/>
           <w:color w:val="000000"/>
           <w:sz w:val="20"/>
           <w:szCs w:val="20"/>
@@ -1888,78 +1677,50 @@
         <w:spacing w:before="0" w:after="240"/>
         <w:ind w:left="-288" w:hanging="0"/>
         <w:rPr>
-          <w:rFonts w:ascii="Verdana" w:hAnsi="Verdana" w:eastAsia="Verdana" w:cs="Verdana"/>
-          <w:b/>
+          <w:rFonts w:ascii="Montserrat Black" w:hAnsi="Montserrat Black"/>
+        </w:rPr>
+      </w:pPr>
+      <w:r>
+        <w:rPr>
+          <w:rFonts w:eastAsia="Verdana" w:cs="Verdana" w:ascii="Montserrat Black" w:hAnsi="Montserrat Black"/>
           <w:b/>
           <w:color w:val="365F91"/>
           <w:sz w:val="22"/>
           <w:szCs w:val="22"/>
         </w:rPr>
-      </w:pPr>
-      <w:r>
-        <w:rPr>
-          <w:rFonts w:eastAsia="Verdana" w:cs="Verdana" w:ascii="Verdana" w:hAnsi="Verdana"/>
-          <w:b/>
-          <w:color w:val="365F91"/>
-          <w:sz w:val="22"/>
-          <w:szCs w:val="22"/>
-        </w:rPr>
-        <w:t>Article 7 : Propriété de l’étude</w:t>
-      </w:r>
-    </w:p>
-    <w:p>
-      <w:pPr>
-        <w:pStyle w:val="Normal"/>
-        <w:rPr>
-          <w:rFonts w:ascii="Arial" w:hAnsi="Arial" w:eastAsia="Arial" w:cs="Arial"/>
-          <w:color w:val="000000"/>
-          <w:sz w:val="20"/>
-          <w:szCs w:val="20"/>
-        </w:rPr>
-      </w:pPr>
-      <w:r>
-        <w:rPr>
-          <w:rFonts w:eastAsia="Arial" w:cs="Arial" w:ascii="Arial" w:hAnsi="Arial"/>
-          <w:color w:val="000000"/>
-          <w:sz w:val="20"/>
-          <w:szCs w:val="20"/>
-        </w:rPr>
-        <w:t xml:space="preserve">L’étudiant cède au Client </w:t>
-      </w:r>
-      <w:r>
-        <w:rPr>
-          <w:rFonts w:eastAsia="Arial" w:cs="Arial" w:ascii="Arial" w:hAnsi="Arial"/>
-          <w:sz w:val="20"/>
-          <w:szCs w:val="20"/>
-        </w:rPr>
-        <w:t xml:space="preserve">l'intégralité </w:t>
-      </w:r>
-      <w:r>
-        <w:rPr>
-          <w:rFonts w:eastAsia="Arial" w:cs="Arial" w:ascii="Arial" w:hAnsi="Arial"/>
-          <w:color w:val="000000"/>
-          <w:sz w:val="20"/>
-          <w:szCs w:val="20"/>
-        </w:rPr>
-        <w:t>des droits patrimoniaux sur l'ensemble des travaux définis précédemment, en exclusivité et de façon définitive, dès lors que le Client a procédé au paiement de ces derniers. L'étudiant conserve son droit moral sur les travaux réalisés.</w:t>
-      </w:r>
-    </w:p>
-    <w:p>
-      <w:pPr>
-        <w:pStyle w:val="Normal"/>
-        <w:rPr>
-          <w:rFonts w:ascii="Arial" w:hAnsi="Arial" w:eastAsia="Arial" w:cs="Arial"/>
-          <w:color w:val="000000"/>
-          <w:sz w:val="20"/>
-          <w:szCs w:val="20"/>
-        </w:rPr>
-      </w:pPr>
-      <w:r>
-        <w:rPr>
-          <w:rFonts w:eastAsia="Arial" w:cs="Arial" w:ascii="Arial" w:hAnsi="Arial"/>
-          <w:color w:val="000000"/>
-          <w:sz w:val="20"/>
-          <w:szCs w:val="20"/>
+        <w:t>Article 7 : Rapport pédagogique</w:t>
+      </w:r>
+    </w:p>
+    <w:p>
+      <w:pPr>
+        <w:pStyle w:val="Normal"/>
+        <w:rPr>
+          <w:rFonts w:ascii="Montserrat Medium" w:hAnsi="Montserrat Medium"/>
+        </w:rPr>
+      </w:pPr>
+      <w:r>
+        <w:rPr>
+          <w:rFonts w:eastAsia="Arial" w:cs="Arial" w:ascii="Montserrat Medium" w:hAnsi="Montserrat Medium"/>
+          <w:color w:val="000000"/>
+          <w:sz w:val="20"/>
+          <w:szCs w:val="20"/>
+        </w:rPr>
+        <w:t>Conformément au cadre légal spécifique applicable aux membres de la Confédération Nationale des Junior-Entreprises, l’étudiant s’engage, sauf indication contraire, à remettre le questionnaire de satisfaction intervenant et le rapport pédagogique à Ouest INSA qui permet d’attester que l’étudiant a bénéficié d’une montée en compétences et que sa mission s’est bien inscrite dans le cadre de la vocation pédagogique et de formation en vue de son insertion professionnelle, de la Junior-Entreprise.</w:t>
+      </w:r>
+    </w:p>
+    <w:p>
+      <w:pPr>
+        <w:pStyle w:val="Normal"/>
+        <w:rPr>
+          <w:rFonts w:eastAsia="Arial" w:cs="Arial"/>
+          <w:color w:val="000000"/>
+          <w:sz w:val="20"/>
+          <w:szCs w:val="20"/>
+        </w:rPr>
+      </w:pPr>
+      <w:r>
+        <w:rPr>
+          <w:rFonts w:ascii="Montserrat Medium" w:hAnsi="Montserrat Medium"/>
         </w:rPr>
       </w:r>
     </w:p>
@@ -1972,52 +1733,71 @@
         <w:spacing w:before="0" w:after="240"/>
         <w:ind w:left="-288" w:hanging="0"/>
         <w:rPr>
-          <w:rFonts w:ascii="Verdana" w:hAnsi="Verdana" w:eastAsia="Verdana" w:cs="Verdana"/>
-          <w:b/>
+          <w:rFonts w:ascii="Montserrat Black" w:hAnsi="Montserrat Black"/>
+        </w:rPr>
+      </w:pPr>
+      <w:r>
+        <w:rPr>
+          <w:rFonts w:eastAsia="Verdana" w:cs="Verdana" w:ascii="Montserrat Black" w:hAnsi="Montserrat Black"/>
           <w:b/>
           <w:color w:val="365F91"/>
           <w:sz w:val="22"/>
           <w:szCs w:val="22"/>
         </w:rPr>
-      </w:pPr>
-      <w:r>
-        <w:rPr>
-          <w:rFonts w:eastAsia="Verdana" w:cs="Verdana" w:ascii="Verdana" w:hAnsi="Verdana"/>
-          <w:b/>
-          <w:color w:val="365F91"/>
-          <w:sz w:val="22"/>
-          <w:szCs w:val="22"/>
-        </w:rPr>
-        <w:t>Article 8 : Modifications</w:t>
-      </w:r>
-    </w:p>
-    <w:p>
-      <w:pPr>
-        <w:pStyle w:val="Normal"/>
-        <w:rPr>
-          <w:rFonts w:ascii="Arial" w:hAnsi="Arial" w:eastAsia="Arial" w:cs="Arial"/>
-          <w:color w:val="000000"/>
-          <w:sz w:val="20"/>
-          <w:szCs w:val="20"/>
-        </w:rPr>
-      </w:pPr>
-      <w:r>
-        <w:rPr>
-          <w:rFonts w:eastAsia="Arial" w:cs="Arial" w:ascii="Arial" w:hAnsi="Arial"/>
-          <w:color w:val="000000"/>
-          <w:sz w:val="20"/>
-          <w:szCs w:val="20"/>
-        </w:rPr>
-        <w:t>Toute modification portant sur les modalités d’exécution de la mission quelles qu’elles soient fera l’objet d’un Avenant au présent Récapitulatif de Mission. En cas de désaccord persistant, le Récapitulatif de Mission pourra faire l’objet d’un Avenant de rupture au Récapitulatif de Mission.</w:t>
-      </w:r>
-    </w:p>
-    <w:p>
-      <w:pPr>
-        <w:pStyle w:val="Normal"/>
-        <w:rPr/>
-      </w:pPr>
-      <w:r>
-        <w:rPr/>
+        <w:t>Article 8 : Propriété de l’étude</w:t>
+      </w:r>
+    </w:p>
+    <w:p>
+      <w:pPr>
+        <w:pStyle w:val="Normal"/>
+        <w:rPr>
+          <w:rFonts w:ascii="Montserrat Medium" w:hAnsi="Montserrat Medium"/>
+        </w:rPr>
+      </w:pPr>
+      <w:r>
+        <w:rPr>
+          <w:rFonts w:eastAsia="Arial" w:cs="Arial" w:ascii="Montserrat Medium" w:hAnsi="Montserrat Medium"/>
+          <w:color w:val="000000"/>
+          <w:sz w:val="20"/>
+          <w:szCs w:val="20"/>
+        </w:rPr>
+        <w:t xml:space="preserve">L’étudiant cède au Client </w:t>
+      </w:r>
+      <w:r>
+        <w:rPr>
+          <w:rFonts w:eastAsia="Arial" w:cs="Arial" w:ascii="Montserrat Medium" w:hAnsi="Montserrat Medium"/>
+          <w:sz w:val="20"/>
+          <w:szCs w:val="20"/>
+        </w:rPr>
+        <w:t xml:space="preserve">l'intégralité </w:t>
+      </w:r>
+      <w:r>
+        <w:rPr>
+          <w:rFonts w:eastAsia="Arial" w:cs="Arial" w:ascii="Montserrat Medium" w:hAnsi="Montserrat Medium"/>
+          <w:color w:val="000000"/>
+          <w:sz w:val="20"/>
+          <w:szCs w:val="20"/>
+        </w:rPr>
+        <w:t>des droits patrimoniaux sur l'ensemble des travaux définis précédemment, en exclusivité et de façon définitive, dès lors que le Client a procédé au paiement de ces derniers. L'étudiant conserve son droit moral sur les travaux réalisés.</w:t>
+      </w:r>
+    </w:p>
+    <w:p>
+      <w:pPr>
+        <w:pStyle w:val="Normal"/>
+        <w:rPr>
+          <w:rFonts w:ascii="Montserrat Medium" w:hAnsi="Montserrat Medium" w:eastAsia="Arial" w:cs="Arial"/>
+          <w:color w:val="000000"/>
+          <w:sz w:val="20"/>
+          <w:szCs w:val="20"/>
+        </w:rPr>
+      </w:pPr>
+      <w:r>
+        <w:rPr>
+          <w:rFonts w:eastAsia="Arial" w:cs="Arial" w:ascii="Montserrat Medium" w:hAnsi="Montserrat Medium"/>
+          <w:color w:val="000000"/>
+          <w:sz w:val="20"/>
+          <w:szCs w:val="20"/>
+        </w:rPr>
       </w:r>
     </w:p>
     <w:p>
@@ -2029,38 +1809,178 @@
         <w:spacing w:before="0" w:after="240"/>
         <w:ind w:left="-288" w:hanging="0"/>
         <w:rPr>
-          <w:rFonts w:ascii="Verdana" w:hAnsi="Verdana" w:eastAsia="Verdana" w:cs="Verdana"/>
-          <w:b/>
+          <w:rFonts w:ascii="Montserrat Black" w:hAnsi="Montserrat Black"/>
+        </w:rPr>
+      </w:pPr>
+      <w:r>
+        <w:rPr>
+          <w:rFonts w:eastAsia="Verdana" w:cs="Verdana" w:ascii="Montserrat Black" w:hAnsi="Montserrat Black"/>
           <w:b/>
           <w:color w:val="365F91"/>
           <w:sz w:val="22"/>
           <w:szCs w:val="22"/>
         </w:rPr>
-      </w:pPr>
-      <w:r>
-        <w:rPr>
-          <w:rFonts w:eastAsia="Verdana" w:cs="Verdana" w:ascii="Verdana" w:hAnsi="Verdana"/>
+        <w:t>Article 9 : Modifications</w:t>
+      </w:r>
+    </w:p>
+    <w:p>
+      <w:pPr>
+        <w:pStyle w:val="Normal"/>
+        <w:rPr>
+          <w:rFonts w:ascii="Montserrat Medium" w:hAnsi="Montserrat Medium"/>
+        </w:rPr>
+      </w:pPr>
+      <w:r>
+        <w:rPr>
+          <w:rFonts w:eastAsia="Arial" w:cs="Arial" w:ascii="Montserrat Medium" w:hAnsi="Montserrat Medium"/>
+          <w:color w:val="000000"/>
+          <w:sz w:val="20"/>
+          <w:szCs w:val="20"/>
+        </w:rPr>
+        <w:t>Toute modification portant sur les modalités d’exécution de la mission quelles qu’elles soient fera l’objet d’un Avenant au présent Récapitulatif de Mission. En cas de désaccord persistant, le Récapitulatif de Mission pourra faire l’objet d’un Avenant de rupture.</w:t>
+      </w:r>
+    </w:p>
+    <w:p>
+      <w:pPr>
+        <w:pStyle w:val="Normal"/>
+        <w:rPr>
+          <w:rFonts w:ascii="Montserrat Medium" w:hAnsi="Montserrat Medium" w:eastAsia="Arial" w:cs="Arial"/>
+          <w:color w:val="000000"/>
+          <w:sz w:val="20"/>
+          <w:szCs w:val="20"/>
+        </w:rPr>
+      </w:pPr>
+      <w:r>
+        <w:rPr>
+          <w:rFonts w:eastAsia="Arial" w:cs="Arial" w:ascii="Montserrat Medium" w:hAnsi="Montserrat Medium"/>
+          <w:color w:val="000000"/>
+          <w:sz w:val="20"/>
+          <w:szCs w:val="20"/>
+        </w:rPr>
+      </w:r>
+    </w:p>
+    <w:p>
+      <w:pPr>
+        <w:pStyle w:val="Normal"/>
+        <w:rPr>
+          <w:rFonts w:ascii="Montserrat Medium" w:hAnsi="Montserrat Medium"/>
+        </w:rPr>
+      </w:pPr>
+      <w:r>
+        <w:rPr>
+          <w:rFonts w:eastAsia="Arial" w:cs="Arial" w:ascii="Montserrat Medium" w:hAnsi="Montserrat Medium"/>
+          <w:color w:val="000000"/>
+          <w:sz w:val="20"/>
+          <w:szCs w:val="20"/>
+        </w:rPr>
+        <w:t>Si le comportement de l’étudiant au cours de ka mission, ne respecte pas le règlement intérieur et les statuts de Ouest INSA, le récapitulatif de mission pourra faire l’objet d’un avenant de rupture.</w:t>
+      </w:r>
+    </w:p>
+    <w:p>
+      <w:pPr>
+        <w:pStyle w:val="Normal"/>
+        <w:rPr>
+          <w:rFonts w:ascii="Montserrat Medium" w:hAnsi="Montserrat Medium" w:eastAsia="Arial" w:cs="Arial"/>
+          <w:color w:val="000000"/>
+          <w:sz w:val="20"/>
+          <w:szCs w:val="20"/>
+        </w:rPr>
+      </w:pPr>
+      <w:r>
+        <w:rPr>
+          <w:rFonts w:eastAsia="Arial" w:cs="Arial" w:ascii="Montserrat Medium" w:hAnsi="Montserrat Medium"/>
+          <w:color w:val="000000"/>
+          <w:sz w:val="20"/>
+          <w:szCs w:val="20"/>
+        </w:rPr>
+      </w:r>
+    </w:p>
+    <w:p>
+      <w:pPr>
+        <w:pStyle w:val="Normal"/>
+        <w:pBdr>
+          <w:bottom w:val="single" w:sz="8" w:space="1" w:color="BFBFBF"/>
+        </w:pBdr>
+        <w:spacing w:before="0" w:after="240"/>
+        <w:ind w:left="-288" w:hanging="0"/>
+        <w:rPr>
+          <w:rFonts w:ascii="Montserrat Black" w:hAnsi="Montserrat Black"/>
+        </w:rPr>
+      </w:pPr>
+      <w:r>
+        <w:rPr>
+          <w:rFonts w:eastAsia="Verdana" w:cs="Verdana" w:ascii="Montserrat Black" w:hAnsi="Montserrat Black"/>
           <w:b/>
           <w:color w:val="365F91"/>
           <w:sz w:val="22"/>
           <w:szCs w:val="22"/>
         </w:rPr>
-        <w:t>Article 9 : Prise d’effet du Récapitulatif de Mission</w:t>
-      </w:r>
-    </w:p>
-    <w:p>
-      <w:pPr>
-        <w:pStyle w:val="Normal"/>
-        <w:rPr>
-          <w:rFonts w:ascii="Arial" w:hAnsi="Arial" w:eastAsia="Arial" w:cs="Arial"/>
-          <w:color w:val="000000"/>
-          <w:sz w:val="20"/>
-          <w:szCs w:val="20"/>
-        </w:rPr>
-      </w:pPr>
-      <w:r>
-        <w:rPr>
-          <w:rFonts w:eastAsia="Arial" w:cs="Arial" w:ascii="Arial" w:hAnsi="Arial"/>
+        <w:t>Article 10 : Autonomie de l’étudiant</w:t>
+      </w:r>
+    </w:p>
+    <w:p>
+      <w:pPr>
+        <w:pStyle w:val="Normal"/>
+        <w:rPr>
+          <w:rFonts w:ascii="Montserrat Medium" w:hAnsi="Montserrat Medium"/>
+        </w:rPr>
+      </w:pPr>
+      <w:r>
+        <w:rPr>
+          <w:rFonts w:eastAsia="Arial" w:cs="Arial" w:ascii="Montserrat Medium" w:hAnsi="Montserrat Medium"/>
+          <w:color w:val="000000"/>
+          <w:sz w:val="20"/>
+          <w:szCs w:val="20"/>
+        </w:rPr>
+        <w:t>L’étudiant n’étant pas dans un lien de subordination avec Ouest INSA, ni avec le Client de Ouest INSA, il réalise sa mission en parfaite autonomie en termes d’organisation et de compétences dans la mesure où il respecte les délais définis dans l’article 2.</w:t>
+      </w:r>
+    </w:p>
+    <w:p>
+      <w:pPr>
+        <w:pStyle w:val="Normal"/>
+        <w:rPr>
+          <w:rFonts w:ascii="Montserrat Medium" w:hAnsi="Montserrat Medium"/>
+        </w:rPr>
+      </w:pPr>
+      <w:r>
+        <w:rPr>
+          <w:rFonts w:ascii="Montserrat Medium" w:hAnsi="Montserrat Medium"/>
+        </w:rPr>
+      </w:r>
+    </w:p>
+    <w:p>
+      <w:pPr>
+        <w:pStyle w:val="Normal"/>
+        <w:pBdr>
+          <w:bottom w:val="single" w:sz="8" w:space="1" w:color="BFBFBF"/>
+        </w:pBdr>
+        <w:spacing w:before="0" w:after="240"/>
+        <w:ind w:left="-288" w:hanging="0"/>
+        <w:rPr>
+          <w:rFonts w:ascii="Montserrat Black" w:hAnsi="Montserrat Black"/>
+        </w:rPr>
+      </w:pPr>
+      <w:r>
+        <w:rPr>
+          <w:rFonts w:eastAsia="Verdana" w:cs="Verdana" w:ascii="Montserrat Black" w:hAnsi="Montserrat Black"/>
+          <w:b/>
+          <w:color w:val="365F91"/>
+          <w:sz w:val="22"/>
+          <w:szCs w:val="22"/>
+        </w:rPr>
+        <w:t>Article 11 : Prise d’effet du Récapitulatif de Mission</w:t>
+      </w:r>
+    </w:p>
+    <w:p>
+      <w:pPr>
+        <w:pStyle w:val="Normal"/>
+        <w:rPr>
+          <w:rFonts w:ascii="Montserrat Medium" w:hAnsi="Montserrat Medium"/>
+        </w:rPr>
+      </w:pPr>
+      <w:r>
+        <w:rPr>
+          <w:rFonts w:eastAsia="Arial" w:cs="Arial" w:ascii="Montserrat Medium" w:hAnsi="Montserrat Medium"/>
           <w:color w:val="000000"/>
           <w:sz w:val="20"/>
           <w:szCs w:val="20"/>
@@ -2072,34 +1992,31 @@
       <w:pPr>
         <w:pStyle w:val="Normal"/>
         <w:rPr>
-          <w:rFonts w:ascii="Arial" w:hAnsi="Arial" w:eastAsia="Arial" w:cs="Arial"/>
-          <w:color w:val="000000"/>
-          <w:sz w:val="20"/>
-          <w:szCs w:val="20"/>
-        </w:rPr>
-      </w:pPr>
-      <w:r>
-        <w:rPr>
-          <w:rFonts w:eastAsia="Arial" w:cs="Arial" w:ascii="Arial" w:hAnsi="Arial"/>
-          <w:color w:val="000000"/>
-          <w:sz w:val="20"/>
-          <w:szCs w:val="20"/>
-        </w:rPr>
-      </w:r>
-    </w:p>
-    <w:p>
-      <w:pPr>
-        <w:pStyle w:val="Normal"/>
-        <w:rPr>
-          <w:rFonts w:ascii="Arial" w:hAnsi="Arial" w:eastAsia="Arial" w:cs="Arial"/>
-          <w:color w:val="021A32"/>
-          <w:sz w:val="20"/>
-          <w:szCs w:val="20"/>
-        </w:rPr>
-      </w:pPr>
-      <w:r>
-        <w:rPr>
-          <w:rFonts w:eastAsia="Arial" w:cs="Arial" w:ascii="Arial" w:hAnsi="Arial"/>
+          <w:rFonts w:ascii="Montserrat Medium" w:hAnsi="Montserrat Medium" w:eastAsia="Arial" w:cs="Arial"/>
+          <w:color w:val="000000"/>
+          <w:sz w:val="20"/>
+          <w:szCs w:val="20"/>
+        </w:rPr>
+      </w:pPr>
+      <w:r>
+        <w:rPr>
+          <w:rFonts w:eastAsia="Arial" w:cs="Arial" w:ascii="Montserrat Medium" w:hAnsi="Montserrat Medium"/>
+          <w:color w:val="000000"/>
+          <w:sz w:val="20"/>
+          <w:szCs w:val="20"/>
+        </w:rPr>
+      </w:r>
+    </w:p>
+    <w:p>
+      <w:pPr>
+        <w:pStyle w:val="Normal"/>
+        <w:rPr>
+          <w:rFonts w:ascii="Montserrat Medium" w:hAnsi="Montserrat Medium"/>
+        </w:rPr>
+      </w:pPr>
+      <w:r>
+        <w:rPr>
+          <w:rFonts w:eastAsia="Arial" w:cs="Arial" w:ascii="Montserrat Medium" w:hAnsi="Montserrat Medium"/>
           <w:color w:val="000000"/>
           <w:sz w:val="20"/>
           <w:szCs w:val="20"/>
@@ -2108,7 +2025,7 @@
       </w:r>
       <w:r>
         <w:rPr>
-          <w:rFonts w:eastAsia="Arial" w:cs="Arial" w:ascii="Arial" w:hAnsi="Arial"/>
+          <w:rFonts w:eastAsia="Arial" w:cs="Arial" w:ascii="Montserrat Medium" w:hAnsi="Montserrat Medium"/>
           <w:color w:val="000000"/>
           <w:sz w:val="20"/>
           <w:szCs w:val="20"/>
@@ -2118,7 +2035,7 @@
       </w:r>
       <w:r>
         <w:rPr>
-          <w:rFonts w:eastAsia="Arial" w:cs="Arial" w:ascii="Arial" w:hAnsi="Arial"/>
+          <w:rFonts w:eastAsia="Arial" w:cs="Arial" w:ascii="Montserrat Medium" w:hAnsi="Montserrat Medium"/>
           <w:color w:val="000000"/>
           <w:sz w:val="20"/>
           <w:szCs w:val="20"/>
@@ -2131,15 +2048,12 @@
       <w:pPr>
         <w:pStyle w:val="Normal"/>
         <w:rPr>
-          <w:rFonts w:ascii="Arial" w:hAnsi="Arial" w:eastAsia="Arial" w:cs="Arial"/>
-          <w:color w:val="000000"/>
-          <w:sz w:val="20"/>
-          <w:szCs w:val="20"/>
-        </w:rPr>
-      </w:pPr>
-      <w:r>
-        <w:rPr>
-          <w:rFonts w:eastAsia="Arial" w:cs="Arial" w:ascii="Arial" w:hAnsi="Arial"/>
+          <w:rFonts w:ascii="Montserrat Medium" w:hAnsi="Montserrat Medium"/>
+        </w:rPr>
+      </w:pPr>
+      <w:r>
+        <w:rPr>
+          <w:rFonts w:eastAsia="Arial" w:cs="Arial" w:ascii="Montserrat Medium" w:hAnsi="Montserrat Medium"/>
           <w:color w:val="000000"/>
           <w:sz w:val="20"/>
           <w:szCs w:val="20"/>
@@ -2151,7 +2065,7 @@
       <w:pPr>
         <w:pStyle w:val="Normal"/>
         <w:rPr>
-          <w:rFonts w:ascii="Arial" w:hAnsi="Arial" w:eastAsia="Arial" w:cs="Arial"/>
+          <w:rFonts w:ascii="Montserrat Medium" w:hAnsi="Montserrat Medium" w:eastAsia="Arial" w:cs="Arial"/>
           <w:i/>
           <w:i/>
           <w:color w:val="000000"/>
@@ -2161,7 +2075,7 @@
       </w:pPr>
       <w:r>
         <w:rPr>
-          <w:rFonts w:eastAsia="Arial" w:cs="Arial" w:ascii="Arial" w:hAnsi="Arial"/>
+          <w:rFonts w:eastAsia="Arial" w:cs="Arial" w:ascii="Montserrat Medium" w:hAnsi="Montserrat Medium"/>
           <w:i/>
           <w:color w:val="000000"/>
           <w:sz w:val="20"/>
@@ -2174,13 +2088,14 @@
         <w:tblW w:w="9708" w:type="dxa"/>
         <w:jc w:val="left"/>
         <w:tblInd w:w="0" w:type="dxa"/>
+        <w:tblLayout w:type="fixed"/>
         <w:tblCellMar>
           <w:top w:w="0" w:type="dxa"/>
           <w:left w:w="108" w:type="dxa"/>
           <w:bottom w:w="0" w:type="dxa"/>
           <w:right w:w="108" w:type="dxa"/>
         </w:tblCellMar>
-        <w:tblLook w:val="0000" w:noHBand="0" w:noVBand="0" w:firstColumn="0" w:lastRow="0" w:lastColumn="0" w:firstRow="0"/>
+        <w:tblLook w:firstRow="0" w:noVBand="0" w:lastRow="0" w:firstColumn="0" w:lastColumn="0" w:noHBand="0" w:val="0000"/>
       </w:tblPr>
       <w:tblGrid>
         <w:gridCol w:w="4820"/>
@@ -2203,15 +2118,12 @@
               <w:widowControl w:val="false"/>
               <w:ind w:hanging="70"/>
               <w:rPr>
-                <w:rFonts w:ascii="Arial" w:hAnsi="Arial" w:eastAsia="Arial" w:cs="Arial"/>
-                <w:color w:val="000000"/>
-                <w:sz w:val="20"/>
-                <w:szCs w:val="20"/>
+                <w:rFonts w:ascii="Montserrat Medium" w:hAnsi="Montserrat Medium"/>
               </w:rPr>
             </w:pPr>
             <w:r>
               <w:rPr>
-                <w:rFonts w:eastAsia="Arial" w:cs="Arial" w:ascii="Arial" w:hAnsi="Arial"/>
+                <w:rFonts w:eastAsia="Arial" w:cs="Arial" w:ascii="Montserrat Medium" w:hAnsi="Montserrat Medium"/>
                 <w:color w:val="000000"/>
                 <w:sz w:val="20"/>
                 <w:szCs w:val="20"/>
@@ -2225,7 +2137,7 @@
               <w:widowControl w:val="false"/>
               <w:ind w:hanging="70"/>
               <w:rPr>
-                <w:rFonts w:ascii="Arial" w:hAnsi="Arial" w:eastAsia="Arial" w:cs="Arial"/>
+                <w:rFonts w:ascii="Montserrat Medium" w:hAnsi="Montserrat Medium" w:eastAsia="Arial" w:cs="Arial"/>
                 <w:i/>
                 <w:i/>
                 <w:color w:val="000000"/>
@@ -2235,7 +2147,7 @@
             </w:pPr>
             <w:r>
               <w:rPr>
-                <w:rFonts w:eastAsia="Arial" w:cs="Arial" w:ascii="Arial" w:hAnsi="Arial"/>
+                <w:rFonts w:eastAsia="Arial" w:cs="Arial" w:ascii="Montserrat Medium" w:hAnsi="Montserrat Medium"/>
                 <w:i/>
                 <w:color w:val="000000"/>
                 <w:sz w:val="18"/>
@@ -2249,7 +2161,7 @@
               <w:widowControl w:val="false"/>
               <w:ind w:hanging="70"/>
               <w:rPr>
-                <w:rFonts w:ascii="Arial" w:hAnsi="Arial" w:eastAsia="Arial" w:cs="Arial"/>
+                <w:rFonts w:ascii="Montserrat Medium" w:hAnsi="Montserrat Medium" w:eastAsia="Arial" w:cs="Arial"/>
                 <w:i/>
                 <w:i/>
                 <w:color w:val="000000"/>
@@ -2259,7 +2171,7 @@
             </w:pPr>
             <w:r>
               <w:rPr>
-                <w:rFonts w:eastAsia="Arial" w:cs="Arial" w:ascii="Arial" w:hAnsi="Arial"/>
+                <w:rFonts w:eastAsia="Arial" w:cs="Arial" w:ascii="Montserrat Medium" w:hAnsi="Montserrat Medium"/>
                 <w:i/>
                 <w:color w:val="000000"/>
                 <w:sz w:val="20"/>
@@ -2273,7 +2185,7 @@
               <w:widowControl w:val="false"/>
               <w:ind w:hanging="70"/>
               <w:rPr>
-                <w:rFonts w:ascii="Arial" w:hAnsi="Arial" w:eastAsia="Arial" w:cs="Arial"/>
+                <w:rFonts w:ascii="Montserrat Medium" w:hAnsi="Montserrat Medium" w:eastAsia="Arial" w:cs="Arial"/>
                 <w:i/>
                 <w:i/>
                 <w:color w:val="000000"/>
@@ -2283,7 +2195,7 @@
             </w:pPr>
             <w:r>
               <w:rPr>
-                <w:rFonts w:eastAsia="Arial" w:cs="Arial" w:ascii="Arial" w:hAnsi="Arial"/>
+                <w:rFonts w:eastAsia="Arial" w:cs="Arial" w:ascii="Montserrat Medium" w:hAnsi="Montserrat Medium"/>
                 <w:i/>
                 <w:color w:val="000000"/>
                 <w:sz w:val="20"/>
@@ -2297,7 +2209,7 @@
               <w:widowControl w:val="false"/>
               <w:ind w:hanging="70"/>
               <w:rPr>
-                <w:rFonts w:ascii="Arial" w:hAnsi="Arial" w:eastAsia="Arial" w:cs="Arial"/>
+                <w:rFonts w:ascii="Montserrat Medium" w:hAnsi="Montserrat Medium" w:eastAsia="Arial" w:cs="Arial"/>
                 <w:i/>
                 <w:i/>
                 <w:color w:val="000000"/>
@@ -2307,7 +2219,7 @@
             </w:pPr>
             <w:r>
               <w:rPr>
-                <w:rFonts w:eastAsia="Arial" w:cs="Arial" w:ascii="Arial" w:hAnsi="Arial"/>
+                <w:rFonts w:eastAsia="Arial" w:cs="Arial" w:ascii="Montserrat Medium" w:hAnsi="Montserrat Medium"/>
                 <w:i/>
                 <w:color w:val="000000"/>
                 <w:sz w:val="20"/>
@@ -2321,7 +2233,7 @@
               <w:widowControl w:val="false"/>
               <w:ind w:hanging="70"/>
               <w:rPr>
-                <w:rFonts w:ascii="Arial" w:hAnsi="Arial" w:eastAsia="Arial" w:cs="Arial"/>
+                <w:rFonts w:ascii="Montserrat Medium" w:hAnsi="Montserrat Medium" w:eastAsia="Arial" w:cs="Arial"/>
                 <w:i/>
                 <w:i/>
                 <w:color w:val="000000"/>
@@ -2331,7 +2243,7 @@
             </w:pPr>
             <w:r>
               <w:rPr>
-                <w:rFonts w:eastAsia="Arial" w:cs="Arial" w:ascii="Arial" w:hAnsi="Arial"/>
+                <w:rFonts w:eastAsia="Arial" w:cs="Arial" w:ascii="Montserrat Medium" w:hAnsi="Montserrat Medium"/>
                 <w:i/>
                 <w:color w:val="000000"/>
                 <w:sz w:val="20"/>
@@ -2345,15 +2257,12 @@
               <w:widowControl w:val="false"/>
               <w:ind w:hanging="70"/>
               <w:rPr>
-                <w:rFonts w:ascii="Arial" w:hAnsi="Arial" w:eastAsia="Arial" w:cs="Arial"/>
-                <w:color w:val="000000"/>
-                <w:sz w:val="20"/>
-                <w:szCs w:val="20"/>
+                <w:rFonts w:ascii="Montserrat Medium" w:hAnsi="Montserrat Medium"/>
               </w:rPr>
             </w:pPr>
             <w:r>
               <w:rPr>
-                <w:rFonts w:eastAsia="Arial" w:cs="Arial" w:ascii="Arial" w:hAnsi="Arial"/>
+                <w:rFonts w:eastAsia="Arial" w:cs="Arial" w:ascii="Montserrat Medium" w:hAnsi="Montserrat Medium"/>
                 <w:color w:val="000000"/>
                 <w:sz w:val="20"/>
                 <w:szCs w:val="20"/>
@@ -2375,26 +2284,41 @@
               <w:widowControl w:val="false"/>
               <w:ind w:left="240" w:hanging="70"/>
               <w:rPr>
-                <w:rFonts w:ascii="Arial" w:hAnsi="Arial" w:eastAsia="Arial" w:cs="Arial"/>
+                <w:rFonts w:ascii="Montserrat Medium" w:hAnsi="Montserrat Medium"/>
+              </w:rPr>
+            </w:pPr>
+            <w:r>
+              <w:rPr>
+                <w:rFonts w:eastAsia="Arial" w:cs="Arial" w:ascii="Montserrat Medium" w:hAnsi="Montserrat Medium"/>
                 <w:color w:val="000000"/>
                 <w:sz w:val="20"/>
                 <w:szCs w:val="20"/>
                 <w:lang w:val="en-GB"/>
               </w:rPr>
-            </w:pPr>
+              <w:t>Pour {{ param(</w:t>
+            </w:r>
             <w:r>
               <w:rPr>
-                <w:rFonts w:eastAsia="Arial" w:cs="Arial" w:ascii="Arial" w:hAnsi="Arial"/>
+                <w:rFonts w:eastAsia="Arial" w:cs="Arial" w:ascii="Montserrat Medium" w:hAnsi="Montserrat Medium"/>
+                <w:sz w:val="20"/>
+                <w:szCs w:val="20"/>
+                <w:lang w:val="en-GB"/>
+              </w:rPr>
+              <w:t>'</w:t>
+            </w:r>
+            <w:r>
+              <w:rPr>
+                <w:rFonts w:eastAsia="Arial" w:cs="Arial" w:ascii="Montserrat Medium" w:hAnsi="Montserrat Medium"/>
                 <w:color w:val="000000"/>
                 <w:sz w:val="20"/>
                 <w:szCs w:val="20"/>
                 <w:lang w:val="en-GB"/>
               </w:rPr>
-              <w:t>Pour {{ param(</w:t>
+              <w:t>je_name</w:t>
             </w:r>
             <w:r>
               <w:rPr>
-                <w:rFonts w:eastAsia="Arial" w:cs="Arial" w:ascii="Arial" w:hAnsi="Arial"/>
+                <w:rFonts w:eastAsia="Arial" w:cs="Arial" w:ascii="Montserrat Medium" w:hAnsi="Montserrat Medium"/>
                 <w:sz w:val="20"/>
                 <w:szCs w:val="20"/>
                 <w:lang w:val="en-GB"/>
@@ -2403,26 +2327,7 @@
             </w:r>
             <w:r>
               <w:rPr>
-                <w:rFonts w:eastAsia="Arial" w:cs="Arial" w:ascii="Arial" w:hAnsi="Arial"/>
-                <w:color w:val="000000"/>
-                <w:sz w:val="20"/>
-                <w:szCs w:val="20"/>
-                <w:lang w:val="en-GB"/>
-              </w:rPr>
-              <w:t>je_name</w:t>
-            </w:r>
-            <w:r>
-              <w:rPr>
-                <w:rFonts w:eastAsia="Arial" w:cs="Arial" w:ascii="Arial" w:hAnsi="Arial"/>
-                <w:sz w:val="20"/>
-                <w:szCs w:val="20"/>
-                <w:lang w:val="en-GB"/>
-              </w:rPr>
-              <w:t>'</w:t>
-            </w:r>
-            <w:r>
-              <w:rPr>
-                <w:rFonts w:eastAsia="Arial" w:cs="Arial" w:ascii="Arial" w:hAnsi="Arial"/>
+                <w:rFonts w:eastAsia="Arial" w:cs="Arial" w:ascii="Montserrat Medium" w:hAnsi="Montserrat Medium"/>
                 <w:color w:val="000000"/>
                 <w:sz w:val="20"/>
                 <w:szCs w:val="20"/>
@@ -2437,7 +2342,7 @@
               <w:widowControl w:val="false"/>
               <w:ind w:left="240" w:hanging="70"/>
               <w:rPr>
-                <w:rFonts w:ascii="Arial" w:hAnsi="Arial" w:eastAsia="Arial" w:cs="Arial"/>
+                <w:rFonts w:ascii="Montserrat Medium" w:hAnsi="Montserrat Medium" w:eastAsia="Arial" w:cs="Arial"/>
                 <w:color w:val="000000"/>
                 <w:sz w:val="18"/>
                 <w:szCs w:val="18"/>
@@ -2446,7 +2351,7 @@
             </w:pPr>
             <w:r>
               <w:rPr>
-                <w:rFonts w:eastAsia="Arial" w:cs="Arial" w:ascii="Arial" w:hAnsi="Arial"/>
+                <w:rFonts w:eastAsia="Arial" w:cs="Arial" w:ascii="Montserrat Medium" w:hAnsi="Montserrat Medium"/>
                 <w:color w:val="000000"/>
                 <w:sz w:val="18"/>
                 <w:szCs w:val="18"/>
@@ -2460,7 +2365,7 @@
               <w:widowControl w:val="false"/>
               <w:ind w:left="240" w:hanging="70"/>
               <w:rPr>
-                <w:rFonts w:ascii="Arial" w:hAnsi="Arial" w:eastAsia="Arial" w:cs="Arial"/>
+                <w:rFonts w:ascii="Montserrat Medium" w:hAnsi="Montserrat Medium" w:eastAsia="Arial" w:cs="Arial"/>
                 <w:i/>
                 <w:i/>
                 <w:color w:val="000000"/>
@@ -2471,7 +2376,7 @@
             </w:pPr>
             <w:r>
               <w:rPr>
-                <w:rFonts w:eastAsia="Arial" w:cs="Arial" w:ascii="Arial" w:hAnsi="Arial"/>
+                <w:rFonts w:eastAsia="Arial" w:cs="Arial" w:ascii="Montserrat Medium" w:hAnsi="Montserrat Medium"/>
                 <w:i/>
                 <w:color w:val="000000"/>
                 <w:sz w:val="20"/>
@@ -2486,7 +2391,7 @@
               <w:widowControl w:val="false"/>
               <w:ind w:left="240" w:hanging="70"/>
               <w:rPr>
-                <w:rFonts w:ascii="Arial" w:hAnsi="Arial" w:eastAsia="Arial" w:cs="Arial"/>
+                <w:rFonts w:ascii="Montserrat Medium" w:hAnsi="Montserrat Medium" w:eastAsia="Arial" w:cs="Arial"/>
                 <w:i/>
                 <w:i/>
                 <w:color w:val="000000"/>
@@ -2497,7 +2402,7 @@
             </w:pPr>
             <w:r>
               <w:rPr>
-                <w:rFonts w:eastAsia="Arial" w:cs="Arial" w:ascii="Arial" w:hAnsi="Arial"/>
+                <w:rFonts w:eastAsia="Arial" w:cs="Arial" w:ascii="Montserrat Medium" w:hAnsi="Montserrat Medium"/>
                 <w:i/>
                 <w:color w:val="000000"/>
                 <w:sz w:val="20"/>
@@ -2512,7 +2417,7 @@
               <w:widowControl w:val="false"/>
               <w:ind w:left="240" w:hanging="70"/>
               <w:rPr>
-                <w:rFonts w:ascii="Arial" w:hAnsi="Arial" w:eastAsia="Arial" w:cs="Arial"/>
+                <w:rFonts w:ascii="Montserrat Medium" w:hAnsi="Montserrat Medium" w:eastAsia="Arial" w:cs="Arial"/>
                 <w:i/>
                 <w:i/>
                 <w:color w:val="000000"/>
@@ -2523,7 +2428,7 @@
             </w:pPr>
             <w:r>
               <w:rPr>
-                <w:rFonts w:eastAsia="Arial" w:cs="Arial" w:ascii="Arial" w:hAnsi="Arial"/>
+                <w:rFonts w:eastAsia="Arial" w:cs="Arial" w:ascii="Montserrat Medium" w:hAnsi="Montserrat Medium"/>
                 <w:i/>
                 <w:color w:val="000000"/>
                 <w:sz w:val="20"/>
@@ -2538,7 +2443,7 @@
               <w:widowControl w:val="false"/>
               <w:ind w:left="240" w:hanging="70"/>
               <w:rPr>
-                <w:rFonts w:ascii="Arial" w:hAnsi="Arial" w:eastAsia="Arial" w:cs="Arial"/>
+                <w:rFonts w:ascii="Montserrat Medium" w:hAnsi="Montserrat Medium" w:eastAsia="Arial" w:cs="Arial"/>
                 <w:i/>
                 <w:i/>
                 <w:color w:val="000000"/>
@@ -2549,7 +2454,7 @@
             </w:pPr>
             <w:r>
               <w:rPr>
-                <w:rFonts w:eastAsia="Arial" w:cs="Arial" w:ascii="Arial" w:hAnsi="Arial"/>
+                <w:rFonts w:eastAsia="Arial" w:cs="Arial" w:ascii="Montserrat Medium" w:hAnsi="Montserrat Medium"/>
                 <w:i/>
                 <w:color w:val="000000"/>
                 <w:sz w:val="20"/>
@@ -2564,26 +2469,41 @@
               <w:widowControl w:val="false"/>
               <w:ind w:left="240" w:hanging="70"/>
               <w:rPr>
-                <w:rFonts w:ascii="Arial" w:hAnsi="Arial" w:eastAsia="Arial" w:cs="Arial"/>
+                <w:rFonts w:ascii="Montserrat Medium" w:hAnsi="Montserrat Medium"/>
+              </w:rPr>
+            </w:pPr>
+            <w:r>
+              <w:rPr>
+                <w:rFonts w:eastAsia="Arial" w:cs="Arial" w:ascii="Montserrat Medium" w:hAnsi="Montserrat Medium"/>
                 <w:color w:val="000000"/>
                 <w:sz w:val="20"/>
                 <w:szCs w:val="20"/>
                 <w:lang w:val="en-GB"/>
               </w:rPr>
-            </w:pPr>
+              <w:t>{{ param(</w:t>
+            </w:r>
             <w:r>
               <w:rPr>
-                <w:rFonts w:eastAsia="Arial" w:cs="Arial" w:ascii="Arial" w:hAnsi="Arial"/>
+                <w:rFonts w:eastAsia="Arial" w:cs="Arial" w:ascii="Montserrat Medium" w:hAnsi="Montserrat Medium"/>
+                <w:sz w:val="20"/>
+                <w:szCs w:val="20"/>
+                <w:lang w:val="en-GB"/>
+              </w:rPr>
+              <w:t>'</w:t>
+            </w:r>
+            <w:r>
+              <w:rPr>
+                <w:rFonts w:eastAsia="Arial" w:cs="Arial" w:ascii="Montserrat Medium" w:hAnsi="Montserrat Medium"/>
                 <w:color w:val="000000"/>
                 <w:sz w:val="20"/>
                 <w:szCs w:val="20"/>
                 <w:lang w:val="en-GB"/>
               </w:rPr>
-              <w:t>{{ param(</w:t>
+              <w:t>president_text</w:t>
             </w:r>
             <w:r>
               <w:rPr>
-                <w:rFonts w:eastAsia="Arial" w:cs="Arial" w:ascii="Arial" w:hAnsi="Arial"/>
+                <w:rFonts w:eastAsia="Arial" w:cs="Arial" w:ascii="Montserrat Medium" w:hAnsi="Montserrat Medium"/>
                 <w:sz w:val="20"/>
                 <w:szCs w:val="20"/>
                 <w:lang w:val="en-GB"/>
@@ -2592,26 +2512,7 @@
             </w:r>
             <w:r>
               <w:rPr>
-                <w:rFonts w:eastAsia="Arial" w:cs="Arial" w:ascii="Arial" w:hAnsi="Arial"/>
-                <w:color w:val="000000"/>
-                <w:sz w:val="20"/>
-                <w:szCs w:val="20"/>
-                <w:lang w:val="en-GB"/>
-              </w:rPr>
-              <w:t>president_text</w:t>
-            </w:r>
-            <w:r>
-              <w:rPr>
-                <w:rFonts w:eastAsia="Arial" w:cs="Arial" w:ascii="Arial" w:hAnsi="Arial"/>
-                <w:sz w:val="20"/>
-                <w:szCs w:val="20"/>
-                <w:lang w:val="en-GB"/>
-              </w:rPr>
-              <w:t>'</w:t>
-            </w:r>
-            <w:r>
-              <w:rPr>
-                <w:rFonts w:eastAsia="Arial" w:cs="Arial" w:ascii="Arial" w:hAnsi="Arial"/>
+                <w:rFonts w:eastAsia="Arial" w:cs="Arial" w:ascii="Montserrat Medium" w:hAnsi="Montserrat Medium"/>
                 <w:color w:val="000000"/>
                 <w:sz w:val="20"/>
                 <w:szCs w:val="20"/>
@@ -2626,19 +2527,12 @@
               <w:widowControl w:val="false"/>
               <w:ind w:left="240" w:hanging="70"/>
               <w:rPr>
-                <w:rFonts w:ascii="Arial" w:hAnsi="Arial" w:eastAsia="Arial" w:cs="Arial"/>
-                <w:i/>
-                <w:i/>
-                <w:color w:val="000000"/>
-                <w:sz w:val="20"/>
-                <w:szCs w:val="20"/>
-                <w:highlight w:val="lightGray"/>
-                <w:lang w:val="en-GB"/>
+                <w:rFonts w:ascii="Montserrat Medium" w:hAnsi="Montserrat Medium"/>
               </w:rPr>
             </w:pPr>
             <w:r>
               <w:rPr>
-                <w:rFonts w:eastAsia="Arial" w:cs="Arial" w:ascii="Arial" w:hAnsi="Arial"/>
+                <w:rFonts w:eastAsia="Arial" w:cs="Arial" w:ascii="Montserrat Medium" w:hAnsi="Montserrat Medium"/>
                 <w:color w:val="000000"/>
                 <w:sz w:val="20"/>
                 <w:szCs w:val="20"/>
@@ -2648,7 +2542,7 @@
             </w:r>
             <w:r>
               <w:rPr>
-                <w:rFonts w:eastAsia="Arial" w:cs="Arial" w:ascii="Arial" w:hAnsi="Arial"/>
+                <w:rFonts w:eastAsia="Arial" w:cs="Arial" w:ascii="Montserrat Medium" w:hAnsi="Montserrat Medium"/>
                 <w:sz w:val="20"/>
                 <w:szCs w:val="20"/>
                 <w:lang w:val="en-GB"/>
@@ -2657,7 +2551,7 @@
             </w:r>
             <w:r>
               <w:rPr>
-                <w:rFonts w:eastAsia="Arial" w:cs="Arial" w:ascii="Arial" w:hAnsi="Arial"/>
+                <w:rFonts w:eastAsia="Arial" w:cs="Arial" w:ascii="Montserrat Medium" w:hAnsi="Montserrat Medium"/>
                 <w:color w:val="000000"/>
                 <w:sz w:val="20"/>
                 <w:szCs w:val="20"/>
@@ -2667,7 +2561,7 @@
             </w:r>
             <w:r>
               <w:rPr>
-                <w:rFonts w:eastAsia="Arial" w:cs="Arial" w:ascii="Arial" w:hAnsi="Arial"/>
+                <w:rFonts w:eastAsia="Arial" w:cs="Arial" w:ascii="Montserrat Medium" w:hAnsi="Montserrat Medium"/>
                 <w:sz w:val="20"/>
                 <w:szCs w:val="20"/>
                 <w:lang w:val="en-GB"/>
@@ -2676,7 +2570,7 @@
             </w:r>
             <w:r>
               <w:rPr>
-                <w:rFonts w:eastAsia="Arial" w:cs="Arial" w:ascii="Arial" w:hAnsi="Arial"/>
+                <w:rFonts w:eastAsia="Arial" w:cs="Arial" w:ascii="Montserrat Medium" w:hAnsi="Montserrat Medium"/>
                 <w:color w:val="000000"/>
                 <w:sz w:val="20"/>
                 <w:szCs w:val="20"/>
@@ -2686,7 +2580,7 @@
             </w:r>
             <w:r>
               <w:rPr>
-                <w:rFonts w:eastAsia="Arial" w:cs="Arial" w:ascii="Arial" w:hAnsi="Arial"/>
+                <w:rFonts w:eastAsia="Arial" w:cs="Arial" w:ascii="Montserrat Medium" w:hAnsi="Montserrat Medium"/>
                 <w:sz w:val="20"/>
                 <w:szCs w:val="20"/>
                 <w:lang w:val="en-GB"/>
@@ -2695,7 +2589,7 @@
             </w:r>
             <w:r>
               <w:rPr>
-                <w:rFonts w:eastAsia="Arial" w:cs="Arial" w:ascii="Arial" w:hAnsi="Arial"/>
+                <w:rFonts w:eastAsia="Arial" w:cs="Arial" w:ascii="Montserrat Medium" w:hAnsi="Montserrat Medium"/>
                 <w:color w:val="000000"/>
                 <w:sz w:val="20"/>
                 <w:szCs w:val="20"/>
@@ -2705,7 +2599,7 @@
             </w:r>
             <w:r>
               <w:rPr>
-                <w:rFonts w:eastAsia="Arial" w:cs="Arial" w:ascii="Arial" w:hAnsi="Arial"/>
+                <w:rFonts w:eastAsia="Arial" w:cs="Arial" w:ascii="Montserrat Medium" w:hAnsi="Montserrat Medium"/>
                 <w:sz w:val="20"/>
                 <w:szCs w:val="20"/>
                 <w:lang w:val="en-GB"/>
@@ -2714,7 +2608,7 @@
             </w:r>
             <w:r>
               <w:rPr>
-                <w:rFonts w:eastAsia="Arial" w:cs="Arial" w:ascii="Arial" w:hAnsi="Arial"/>
+                <w:rFonts w:eastAsia="Arial" w:cs="Arial" w:ascii="Montserrat Medium" w:hAnsi="Montserrat Medium"/>
                 <w:color w:val="000000"/>
                 <w:sz w:val="20"/>
                 <w:szCs w:val="20"/>
@@ -2730,14 +2624,13 @@
       <w:pPr>
         <w:pStyle w:val="Normal"/>
         <w:rPr>
-          <w:rFonts w:ascii="Arial" w:hAnsi="Arial" w:eastAsia="Arial" w:cs="Arial"/>
-          <w:sz w:val="20"/>
-          <w:szCs w:val="20"/>
-          <w:lang w:val="en-GB"/>
-        </w:rPr>
-      </w:pPr>
-      <w:r>
-        <w:rPr/>
+          <w:rFonts w:ascii="Montserrat Medium" w:hAnsi="Montserrat Medium"/>
+        </w:rPr>
+      </w:pPr>
+      <w:r>
+        <w:rPr>
+          <w:rFonts w:ascii="Montserrat Medium" w:hAnsi="Montserrat Medium"/>
+        </w:rPr>
       </w:r>
     </w:p>
     <w:sectPr>
@@ -2747,7 +2640,7 @@
       <w:footerReference w:type="first" r:id="rId5"/>
       <w:type w:val="nextPage"/>
       <w:pgSz w:w="11906" w:h="16838"/>
-      <w:pgMar w:left="1008" w:right="1008" w:header="547" w:top="1152" w:footer="851" w:bottom="1008" w:gutter="0"/>
+      <w:pgMar w:left="1008" w:right="1008" w:gutter="0" w:header="547" w:top="1152" w:footer="851" w:bottom="1008"/>
       <w:pgNumType w:start="1" w:fmt="decimal"/>
       <w:formProt w:val="false"/>
       <w:titlePg/>
@@ -2759,7 +2652,7 @@
 </file>
 
 <file path=word/footer1.xml><?xml version="1.0" encoding="utf-8"?>
-<w:ftr xmlns:o="urn:schemas-microsoft-com:office:office" xmlns:r="http://schemas.openxmlformats.org/officeDocument/2006/relationships" xmlns:v="urn:schemas-microsoft-com:vml" xmlns:w="http://schemas.openxmlformats.org/wordprocessingml/2006/main" xmlns:w10="urn:schemas-microsoft-com:office:word" xmlns:wp="http://schemas.openxmlformats.org/drawingml/2006/wordprocessingDrawing" xmlns:wps="http://schemas.microsoft.com/office/word/2010/wordprocessingShape" xmlns:wpg="http://schemas.microsoft.com/office/word/2010/wordprocessingGroup" xmlns:mc="http://schemas.openxmlformats.org/markup-compatibility/2006" xmlns:wp14="http://schemas.microsoft.com/office/word/2010/wordprocessingDrawing" xmlns:w14="http://schemas.microsoft.com/office/word/2010/wordml" mc:Ignorable="w14 wp14">
+<w:ftr xmlns:o="urn:schemas-microsoft-com:office:office" xmlns:r="http://schemas.openxmlformats.org/officeDocument/2006/relationships" xmlns:v="urn:schemas-microsoft-com:vml" xmlns:w="http://schemas.openxmlformats.org/wordprocessingml/2006/main" xmlns:w10="urn:schemas-microsoft-com:office:word" xmlns:wp="http://schemas.openxmlformats.org/drawingml/2006/wordprocessingDrawing" xmlns:wps="http://schemas.microsoft.com/office/word/2010/wordprocessingShape" xmlns:wpg="http://schemas.microsoft.com/office/word/2010/wordprocessingGroup" xmlns:mc="http://schemas.openxmlformats.org/markup-compatibility/2006" xmlns:wp14="http://schemas.microsoft.com/office/word/2010/wordprocessingDrawing" xmlns:w14="http://schemas.microsoft.com/office/word/2010/wordml" xmlns:w15="http://schemas.microsoft.com/office/word/2012/wordml" mc:Ignorable="w14 wp14 w15">
   <w:p>
     <w:pPr>
       <w:pStyle w:val="Normal"/>
@@ -2771,17 +2664,15 @@
       <w:spacing w:before="80" w:after="0"/>
       <w:jc w:val="center"/>
       <w:rPr>
-        <w:rFonts w:ascii="Arial" w:hAnsi="Arial" w:eastAsia="Arial" w:cs="Arial"/>
-        <w:color w:val="808080"/>
-        <w:sz w:val="16"/>
-        <w:szCs w:val="16"/>
+        <w:rFonts w:ascii="Montserrat Light" w:hAnsi="Montserrat Light"/>
+        <w:color w:val="000000"/>
       </w:rPr>
     </w:pPr>
     <w:r>
       <w:rPr>
-        <w:rFonts w:eastAsia="Arial" w:cs="Arial" w:ascii="Arial" w:hAnsi="Arial"/>
+        <w:rFonts w:eastAsia="Arial" w:cs="Arial" w:ascii="Montserrat Light" w:hAnsi="Montserrat Light"/>
         <w:i/>
-        <w:color w:val="808080"/>
+        <w:color w:val="000000"/>
         <w:sz w:val="16"/>
         <w:szCs w:val="16"/>
       </w:rPr>
@@ -2800,28 +2691,41 @@
       </w:tabs>
       <w:spacing w:before="80" w:after="0"/>
       <w:rPr>
-        <w:rFonts w:ascii="Arial" w:hAnsi="Arial" w:eastAsia="Arial" w:cs="Arial"/>
-        <w:color w:val="000000"/>
+        <w:rFonts w:ascii="Montserrat Light" w:hAnsi="Montserrat Light"/>
         <w:sz w:val="16"/>
         <w:szCs w:val="16"/>
       </w:rPr>
     </w:pPr>
     <w:r>
       <w:rPr>
-        <w:rFonts w:eastAsia="Arial" w:cs="Arial" w:ascii="Arial" w:hAnsi="Arial"/>
-        <w:color w:val="000000"/>
+        <w:rFonts w:eastAsia="Arial" w:cs="Arial" w:ascii="Montserrat Light" w:hAnsi="Montserrat Light"/>
         <w:sz w:val="16"/>
         <w:szCs w:val="16"/>
       </w:rPr>
-      <w:t>Réf : RM_{{ rdm.mission.project.number }}</w:t>
-      <w:tab/>
+      <w:t xml:space="preserve">Réf : </w:t>
+    </w:r>
+    <w:r>
+      <w:rPr>
+        <w:rFonts w:eastAsia="Verdana" w:cs="Verdana" w:ascii="Montserrat Light" w:hAnsi="Montserrat Light"/>
+        <w:i/>
+        <w:smallCaps/>
+        <w:sz w:val="16"/>
+        <w:szCs w:val="16"/>
+      </w:rPr>
+      <w:t>{{ rdm.ref }}</w:t>
+    </w:r>
+    <w:r>
+      <w:rPr>
+        <w:rFonts w:eastAsia="Arial" w:cs="Arial" w:ascii="Montserrat Light" w:hAnsi="Montserrat Light"/>
+        <w:sz w:val="16"/>
+        <w:szCs w:val="16"/>
+      </w:rPr>
       <w:tab/>
       <w:t xml:space="preserve">Page </w:t>
     </w:r>
     <w:r>
       <w:rPr>
-        <w:rFonts w:eastAsia="Arial" w:cs="Arial" w:ascii="Arial" w:hAnsi="Arial"/>
-        <w:color w:val="000000"/>
+        <w:rFonts w:eastAsia="Arial" w:cs="Arial" w:ascii="Montserrat Light" w:hAnsi="Montserrat Light"/>
         <w:sz w:val="16"/>
         <w:szCs w:val="16"/>
       </w:rPr>
@@ -2831,17 +2735,15 @@
       <w:rPr>
         <w:sz w:val="16"/>
         <w:szCs w:val="16"/>
-        <w:rFonts w:eastAsia="Arial" w:cs="Arial" w:ascii="Arial" w:hAnsi="Arial"/>
-        <w:color w:val="000000"/>
+        <w:rFonts w:eastAsia="Arial" w:cs="Arial" w:ascii="Montserrat Light" w:hAnsi="Montserrat Light"/>
       </w:rPr>
-      <w:instrText> PAGE </w:instrText>
+      <w:instrText xml:space="preserve"> PAGE </w:instrText>
     </w:r>
     <w:r>
       <w:rPr>
         <w:sz w:val="16"/>
         <w:szCs w:val="16"/>
-        <w:rFonts w:eastAsia="Arial" w:cs="Arial" w:ascii="Arial" w:hAnsi="Arial"/>
-        <w:color w:val="000000"/>
+        <w:rFonts w:eastAsia="Arial" w:cs="Arial" w:ascii="Montserrat Light" w:hAnsi="Montserrat Light"/>
       </w:rPr>
       <w:fldChar w:fldCharType="separate"/>
     </w:r>
@@ -2849,24 +2751,21 @@
       <w:rPr>
         <w:sz w:val="16"/>
         <w:szCs w:val="16"/>
-        <w:rFonts w:eastAsia="Arial" w:cs="Arial" w:ascii="Arial" w:hAnsi="Arial"/>
-        <w:color w:val="000000"/>
+        <w:rFonts w:eastAsia="Arial" w:cs="Arial" w:ascii="Montserrat Light" w:hAnsi="Montserrat Light"/>
       </w:rPr>
-      <w:t>3</w:t>
+      <w:t>4</w:t>
     </w:r>
     <w:r>
       <w:rPr>
         <w:sz w:val="16"/>
         <w:szCs w:val="16"/>
-        <w:rFonts w:eastAsia="Arial" w:cs="Arial" w:ascii="Arial" w:hAnsi="Arial"/>
-        <w:color w:val="000000"/>
+        <w:rFonts w:eastAsia="Arial" w:cs="Arial" w:ascii="Montserrat Light" w:hAnsi="Montserrat Light"/>
       </w:rPr>
       <w:fldChar w:fldCharType="end"/>
     </w:r>
     <w:r>
       <w:rPr>
-        <w:rFonts w:eastAsia="Arial" w:cs="Arial" w:ascii="Arial" w:hAnsi="Arial"/>
-        <w:color w:val="000000"/>
+        <w:rFonts w:eastAsia="Arial" w:cs="Arial" w:ascii="Montserrat Light" w:hAnsi="Montserrat Light"/>
         <w:sz w:val="16"/>
         <w:szCs w:val="16"/>
       </w:rPr>
@@ -2874,8 +2773,7 @@
     </w:r>
     <w:r>
       <w:rPr>
-        <w:rFonts w:eastAsia="Arial" w:cs="Arial" w:ascii="Arial" w:hAnsi="Arial"/>
-        <w:color w:val="000000"/>
+        <w:rFonts w:eastAsia="Arial" w:cs="Arial" w:ascii="Montserrat Light" w:hAnsi="Montserrat Light"/>
         <w:sz w:val="16"/>
         <w:szCs w:val="16"/>
       </w:rPr>
@@ -2885,17 +2783,15 @@
       <w:rPr>
         <w:sz w:val="16"/>
         <w:szCs w:val="16"/>
-        <w:rFonts w:eastAsia="Arial" w:cs="Arial" w:ascii="Arial" w:hAnsi="Arial"/>
-        <w:color w:val="000000"/>
+        <w:rFonts w:eastAsia="Arial" w:cs="Arial" w:ascii="Montserrat Light" w:hAnsi="Montserrat Light"/>
       </w:rPr>
-      <w:instrText> NUMPAGES </w:instrText>
+      <w:instrText xml:space="preserve"> NUMPAGES </w:instrText>
     </w:r>
     <w:r>
       <w:rPr>
         <w:sz w:val="16"/>
         <w:szCs w:val="16"/>
-        <w:rFonts w:eastAsia="Arial" w:cs="Arial" w:ascii="Arial" w:hAnsi="Arial"/>
-        <w:color w:val="000000"/>
+        <w:rFonts w:eastAsia="Arial" w:cs="Arial" w:ascii="Montserrat Light" w:hAnsi="Montserrat Light"/>
       </w:rPr>
       <w:fldChar w:fldCharType="separate"/>
     </w:r>
@@ -2903,60 +2799,24 @@
       <w:rPr>
         <w:sz w:val="16"/>
         <w:szCs w:val="16"/>
-        <w:rFonts w:eastAsia="Arial" w:cs="Arial" w:ascii="Arial" w:hAnsi="Arial"/>
-        <w:color w:val="000000"/>
+        <w:rFonts w:eastAsia="Arial" w:cs="Arial" w:ascii="Montserrat Light" w:hAnsi="Montserrat Light"/>
       </w:rPr>
-      <w:t>3</w:t>
+      <w:t>4</w:t>
     </w:r>
     <w:r>
       <w:rPr>
         <w:sz w:val="16"/>
         <w:szCs w:val="16"/>
-        <w:rFonts w:eastAsia="Arial" w:cs="Arial" w:ascii="Arial" w:hAnsi="Arial"/>
-        <w:color w:val="000000"/>
+        <w:rFonts w:eastAsia="Arial" w:cs="Arial" w:ascii="Montserrat Light" w:hAnsi="Montserrat Light"/>
       </w:rPr>
       <w:fldChar w:fldCharType="end"/>
-    </w:r>
-    <w:r>
-      <w:rPr>
-        <w:rFonts w:eastAsia="Arial" w:cs="Arial" w:ascii="Arial" w:hAnsi="Arial"/>
-        <w:color w:val="000000"/>
-        <w:sz w:val="16"/>
-        <w:szCs w:val="16"/>
-      </w:rPr>
-      <w:t xml:space="preserve"> </w:t>
-    </w:r>
-  </w:p>
-  <w:p>
-    <w:pPr>
-      <w:pStyle w:val="Normal"/>
-      <w:tabs>
-        <w:tab w:val="clear" w:pos="720"/>
-        <w:tab w:val="left" w:pos="0" w:leader="none"/>
-        <w:tab w:val="right" w:pos="9900" w:leader="none"/>
-      </w:tabs>
-      <w:jc w:val="left"/>
-      <w:rPr>
-        <w:rFonts w:ascii="Arial" w:hAnsi="Arial" w:eastAsia="Arial" w:cs="Arial"/>
-        <w:color w:val="021A32"/>
-        <w:sz w:val="16"/>
-        <w:szCs w:val="16"/>
-      </w:rPr>
-    </w:pPr>
-    <w:r>
-      <w:rPr>
-        <w:rFonts w:eastAsia="Arial" w:cs="Arial" w:ascii="Arial" w:hAnsi="Arial"/>
-        <w:color w:val="021A32"/>
-        <w:sz w:val="16"/>
-        <w:szCs w:val="16"/>
-      </w:rPr>
     </w:r>
   </w:p>
 </w:ftr>
 </file>
 
 <file path=word/footer2.xml><?xml version="1.0" encoding="utf-8"?>
-<w:ftr xmlns:o="urn:schemas-microsoft-com:office:office" xmlns:r="http://schemas.openxmlformats.org/officeDocument/2006/relationships" xmlns:v="urn:schemas-microsoft-com:vml" xmlns:w="http://schemas.openxmlformats.org/wordprocessingml/2006/main" xmlns:w10="urn:schemas-microsoft-com:office:word" xmlns:wp="http://schemas.openxmlformats.org/drawingml/2006/wordprocessingDrawing" xmlns:wps="http://schemas.microsoft.com/office/word/2010/wordprocessingShape" xmlns:wpg="http://schemas.microsoft.com/office/word/2010/wordprocessingGroup" xmlns:mc="http://schemas.openxmlformats.org/markup-compatibility/2006" xmlns:wp14="http://schemas.microsoft.com/office/word/2010/wordprocessingDrawing" xmlns:w14="http://schemas.microsoft.com/office/word/2010/wordml" mc:Ignorable="w14 wp14">
+<w:ftr xmlns:o="urn:schemas-microsoft-com:office:office" xmlns:r="http://schemas.openxmlformats.org/officeDocument/2006/relationships" xmlns:v="urn:schemas-microsoft-com:vml" xmlns:w="http://schemas.openxmlformats.org/wordprocessingml/2006/main" xmlns:w10="urn:schemas-microsoft-com:office:word" xmlns:wp="http://schemas.openxmlformats.org/drawingml/2006/wordprocessingDrawing" xmlns:wps="http://schemas.microsoft.com/office/word/2010/wordprocessingShape" xmlns:wpg="http://schemas.microsoft.com/office/word/2010/wordprocessingGroup" xmlns:mc="http://schemas.openxmlformats.org/markup-compatibility/2006" xmlns:wp14="http://schemas.microsoft.com/office/word/2010/wordprocessingDrawing" xmlns:w14="http://schemas.microsoft.com/office/word/2010/wordml" xmlns:w15="http://schemas.microsoft.com/office/word/2012/wordml" mc:Ignorable="w14 wp14 w15">
   <w:p>
     <w:pPr>
       <w:pStyle w:val="Normal"/>
@@ -2968,17 +2828,14 @@
       <w:spacing w:before="80" w:after="0"/>
       <w:jc w:val="center"/>
       <w:rPr>
-        <w:rFonts w:ascii="Arial" w:hAnsi="Arial" w:eastAsia="Arial" w:cs="Arial"/>
-        <w:color w:val="808080"/>
-        <w:sz w:val="16"/>
-        <w:szCs w:val="16"/>
+        <w:color w:val="000000"/>
       </w:rPr>
     </w:pPr>
     <w:r>
       <w:rPr>
-        <w:rFonts w:eastAsia="Arial" w:cs="Arial" w:ascii="Arial" w:hAnsi="Arial"/>
+        <w:rFonts w:eastAsia="Arial" w:cs="Arial" w:ascii="Montserrat Light" w:hAnsi="Montserrat Light"/>
         <w:i/>
-        <w:color w:val="808080"/>
+        <w:color w:val="000000"/>
         <w:sz w:val="16"/>
         <w:szCs w:val="16"/>
       </w:rPr>
@@ -2997,28 +2854,41 @@
       </w:tabs>
       <w:spacing w:before="80" w:after="0"/>
       <w:rPr>
-        <w:rFonts w:ascii="Arial" w:hAnsi="Arial" w:eastAsia="Arial" w:cs="Arial"/>
-        <w:color w:val="000000"/>
+        <w:rFonts w:ascii="Montserrat Light" w:hAnsi="Montserrat Light"/>
         <w:sz w:val="16"/>
         <w:szCs w:val="16"/>
       </w:rPr>
     </w:pPr>
     <w:r>
       <w:rPr>
-        <w:rFonts w:eastAsia="Arial" w:cs="Arial" w:ascii="Arial" w:hAnsi="Arial"/>
-        <w:color w:val="000000"/>
+        <w:rFonts w:eastAsia="Arial" w:cs="Arial" w:ascii="Montserrat Light" w:hAnsi="Montserrat Light"/>
         <w:sz w:val="16"/>
         <w:szCs w:val="16"/>
       </w:rPr>
-      <w:t>Réf : RM_{{ rdm.mission.project.number }}</w:t>
-      <w:tab/>
+      <w:t xml:space="preserve">Réf : </w:t>
+    </w:r>
+    <w:r>
+      <w:rPr>
+        <w:rFonts w:eastAsia="Verdana" w:cs="Verdana" w:ascii="Montserrat Light" w:hAnsi="Montserrat Light"/>
+        <w:i/>
+        <w:smallCaps/>
+        <w:sz w:val="16"/>
+        <w:szCs w:val="16"/>
+      </w:rPr>
+      <w:t>{{ rdm.ref }}</w:t>
+    </w:r>
+    <w:r>
+      <w:rPr>
+        <w:rFonts w:eastAsia="Arial" w:cs="Arial" w:ascii="Montserrat Light" w:hAnsi="Montserrat Light"/>
+        <w:sz w:val="16"/>
+        <w:szCs w:val="16"/>
+      </w:rPr>
       <w:tab/>
       <w:t xml:space="preserve">Page </w:t>
     </w:r>
     <w:r>
       <w:rPr>
-        <w:rFonts w:eastAsia="Arial" w:cs="Arial" w:ascii="Arial" w:hAnsi="Arial"/>
-        <w:color w:val="000000"/>
+        <w:rFonts w:eastAsia="Arial" w:cs="Arial" w:ascii="Montserrat Light" w:hAnsi="Montserrat Light"/>
         <w:sz w:val="16"/>
         <w:szCs w:val="16"/>
       </w:rPr>
@@ -3028,17 +2898,15 @@
       <w:rPr>
         <w:sz w:val="16"/>
         <w:szCs w:val="16"/>
-        <w:rFonts w:eastAsia="Arial" w:cs="Arial" w:ascii="Arial" w:hAnsi="Arial"/>
-        <w:color w:val="000000"/>
+        <w:rFonts w:eastAsia="Arial" w:cs="Arial" w:ascii="Montserrat Light" w:hAnsi="Montserrat Light"/>
       </w:rPr>
-      <w:instrText> PAGE </w:instrText>
+      <w:instrText xml:space="preserve"> PAGE </w:instrText>
     </w:r>
     <w:r>
       <w:rPr>
         <w:sz w:val="16"/>
         <w:szCs w:val="16"/>
-        <w:rFonts w:eastAsia="Arial" w:cs="Arial" w:ascii="Arial" w:hAnsi="Arial"/>
-        <w:color w:val="000000"/>
+        <w:rFonts w:eastAsia="Arial" w:cs="Arial" w:ascii="Montserrat Light" w:hAnsi="Montserrat Light"/>
       </w:rPr>
       <w:fldChar w:fldCharType="separate"/>
     </w:r>
@@ -3046,8 +2914,7 @@
       <w:rPr>
         <w:sz w:val="16"/>
         <w:szCs w:val="16"/>
-        <w:rFonts w:eastAsia="Arial" w:cs="Arial" w:ascii="Arial" w:hAnsi="Arial"/>
-        <w:color w:val="000000"/>
+        <w:rFonts w:eastAsia="Arial" w:cs="Arial" w:ascii="Montserrat Light" w:hAnsi="Montserrat Light"/>
       </w:rPr>
       <w:t>1</w:t>
     </w:r>
@@ -3055,15 +2922,13 @@
       <w:rPr>
         <w:sz w:val="16"/>
         <w:szCs w:val="16"/>
-        <w:rFonts w:eastAsia="Arial" w:cs="Arial" w:ascii="Arial" w:hAnsi="Arial"/>
-        <w:color w:val="000000"/>
+        <w:rFonts w:eastAsia="Arial" w:cs="Arial" w:ascii="Montserrat Light" w:hAnsi="Montserrat Light"/>
       </w:rPr>
       <w:fldChar w:fldCharType="end"/>
     </w:r>
     <w:r>
       <w:rPr>
-        <w:rFonts w:eastAsia="Arial" w:cs="Arial" w:ascii="Arial" w:hAnsi="Arial"/>
-        <w:color w:val="000000"/>
+        <w:rFonts w:eastAsia="Arial" w:cs="Arial" w:ascii="Montserrat Light" w:hAnsi="Montserrat Light"/>
         <w:sz w:val="16"/>
         <w:szCs w:val="16"/>
       </w:rPr>
@@ -3071,8 +2936,7 @@
     </w:r>
     <w:r>
       <w:rPr>
-        <w:rFonts w:eastAsia="Arial" w:cs="Arial" w:ascii="Arial" w:hAnsi="Arial"/>
-        <w:color w:val="000000"/>
+        <w:rFonts w:eastAsia="Arial" w:cs="Arial" w:ascii="Montserrat Light" w:hAnsi="Montserrat Light"/>
         <w:sz w:val="16"/>
         <w:szCs w:val="16"/>
       </w:rPr>
@@ -3082,17 +2946,15 @@
       <w:rPr>
         <w:sz w:val="16"/>
         <w:szCs w:val="16"/>
-        <w:rFonts w:eastAsia="Arial" w:cs="Arial" w:ascii="Arial" w:hAnsi="Arial"/>
-        <w:color w:val="000000"/>
+        <w:rFonts w:eastAsia="Arial" w:cs="Arial" w:ascii="Montserrat Light" w:hAnsi="Montserrat Light"/>
       </w:rPr>
-      <w:instrText> NUMPAGES </w:instrText>
+      <w:instrText xml:space="preserve"> NUMPAGES </w:instrText>
     </w:r>
     <w:r>
       <w:rPr>
         <w:sz w:val="16"/>
         <w:szCs w:val="16"/>
-        <w:rFonts w:eastAsia="Arial" w:cs="Arial" w:ascii="Arial" w:hAnsi="Arial"/>
-        <w:color w:val="000000"/>
+        <w:rFonts w:eastAsia="Arial" w:cs="Arial" w:ascii="Montserrat Light" w:hAnsi="Montserrat Light"/>
       </w:rPr>
       <w:fldChar w:fldCharType="separate"/>
     </w:r>
@@ -3100,24 +2962,21 @@
       <w:rPr>
         <w:sz w:val="16"/>
         <w:szCs w:val="16"/>
-        <w:rFonts w:eastAsia="Arial" w:cs="Arial" w:ascii="Arial" w:hAnsi="Arial"/>
-        <w:color w:val="000000"/>
+        <w:rFonts w:eastAsia="Arial" w:cs="Arial" w:ascii="Montserrat Light" w:hAnsi="Montserrat Light"/>
       </w:rPr>
-      <w:t>3</w:t>
+      <w:t>4</w:t>
     </w:r>
     <w:r>
       <w:rPr>
         <w:sz w:val="16"/>
         <w:szCs w:val="16"/>
-        <w:rFonts w:eastAsia="Arial" w:cs="Arial" w:ascii="Arial" w:hAnsi="Arial"/>
-        <w:color w:val="000000"/>
+        <w:rFonts w:eastAsia="Arial" w:cs="Arial" w:ascii="Montserrat Light" w:hAnsi="Montserrat Light"/>
       </w:rPr>
       <w:fldChar w:fldCharType="end"/>
     </w:r>
     <w:r>
       <w:rPr>
-        <w:rFonts w:eastAsia="Arial" w:cs="Arial" w:ascii="Arial" w:hAnsi="Arial"/>
-        <w:color w:val="000000"/>
+        <w:rFonts w:eastAsia="Arial" w:cs="Arial" w:ascii="Montserrat Light" w:hAnsi="Montserrat Light"/>
         <w:sz w:val="16"/>
         <w:szCs w:val="16"/>
       </w:rPr>
@@ -3133,18 +2992,16 @@
         <w:tab w:val="right" w:pos="9639" w:leader="none"/>
       </w:tabs>
       <w:rPr>
-        <w:rFonts w:ascii="Arial" w:hAnsi="Arial" w:eastAsia="Arial" w:cs="Arial"/>
-        <w:color w:val="000000"/>
-        <w:sz w:val="12"/>
-        <w:szCs w:val="12"/>
+        <w:rFonts w:ascii="Montserrat Light" w:hAnsi="Montserrat Light" w:eastAsia="Arial" w:cs="Arial"/>
+        <w:sz w:val="16"/>
+        <w:szCs w:val="16"/>
       </w:rPr>
     </w:pPr>
     <w:r>
       <w:rPr>
-        <w:rFonts w:eastAsia="Arial" w:cs="Arial" w:ascii="Arial" w:hAnsi="Arial"/>
-        <w:color w:val="000000"/>
-        <w:sz w:val="12"/>
-        <w:szCs w:val="12"/>
+        <w:rFonts w:eastAsia="Arial" w:cs="Arial" w:ascii="Montserrat Light" w:hAnsi="Montserrat Light"/>
+        <w:sz w:val="16"/>
+        <w:szCs w:val="16"/>
       </w:rPr>
     </w:r>
   </w:p>
@@ -3160,18 +3017,16 @@
       </w:tabs>
       <w:jc w:val="center"/>
       <w:rPr>
-        <w:rFonts w:ascii="Arial" w:hAnsi="Arial" w:eastAsia="Arial" w:cs="Arial"/>
-        <w:color w:val="000000"/>
-        <w:sz w:val="18"/>
-        <w:szCs w:val="18"/>
+        <w:rFonts w:ascii="Montserrat Light" w:hAnsi="Montserrat Light" w:eastAsia="Arial" w:cs="Arial"/>
+        <w:sz w:val="16"/>
+        <w:szCs w:val="16"/>
       </w:rPr>
     </w:pPr>
     <w:r>
       <w:rPr>
-        <w:rFonts w:eastAsia="Arial" w:cs="Arial" w:ascii="Arial" w:hAnsi="Arial"/>
-        <w:color w:val="000000"/>
-        <w:sz w:val="18"/>
-        <w:szCs w:val="18"/>
+        <w:rFonts w:eastAsia="Arial" w:cs="Arial" w:ascii="Montserrat Light" w:hAnsi="Montserrat Light"/>
+        <w:sz w:val="16"/>
+        <w:szCs w:val="16"/>
       </w:rPr>
       <w:t>{{ param('je_name') }}, Junior-Entreprise de l'INSA de Rennes</w:t>
     </w:r>
@@ -3186,16 +3041,14 @@
       </w:tabs>
       <w:jc w:val="center"/>
       <w:rPr>
-        <w:rFonts w:ascii="Arial" w:hAnsi="Arial" w:eastAsia="Arial" w:cs="Arial"/>
-        <w:color w:val="000000"/>
+        <w:rFonts w:ascii="Montserrat Light" w:hAnsi="Montserrat Light" w:eastAsia="Arial" w:cs="Arial"/>
         <w:sz w:val="16"/>
         <w:szCs w:val="16"/>
       </w:rPr>
     </w:pPr>
     <w:r>
       <w:rPr>
-        <w:rFonts w:eastAsia="Arial" w:cs="Arial" w:ascii="Arial" w:hAnsi="Arial"/>
-        <w:color w:val="000000"/>
+        <w:rFonts w:eastAsia="Arial" w:cs="Arial" w:ascii="Montserrat Light" w:hAnsi="Montserrat Light"/>
         <w:sz w:val="16"/>
         <w:szCs w:val="16"/>
       </w:rPr>
@@ -3212,17 +3065,14 @@
       </w:tabs>
       <w:jc w:val="center"/>
       <w:rPr>
-        <w:rFonts w:ascii="Arial" w:hAnsi="Arial" w:eastAsia="Arial" w:cs="Arial"/>
-        <w:color w:val="000000"/>
+        <w:rFonts w:ascii="Montserrat Light" w:hAnsi="Montserrat Light" w:eastAsia="Arial" w:cs="Arial"/>
         <w:sz w:val="16"/>
         <w:szCs w:val="16"/>
-        <w:highlight w:val="lightGray"/>
       </w:rPr>
     </w:pPr>
     <w:r>
       <w:rPr>
-        <w:rFonts w:eastAsia="Arial" w:cs="Arial" w:ascii="Arial" w:hAnsi="Arial"/>
-        <w:color w:val="000000"/>
+        <w:rFonts w:eastAsia="Arial" w:cs="Arial" w:ascii="Montserrat Light" w:hAnsi="Montserrat Light"/>
         <w:sz w:val="16"/>
         <w:szCs w:val="16"/>
       </w:rPr>
@@ -3238,16 +3088,14 @@
       </w:tabs>
       <w:jc w:val="center"/>
       <w:rPr>
-        <w:rFonts w:ascii="Arial" w:hAnsi="Arial" w:eastAsia="Arial" w:cs="Arial"/>
-        <w:color w:val="000000"/>
+        <w:rFonts w:ascii="Montserrat Light" w:hAnsi="Montserrat Light" w:eastAsia="Arial" w:cs="Arial"/>
         <w:sz w:val="16"/>
         <w:szCs w:val="16"/>
       </w:rPr>
     </w:pPr>
     <w:r>
       <w:rPr>
-        <w:rFonts w:eastAsia="Arial" w:cs="Arial" w:ascii="Arial" w:hAnsi="Arial"/>
-        <w:color w:val="000000"/>
+        <w:rFonts w:eastAsia="Arial" w:cs="Arial" w:ascii="Montserrat Light" w:hAnsi="Montserrat Light"/>
         <w:sz w:val="16"/>
         <w:szCs w:val="16"/>
       </w:rPr>
@@ -3258,7 +3106,7 @@
 </file>
 
 <file path=word/header1.xml><?xml version="1.0" encoding="utf-8"?>
-<w:hdr xmlns:o="urn:schemas-microsoft-com:office:office" xmlns:r="http://schemas.openxmlformats.org/officeDocument/2006/relationships" xmlns:v="urn:schemas-microsoft-com:vml" xmlns:w="http://schemas.openxmlformats.org/wordprocessingml/2006/main" xmlns:w10="urn:schemas-microsoft-com:office:word" xmlns:wp="http://schemas.openxmlformats.org/drawingml/2006/wordprocessingDrawing" xmlns:wps="http://schemas.microsoft.com/office/word/2010/wordprocessingShape" xmlns:wpg="http://schemas.microsoft.com/office/word/2010/wordprocessingGroup" xmlns:mc="http://schemas.openxmlformats.org/markup-compatibility/2006" xmlns:wp14="http://schemas.microsoft.com/office/word/2010/wordprocessingDrawing" xmlns:w14="http://schemas.microsoft.com/office/word/2010/wordml" mc:Ignorable="w14 wp14">
+<w:hdr xmlns:o="urn:schemas-microsoft-com:office:office" xmlns:r="http://schemas.openxmlformats.org/officeDocument/2006/relationships" xmlns:v="urn:schemas-microsoft-com:vml" xmlns:w="http://schemas.openxmlformats.org/wordprocessingml/2006/main" xmlns:w10="urn:schemas-microsoft-com:office:word" xmlns:wp="http://schemas.openxmlformats.org/drawingml/2006/wordprocessingDrawing" xmlns:wps="http://schemas.microsoft.com/office/word/2010/wordprocessingShape" xmlns:wpg="http://schemas.microsoft.com/office/word/2010/wordprocessingGroup" xmlns:mc="http://schemas.openxmlformats.org/markup-compatibility/2006" xmlns:wp14="http://schemas.microsoft.com/office/word/2010/wordprocessingDrawing" xmlns:w14="http://schemas.microsoft.com/office/word/2010/wordml" xmlns:w15="http://schemas.microsoft.com/office/word/2012/wordml" mc:Ignorable="w14 wp14 w15">
   <w:p>
     <w:pPr>
       <w:pStyle w:val="Normal"/>
@@ -3268,9 +3116,7 @@
         <w:tab w:val="right" w:pos="9072" w:leader="none"/>
       </w:tabs>
       <w:jc w:val="center"/>
-      <w:rPr>
-        <w:color w:val="000000"/>
-      </w:rPr>
+      <w:rPr/>
     </w:pPr>
     <w:r>
       <w:rPr/>
@@ -3326,7 +3172,7 @@
 </file>
 
 <file path=word/header2.xml><?xml version="1.0" encoding="utf-8"?>
-<w:hdr xmlns:o="urn:schemas-microsoft-com:office:office" xmlns:r="http://schemas.openxmlformats.org/officeDocument/2006/relationships" xmlns:v="urn:schemas-microsoft-com:vml" xmlns:w="http://schemas.openxmlformats.org/wordprocessingml/2006/main" xmlns:w10="urn:schemas-microsoft-com:office:word" xmlns:wp="http://schemas.openxmlformats.org/drawingml/2006/wordprocessingDrawing" xmlns:wps="http://schemas.microsoft.com/office/word/2010/wordprocessingShape" xmlns:wpg="http://schemas.microsoft.com/office/word/2010/wordprocessingGroup" xmlns:mc="http://schemas.openxmlformats.org/markup-compatibility/2006" xmlns:wp14="http://schemas.microsoft.com/office/word/2010/wordprocessingDrawing" xmlns:w14="http://schemas.microsoft.com/office/word/2010/wordml" mc:Ignorable="w14 wp14">
+<w:hdr xmlns:o="urn:schemas-microsoft-com:office:office" xmlns:r="http://schemas.openxmlformats.org/officeDocument/2006/relationships" xmlns:v="urn:schemas-microsoft-com:vml" xmlns:w="http://schemas.openxmlformats.org/wordprocessingml/2006/main" xmlns:w10="urn:schemas-microsoft-com:office:word" xmlns:wp="http://schemas.openxmlformats.org/drawingml/2006/wordprocessingDrawing" xmlns:wps="http://schemas.microsoft.com/office/word/2010/wordprocessingShape" xmlns:wpg="http://schemas.microsoft.com/office/word/2010/wordprocessingGroup" xmlns:mc="http://schemas.openxmlformats.org/markup-compatibility/2006" xmlns:wp14="http://schemas.microsoft.com/office/word/2010/wordprocessingDrawing" xmlns:w14="http://schemas.microsoft.com/office/word/2010/wordml" xmlns:w15="http://schemas.microsoft.com/office/word/2012/wordml" mc:Ignorable="w14 wp14 w15">
   <w:p>
     <w:pPr>
       <w:pStyle w:val="Normal"/>
@@ -3336,9 +3182,7 @@
         <w:tab w:val="right" w:pos="9072" w:leader="none"/>
       </w:tabs>
       <w:jc w:val="center"/>
-      <w:rPr>
-        <w:color w:val="000000"/>
-      </w:rPr>
+      <w:rPr/>
     </w:pPr>
     <w:r>
       <w:rPr/>
@@ -3385,7 +3229,7 @@
 </file>
 
 <file path=word/numbering.xml><?xml version="1.0" encoding="utf-8"?>
-<w:numbering xmlns:w="http://schemas.openxmlformats.org/wordprocessingml/2006/main" xmlns:o="urn:schemas-microsoft-com:office:office" xmlns:r="http://schemas.openxmlformats.org/officeDocument/2006/relationships" xmlns:v="urn:schemas-microsoft-com:vml">
+<w:numbering xmlns:w="http://schemas.openxmlformats.org/wordprocessingml/2006/main" xmlns:o="urn:schemas-microsoft-com:office:office" xmlns:r="http://schemas.openxmlformats.org/officeDocument/2006/relationships" xmlns:v="urn:schemas-microsoft-com:vml" xmlns:mc="http://schemas.openxmlformats.org/markup-compatibility/2006" xmlns:w14="http://schemas.microsoft.com/office/word/2010/wordml" mc:Ignorable="w14">
   <w:abstractNum w:abstractNumId="1">
     <w:lvl w:ilvl="0">
       <w:start w:val="1"/>
@@ -3399,6 +3243,7 @@
         </w:tabs>
         <w:ind w:left="0" w:hanging="0"/>
       </w:pPr>
+      <w:rPr/>
     </w:lvl>
     <w:lvl w:ilvl="1">
       <w:start w:val="1"/>
@@ -3412,10 +3257,11 @@
         </w:tabs>
         <w:ind w:left="0" w:hanging="0"/>
       </w:pPr>
+      <w:rPr/>
     </w:lvl>
     <w:lvl w:ilvl="2">
       <w:start w:val="1"/>
-      <w:pStyle w:val="Heading3"/>
+      <w:pStyle w:val="Titre3"/>
       <w:numFmt w:val="decimal"/>
       <w:lvlText w:val="%3."/>
       <w:lvlJc w:val="left"/>
@@ -3425,10 +3271,11 @@
         </w:tabs>
         <w:ind w:left="2160" w:hanging="720"/>
       </w:pPr>
+      <w:rPr/>
     </w:lvl>
     <w:lvl w:ilvl="3">
       <w:start w:val="1"/>
-      <w:pStyle w:val="Heading4"/>
+      <w:pStyle w:val="Titre4"/>
       <w:numFmt w:val="decimal"/>
       <w:lvlText w:val="%4."/>
       <w:lvlJc w:val="left"/>
@@ -3438,6 +3285,7 @@
         </w:tabs>
         <w:ind w:left="2880" w:hanging="720"/>
       </w:pPr>
+      <w:rPr/>
     </w:lvl>
     <w:lvl w:ilvl="4">
       <w:start w:val="1"/>
@@ -3451,6 +3299,7 @@
         </w:tabs>
         <w:ind w:left="0" w:hanging="0"/>
       </w:pPr>
+      <w:rPr/>
     </w:lvl>
     <w:lvl w:ilvl="5">
       <w:start w:val="1"/>
@@ -3464,6 +3313,7 @@
         </w:tabs>
         <w:ind w:left="0" w:hanging="0"/>
       </w:pPr>
+      <w:rPr/>
     </w:lvl>
     <w:lvl w:ilvl="6">
       <w:start w:val="1"/>
@@ -3477,6 +3327,7 @@
         </w:tabs>
         <w:ind w:left="0" w:hanging="0"/>
       </w:pPr>
+      <w:rPr/>
     </w:lvl>
     <w:lvl w:ilvl="7">
       <w:start w:val="1"/>
@@ -3490,6 +3341,7 @@
         </w:tabs>
         <w:ind w:left="0" w:hanging="0"/>
       </w:pPr>
+      <w:rPr/>
     </w:lvl>
     <w:lvl w:ilvl="8">
       <w:start w:val="1"/>
@@ -3503,6 +3355,7 @@
         </w:tabs>
         <w:ind w:left="0" w:hanging="0"/>
       </w:pPr>
+      <w:rPr/>
     </w:lvl>
   </w:abstractNum>
   <w:num w:numId="1">
@@ -3633,6 +3486,7 @@
     <w:lsdException w:name="HTML Sample" w:semiHidden="1" w:unhideWhenUsed="1"/>
     <w:lsdException w:name="HTML Typewriter" w:semiHidden="1" w:unhideWhenUsed="1"/>
     <w:lsdException w:name="HTML Variable" w:semiHidden="1" w:unhideWhenUsed="1"/>
+    <w:lsdException w:name="Normal Table" w:semiHidden="1" w:unhideWhenUsed="1"/>
     <w:lsdException w:name="annotation subject" w:semiHidden="1" w:unhideWhenUsed="1"/>
     <w:lsdException w:name="No List" w:semiHidden="1" w:unhideWhenUsed="1"/>
     <w:lsdException w:name="Outline List 1" w:semiHidden="1" w:unhideWhenUsed="1"/>
@@ -3675,8 +3529,11 @@
     <w:lsdException w:name="Table Contemporary" w:semiHidden="1" w:unhideWhenUsed="1"/>
     <w:lsdException w:name="Table Elegant" w:semiHidden="1" w:unhideWhenUsed="1"/>
     <w:lsdException w:name="Table Professional" w:semiHidden="1" w:unhideWhenUsed="1"/>
+    <w:lsdException w:name="Table Subtle 1" w:semiHidden="1" w:unhideWhenUsed="1"/>
     <w:lsdException w:name="Table Subtle 2" w:semiHidden="1" w:unhideWhenUsed="1"/>
     <w:lsdException w:name="Table Web 1" w:semiHidden="1" w:unhideWhenUsed="1"/>
+    <w:lsdException w:name="Table Web 2" w:semiHidden="1" w:unhideWhenUsed="1"/>
+    <w:lsdException w:name="Table Web 3" w:semiHidden="1" w:unhideWhenUsed="1"/>
     <w:lsdException w:name="Balloon Text" w:semiHidden="1" w:unhideWhenUsed="1"/>
     <w:lsdException w:name="Table Grid" w:uiPriority="39"/>
     <w:lsdException w:name="Table Theme" w:semiHidden="1" w:unhideWhenUsed="1"/>
@@ -3904,10 +3761,10 @@
   <w:style w:type="paragraph" w:styleId="Normal" w:default="1">
     <w:name w:val="Normal"/>
     <w:qFormat/>
-    <w:rsid w:val="007d2fdc"/>
     <w:pPr>
       <w:widowControl/>
       <w:suppressAutoHyphens w:val="true"/>
+      <w:overflowPunct w:val="true"/>
       <w:bidi w:val="0"/>
       <w:spacing w:before="0" w:after="0"/>
       <w:jc w:val="both"/>
@@ -3921,13 +3778,12 @@
       <w:lang w:val="fr-FR" w:eastAsia="fr-FR" w:bidi="ar-SA"/>
     </w:rPr>
   </w:style>
-  <w:style w:type="paragraph" w:styleId="Heading1">
+  <w:style w:type="paragraph" w:styleId="Titre1">
     <w:name w:val="Heading 1"/>
     <w:basedOn w:val="Normal"/>
     <w:next w:val="Normal"/>
     <w:uiPriority w:val="9"/>
     <w:qFormat/>
-    <w:rsid w:val="007d2fdc"/>
     <w:pPr>
       <w:keepNext w:val="true"/>
       <w:spacing w:before="240" w:after="60"/>
@@ -3940,7 +3796,7 @@
       <w:sz w:val="28"/>
     </w:rPr>
   </w:style>
-  <w:style w:type="paragraph" w:styleId="Heading2">
+  <w:style w:type="paragraph" w:styleId="Titre2">
     <w:name w:val="Heading 2"/>
     <w:basedOn w:val="Normal"/>
     <w:next w:val="Normal"/>
@@ -3948,7 +3804,6 @@
     <w:semiHidden/>
     <w:unhideWhenUsed/>
     <w:qFormat/>
-    <w:rsid w:val="00ff62f0"/>
     <w:pPr>
       <w:pBdr>
         <w:bottom w:val="single" w:sz="8" w:space="1" w:color="BFBFBF"/>
@@ -3964,7 +3819,7 @@
       <w:sz w:val="22"/>
     </w:rPr>
   </w:style>
-  <w:style w:type="paragraph" w:styleId="Heading3">
+  <w:style w:type="paragraph" w:styleId="Titre3">
     <w:name w:val="Heading 3"/>
     <w:basedOn w:val="Normal"/>
     <w:next w:val="Normal"/>
@@ -3972,7 +3827,6 @@
     <w:semiHidden/>
     <w:unhideWhenUsed/>
     <w:qFormat/>
-    <w:rsid w:val="007d2fdc"/>
     <w:pPr>
       <w:keepNext w:val="true"/>
       <w:numPr>
@@ -3987,7 +3841,7 @@
       <w:u w:val="single"/>
     </w:rPr>
   </w:style>
-  <w:style w:type="paragraph" w:styleId="Heading4">
+  <w:style w:type="paragraph" w:styleId="Titre4">
     <w:name w:val="Heading 4"/>
     <w:basedOn w:val="Normal"/>
     <w:next w:val="Normal"/>
@@ -3995,7 +3849,6 @@
     <w:semiHidden/>
     <w:unhideWhenUsed/>
     <w:qFormat/>
-    <w:rsid w:val="007d2fdc"/>
     <w:pPr>
       <w:keepNext w:val="true"/>
       <w:numPr>
@@ -4009,7 +3862,7 @@
       <w:i/>
     </w:rPr>
   </w:style>
-  <w:style w:type="paragraph" w:styleId="Heading5">
+  <w:style w:type="paragraph" w:styleId="Titre5">
     <w:name w:val="Heading 5"/>
     <w:basedOn w:val="Normal"/>
     <w:next w:val="Normal"/>
@@ -4017,7 +3870,6 @@
     <w:semiHidden/>
     <w:unhideWhenUsed/>
     <w:qFormat/>
-    <w:rsid w:val="007d2fdc"/>
     <w:pPr>
       <w:keepNext w:val="true"/>
       <w:outlineLvl w:val="4"/>
@@ -4027,7 +3879,7 @@
       <w:i/>
     </w:rPr>
   </w:style>
-  <w:style w:type="paragraph" w:styleId="Heading6">
+  <w:style w:type="paragraph" w:styleId="Titre6">
     <w:name w:val="Heading 6"/>
     <w:basedOn w:val="Normal"/>
     <w:next w:val="Normal"/>
@@ -4059,13 +3911,11 @@
     <w:name w:val="page number"/>
     <w:basedOn w:val="DefaultParagraphFont"/>
     <w:qFormat/>
-    <w:rsid w:val="007d2fdc"/>
     <w:rPr/>
   </w:style>
   <w:style w:type="character" w:styleId="ARemplacer" w:customStyle="1">
     <w:name w:val="A Remplacer"/>
     <w:qFormat/>
-    <w:rsid w:val="007d2fdc"/>
     <w:rPr>
       <w:rFonts w:ascii="Arial" w:hAnsi="Arial"/>
       <w:i/>
@@ -4075,7 +3925,6 @@
     <w:name w:val="Corp de texte Car"/>
     <w:link w:val="Corpdetexte"/>
     <w:qFormat/>
-    <w:rsid w:val="00536260"/>
     <w:rPr>
       <w:rFonts w:ascii="Verdana" w:hAnsi="Verdana" w:cs="Arial"/>
       <w:sz w:val="24"/>
@@ -4086,7 +3935,6 @@
   <w:style w:type="character" w:styleId="CorpdetexteCarCar" w:customStyle="1">
     <w:name w:val="Corp de texte Car Car"/>
     <w:qFormat/>
-    <w:rsid w:val="00a65be3"/>
     <w:rPr>
       <w:rFonts w:ascii="Verdana" w:hAnsi="Verdana" w:cs="Arial"/>
       <w:sz w:val="24"/>
@@ -4097,16 +3945,14 @@
   <w:style w:type="character" w:styleId="Gras" w:customStyle="1">
     <w:name w:val="Gras"/>
     <w:qFormat/>
-    <w:rsid w:val="00d07c95"/>
     <w:rPr>
       <w:b/>
     </w:rPr>
   </w:style>
   <w:style w:type="character" w:styleId="TextedebullesCar" w:customStyle="1">
     <w:name w:val="Texte de bulles Car"/>
-    <w:link w:val="Textedebulles"/>
+    <w:link w:val="BalloonText"/>
     <w:qFormat/>
-    <w:rsid w:val="00893390"/>
     <w:rPr>
       <w:rFonts w:ascii="Tahoma" w:hAnsi="Tahoma" w:cs="Tahoma"/>
       <w:sz w:val="16"/>
@@ -4116,7 +3962,6 @@
   <w:style w:type="character" w:styleId="Annotationreference">
     <w:name w:val="annotation reference"/>
     <w:qFormat/>
-    <w:rsid w:val="00893390"/>
     <w:rPr>
       <w:sz w:val="16"/>
       <w:szCs w:val="16"/>
@@ -4125,16 +3970,14 @@
   <w:style w:type="character" w:styleId="CommentaireCar" w:customStyle="1">
     <w:name w:val="Commentaire Car"/>
     <w:basedOn w:val="DefaultParagraphFont"/>
-    <w:link w:val="Commentaire"/>
+    <w:link w:val="Annotationtext"/>
     <w:qFormat/>
-    <w:rsid w:val="00893390"/>
     <w:rPr/>
   </w:style>
   <w:style w:type="character" w:styleId="ObjetducommentaireCar" w:customStyle="1">
     <w:name w:val="Objet du commentaire Car"/>
-    <w:link w:val="Objetducommentaire"/>
+    <w:link w:val="Annotationsubject"/>
     <w:qFormat/>
-    <w:rsid w:val="00893390"/>
     <w:rPr>
       <w:b/>
       <w:bCs/>
@@ -4142,9 +3985,7 @@
   </w:style>
   <w:style w:type="character" w:styleId="PieddepageCar" w:customStyle="1">
     <w:name w:val="Pied de page Car"/>
-    <w:link w:val="Pieddepage"/>
     <w:qFormat/>
-    <w:rsid w:val="006f26ff"/>
     <w:rPr>
       <w:sz w:val="24"/>
       <w:lang w:eastAsia="fr-FR"/>
@@ -4154,7 +3995,6 @@
     <w:name w:val="DescriptionJEHs Char"/>
     <w:link w:val="DescriptionJEHs"/>
     <w:qFormat/>
-    <w:rsid w:val="00dd02f7"/>
     <w:rPr>
       <w:rFonts w:ascii="Arial" w:hAnsi="Arial" w:cs="Arial"/>
       <w:color w:val="000000"/>
@@ -4165,7 +4005,6 @@
     <w:name w:val="Titrephases Char"/>
     <w:link w:val="Titrephases"/>
     <w:qFormat/>
-    <w:rsid w:val="00dd02f7"/>
     <w:rPr>
       <w:rFonts w:ascii="Arial" w:hAnsi="Arial" w:cs="Arial"/>
       <w:b/>
@@ -4177,42 +4016,40 @@
     <w:name w:val="st"/>
     <w:basedOn w:val="DefaultParagraphFont"/>
     <w:qFormat/>
-    <w:rsid w:val="00a01690"/>
     <w:rPr/>
   </w:style>
-  <w:style w:type="paragraph" w:styleId="Heading">
-    <w:name w:val="Heading"/>
+  <w:style w:type="paragraph" w:styleId="Titre">
+    <w:name w:val="Titre"/>
     <w:basedOn w:val="Normal"/>
-    <w:next w:val="TextBody"/>
+    <w:next w:val="Corpsdetexte"/>
     <w:qFormat/>
     <w:pPr>
       <w:keepNext w:val="true"/>
       <w:spacing w:before="240" w:after="120"/>
     </w:pPr>
     <w:rPr>
-      <w:rFonts w:ascii="Liberation Sans" w:hAnsi="Liberation Sans" w:eastAsia="Noto Sans CJK SC" w:cs="Lohit Devanagari"/>
-      <w:sz w:val="28"/>
+      <w:rFonts w:ascii="Times New Roman" w:hAnsi="Times New Roman" w:eastAsia="Microsoft YaHei" w:cs="Arial"/>
+      <w:sz w:val="40"/>
       <w:szCs w:val="28"/>
     </w:rPr>
   </w:style>
-  <w:style w:type="paragraph" w:styleId="TextBody">
+  <w:style w:type="paragraph" w:styleId="Corpsdetexte">
     <w:name w:val="Body Text"/>
     <w:basedOn w:val="Normal"/>
-    <w:rsid w:val="007d2fdc"/>
     <w:pPr/>
     <w:rPr>
       <w:rFonts w:eastAsia="MS Mincho"/>
     </w:rPr>
   </w:style>
-  <w:style w:type="paragraph" w:styleId="List">
+  <w:style w:type="paragraph" w:styleId="Liste">
     <w:name w:val="List"/>
-    <w:basedOn w:val="TextBody"/>
+    <w:basedOn w:val="Corpsdetexte"/>
     <w:pPr/>
     <w:rPr>
       <w:rFonts w:cs="Lohit Devanagari"/>
     </w:rPr>
   </w:style>
-  <w:style w:type="paragraph" w:styleId="Caption">
+  <w:style w:type="paragraph" w:styleId="Lgende">
     <w:name w:val="Caption"/>
     <w:basedOn w:val="Normal"/>
     <w:qFormat/>
@@ -4221,7 +4058,7 @@
       <w:spacing w:before="120" w:after="120"/>
     </w:pPr>
     <w:rPr>
-      <w:rFonts w:cs="Lohit Devanagari"/>
+      <w:rFonts w:ascii="CMU Concrete" w:hAnsi="CMU Concrete" w:cs="Arial"/>
       <w:i/>
       <w:iCs/>
       <w:sz w:val="24"/>
@@ -4239,10 +4076,10 @@
       <w:rFonts w:cs="Lohit Devanagari"/>
     </w:rPr>
   </w:style>
-  <w:style w:type="paragraph" w:styleId="Title">
+  <w:style w:type="paragraph" w:styleId="Titreprincipal">
     <w:name w:val="Title"/>
     <w:basedOn w:val="Normal"/>
-    <w:next w:val="TextBody"/>
+    <w:next w:val="Corpsdetexte"/>
     <w:uiPriority w:val="10"/>
     <w:qFormat/>
     <w:pPr>
@@ -4256,7 +4093,7 @@
       <w:szCs w:val="72"/>
     </w:rPr>
   </w:style>
-  <w:style w:type="paragraph" w:styleId="Caption1">
+  <w:style w:type="paragraph" w:styleId="Caption">
     <w:name w:val="caption"/>
     <w:basedOn w:val="Normal"/>
     <w:qFormat/>
@@ -4272,11 +4109,10 @@
   </w:style>
   <w:style w:type="paragraph" w:styleId="Grandparagraphe" w:customStyle="1">
     <w:name w:val="Grand paragraphe"/>
-    <w:basedOn w:val="Heading1"/>
-    <w:next w:val="Heading2"/>
+    <w:basedOn w:val="Titre1"/>
+    <w:next w:val="Titre2"/>
     <w:autoRedefine/>
     <w:qFormat/>
-    <w:rsid w:val="007d2fdc"/>
     <w:pPr/>
     <w:rPr>
       <w:rFonts w:ascii="Times New Roman" w:hAnsi="Times New Roman"/>
@@ -4290,7 +4126,6 @@
     <w:basedOn w:val="Normal"/>
     <w:autoRedefine/>
     <w:qFormat/>
-    <w:rsid w:val="007d2fdc"/>
     <w:pPr>
       <w:tabs>
         <w:tab w:val="left" w:pos="720" w:leader="none"/>
@@ -4303,7 +4138,6 @@
     <w:name w:val="Body Text 2"/>
     <w:basedOn w:val="Normal"/>
     <w:qFormat/>
-    <w:rsid w:val="007d2fdc"/>
     <w:pPr/>
     <w:rPr>
       <w:sz w:val="22"/>
@@ -4313,7 +4147,6 @@
     <w:name w:val="Body Text 21"/>
     <w:basedOn w:val="Normal"/>
     <w:qFormat/>
-    <w:rsid w:val="007d2fdc"/>
     <w:pPr>
       <w:ind w:firstLine="360"/>
       <w:textAlignment w:val="baseline"/>
@@ -4327,17 +4160,9 @@
     <w:pPr/>
     <w:rPr/>
   </w:style>
-  <w:style w:type="paragraph" w:styleId="HeaderandFooter">
-    <w:name w:val="Header and Footer"/>
-    <w:basedOn w:val="Normal"/>
-    <w:qFormat/>
-    <w:pPr/>
-    <w:rPr/>
-  </w:style>
-  <w:style w:type="paragraph" w:styleId="Header">
+  <w:style w:type="paragraph" w:styleId="Entte">
     <w:name w:val="Header"/>
     <w:basedOn w:val="Normal"/>
-    <w:rsid w:val="007d2fdc"/>
     <w:pPr>
       <w:tabs>
         <w:tab w:val="clear" w:pos="720"/>
@@ -4347,11 +4172,10 @@
     </w:pPr>
     <w:rPr/>
   </w:style>
-  <w:style w:type="paragraph" w:styleId="Footer">
+  <w:style w:type="paragraph" w:styleId="Pieddepage">
     <w:name w:val="Footer"/>
     <w:basedOn w:val="Normal"/>
     <w:link w:val="PieddepageCar"/>
-    <w:rsid w:val="007d2fdc"/>
     <w:pPr>
       <w:tabs>
         <w:tab w:val="clear" w:pos="720"/>
@@ -4365,7 +4189,6 @@
     <w:name w:val="Body Text 3"/>
     <w:basedOn w:val="Normal"/>
     <w:qFormat/>
-    <w:rsid w:val="007d2fdc"/>
     <w:pPr/>
     <w:rPr>
       <w:rFonts w:ascii="Garamond" w:hAnsi="Garamond"/>
@@ -4378,9 +4201,8 @@
     <w:name w:val="Normal (Web)"/>
     <w:basedOn w:val="Normal"/>
     <w:qFormat/>
-    <w:rsid w:val="00bc2d2b"/>
     <w:pPr>
-      <w:spacing w:beforeAutospacing="1" w:afterAutospacing="1"/>
+      <w:spacing w:before="280" w:after="280"/>
       <w:jc w:val="left"/>
     </w:pPr>
     <w:rPr/>
@@ -4390,7 +4212,6 @@
     <w:basedOn w:val="Normal"/>
     <w:link w:val="CorpdetexteCar"/>
     <w:qFormat/>
-    <w:rsid w:val="00536260"/>
     <w:pPr>
       <w:spacing w:before="0" w:after="120"/>
     </w:pPr>
@@ -4403,7 +4224,6 @@
     <w:basedOn w:val="Normal"/>
     <w:link w:val="TextedebullesCar"/>
     <w:qFormat/>
-    <w:rsid w:val="00893390"/>
     <w:pPr/>
     <w:rPr>
       <w:rFonts w:ascii="Tahoma" w:hAnsi="Tahoma"/>
@@ -4416,7 +4236,6 @@
     <w:basedOn w:val="Normal"/>
     <w:link w:val="CommentaireCar"/>
     <w:qFormat/>
-    <w:rsid w:val="00893390"/>
     <w:pPr/>
     <w:rPr>
       <w:sz w:val="20"/>
@@ -4428,7 +4247,6 @@
     <w:next w:val="Annotationtext"/>
     <w:link w:val="ObjetducommentaireCar"/>
     <w:qFormat/>
-    <w:rsid w:val="00893390"/>
     <w:pPr/>
     <w:rPr>
       <w:b/>
@@ -4440,7 +4258,6 @@
     <w:basedOn w:val="Normal"/>
     <w:link w:val="DescriptionJEHsChar"/>
     <w:qFormat/>
-    <w:rsid w:val="00dd02f7"/>
     <w:pPr>
       <w:tabs>
         <w:tab w:val="left" w:pos="720" w:leader="none"/>
@@ -4458,7 +4275,6 @@
     <w:basedOn w:val="Normal"/>
     <w:link w:val="TitrephasesChar"/>
     <w:qFormat/>
-    <w:rsid w:val="00dd02f7"/>
     <w:pPr>
       <w:spacing w:before="240" w:after="0"/>
     </w:pPr>
@@ -4473,7 +4289,6 @@
     <w:name w:val="List Paragraph"/>
     <w:basedOn w:val="Normal"/>
     <w:qFormat/>
-    <w:rsid w:val="004355fa"/>
     <w:pPr>
       <w:spacing w:before="0" w:after="0"/>
       <w:ind w:left="720" w:hanging="0"/>
@@ -4481,7 +4296,7 @@
     </w:pPr>
     <w:rPr/>
   </w:style>
-  <w:style w:type="paragraph" w:styleId="Subtitle">
+  <w:style w:type="paragraph" w:styleId="Soustitre">
     <w:name w:val="Subtitle"/>
     <w:basedOn w:val="Normal"/>
     <w:next w:val="Normal"/>
@@ -4528,6 +4343,7 @@
     <w:pPr>
       <w:widowControl/>
       <w:suppressAutoHyphens w:val="true"/>
+      <w:overflowPunct w:val="true"/>
       <w:bidi w:val="0"/>
       <w:spacing w:lineRule="auto" w:line="276" w:before="0" w:after="200"/>
       <w:jc w:val="left"/>
@@ -4541,6 +4357,25 @@
       <w:lang w:val="fr-FR" w:eastAsia="fr-FR" w:bidi="ar-SA"/>
     </w:rPr>
   </w:style>
+  <w:style w:type="paragraph" w:styleId="LOnormal1" w:customStyle="1">
+    <w:name w:val="LO-normal1"/>
+    <w:qFormat/>
+    <w:pPr>
+      <w:widowControl/>
+      <w:suppressAutoHyphens w:val="true"/>
+      <w:bidi w:val="0"/>
+      <w:spacing w:lineRule="auto" w:line="276" w:before="0" w:after="200"/>
+      <w:jc w:val="left"/>
+    </w:pPr>
+    <w:rPr>
+      <w:rFonts w:ascii="Times New Roman" w:hAnsi="Times New Roman" w:eastAsia="Times New Roman" w:cs="Times New Roman"/>
+      <w:color w:val="auto"/>
+      <w:kern w:val="0"/>
+      <w:sz w:val="20"/>
+      <w:szCs w:val="24"/>
+      <w:lang w:val="fr-FR" w:eastAsia="fr-FR" w:bidi="ar-SA"/>
+    </w:rPr>
+  </w:style>
   <w:style w:type="numbering" w:styleId="NoList" w:default="1">
     <w:name w:val="No List"/>
     <w:uiPriority w:val="99"/>
@@ -4554,7 +4389,6 @@
     <w:semiHidden/>
     <w:unhideWhenUsed/>
     <w:tblPr>
-      <w:tblInd w:w="0" w:type="dxa"/>
       <w:tblCellMar>
         <w:top w:w="0" w:type="dxa"/>
         <w:left w:w="108" w:type="dxa"/>
@@ -4563,46 +4397,13 @@
       </w:tblCellMar>
     </w:tblPr>
   </w:style>
-  <w:style w:type="table" w:customStyle="1" w:styleId="TableNormal">
-    <w:name w:val="Table Normal"/>
-    <w:tblPr>
-      <w:tblCellMar>
-        <w:top w:w="0" w:type="dxa"/>
-        <w:left w:w="0" w:type="dxa"/>
-        <w:bottom w:w="0" w:type="dxa"/>
-        <w:right w:w="0" w:type="dxa"/>
-      </w:tblCellMar>
-    </w:tblPr>
-  </w:style>
-  <w:style w:type="table" w:customStyle="1" w:styleId="TableNormal0">
-    <w:name w:val="Table Normal"/>
-    <w:tblPr>
-      <w:tblCellMar>
-        <w:top w:w="0" w:type="dxa"/>
-        <w:left w:w="0" w:type="dxa"/>
-        <w:bottom w:w="0" w:type="dxa"/>
-        <w:right w:w="0" w:type="dxa"/>
-      </w:tblCellMar>
-    </w:tblPr>
-  </w:style>
-  <w:style w:type="table" w:customStyle="1" w:styleId="TableNormal1">
-    <w:name w:val="Table Normal"/>
-    <w:tblPr>
-      <w:tblCellMar>
-        <w:top w:w="0" w:type="dxa"/>
-        <w:left w:w="0" w:type="dxa"/>
-        <w:bottom w:w="0" w:type="dxa"/>
-        <w:right w:w="0" w:type="dxa"/>
-      </w:tblCellMar>
-    </w:tblPr>
-  </w:style>
 </w:styles>
 </file>
 
 <file path=word/theme/theme1.xml><?xml version="1.0" encoding="utf-8"?>
 <a:theme xmlns:a="http://schemas.openxmlformats.org/drawingml/2006/main" name="Thème Office">
   <a:themeElements>
-    <a:clrScheme name="Bureau">
+    <a:clrScheme name="Office">
       <a:dk1>
         <a:sysClr val="windowText" lastClr="000000"/>
       </a:dk1>
@@ -4610,44 +4411,44 @@
         <a:sysClr val="window" lastClr="FFFFFF"/>
       </a:lt1>
       <a:dk2>
-        <a:srgbClr val="1F497D"/>
+        <a:srgbClr val="44546A"/>
       </a:dk2>
       <a:lt2>
-        <a:srgbClr val="EEECE1"/>
+        <a:srgbClr val="E7E6E6"/>
       </a:lt2>
       <a:accent1>
-        <a:srgbClr val="4F81BD"/>
+        <a:srgbClr val="4472C4"/>
       </a:accent1>
       <a:accent2>
-        <a:srgbClr val="C0504D"/>
+        <a:srgbClr val="ED7D31"/>
       </a:accent2>
       <a:accent3>
-        <a:srgbClr val="9BBB59"/>
+        <a:srgbClr val="A5A5A5"/>
       </a:accent3>
       <a:accent4>
-        <a:srgbClr val="8064A2"/>
+        <a:srgbClr val="FFC000"/>
       </a:accent4>
       <a:accent5>
-        <a:srgbClr val="4BACC6"/>
+        <a:srgbClr val="5B9BD5"/>
       </a:accent5>
       <a:accent6>
-        <a:srgbClr val="F79646"/>
+        <a:srgbClr val="70AD47"/>
       </a:accent6>
       <a:hlink>
-        <a:srgbClr val="0000FF"/>
+        <a:srgbClr val="0563C1"/>
       </a:hlink>
       <a:folHlink>
-        <a:srgbClr val="800080"/>
+        <a:srgbClr val="954F72"/>
       </a:folHlink>
     </a:clrScheme>
-    <a:fontScheme name="Bureau">
+    <a:fontScheme name="Office">
       <a:majorFont>
-        <a:latin typeface="Calibri"/>
+        <a:latin typeface="Calibri Light" panose="020F0302020204030204"/>
         <a:ea typeface=""/>
         <a:cs typeface=""/>
-        <a:font script="Jpan" typeface="ＭＳ ゴシック"/>
+        <a:font script="Jpan" typeface="游ゴシック Light"/>
         <a:font script="Hang" typeface="맑은 고딕"/>
-        <a:font script="Hans" typeface="宋体"/>
+        <a:font script="Hans" typeface="等线 Light"/>
         <a:font script="Hant" typeface="新細明體"/>
         <a:font script="Arab" typeface="Times New Roman"/>
         <a:font script="Hebr" typeface="Times New Roman"/>
@@ -4675,14 +4476,31 @@
         <a:font script="Viet" typeface="Times New Roman"/>
         <a:font script="Uigh" typeface="Microsoft Uighur"/>
         <a:font script="Geor" typeface="Sylfaen"/>
+        <a:font script="Armn" typeface="Arial"/>
+        <a:font script="Bugi" typeface="Leelawadee UI"/>
+        <a:font script="Bopo" typeface="Microsoft JhengHei"/>
+        <a:font script="Java" typeface="Javanese Text"/>
+        <a:font script="Lisu" typeface="Segoe UI"/>
+        <a:font script="Mymr" typeface="Myanmar Text"/>
+        <a:font script="Nkoo" typeface="Ebrima"/>
+        <a:font script="Olck" typeface="Nirmala UI"/>
+        <a:font script="Osma" typeface="Ebrima"/>
+        <a:font script="Phag" typeface="Phagspa"/>
+        <a:font script="Syrn" typeface="Estrangelo Edessa"/>
+        <a:font script="Syrj" typeface="Estrangelo Edessa"/>
+        <a:font script="Syre" typeface="Estrangelo Edessa"/>
+        <a:font script="Sora" typeface="Nirmala UI"/>
+        <a:font script="Tale" typeface="Microsoft Tai Le"/>
+        <a:font script="Talu" typeface="Microsoft New Tai Lue"/>
+        <a:font script="Tfng" typeface="Ebrima"/>
       </a:majorFont>
       <a:minorFont>
-        <a:latin typeface="Cambria"/>
+        <a:latin typeface="Calibri" panose="020F0502020204030204"/>
         <a:ea typeface=""/>
         <a:cs typeface=""/>
-        <a:font script="Jpan" typeface="ＭＳ 明朝"/>
+        <a:font script="Jpan" typeface="游明朝"/>
         <a:font script="Hang" typeface="맑은 고딕"/>
-        <a:font script="Hans" typeface="宋体"/>
+        <a:font script="Hans" typeface="等线"/>
         <a:font script="Hant" typeface="新細明體"/>
         <a:font script="Arab" typeface="Arial"/>
         <a:font script="Hebr" typeface="Arial"/>
@@ -4710,9 +4528,26 @@
         <a:font script="Viet" typeface="Arial"/>
         <a:font script="Uigh" typeface="Microsoft Uighur"/>
         <a:font script="Geor" typeface="Sylfaen"/>
+        <a:font script="Armn" typeface="Arial"/>
+        <a:font script="Bugi" typeface="Leelawadee UI"/>
+        <a:font script="Bopo" typeface="Microsoft JhengHei"/>
+        <a:font script="Java" typeface="Javanese Text"/>
+        <a:font script="Lisu" typeface="Segoe UI"/>
+        <a:font script="Mymr" typeface="Myanmar Text"/>
+        <a:font script="Nkoo" typeface="Ebrima"/>
+        <a:font script="Olck" typeface="Nirmala UI"/>
+        <a:font script="Osma" typeface="Ebrima"/>
+        <a:font script="Phag" typeface="Phagspa"/>
+        <a:font script="Syrn" typeface="Estrangelo Edessa"/>
+        <a:font script="Syrj" typeface="Estrangelo Edessa"/>
+        <a:font script="Syre" typeface="Estrangelo Edessa"/>
+        <a:font script="Sora" typeface="Nirmala UI"/>
+        <a:font script="Tale" typeface="Microsoft Tai Le"/>
+        <a:font script="Talu" typeface="Microsoft New Tai Lue"/>
+        <a:font script="Tfng" typeface="Ebrima"/>
       </a:minorFont>
     </a:fontScheme>
-    <a:fmtScheme name="Bureau">
+    <a:fmtScheme name="Office">
       <a:fillStyleLst>
         <a:solidFill>
           <a:schemeClr val="phClr"/>
@@ -4721,227 +4556,141 @@
           <a:gsLst>
             <a:gs pos="0">
               <a:schemeClr val="phClr">
-                <a:tint val="50000"/>
-                <a:satMod val="300000"/>
+                <a:lumMod val="110000"/>
+                <a:satMod val="105000"/>
+                <a:tint val="67000"/>
               </a:schemeClr>
             </a:gs>
-            <a:gs pos="35000">
+            <a:gs pos="50000">
               <a:schemeClr val="phClr">
-                <a:tint val="37000"/>
-                <a:satMod val="300000"/>
+                <a:lumMod val="105000"/>
+                <a:satMod val="103000"/>
+                <a:tint val="73000"/>
               </a:schemeClr>
             </a:gs>
             <a:gs pos="100000">
               <a:schemeClr val="phClr">
-                <a:tint val="15000"/>
-                <a:satMod val="350000"/>
+                <a:lumMod val="105000"/>
+                <a:satMod val="109000"/>
+                <a:tint val="81000"/>
               </a:schemeClr>
             </a:gs>
           </a:gsLst>
-          <a:lin ang="16200000" scaled="1"/>
+          <a:lin ang="5400000" scaled="0"/>
         </a:gradFill>
         <a:gradFill rotWithShape="1">
           <a:gsLst>
             <a:gs pos="0">
               <a:schemeClr val="phClr">
-                <a:tint val="100000"/>
+                <a:satMod val="103000"/>
+                <a:lumMod val="102000"/>
+                <a:tint val="94000"/>
+              </a:schemeClr>
+            </a:gs>
+            <a:gs pos="50000">
+              <a:schemeClr val="phClr">
+                <a:satMod val="110000"/>
+                <a:lumMod val="100000"/>
                 <a:shade val="100000"/>
-                <a:satMod val="130000"/>
               </a:schemeClr>
             </a:gs>
             <a:gs pos="100000">
               <a:schemeClr val="phClr">
-                <a:tint val="50000"/>
-                <a:shade val="100000"/>
-                <a:satMod val="350000"/>
+                <a:lumMod val="99000"/>
+                <a:satMod val="120000"/>
+                <a:shade val="78000"/>
               </a:schemeClr>
             </a:gs>
           </a:gsLst>
-          <a:lin ang="16200000" scaled="0"/>
+          <a:lin ang="5400000" scaled="0"/>
         </a:gradFill>
       </a:fillStyleLst>
       <a:lnStyleLst>
-        <a:ln w="9525" cap="flat" cmpd="sng" algn="ctr">
-          <a:solidFill>
-            <a:schemeClr val="phClr">
-              <a:shade val="95000"/>
-              <a:satMod val="105000"/>
-            </a:schemeClr>
-          </a:solidFill>
-          <a:prstDash val="solid"/>
-        </a:ln>
-        <a:ln w="25400" cap="flat" cmpd="sng" algn="ctr">
+        <a:ln w="6350" cap="flat" cmpd="sng" algn="ctr">
           <a:solidFill>
             <a:schemeClr val="phClr"/>
           </a:solidFill>
           <a:prstDash val="solid"/>
+          <a:miter lim="800000"/>
         </a:ln>
-        <a:ln w="38100" cap="flat" cmpd="sng" algn="ctr">
+        <a:ln w="12700" cap="flat" cmpd="sng" algn="ctr">
           <a:solidFill>
             <a:schemeClr val="phClr"/>
           </a:solidFill>
           <a:prstDash val="solid"/>
+          <a:miter lim="800000"/>
+        </a:ln>
+        <a:ln w="19050" cap="flat" cmpd="sng" algn="ctr">
+          <a:solidFill>
+            <a:schemeClr val="phClr"/>
+          </a:solidFill>
+          <a:prstDash val="solid"/>
+          <a:miter lim="800000"/>
         </a:ln>
       </a:lnStyleLst>
       <a:effectStyleLst>
         <a:effectStyle>
+          <a:effectLst/>
+        </a:effectStyle>
+        <a:effectStyle>
+          <a:effectLst/>
+        </a:effectStyle>
+        <a:effectStyle>
           <a:effectLst>
-            <a:outerShdw blurRad="40000" dist="20000" dir="5400000" rotWithShape="0">
+            <a:outerShdw blurRad="57150" dist="19050" dir="5400000" algn="ctr" rotWithShape="0">
               <a:srgbClr val="000000">
-                <a:alpha val="38000"/>
+                <a:alpha val="63000"/>
               </a:srgbClr>
             </a:outerShdw>
           </a:effectLst>
-        </a:effectStyle>
-        <a:effectStyle>
-          <a:effectLst>
-            <a:outerShdw blurRad="40000" dist="23000" dir="5400000" rotWithShape="0">
-              <a:srgbClr val="000000">
-                <a:alpha val="35000"/>
-              </a:srgbClr>
-            </a:outerShdw>
-          </a:effectLst>
-        </a:effectStyle>
-        <a:effectStyle>
-          <a:effectLst>
-            <a:outerShdw blurRad="40000" dist="23000" dir="5400000" rotWithShape="0">
-              <a:srgbClr val="000000">
-                <a:alpha val="35000"/>
-              </a:srgbClr>
-            </a:outerShdw>
-          </a:effectLst>
-          <a:scene3d>
-            <a:camera prst="orthographicFront">
-              <a:rot lat="0" lon="0" rev="0"/>
-            </a:camera>
-            <a:lightRig rig="threePt" dir="t">
-              <a:rot lat="0" lon="0" rev="1200000"/>
-            </a:lightRig>
-          </a:scene3d>
-          <a:sp3d>
-            <a:bevelT w="63500" h="25400"/>
-          </a:sp3d>
         </a:effectStyle>
       </a:effectStyleLst>
       <a:bgFillStyleLst>
         <a:solidFill>
           <a:schemeClr val="phClr"/>
         </a:solidFill>
+        <a:solidFill>
+          <a:schemeClr val="phClr">
+            <a:tint val="95000"/>
+            <a:satMod val="170000"/>
+          </a:schemeClr>
+        </a:solidFill>
         <a:gradFill rotWithShape="1">
           <a:gsLst>
             <a:gs pos="0">
               <a:schemeClr val="phClr">
-                <a:tint val="40000"/>
-                <a:satMod val="350000"/>
+                <a:tint val="93000"/>
+                <a:satMod val="150000"/>
+                <a:shade val="98000"/>
+                <a:lumMod val="102000"/>
               </a:schemeClr>
             </a:gs>
-            <a:gs pos="40000">
+            <a:gs pos="50000">
               <a:schemeClr val="phClr">
-                <a:tint val="45000"/>
-                <a:shade val="99000"/>
-                <a:satMod val="350000"/>
+                <a:tint val="98000"/>
+                <a:satMod val="130000"/>
+                <a:shade val="90000"/>
+                <a:lumMod val="103000"/>
               </a:schemeClr>
             </a:gs>
             <a:gs pos="100000">
               <a:schemeClr val="phClr">
-                <a:shade val="20000"/>
-                <a:satMod val="255000"/>
+                <a:shade val="63000"/>
+                <a:satMod val="120000"/>
               </a:schemeClr>
             </a:gs>
           </a:gsLst>
-          <a:path path="circle">
-            <a:fillToRect l="50000" t="-80000" r="50000" b="180000"/>
-          </a:path>
-        </a:gradFill>
-        <a:gradFill rotWithShape="1">
-          <a:gsLst>
-            <a:gs pos="0">
-              <a:schemeClr val="phClr">
-                <a:tint val="80000"/>
-                <a:satMod val="300000"/>
-              </a:schemeClr>
-            </a:gs>
-            <a:gs pos="100000">
-              <a:schemeClr val="phClr">
-                <a:shade val="30000"/>
-                <a:satMod val="200000"/>
-              </a:schemeClr>
-            </a:gs>
-          </a:gsLst>
-          <a:path path="circle">
-            <a:fillToRect l="50000" t="50000" r="50000" b="50000"/>
-          </a:path>
+          <a:lin ang="5400000" scaled="0"/>
         </a:gradFill>
       </a:bgFillStyleLst>
     </a:fmtScheme>
   </a:themeElements>
-  <a:objectDefaults>
-    <a:spDef>
-      <a:spPr/>
-      <a:bodyPr/>
-      <a:lstStyle/>
-      <a:style>
-        <a:lnRef idx="1">
-          <a:schemeClr val="accent1"/>
-        </a:lnRef>
-        <a:fillRef idx="3">
-          <a:schemeClr val="accent1"/>
-        </a:fillRef>
-        <a:effectRef idx="2">
-          <a:schemeClr val="accent1"/>
-        </a:effectRef>
-        <a:fontRef idx="minor">
-          <a:schemeClr val="lt1"/>
-        </a:fontRef>
-      </a:style>
-    </a:spDef>
-    <a:lnDef>
-      <a:spPr/>
-      <a:bodyPr/>
-      <a:lstStyle/>
-      <a:style>
-        <a:lnRef idx="2">
-          <a:schemeClr val="accent1"/>
-        </a:lnRef>
-        <a:fillRef idx="0">
-          <a:schemeClr val="accent1"/>
-        </a:fillRef>
-        <a:effectRef idx="1">
-          <a:schemeClr val="accent1"/>
-        </a:effectRef>
-        <a:fontRef idx="minor">
-          <a:schemeClr val="tx1"/>
-        </a:fontRef>
-      </a:style>
-    </a:lnDef>
-  </a:objectDefaults>
+  <a:objectDefaults/>
   <a:extraClrSchemeLst/>
+  <a:extLst>
+    <a:ext uri="{05A4C25C-085E-4340-85A3-A5531E510DB2}">
+      <thm15:themeFamily xmlns:thm15="http://schemas.microsoft.com/office/thememl/2012/main" name="Office Theme" id="{62F939B6-93AF-4DB8-9C6B-D6C7DFDC589F}" vid="{4A3C46E8-61CC-4603-A589-7422A47A8E4A}"/>
+    </a:ext>
+  </a:extLst>
 </a:theme>
-</file>
-
-<file path=customXml/item1.xml><?xml version="1.0" encoding="utf-8"?>
-<b:Sources xmlns:b="http://schemas.openxmlformats.org/officeDocument/2006/bibliography" xmlns="http://schemas.openxmlformats.org/officeDocument/2006/bibliography" SelectedStyle="\APASixthEditionOfficeOnline.xsl" StyleName="APA" Version="6"/>
-</file>
-
-<file path=customXml/item2.xml><?xml version="1.0" encoding="utf-8"?>
-<go:gDocsCustomXmlDataStorage xmlns:go="http://customooxmlschemas.google.com/" xmlns:r="http://schemas.openxmlformats.org/officeDocument/2006/relationships">
-  <go:docsCustomData roundtripDataSignature="AMtx7mj7HBiwfSrQ5R6YePB4HnUiAHPePg==">AMUW2mXJTpWoH1YGsVqQOY1aB2gKqTw7FqkrJsrgUTPlHIpW/BTcnX+ik+Puqe0edRdNjRckXTu1AlDM6Ja+EIWb9nPA/zu64taBlv+HHqO5D3r/ACOFGPZAUJmzz6J+YhMlpsjDeaZG</go:docsCustomData>
-</go:gDocsCustomXmlDataStorage>
-</file>
-
-<file path=customXml/itemProps1.xml><?xml version="1.0" encoding="utf-8"?>
-<ds:datastoreItem xmlns:ds="http://schemas.openxmlformats.org/officeDocument/2006/customXml" ds:itemID="{CAFA1AF7-15FC-4C63-8BF2-90B68EE68C3C}">
-  <ds:schemaRefs>
-    <ds:schemaRef ds:uri="http://schemas.openxmlformats.org/officeDocument/2006/bibliography"/>
-  </ds:schemaRefs>
-</ds:datastoreItem>
-</file>
-
-<file path=customXml/itemProps2.xml><?xml version="1.0" encoding="utf-8"?>
-<ds:datastoreItem xmlns:ds="http://schemas.openxmlformats.org/officeDocument/2006/customXml" ds:itemID="{11111111-1234-1234-1234-123412341234}">
-  <ds:schemaRefs>
-    <ds:schemaRef ds:uri="http://customooxmlschemas.google.com/"/>
-    <ds:schemaRef ds:uri="http://schemas.openxmlformats.org/officeDocument/2006/relationships"/>
-  </ds:schemaRefs>
-</ds:datastoreItem>
 </file>